--- a/docs/InterfaceDesignDescription.docx
+++ b/docs/InterfaceDesignDescription.docx
@@ -8,7 +8,7 @@
         <w:jc w:val="center"/>
       </w:pPr>
       <w:r>
-        <w:t>7. Interface Design Description</w:t>
+        <w:t>Interface Design Description</w:t>
       </w:r>
     </w:p>
     <w:p>
@@ -16,191 +16,297 @@
         <w:pStyle w:val="Heading2"/>
       </w:pPr>
       <w:r>
-        <w:t>7.1 Introduction</w:t>
+        <w:t>Library Management System</w:t>
       </w:r>
     </w:p>
     <w:p>
+      <w:pPr>
+        <w:spacing w:after="0"/>
+      </w:pPr>
       <w:r>
-        <w:t xml:space="preserve">The Library Management System is a web-based application developed using Python Flask and SQLite database. The system provides an easy-to-use interface for librarians and readers to manage books and </w:t>
-      </w:r>
-      <w:r>
-        <w:t>borrowing activities.</w:t>
-      </w:r>
-      <w:r>
-        <w:br/>
-      </w:r>
-      <w:r>
-        <w:br/>
-        <w:t>Technologies Used:</w:t>
-      </w:r>
-      <w:r>
-        <w:br/>
-        <w:t>• Backend: Python Flask</w:t>
-      </w:r>
-      <w:r>
-        <w:br/>
-        <w:t>• Database: SQLite</w:t>
-      </w:r>
-      <w:r>
-        <w:br/>
-        <w:t>• Frontend: HTML5, Tailwind CSS, JavaScript</w:t>
-      </w:r>
-      <w:r>
-        <w:br/>
-        <w:t>• Animation Library: GSAP</w:t>
-      </w:r>
-      <w:r>
-        <w:br/>
-        <w:t>• Version Control: Git and GitHub</w:t>
+        <w:pict w14:anchorId="158576F1">
+          <v:rect id="_x0000_i1025" style="width:0;height:1.5pt" o:hralign="center" o:hrstd="t" o:hr="t" fillcolor="#a0a0a0" stroked="f"/>
+        </w:pict>
       </w:r>
     </w:p>
     <w:p>
       <w:pPr>
-        <w:pStyle w:val="Heading2"/>
+        <w:pStyle w:val="Heading1"/>
       </w:pPr>
       <w:r>
-        <w:t>7.2 Login Interface</w:t>
+        <w:t>1. Login Interface</w:t>
       </w:r>
     </w:p>
     <w:p>
+      <w:pPr>
+        <w:pStyle w:val="Heading2"/>
+      </w:pPr>
       <w:r>
-        <w:t>Purpose:</w:t>
-      </w:r>
-      <w:r>
-        <w:br/>
-        <w:t>Allow users to authenticate before acc</w:t>
-      </w:r>
-      <w:r>
-        <w:t>essing the system.</w:t>
-      </w:r>
-      <w:r>
-        <w:br/>
-      </w:r>
-      <w:r>
-        <w:br/>
-        <w:t>Components:</w:t>
-      </w:r>
-      <w:r>
-        <w:br/>
-        <w:t>• Username Field – Enter username</w:t>
-      </w:r>
-      <w:r>
-        <w:br/>
-        <w:t>• Password Field – Enter password</w:t>
-      </w:r>
-      <w:r>
-        <w:br/>
-        <w:t>• Login Button – Submit login information</w:t>
-      </w:r>
-      <w:r>
-        <w:br/>
-        <w:t>• Error Message – Display invalid login message</w:t>
-      </w:r>
-      <w:r>
-        <w:br/>
-      </w:r>
-      <w:r>
-        <w:br/>
+        <w:t>Purpose</w:t>
       </w:r>
     </w:p>
-    <w:p/>
-    <w:p/>
-    <w:p/>
-    <w:p/>
-    <w:p/>
-    <w:p/>
-    <w:p/>
-    <w:p/>
-    <w:p/>
-    <w:p/>
     <w:p>
+      <w:pPr>
+        <w:pStyle w:val="NormalWeb"/>
+      </w:pPr>
       <w:r>
-        <w:lastRenderedPageBreak/>
-        <w:t>Interface Layout:</w:t>
+        <w:t>The Login page allows users to access the Library Management System using a valid username and password.</w:t>
       </w:r>
+    </w:p>
+    <w:p>
+      <w:pPr>
+        <w:pStyle w:val="Heading2"/>
+      </w:pPr>
       <w:r>
-        <w:br/>
-        <w:t>+------------------------------</w:t>
+        <w:t>Components</w:t>
       </w:r>
+    </w:p>
+    <w:tbl>
+      <w:tblPr>
+        <w:tblW w:w="0" w:type="auto"/>
+        <w:tblCellSpacing w:w="15" w:type="dxa"/>
+        <w:tblCellMar>
+          <w:top w:w="15" w:type="dxa"/>
+          <w:left w:w="15" w:type="dxa"/>
+          <w:bottom w:w="15" w:type="dxa"/>
+          <w:right w:w="15" w:type="dxa"/>
+        </w:tblCellMar>
+        <w:tblLook w:val="04A0" w:firstRow="1" w:lastRow="0" w:firstColumn="1" w:lastColumn="0" w:noHBand="0" w:noVBand="1"/>
+      </w:tblPr>
+      <w:tblGrid>
+        <w:gridCol w:w="1842"/>
+        <w:gridCol w:w="3880"/>
+      </w:tblGrid>
+      <w:tr>
+        <w:trPr>
+          <w:tblHeader/>
+          <w:tblCellSpacing w:w="15" w:type="dxa"/>
+        </w:trPr>
+        <w:tc>
+          <w:tcPr>
+            <w:tcW w:w="0" w:type="auto"/>
+            <w:vAlign w:val="center"/>
+            <w:hideMark/>
+          </w:tcPr>
+          <w:p>
+            <w:pPr>
+              <w:rPr>
+                <w:b/>
+                <w:bCs/>
+              </w:rPr>
+            </w:pPr>
+            <w:r>
+              <w:rPr>
+                <w:b/>
+                <w:bCs/>
+              </w:rPr>
+              <w:t>Component</w:t>
+            </w:r>
+          </w:p>
+        </w:tc>
+        <w:tc>
+          <w:tcPr>
+            <w:tcW w:w="0" w:type="auto"/>
+            <w:vAlign w:val="center"/>
+            <w:hideMark/>
+          </w:tcPr>
+          <w:p>
+            <w:pPr>
+              <w:rPr>
+                <w:b/>
+                <w:bCs/>
+              </w:rPr>
+            </w:pPr>
+            <w:r>
+              <w:rPr>
+                <w:b/>
+                <w:bCs/>
+              </w:rPr>
+              <w:tab/>
+            </w:r>
+            <w:r>
+              <w:rPr>
+                <w:b/>
+                <w:bCs/>
+              </w:rPr>
+              <w:t>Description</w:t>
+            </w:r>
+          </w:p>
+        </w:tc>
+      </w:tr>
+      <w:tr>
+        <w:trPr>
+          <w:tblCellSpacing w:w="15" w:type="dxa"/>
+        </w:trPr>
+        <w:tc>
+          <w:tcPr>
+            <w:tcW w:w="0" w:type="auto"/>
+            <w:vAlign w:val="center"/>
+            <w:hideMark/>
+          </w:tcPr>
+          <w:p>
+            <w:r>
+              <w:t>Username Textbox</w:t>
+            </w:r>
+          </w:p>
+        </w:tc>
+        <w:tc>
+          <w:tcPr>
+            <w:tcW w:w="0" w:type="auto"/>
+            <w:vAlign w:val="center"/>
+            <w:hideMark/>
+          </w:tcPr>
+          <w:p>
+            <w:r>
+              <w:tab/>
+            </w:r>
+            <w:r>
+              <w:t>Enter username</w:t>
+            </w:r>
+          </w:p>
+        </w:tc>
+      </w:tr>
+      <w:tr>
+        <w:trPr>
+          <w:tblCellSpacing w:w="15" w:type="dxa"/>
+        </w:trPr>
+        <w:tc>
+          <w:tcPr>
+            <w:tcW w:w="0" w:type="auto"/>
+            <w:vAlign w:val="center"/>
+            <w:hideMark/>
+          </w:tcPr>
+          <w:p>
+            <w:r>
+              <w:t>Password Textbox</w:t>
+            </w:r>
+          </w:p>
+        </w:tc>
+        <w:tc>
+          <w:tcPr>
+            <w:tcW w:w="0" w:type="auto"/>
+            <w:vAlign w:val="center"/>
+            <w:hideMark/>
+          </w:tcPr>
+          <w:p>
+            <w:r>
+              <w:tab/>
+            </w:r>
+            <w:r>
+              <w:t>Enter password</w:t>
+            </w:r>
+          </w:p>
+        </w:tc>
+      </w:tr>
+      <w:tr>
+        <w:trPr>
+          <w:tblCellSpacing w:w="15" w:type="dxa"/>
+        </w:trPr>
+        <w:tc>
+          <w:tcPr>
+            <w:tcW w:w="0" w:type="auto"/>
+            <w:vAlign w:val="center"/>
+            <w:hideMark/>
+          </w:tcPr>
+          <w:p>
+            <w:r>
+              <w:t>Login Button</w:t>
+            </w:r>
+          </w:p>
+        </w:tc>
+        <w:tc>
+          <w:tcPr>
+            <w:tcW w:w="0" w:type="auto"/>
+            <w:vAlign w:val="center"/>
+            <w:hideMark/>
+          </w:tcPr>
+          <w:p>
+            <w:r>
+              <w:tab/>
+            </w:r>
+            <w:r>
+              <w:t>Submit login request</w:t>
+            </w:r>
+          </w:p>
+        </w:tc>
+      </w:tr>
+      <w:tr>
+        <w:trPr>
+          <w:tblCellSpacing w:w="15" w:type="dxa"/>
+        </w:trPr>
+        <w:tc>
+          <w:tcPr>
+            <w:tcW w:w="0" w:type="auto"/>
+            <w:vAlign w:val="center"/>
+            <w:hideMark/>
+          </w:tcPr>
+          <w:p>
+            <w:r>
+              <w:t>Error Message</w:t>
+            </w:r>
+          </w:p>
+        </w:tc>
+        <w:tc>
+          <w:tcPr>
+            <w:tcW w:w="0" w:type="auto"/>
+            <w:vAlign w:val="center"/>
+            <w:hideMark/>
+          </w:tcPr>
+          <w:p>
+            <w:r>
+              <w:tab/>
+            </w:r>
+            <w:r>
+              <w:t>Display invalid login information</w:t>
+            </w:r>
+          </w:p>
+        </w:tc>
+      </w:tr>
+    </w:tbl>
+    <w:p>
+      <w:pPr>
+        <w:pStyle w:val="Heading2"/>
+      </w:pPr>
       <w:r>
-        <w:t>---------</w:t>
+        <w:t>Navigation</w:t>
       </w:r>
+    </w:p>
+    <w:p>
+      <w:pPr>
+        <w:pStyle w:val="NormalWeb"/>
+      </w:pPr>
       <w:r>
-        <w:t>--+</w:t>
+        <w:t>Successful login redirects users to Dashboard.</w:t>
       </w:r>
+    </w:p>
+    <w:p>
+      <w:pPr>
+        <w:pStyle w:val="NormalWeb"/>
+      </w:pPr>
       <w:r>
-        <w:br/>
-        <w:t xml:space="preserve">| </w:t>
-      </w:r>
-      <w:r>
-        <w:t>📚</w:t>
-      </w:r>
-      <w:r>
-        <w:t xml:space="preserve"> </w:t>
-      </w:r>
-      <w:proofErr w:type="spellStart"/>
-      <w:r>
-        <w:t>Library</w:t>
-      </w:r>
-      <w:r>
-        <w:t>MS</w:t>
-      </w:r>
-      <w:proofErr w:type="spellEnd"/>
-      <w:r>
-        <w:t xml:space="preserve">                </w:t>
-      </w:r>
-      <w:r>
-        <w:t xml:space="preserve">                  </w:t>
-      </w:r>
-      <w:r>
-        <w:t>|</w:t>
-      </w:r>
-      <w:r>
-        <w:br/>
-        <w:t>| Library Management System      |</w:t>
-      </w:r>
-      <w:r>
-        <w:br/>
-        <w:t xml:space="preserve">| Username: [___________]    </w:t>
-      </w:r>
-      <w:r>
-        <w:t xml:space="preserve">          </w:t>
-      </w:r>
-      <w:r>
-        <w:t xml:space="preserve">    |</w:t>
-      </w:r>
-      <w:r>
-        <w:br/>
-        <w:t xml:space="preserve">| Password: [___________]     </w:t>
-      </w:r>
-      <w:r>
-        <w:t xml:space="preserve">           </w:t>
-      </w:r>
-      <w:r>
-        <w:t xml:space="preserve">   |</w:t>
-      </w:r>
-      <w:r>
-        <w:br/>
-        <w:t>|          [ Login ]             |</w:t>
-      </w:r>
-      <w:r>
-        <w:br/>
-        <w:t>+-------------------------------</w:t>
-      </w:r>
-      <w:r>
-        <w:t>---------</w:t>
-      </w:r>
-      <w:r>
-        <w:t>-+</w:t>
-      </w:r>
-      <w:r>
-        <w:br/>
-      </w:r>
-      <w:r>
+        <w:rPr>
+          <w:noProof/>
+        </w:rPr>
         <w:drawing>
-          <wp:inline distT="0" distB="0" distL="0" distR="0" wp14:anchorId="30DDB6AD" wp14:editId="150938BA">
-            <wp:extent cx="4069080" cy="2043017"/>
-            <wp:effectExtent l="0" t="0" r="7620" b="0"/>
+          <wp:anchor distT="0" distB="0" distL="114300" distR="114300" simplePos="0" relativeHeight="251658240" behindDoc="1" locked="0" layoutInCell="1" allowOverlap="1" wp14:anchorId="7A6F8F91" wp14:editId="3767F17A">
+            <wp:simplePos x="0" y="0"/>
+            <wp:positionH relativeFrom="column">
+              <wp:posOffset>0</wp:posOffset>
+            </wp:positionH>
+            <wp:positionV relativeFrom="paragraph">
+              <wp:posOffset>2540</wp:posOffset>
+            </wp:positionV>
+            <wp:extent cx="4084320" cy="2048778"/>
+            <wp:effectExtent l="0" t="0" r="0" b="8890"/>
+            <wp:wrapTight wrapText="bothSides">
+              <wp:wrapPolygon edited="0">
+                <wp:start x="0" y="0"/>
+                <wp:lineTo x="0" y="21493"/>
+                <wp:lineTo x="21459" y="21493"/>
+                <wp:lineTo x="21459" y="0"/>
+                <wp:lineTo x="0" y="0"/>
+              </wp:wrapPolygon>
+            </wp:wrapTight>
             <wp:docPr id="1" name="Picture 1"/>
             <wp:cNvGraphicFramePr>
               <a:graphicFrameLocks xmlns:a="http://schemas.openxmlformats.org/drawingml/2006/main" noChangeAspect="1"/>
@@ -221,7 +327,7 @@
                   <pic:spPr>
                     <a:xfrm>
                       <a:off x="0" y="0"/>
-                      <a:ext cx="4117834" cy="2067496"/>
+                      <a:ext cx="4084320" cy="2048778"/>
                     </a:xfrm>
                     <a:prstGeom prst="rect">
                       <a:avLst/>
@@ -230,67 +336,572 @@
                 </pic:pic>
               </a:graphicData>
             </a:graphic>
-          </wp:inline>
+          </wp:anchor>
         </w:drawing>
       </w:r>
     </w:p>
     <w:p>
       <w:pPr>
-        <w:pStyle w:val="Heading2"/>
+        <w:pStyle w:val="NormalWeb"/>
+        <w:ind w:left="1440" w:firstLine="720"/>
+        <w:rPr>
+          <w:rStyle w:val="Strong"/>
+          <w:rFonts w:eastAsiaTheme="majorEastAsia"/>
+        </w:rPr>
+      </w:pPr>
+    </w:p>
+    <w:p>
+      <w:pPr>
+        <w:pStyle w:val="NormalWeb"/>
+        <w:ind w:left="1440" w:firstLine="720"/>
+        <w:rPr>
+          <w:rStyle w:val="Strong"/>
+          <w:rFonts w:eastAsiaTheme="majorEastAsia"/>
+        </w:rPr>
+      </w:pPr>
+    </w:p>
+    <w:p>
+      <w:pPr>
+        <w:pStyle w:val="NormalWeb"/>
+        <w:ind w:left="1440" w:firstLine="720"/>
+        <w:rPr>
+          <w:rStyle w:val="Strong"/>
+          <w:rFonts w:eastAsiaTheme="majorEastAsia"/>
+        </w:rPr>
+      </w:pPr>
+    </w:p>
+    <w:p>
+      <w:pPr>
+        <w:pStyle w:val="NormalWeb"/>
+        <w:ind w:left="1440" w:firstLine="720"/>
+        <w:rPr>
+          <w:rStyle w:val="Strong"/>
+          <w:rFonts w:eastAsiaTheme="majorEastAsia"/>
+        </w:rPr>
+      </w:pPr>
+    </w:p>
+    <w:p>
+      <w:pPr>
+        <w:pStyle w:val="NormalWeb"/>
+        <w:ind w:left="1440" w:firstLine="720"/>
+        <w:rPr>
+          <w:rStyle w:val="Strong"/>
+          <w:rFonts w:eastAsiaTheme="majorEastAsia"/>
+        </w:rPr>
+      </w:pPr>
+    </w:p>
+    <w:p>
+      <w:pPr>
+        <w:pStyle w:val="NormalWeb"/>
+        <w:ind w:left="2160"/>
       </w:pPr>
       <w:r>
-        <w:t>7.3 Main Layout Interfa</w:t>
+        <w:rPr>
+          <w:rStyle w:val="Strong"/>
+          <w:rFonts w:eastAsiaTheme="majorEastAsia"/>
+        </w:rPr>
+        <w:t xml:space="preserve">        </w:t>
       </w:r>
       <w:r>
-        <w:t>ce</w:t>
+        <w:rPr>
+          <w:rStyle w:val="Strong"/>
+          <w:rFonts w:eastAsiaTheme="majorEastAsia"/>
+        </w:rPr>
+        <w:t xml:space="preserve">Login Page </w:t>
       </w:r>
     </w:p>
     <w:p>
       <w:r>
-        <w:t>Purpose:</w:t>
+        <w:br w:type="page"/>
       </w:r>
       <w:r>
-        <w:br/>
-        <w:t>Provide a consistent navigation structure for all pages.</w:t>
+        <w:lastRenderedPageBreak/>
+        <w:pict w14:anchorId="3C30B745">
+          <v:rect id="_x0000_i1026" style="width:0;height:1.5pt" o:hralign="center" o:hrstd="t" o:hr="t" fillcolor="#a0a0a0" stroked="f"/>
+        </w:pict>
       </w:r>
+    </w:p>
+    <w:p>
+      <w:pPr>
+        <w:pStyle w:val="Heading1"/>
+      </w:pPr>
       <w:r>
-        <w:br/>
+        <w:t>2. Dashboard Interface</w:t>
       </w:r>
+    </w:p>
+    <w:p>
+      <w:pPr>
+        <w:pStyle w:val="Heading2"/>
+      </w:pPr>
       <w:r>
-        <w:br/>
-        <w:t>Components:</w:t>
+        <w:t>Purpose</w:t>
       </w:r>
+    </w:p>
+    <w:p>
+      <w:pPr>
+        <w:pStyle w:val="NormalWeb"/>
+      </w:pPr>
       <w:r>
-        <w:br/>
-        <w:t>• Sidebar Navigation</w:t>
+        <w:t>The Dashboard provides an overview of library activities and statistics.</w:t>
       </w:r>
+    </w:p>
+    <w:p>
+      <w:pPr>
+        <w:pStyle w:val="Heading2"/>
+      </w:pPr>
       <w:r>
-        <w:br/>
-        <w:t>• Main Content Area</w:t>
+        <w:t>Components</w:t>
       </w:r>
+    </w:p>
+    <w:tbl>
+      <w:tblPr>
+        <w:tblW w:w="0" w:type="auto"/>
+        <w:tblCellSpacing w:w="15" w:type="dxa"/>
+        <w:tblCellMar>
+          <w:top w:w="15" w:type="dxa"/>
+          <w:left w:w="15" w:type="dxa"/>
+          <w:bottom w:w="15" w:type="dxa"/>
+          <w:right w:w="15" w:type="dxa"/>
+        </w:tblCellMar>
+        <w:tblLook w:val="04A0" w:firstRow="1" w:lastRow="0" w:firstColumn="1" w:lastColumn="0" w:noHBand="0" w:noVBand="1"/>
+      </w:tblPr>
+      <w:tblGrid>
+        <w:gridCol w:w="2144"/>
+        <w:gridCol w:w="3749"/>
+      </w:tblGrid>
+      <w:tr>
+        <w:trPr>
+          <w:tblHeader/>
+          <w:tblCellSpacing w:w="15" w:type="dxa"/>
+        </w:trPr>
+        <w:tc>
+          <w:tcPr>
+            <w:tcW w:w="0" w:type="auto"/>
+            <w:vAlign w:val="center"/>
+            <w:hideMark/>
+          </w:tcPr>
+          <w:p>
+            <w:pPr>
+              <w:rPr>
+                <w:b/>
+                <w:bCs/>
+              </w:rPr>
+            </w:pPr>
+            <w:r>
+              <w:rPr>
+                <w:b/>
+                <w:bCs/>
+              </w:rPr>
+              <w:t>Component</w:t>
+            </w:r>
+          </w:p>
+        </w:tc>
+        <w:tc>
+          <w:tcPr>
+            <w:tcW w:w="0" w:type="auto"/>
+            <w:vAlign w:val="center"/>
+            <w:hideMark/>
+          </w:tcPr>
+          <w:p>
+            <w:pPr>
+              <w:rPr>
+                <w:b/>
+                <w:bCs/>
+              </w:rPr>
+            </w:pPr>
+            <w:r>
+              <w:rPr>
+                <w:b/>
+                <w:bCs/>
+              </w:rPr>
+              <w:tab/>
+            </w:r>
+            <w:r>
+              <w:rPr>
+                <w:b/>
+                <w:bCs/>
+              </w:rPr>
+              <w:t>Description</w:t>
+            </w:r>
+          </w:p>
+        </w:tc>
+      </w:tr>
+      <w:tr>
+        <w:trPr>
+          <w:tblCellSpacing w:w="15" w:type="dxa"/>
+        </w:trPr>
+        <w:tc>
+          <w:tcPr>
+            <w:tcW w:w="0" w:type="auto"/>
+            <w:vAlign w:val="center"/>
+            <w:hideMark/>
+          </w:tcPr>
+          <w:p>
+            <w:r>
+              <w:t>Total Books Card</w:t>
+            </w:r>
+          </w:p>
+        </w:tc>
+        <w:tc>
+          <w:tcPr>
+            <w:tcW w:w="0" w:type="auto"/>
+            <w:vAlign w:val="center"/>
+            <w:hideMark/>
+          </w:tcPr>
+          <w:p>
+            <w:r>
+              <w:tab/>
+            </w:r>
+            <w:r>
+              <w:t>Display number of books</w:t>
+            </w:r>
+          </w:p>
+        </w:tc>
+      </w:tr>
+      <w:tr>
+        <w:trPr>
+          <w:tblCellSpacing w:w="15" w:type="dxa"/>
+        </w:trPr>
+        <w:tc>
+          <w:tcPr>
+            <w:tcW w:w="0" w:type="auto"/>
+            <w:vAlign w:val="center"/>
+            <w:hideMark/>
+          </w:tcPr>
+          <w:p>
+            <w:r>
+              <w:t>Total Users Card</w:t>
+            </w:r>
+          </w:p>
+        </w:tc>
+        <w:tc>
+          <w:tcPr>
+            <w:tcW w:w="0" w:type="auto"/>
+            <w:vAlign w:val="center"/>
+            <w:hideMark/>
+          </w:tcPr>
+          <w:p>
+            <w:r>
+              <w:tab/>
+            </w:r>
+            <w:r>
+              <w:t>Display number of users</w:t>
+            </w:r>
+          </w:p>
+        </w:tc>
+      </w:tr>
+      <w:tr>
+        <w:trPr>
+          <w:tblCellSpacing w:w="15" w:type="dxa"/>
+        </w:trPr>
+        <w:tc>
+          <w:tcPr>
+            <w:tcW w:w="0" w:type="auto"/>
+            <w:vAlign w:val="center"/>
+            <w:hideMark/>
+          </w:tcPr>
+          <w:p>
+            <w:r>
+              <w:t>Borrowed Books Card</w:t>
+            </w:r>
+          </w:p>
+        </w:tc>
+        <w:tc>
+          <w:tcPr>
+            <w:tcW w:w="0" w:type="auto"/>
+            <w:vAlign w:val="center"/>
+            <w:hideMark/>
+          </w:tcPr>
+          <w:p>
+            <w:r>
+              <w:tab/>
+            </w:r>
+            <w:r>
+              <w:t>Display active borrow records</w:t>
+            </w:r>
+          </w:p>
+        </w:tc>
+      </w:tr>
+      <w:tr>
+        <w:trPr>
+          <w:tblCellSpacing w:w="15" w:type="dxa"/>
+        </w:trPr>
+        <w:tc>
+          <w:tcPr>
+            <w:tcW w:w="0" w:type="auto"/>
+            <w:vAlign w:val="center"/>
+            <w:hideMark/>
+          </w:tcPr>
+          <w:p>
+            <w:r>
+              <w:t>Overdue Books Card</w:t>
+            </w:r>
+          </w:p>
+        </w:tc>
+        <w:tc>
+          <w:tcPr>
+            <w:tcW w:w="0" w:type="auto"/>
+            <w:vAlign w:val="center"/>
+            <w:hideMark/>
+          </w:tcPr>
+          <w:p>
+            <w:r>
+              <w:tab/>
+            </w:r>
+            <w:r>
+              <w:t>Display overdue books</w:t>
+            </w:r>
+          </w:p>
+        </w:tc>
+      </w:tr>
+      <w:tr>
+        <w:trPr>
+          <w:tblCellSpacing w:w="15" w:type="dxa"/>
+        </w:trPr>
+        <w:tc>
+          <w:tcPr>
+            <w:tcW w:w="0" w:type="auto"/>
+            <w:vAlign w:val="center"/>
+            <w:hideMark/>
+          </w:tcPr>
+          <w:p>
+            <w:r>
+              <w:t>Categories Card</w:t>
+            </w:r>
+          </w:p>
+        </w:tc>
+        <w:tc>
+          <w:tcPr>
+            <w:tcW w:w="0" w:type="auto"/>
+            <w:vAlign w:val="center"/>
+            <w:hideMark/>
+          </w:tcPr>
+          <w:p>
+            <w:r>
+              <w:tab/>
+            </w:r>
+            <w:r>
+              <w:t>Display number of categories</w:t>
+            </w:r>
+          </w:p>
+        </w:tc>
+      </w:tr>
+      <w:tr>
+        <w:trPr>
+          <w:tblCellSpacing w:w="15" w:type="dxa"/>
+        </w:trPr>
+        <w:tc>
+          <w:tcPr>
+            <w:tcW w:w="0" w:type="auto"/>
+            <w:vAlign w:val="center"/>
+            <w:hideMark/>
+          </w:tcPr>
+          <w:p>
+            <w:r>
+              <w:t>Notifications Card</w:t>
+            </w:r>
+          </w:p>
+        </w:tc>
+        <w:tc>
+          <w:tcPr>
+            <w:tcW w:w="0" w:type="auto"/>
+            <w:vAlign w:val="center"/>
+            <w:hideMark/>
+          </w:tcPr>
+          <w:p>
+            <w:r>
+              <w:tab/>
+            </w:r>
+            <w:r>
+              <w:t>Display number of notifications</w:t>
+            </w:r>
+          </w:p>
+        </w:tc>
+      </w:tr>
+      <w:tr>
+        <w:trPr>
+          <w:tblCellSpacing w:w="15" w:type="dxa"/>
+        </w:trPr>
+        <w:tc>
+          <w:tcPr>
+            <w:tcW w:w="0" w:type="auto"/>
+            <w:vAlign w:val="center"/>
+            <w:hideMark/>
+          </w:tcPr>
+          <w:p>
+            <w:r>
+              <w:t>Sidebar Menu</w:t>
+            </w:r>
+          </w:p>
+        </w:tc>
+        <w:tc>
+          <w:tcPr>
+            <w:tcW w:w="0" w:type="auto"/>
+            <w:vAlign w:val="center"/>
+            <w:hideMark/>
+          </w:tcPr>
+          <w:p>
+            <w:r>
+              <w:tab/>
+            </w:r>
+            <w:r>
+              <w:t>Navigation between modules</w:t>
+            </w:r>
+          </w:p>
+        </w:tc>
+      </w:tr>
+    </w:tbl>
+    <w:p>
+      <w:pPr>
+        <w:pStyle w:val="Heading2"/>
+      </w:pPr>
       <w:r>
-        <w:br/>
-        <w:t>• User Information</w:t>
+        <w:t>Navigation</w:t>
       </w:r>
+    </w:p>
+    <w:p>
+      <w:pPr>
+        <w:pStyle w:val="NormalWeb"/>
+      </w:pPr>
       <w:r>
-        <w:br/>
-        <w:t>• Logout Button</w:t>
+        <w:t>Users can access:</w:t>
       </w:r>
+    </w:p>
+    <w:p>
+      <w:pPr>
+        <w:numPr>
+          <w:ilvl w:val="0"/>
+          <w:numId w:val="11"/>
+        </w:numPr>
+        <w:spacing w:before="100" w:beforeAutospacing="1" w:after="100" w:afterAutospacing="1" w:line="240" w:lineRule="auto"/>
+      </w:pPr>
       <w:r>
-        <w:br/>
-        <w:t>• Notification Area</w:t>
+        <w:t xml:space="preserve">Books </w:t>
       </w:r>
+    </w:p>
+    <w:p>
+      <w:pPr>
+        <w:numPr>
+          <w:ilvl w:val="0"/>
+          <w:numId w:val="11"/>
+        </w:numPr>
+        <w:spacing w:before="100" w:beforeAutospacing="1" w:after="100" w:afterAutospacing="1" w:line="240" w:lineRule="auto"/>
+      </w:pPr>
       <w:r>
-        <w:br/>
+        <w:t xml:space="preserve">Borrow </w:t>
       </w:r>
+    </w:p>
+    <w:p>
+      <w:pPr>
+        <w:numPr>
+          <w:ilvl w:val="0"/>
+          <w:numId w:val="11"/>
+        </w:numPr>
+        <w:spacing w:before="100" w:beforeAutospacing="1" w:after="100" w:afterAutospacing="1" w:line="240" w:lineRule="auto"/>
+      </w:pPr>
       <w:r>
-        <w:br/>
+        <w:t xml:space="preserve">Categories </w:t>
       </w:r>
+    </w:p>
+    <w:p>
+      <w:pPr>
+        <w:numPr>
+          <w:ilvl w:val="0"/>
+          <w:numId w:val="11"/>
+        </w:numPr>
+        <w:spacing w:before="100" w:beforeAutospacing="1" w:after="100" w:afterAutospacing="1" w:line="240" w:lineRule="auto"/>
+      </w:pPr>
       <w:r>
+        <w:t xml:space="preserve">Notifications </w:t>
+      </w:r>
+    </w:p>
+    <w:p>
+      <w:pPr>
+        <w:numPr>
+          <w:ilvl w:val="0"/>
+          <w:numId w:val="11"/>
+        </w:numPr>
+        <w:spacing w:before="100" w:beforeAutospacing="1" w:after="100" w:afterAutospacing="1" w:line="240" w:lineRule="auto"/>
+      </w:pPr>
+      <w:r>
+        <w:t xml:space="preserve">Logout </w:t>
+      </w:r>
+    </w:p>
+    <w:p>
+      <w:pPr>
+        <w:spacing w:before="100" w:beforeAutospacing="1" w:after="100" w:afterAutospacing="1" w:line="240" w:lineRule="auto"/>
+        <w:ind w:left="720"/>
+      </w:pPr>
+    </w:p>
+    <w:p>
+      <w:pPr>
+        <w:pStyle w:val="NormalWeb"/>
+        <w:rPr>
+          <w:rStyle w:val="Strong"/>
+          <w:rFonts w:eastAsiaTheme="majorEastAsia"/>
+        </w:rPr>
+      </w:pPr>
+    </w:p>
+    <w:p>
+      <w:pPr>
+        <w:pStyle w:val="NormalWeb"/>
+        <w:rPr>
+          <w:rStyle w:val="Strong"/>
+          <w:rFonts w:eastAsiaTheme="majorEastAsia"/>
+        </w:rPr>
+      </w:pPr>
+    </w:p>
+    <w:p>
+      <w:pPr>
+        <w:pStyle w:val="NormalWeb"/>
+        <w:rPr>
+          <w:rStyle w:val="Strong"/>
+          <w:rFonts w:eastAsiaTheme="majorEastAsia"/>
+        </w:rPr>
+      </w:pPr>
+    </w:p>
+    <w:p>
+      <w:pPr>
+        <w:pStyle w:val="NormalWeb"/>
+        <w:rPr>
+          <w:rStyle w:val="Strong"/>
+          <w:rFonts w:eastAsiaTheme="majorEastAsia"/>
+        </w:rPr>
+      </w:pPr>
+    </w:p>
+    <w:p>
+      <w:pPr>
+        <w:pStyle w:val="NormalWeb"/>
+        <w:rPr>
+          <w:rStyle w:val="Strong"/>
+          <w:rFonts w:eastAsiaTheme="majorEastAsia"/>
+        </w:rPr>
+      </w:pPr>
+      <w:r>
+        <w:rPr>
+          <w:noProof/>
+        </w:rPr>
+        <w:lastRenderedPageBreak/>
         <w:drawing>
-          <wp:inline distT="0" distB="0" distL="0" distR="0" wp14:anchorId="38ABC5DB" wp14:editId="20B1CDF8">
-            <wp:extent cx="3840480" cy="1818005"/>
-            <wp:effectExtent l="0" t="0" r="7620" b="0"/>
+          <wp:anchor distT="0" distB="0" distL="114300" distR="114300" simplePos="0" relativeHeight="251667968" behindDoc="1" locked="0" layoutInCell="1" allowOverlap="1" wp14:anchorId="4028C3A8" wp14:editId="5591FFF4">
+            <wp:simplePos x="0" y="0"/>
+            <wp:positionH relativeFrom="column">
+              <wp:posOffset>0</wp:posOffset>
+            </wp:positionH>
+            <wp:positionV relativeFrom="paragraph">
+              <wp:posOffset>0</wp:posOffset>
+            </wp:positionV>
+            <wp:extent cx="4453890" cy="1973580"/>
+            <wp:effectExtent l="0" t="0" r="3810" b="7620"/>
+            <wp:wrapTight wrapText="bothSides">
+              <wp:wrapPolygon edited="0">
+                <wp:start x="0" y="0"/>
+                <wp:lineTo x="0" y="21475"/>
+                <wp:lineTo x="21526" y="21475"/>
+                <wp:lineTo x="21526" y="0"/>
+                <wp:lineTo x="0" y="0"/>
+              </wp:wrapPolygon>
+            </wp:wrapTight>
             <wp:docPr id="2" name="Picture 2"/>
             <wp:cNvGraphicFramePr>
               <a:graphicFrameLocks xmlns:a="http://schemas.openxmlformats.org/drawingml/2006/main" noChangeAspect="1"/>
@@ -311,7 +922,7 @@
                   <pic:spPr>
                     <a:xfrm>
                       <a:off x="0" y="0"/>
-                      <a:ext cx="3847181" cy="1821177"/>
+                      <a:ext cx="4453890" cy="1973580"/>
                     </a:xfrm>
                     <a:prstGeom prst="rect">
                       <a:avLst/>
@@ -320,121 +931,92 @@
                 </pic:pic>
               </a:graphicData>
             </a:graphic>
-          </wp:inline>
+            <wp14:sizeRelH relativeFrom="margin">
+              <wp14:pctWidth>0</wp14:pctWidth>
+            </wp14:sizeRelH>
+            <wp14:sizeRelV relativeFrom="margin">
+              <wp14:pctHeight>0</wp14:pctHeight>
+            </wp14:sizeRelV>
+          </wp:anchor>
         </w:drawing>
+      </w:r>
+      <w:r>
+        <w:rPr>
+          <w:rStyle w:val="Strong"/>
+          <w:rFonts w:eastAsiaTheme="majorEastAsia"/>
+        </w:rPr>
+        <w:t xml:space="preserve">   </w:t>
       </w:r>
     </w:p>
     <w:p>
       <w:pPr>
-        <w:pStyle w:val="Heading2"/>
+        <w:pStyle w:val="NormalWeb"/>
+        <w:rPr>
+          <w:rStyle w:val="Strong"/>
+          <w:rFonts w:eastAsiaTheme="majorEastAsia"/>
+        </w:rPr>
+      </w:pPr>
+    </w:p>
+    <w:p>
+      <w:pPr>
+        <w:pStyle w:val="NormalWeb"/>
+        <w:rPr>
+          <w:rStyle w:val="Strong"/>
+          <w:rFonts w:eastAsiaTheme="majorEastAsia"/>
+        </w:rPr>
+      </w:pPr>
+    </w:p>
+    <w:p>
+      <w:pPr>
+        <w:pStyle w:val="NormalWeb"/>
+        <w:ind w:left="1440" w:firstLine="720"/>
+        <w:rPr>
+          <w:rStyle w:val="Strong"/>
+          <w:rFonts w:eastAsiaTheme="majorEastAsia"/>
+        </w:rPr>
+      </w:pPr>
+    </w:p>
+    <w:p>
+      <w:pPr>
+        <w:pStyle w:val="NormalWeb"/>
+        <w:ind w:left="1440" w:firstLine="720"/>
+        <w:rPr>
+          <w:rStyle w:val="Strong"/>
+          <w:rFonts w:eastAsiaTheme="majorEastAsia"/>
+        </w:rPr>
+      </w:pPr>
+    </w:p>
+    <w:p>
+      <w:pPr>
+        <w:pStyle w:val="NormalWeb"/>
+        <w:ind w:left="1440" w:firstLine="720"/>
+        <w:rPr>
+          <w:rFonts w:eastAsiaTheme="majorEastAsia"/>
+          <w:b/>
+          <w:bCs/>
+        </w:rPr>
       </w:pPr>
       <w:r>
-        <w:lastRenderedPageBreak/>
-        <w:t>7.4 Dashboard Interface</w:t>
+        <w:rPr>
+          <w:rStyle w:val="Strong"/>
+          <w:rFonts w:eastAsiaTheme="majorEastAsia"/>
+        </w:rPr>
+        <w:t>Dashboard Screenshot</w:t>
       </w:r>
     </w:p>
     <w:p>
       <w:r>
-        <w:t>Pur</w:t>
-      </w:r>
-      <w:r>
-        <w:t>pose:</w:t>
-      </w:r>
-      <w:r>
-        <w:br/>
-        <w:t>Provide statistical information about the library.</w:t>
-      </w:r>
-      <w:r>
-        <w:br/>
-      </w:r>
-      <w:r>
-        <w:br/>
-        <w:t>Components:</w:t>
-      </w:r>
-      <w:r>
-        <w:br/>
-        <w:t>• Total Books Card</w:t>
-      </w:r>
-      <w:r>
-        <w:br/>
-        <w:t>• Total Users Card</w:t>
-      </w:r>
-      <w:r>
-        <w:br/>
-        <w:t>• Borrowed Books Card</w:t>
-      </w:r>
-      <w:r>
-        <w:br/>
-        <w:t>• Overdue Books Card</w:t>
-      </w:r>
-      <w:r>
-        <w:br/>
-      </w:r>
-      <w:r>
-        <w:br/>
-        <w:t>User Interaction:</w:t>
-      </w:r>
-      <w:r>
-        <w:br/>
-        <w:t>User Login → Dashboard loads → System retrieves data → Statistics displayed.</w:t>
-      </w:r>
-      <w:r>
-        <w:br/>
-      </w:r>
-      <w:r>
-        <w:br/>
-      </w:r>
-      <w:r>
-        <w:drawing>
-          <wp:inline distT="0" distB="0" distL="0" distR="0" wp14:anchorId="447F8948" wp14:editId="6BC25D14">
-            <wp:extent cx="3840480" cy="1818005"/>
-            <wp:effectExtent l="0" t="0" r="7620" b="0"/>
-            <wp:docPr id="3" name="Picture 3"/>
-            <wp:cNvGraphicFramePr>
-              <a:graphicFrameLocks xmlns:a="http://schemas.openxmlformats.org/drawingml/2006/main" noChangeAspect="1"/>
-            </wp:cNvGraphicFramePr>
-            <a:graphic xmlns:a="http://schemas.openxmlformats.org/drawingml/2006/main">
-              <a:graphicData uri="http://schemas.openxmlformats.org/drawingml/2006/picture">
-                <pic:pic xmlns:pic="http://schemas.openxmlformats.org/drawingml/2006/picture">
-                  <pic:nvPicPr>
-                    <pic:cNvPr id="1" name=""/>
-                    <pic:cNvPicPr/>
-                  </pic:nvPicPr>
-                  <pic:blipFill>
-                    <a:blip r:embed="rId7"/>
-                    <a:stretch>
-                      <a:fillRect/>
-                    </a:stretch>
-                  </pic:blipFill>
-                  <pic:spPr>
-                    <a:xfrm>
-                      <a:off x="0" y="0"/>
-                      <a:ext cx="3847181" cy="1821177"/>
-                    </a:xfrm>
-                    <a:prstGeom prst="rect">
-                      <a:avLst/>
-                    </a:prstGeom>
-                  </pic:spPr>
-                </pic:pic>
-              </a:graphicData>
-            </a:graphic>
-          </wp:inline>
-        </w:drawing>
+        <w:pict w14:anchorId="33F3A2FD">
+          <v:rect id="_x0000_i1027" style="width:0;height:1.5pt" o:hralign="center" o:hrstd="t" o:hr="t" fillcolor="#a0a0a0" stroked="f"/>
+        </w:pict>
       </w:r>
     </w:p>
     <w:p>
       <w:pPr>
-        <w:rPr>
-          <w:rFonts w:asciiTheme="majorHAnsi" w:eastAsiaTheme="majorEastAsia" w:hAnsiTheme="majorHAnsi" w:cstheme="majorBidi"/>
-          <w:b/>
-          <w:bCs/>
-          <w:color w:val="4F81BD" w:themeColor="accent1"/>
-          <w:sz w:val="26"/>
-          <w:szCs w:val="26"/>
-        </w:rPr>
+        <w:pStyle w:val="Heading1"/>
       </w:pPr>
       <w:r>
-        <w:br w:type="page"/>
+        <w:t>3. Book Management Interface</w:t>
       </w:r>
     </w:p>
     <w:p>
@@ -442,75 +1024,536 @@
         <w:pStyle w:val="Heading2"/>
       </w:pPr>
       <w:r>
-        <w:lastRenderedPageBreak/>
-        <w:t>7.5 Book Management Interface</w:t>
+        <w:t>Purpose</w:t>
       </w:r>
     </w:p>
     <w:p>
+      <w:pPr>
+        <w:pStyle w:val="NormalWeb"/>
+      </w:pPr>
       <w:r>
-        <w:t>Purpose:</w:t>
+        <w:t>Allows librarians and administrators to manage books.</w:t>
       </w:r>
+    </w:p>
+    <w:p>
+      <w:pPr>
+        <w:pStyle w:val="Heading2"/>
+      </w:pPr>
       <w:r>
-        <w:br/>
-        <w:t>Allow users to manage books in the library.</w:t>
+        <w:t>Components</w:t>
       </w:r>
+    </w:p>
+    <w:tbl>
+      <w:tblPr>
+        <w:tblW w:w="0" w:type="auto"/>
+        <w:tblCellSpacing w:w="15" w:type="dxa"/>
+        <w:tblCellMar>
+          <w:top w:w="15" w:type="dxa"/>
+          <w:left w:w="15" w:type="dxa"/>
+          <w:bottom w:w="15" w:type="dxa"/>
+          <w:right w:w="15" w:type="dxa"/>
+        </w:tblCellMar>
+        <w:tblLook w:val="04A0" w:firstRow="1" w:lastRow="0" w:firstColumn="1" w:lastColumn="0" w:noHBand="0" w:noVBand="1"/>
+      </w:tblPr>
+      <w:tblGrid>
+        <w:gridCol w:w="1681"/>
+        <w:gridCol w:w="3228"/>
+      </w:tblGrid>
+      <w:tr>
+        <w:trPr>
+          <w:tblHeader/>
+          <w:tblCellSpacing w:w="15" w:type="dxa"/>
+        </w:trPr>
+        <w:tc>
+          <w:tcPr>
+            <w:tcW w:w="0" w:type="auto"/>
+            <w:vAlign w:val="center"/>
+            <w:hideMark/>
+          </w:tcPr>
+          <w:p>
+            <w:pPr>
+              <w:rPr>
+                <w:b/>
+                <w:bCs/>
+              </w:rPr>
+            </w:pPr>
+            <w:r>
+              <w:rPr>
+                <w:b/>
+                <w:bCs/>
+              </w:rPr>
+              <w:t>Component</w:t>
+            </w:r>
+          </w:p>
+        </w:tc>
+        <w:tc>
+          <w:tcPr>
+            <w:tcW w:w="0" w:type="auto"/>
+            <w:vAlign w:val="center"/>
+            <w:hideMark/>
+          </w:tcPr>
+          <w:p>
+            <w:pPr>
+              <w:rPr>
+                <w:b/>
+                <w:bCs/>
+              </w:rPr>
+            </w:pPr>
+            <w:r>
+              <w:rPr>
+                <w:b/>
+                <w:bCs/>
+              </w:rPr>
+              <w:tab/>
+            </w:r>
+            <w:r>
+              <w:rPr>
+                <w:b/>
+                <w:bCs/>
+              </w:rPr>
+              <w:t>Description</w:t>
+            </w:r>
+          </w:p>
+        </w:tc>
+      </w:tr>
+      <w:tr>
+        <w:trPr>
+          <w:tblCellSpacing w:w="15" w:type="dxa"/>
+        </w:trPr>
+        <w:tc>
+          <w:tcPr>
+            <w:tcW w:w="0" w:type="auto"/>
+            <w:vAlign w:val="center"/>
+            <w:hideMark/>
+          </w:tcPr>
+          <w:p>
+            <w:r>
+              <w:t>Search Box</w:t>
+            </w:r>
+          </w:p>
+        </w:tc>
+        <w:tc>
+          <w:tcPr>
+            <w:tcW w:w="0" w:type="auto"/>
+            <w:vAlign w:val="center"/>
+            <w:hideMark/>
+          </w:tcPr>
+          <w:p>
+            <w:r>
+              <w:tab/>
+            </w:r>
+            <w:r>
+              <w:t>Search books by title</w:t>
+            </w:r>
+          </w:p>
+        </w:tc>
+      </w:tr>
+      <w:tr>
+        <w:trPr>
+          <w:tblCellSpacing w:w="15" w:type="dxa"/>
+        </w:trPr>
+        <w:tc>
+          <w:tcPr>
+            <w:tcW w:w="0" w:type="auto"/>
+            <w:vAlign w:val="center"/>
+            <w:hideMark/>
+          </w:tcPr>
+          <w:p>
+            <w:r>
+              <w:t>Add Book Button</w:t>
+            </w:r>
+          </w:p>
+        </w:tc>
+        <w:tc>
+          <w:tcPr>
+            <w:tcW w:w="0" w:type="auto"/>
+            <w:vAlign w:val="center"/>
+            <w:hideMark/>
+          </w:tcPr>
+          <w:p>
+            <w:r>
+              <w:tab/>
+            </w:r>
+            <w:r>
+              <w:t>Open Add Book form</w:t>
+            </w:r>
+          </w:p>
+        </w:tc>
+      </w:tr>
+      <w:tr>
+        <w:trPr>
+          <w:tblCellSpacing w:w="15" w:type="dxa"/>
+        </w:trPr>
+        <w:tc>
+          <w:tcPr>
+            <w:tcW w:w="0" w:type="auto"/>
+            <w:vAlign w:val="center"/>
+            <w:hideMark/>
+          </w:tcPr>
+          <w:p>
+            <w:r>
+              <w:t>Book Table</w:t>
+            </w:r>
+          </w:p>
+        </w:tc>
+        <w:tc>
+          <w:tcPr>
+            <w:tcW w:w="0" w:type="auto"/>
+            <w:vAlign w:val="center"/>
+            <w:hideMark/>
+          </w:tcPr>
+          <w:p>
+            <w:r>
+              <w:tab/>
+            </w:r>
+            <w:r>
+              <w:t>Display all books</w:t>
+            </w:r>
+          </w:p>
+        </w:tc>
+      </w:tr>
+      <w:tr>
+        <w:trPr>
+          <w:tblCellSpacing w:w="15" w:type="dxa"/>
+        </w:trPr>
+        <w:tc>
+          <w:tcPr>
+            <w:tcW w:w="0" w:type="auto"/>
+            <w:vAlign w:val="center"/>
+            <w:hideMark/>
+          </w:tcPr>
+          <w:p>
+            <w:r>
+              <w:t>Delete Button</w:t>
+            </w:r>
+          </w:p>
+        </w:tc>
+        <w:tc>
+          <w:tcPr>
+            <w:tcW w:w="0" w:type="auto"/>
+            <w:vAlign w:val="center"/>
+            <w:hideMark/>
+          </w:tcPr>
+          <w:p>
+            <w:r>
+              <w:tab/>
+            </w:r>
+            <w:r>
+              <w:t>Remove book</w:t>
+            </w:r>
+          </w:p>
+        </w:tc>
+      </w:tr>
+      <w:tr>
+        <w:trPr>
+          <w:tblCellSpacing w:w="15" w:type="dxa"/>
+        </w:trPr>
+        <w:tc>
+          <w:tcPr>
+            <w:tcW w:w="0" w:type="auto"/>
+            <w:vAlign w:val="center"/>
+            <w:hideMark/>
+          </w:tcPr>
+          <w:p>
+            <w:r>
+              <w:t>Category Badge</w:t>
+            </w:r>
+          </w:p>
+        </w:tc>
+        <w:tc>
+          <w:tcPr>
+            <w:tcW w:w="0" w:type="auto"/>
+            <w:vAlign w:val="center"/>
+            <w:hideMark/>
+          </w:tcPr>
+          <w:p>
+            <w:r>
+              <w:tab/>
+            </w:r>
+            <w:r>
+              <w:t>Display category</w:t>
+            </w:r>
+          </w:p>
+        </w:tc>
+      </w:tr>
+      <w:tr>
+        <w:trPr>
+          <w:tblCellSpacing w:w="15" w:type="dxa"/>
+        </w:trPr>
+        <w:tc>
+          <w:tcPr>
+            <w:tcW w:w="0" w:type="auto"/>
+            <w:vAlign w:val="center"/>
+            <w:hideMark/>
+          </w:tcPr>
+          <w:p>
+            <w:r>
+              <w:t>Quantity Status</w:t>
+            </w:r>
+          </w:p>
+        </w:tc>
+        <w:tc>
+          <w:tcPr>
+            <w:tcW w:w="0" w:type="auto"/>
+            <w:vAlign w:val="center"/>
+            <w:hideMark/>
+          </w:tcPr>
+          <w:p>
+            <w:r>
+              <w:tab/>
+            </w:r>
+            <w:r>
+              <w:t>Display available quantity</w:t>
+            </w:r>
+          </w:p>
+        </w:tc>
+      </w:tr>
+    </w:tbl>
+    <w:p>
+      <w:pPr>
+        <w:pStyle w:val="Heading2"/>
+      </w:pPr>
       <w:r>
-        <w:br/>
+        <w:t>Add Book Form</w:t>
       </w:r>
+    </w:p>
+    <w:tbl>
+      <w:tblPr>
+        <w:tblW w:w="0" w:type="auto"/>
+        <w:tblCellSpacing w:w="15" w:type="dxa"/>
+        <w:tblCellMar>
+          <w:top w:w="15" w:type="dxa"/>
+          <w:left w:w="15" w:type="dxa"/>
+          <w:bottom w:w="15" w:type="dxa"/>
+          <w:right w:w="15" w:type="dxa"/>
+        </w:tblCellMar>
+        <w:tblLook w:val="04A0" w:firstRow="1" w:lastRow="0" w:firstColumn="1" w:lastColumn="0" w:noHBand="0" w:noVBand="1"/>
+      </w:tblPr>
+      <w:tblGrid>
+        <w:gridCol w:w="916"/>
+        <w:gridCol w:w="2448"/>
+      </w:tblGrid>
+      <w:tr>
+        <w:trPr>
+          <w:tblHeader/>
+          <w:tblCellSpacing w:w="15" w:type="dxa"/>
+        </w:trPr>
+        <w:tc>
+          <w:tcPr>
+            <w:tcW w:w="0" w:type="auto"/>
+            <w:vAlign w:val="center"/>
+            <w:hideMark/>
+          </w:tcPr>
+          <w:p>
+            <w:pPr>
+              <w:rPr>
+                <w:b/>
+                <w:bCs/>
+              </w:rPr>
+            </w:pPr>
+            <w:r>
+              <w:rPr>
+                <w:b/>
+                <w:bCs/>
+              </w:rPr>
+              <w:t>Field</w:t>
+            </w:r>
+          </w:p>
+        </w:tc>
+        <w:tc>
+          <w:tcPr>
+            <w:tcW w:w="0" w:type="auto"/>
+            <w:vAlign w:val="center"/>
+            <w:hideMark/>
+          </w:tcPr>
+          <w:p>
+            <w:pPr>
+              <w:rPr>
+                <w:b/>
+                <w:bCs/>
+              </w:rPr>
+            </w:pPr>
+            <w:r>
+              <w:rPr>
+                <w:b/>
+                <w:bCs/>
+              </w:rPr>
+              <w:tab/>
+            </w:r>
+            <w:r>
+              <w:rPr>
+                <w:b/>
+                <w:bCs/>
+              </w:rPr>
+              <w:t>Description</w:t>
+            </w:r>
+          </w:p>
+        </w:tc>
+      </w:tr>
+      <w:tr>
+        <w:trPr>
+          <w:tblCellSpacing w:w="15" w:type="dxa"/>
+        </w:trPr>
+        <w:tc>
+          <w:tcPr>
+            <w:tcW w:w="0" w:type="auto"/>
+            <w:vAlign w:val="center"/>
+            <w:hideMark/>
+          </w:tcPr>
+          <w:p>
+            <w:r>
+              <w:t>Title</w:t>
+            </w:r>
+          </w:p>
+        </w:tc>
+        <w:tc>
+          <w:tcPr>
+            <w:tcW w:w="0" w:type="auto"/>
+            <w:vAlign w:val="center"/>
+            <w:hideMark/>
+          </w:tcPr>
+          <w:p>
+            <w:r>
+              <w:tab/>
+            </w:r>
+            <w:r>
+              <w:t>Book title</w:t>
+            </w:r>
+          </w:p>
+        </w:tc>
+      </w:tr>
+      <w:tr>
+        <w:trPr>
+          <w:tblCellSpacing w:w="15" w:type="dxa"/>
+        </w:trPr>
+        <w:tc>
+          <w:tcPr>
+            <w:tcW w:w="0" w:type="auto"/>
+            <w:vAlign w:val="center"/>
+            <w:hideMark/>
+          </w:tcPr>
+          <w:p>
+            <w:r>
+              <w:lastRenderedPageBreak/>
+              <w:t>Author</w:t>
+            </w:r>
+          </w:p>
+        </w:tc>
+        <w:tc>
+          <w:tcPr>
+            <w:tcW w:w="0" w:type="auto"/>
+            <w:vAlign w:val="center"/>
+            <w:hideMark/>
+          </w:tcPr>
+          <w:p>
+            <w:r>
+              <w:tab/>
+            </w:r>
+            <w:r>
+              <w:t>Author name</w:t>
+            </w:r>
+          </w:p>
+        </w:tc>
+      </w:tr>
+      <w:tr>
+        <w:trPr>
+          <w:tblCellSpacing w:w="15" w:type="dxa"/>
+        </w:trPr>
+        <w:tc>
+          <w:tcPr>
+            <w:tcW w:w="0" w:type="auto"/>
+            <w:vAlign w:val="center"/>
+            <w:hideMark/>
+          </w:tcPr>
+          <w:p>
+            <w:r>
+              <w:t>Category</w:t>
+            </w:r>
+          </w:p>
+        </w:tc>
+        <w:tc>
+          <w:tcPr>
+            <w:tcW w:w="0" w:type="auto"/>
+            <w:vAlign w:val="center"/>
+            <w:hideMark/>
+          </w:tcPr>
+          <w:p>
+            <w:r>
+              <w:tab/>
+            </w:r>
+            <w:r>
+              <w:t>Book category</w:t>
+            </w:r>
+          </w:p>
+        </w:tc>
+      </w:tr>
+      <w:tr>
+        <w:trPr>
+          <w:tblCellSpacing w:w="15" w:type="dxa"/>
+        </w:trPr>
+        <w:tc>
+          <w:tcPr>
+            <w:tcW w:w="0" w:type="auto"/>
+            <w:vAlign w:val="center"/>
+            <w:hideMark/>
+          </w:tcPr>
+          <w:p>
+            <w:r>
+              <w:t>Quantity</w:t>
+            </w:r>
+          </w:p>
+        </w:tc>
+        <w:tc>
+          <w:tcPr>
+            <w:tcW w:w="0" w:type="auto"/>
+            <w:vAlign w:val="center"/>
+            <w:hideMark/>
+          </w:tcPr>
+          <w:p>
+            <w:r>
+              <w:tab/>
+            </w:r>
+            <w:r>
+              <w:t>Number of copies</w:t>
+            </w:r>
+          </w:p>
+        </w:tc>
+      </w:tr>
+    </w:tbl>
+    <w:p>
+      <w:pPr>
+        <w:pStyle w:val="NormalWeb"/>
+        <w:rPr>
+          <w:rStyle w:val="Strong"/>
+          <w:rFonts w:eastAsiaTheme="majorEastAsia"/>
+        </w:rPr>
+      </w:pPr>
       <w:r>
-        <w:br/>
-        <w:t>Components:</w:t>
-      </w:r>
-      <w:r>
-        <w:br/>
-        <w:t>• Search Box</w:t>
-      </w:r>
-      <w:r>
-        <w:br/>
-        <w:t>• Search Button</w:t>
-      </w:r>
-      <w:r>
-        <w:br/>
-        <w:t>• Add Book Button</w:t>
-      </w:r>
-      <w:r>
-        <w:br/>
-        <w:t>• Book Table</w:t>
-      </w:r>
-      <w:r>
-        <w:br/>
-        <w:t>• Delete Button</w:t>
-      </w:r>
-      <w:r>
-        <w:br/>
-        <w:t>• Add Book Form</w:t>
-      </w:r>
-      <w:r>
-        <w:br/>
-      </w:r>
-      <w:r>
-        <w:br/>
-        <w:t>User Interaction:</w:t>
-      </w:r>
-      <w:r>
-        <w:br/>
-        <w:t>Click Add Book → En</w:t>
-      </w:r>
-      <w:r>
-        <w:t>ter information → Click Add → System saves data → Book table updates.</w:t>
-      </w:r>
-      <w:r>
-        <w:br/>
-      </w:r>
-      <w:r>
-        <w:br/>
-      </w:r>
-      <w:r>
+        <w:rPr>
+          <w:rStyle w:val="Strong"/>
+          <w:rFonts w:eastAsiaTheme="majorEastAsia"/>
+        </w:rPr>
         <w:drawing>
-          <wp:inline distT="0" distB="0" distL="0" distR="0" wp14:anchorId="490036F4" wp14:editId="4B28D31C">
-            <wp:extent cx="5486400" cy="2580005"/>
+          <wp:anchor distT="0" distB="0" distL="114300" distR="114300" simplePos="0" relativeHeight="251668992" behindDoc="1" locked="0" layoutInCell="1" allowOverlap="1" wp14:anchorId="2AA4F2B5" wp14:editId="386D4411">
+            <wp:simplePos x="0" y="0"/>
+            <wp:positionH relativeFrom="column">
+              <wp:posOffset>0</wp:posOffset>
+            </wp:positionH>
+            <wp:positionV relativeFrom="paragraph">
+              <wp:posOffset>180975</wp:posOffset>
+            </wp:positionV>
+            <wp:extent cx="3740150" cy="1776730"/>
             <wp:effectExtent l="0" t="0" r="0" b="0"/>
-            <wp:docPr id="6" name="Picture 6"/>
+            <wp:wrapTight wrapText="bothSides">
+              <wp:wrapPolygon edited="0">
+                <wp:start x="0" y="0"/>
+                <wp:lineTo x="0" y="21307"/>
+                <wp:lineTo x="21453" y="21307"/>
+                <wp:lineTo x="21453" y="0"/>
+                <wp:lineTo x="0" y="0"/>
+              </wp:wrapPolygon>
+            </wp:wrapTight>
+            <wp:docPr id="5" name="Picture 5"/>
             <wp:cNvGraphicFramePr>
               <a:graphicFrameLocks xmlns:a="http://schemas.openxmlformats.org/drawingml/2006/main" noChangeAspect="1"/>
             </wp:cNvGraphicFramePr>
@@ -530,7 +1573,7 @@
                   <pic:spPr>
                     <a:xfrm>
                       <a:off x="0" y="0"/>
-                      <a:ext cx="5486400" cy="2580005"/>
+                      <a:ext cx="3740150" cy="1776730"/>
                     </a:xfrm>
                     <a:prstGeom prst="rect">
                       <a:avLst/>
@@ -539,101 +1582,83 @@
                 </pic:pic>
               </a:graphicData>
             </a:graphic>
-          </wp:inline>
+            <wp14:sizeRelH relativeFrom="margin">
+              <wp14:pctWidth>0</wp14:pctWidth>
+            </wp14:sizeRelH>
+            <wp14:sizeRelV relativeFrom="margin">
+              <wp14:pctHeight>0</wp14:pctHeight>
+            </wp14:sizeRelV>
+          </wp:anchor>
         </w:drawing>
-      </w:r>
-      <w:bookmarkStart w:id="0" w:name="_GoBack"/>
-      <w:bookmarkEnd w:id="0"/>
-    </w:p>
-    <w:p>
-      <w:pPr>
-        <w:rPr>
-          <w:rFonts w:asciiTheme="majorHAnsi" w:eastAsiaTheme="majorEastAsia" w:hAnsiTheme="majorHAnsi" w:cstheme="majorBidi"/>
-          <w:b/>
-          <w:bCs/>
-          <w:color w:val="4F81BD" w:themeColor="accent1"/>
-          <w:sz w:val="26"/>
-          <w:szCs w:val="26"/>
-        </w:rPr>
-      </w:pPr>
-      <w:r>
-        <w:br w:type="page"/>
       </w:r>
     </w:p>
     <w:p>
       <w:pPr>
-        <w:pStyle w:val="Heading2"/>
-      </w:pPr>
-      <w:r>
-        <w:lastRenderedPageBreak/>
-        <w:t>7.6 Borrow and Return Interface</w:t>
-      </w:r>
+        <w:pStyle w:val="NormalWeb"/>
+        <w:rPr>
+          <w:rStyle w:val="Strong"/>
+          <w:rFonts w:eastAsiaTheme="majorEastAsia"/>
+        </w:rPr>
+      </w:pPr>
     </w:p>
     <w:p>
+      <w:pPr>
+        <w:pStyle w:val="NormalWeb"/>
+        <w:rPr>
+          <w:rStyle w:val="Strong"/>
+          <w:rFonts w:eastAsiaTheme="majorEastAsia"/>
+        </w:rPr>
+      </w:pPr>
+    </w:p>
+    <w:p>
+      <w:pPr>
+        <w:pStyle w:val="NormalWeb"/>
+        <w:rPr>
+          <w:rStyle w:val="Strong"/>
+          <w:rFonts w:eastAsiaTheme="majorEastAsia"/>
+        </w:rPr>
+      </w:pPr>
+    </w:p>
+    <w:p>
+      <w:pPr>
+        <w:pStyle w:val="NormalWeb"/>
+        <w:rPr>
+          <w:rStyle w:val="Strong"/>
+          <w:rFonts w:eastAsiaTheme="majorEastAsia"/>
+        </w:rPr>
+      </w:pPr>
+    </w:p>
+    <w:p>
+      <w:pPr>
+        <w:pStyle w:val="NormalWeb"/>
+        <w:ind w:left="2160"/>
+      </w:pPr>
       <w:r>
-        <w:t>Purpose:</w:t>
-      </w:r>
-      <w:r>
-        <w:br/>
-        <w:t>Manage book borrowing and returning activities.</w:t>
-      </w:r>
-      <w:r>
-        <w:br/>
-      </w:r>
-      <w:r>
-        <w:br/>
-        <w:t>Components:</w:t>
-      </w:r>
-      <w:r>
-        <w:br/>
-        <w:t>• Reader Dropdown</w:t>
-      </w:r>
-      <w:r>
-        <w:br/>
-        <w:t>• Book Dropdown</w:t>
-      </w:r>
-      <w:r>
-        <w:br/>
-        <w:t>• Bor</w:t>
-      </w:r>
-      <w:r>
-        <w:t>row Button</w:t>
-      </w:r>
-      <w:r>
-        <w:br/>
-        <w:t>• Borrow Table</w:t>
-      </w:r>
-      <w:r>
-        <w:br/>
-        <w:t>• Return Button</w:t>
-      </w:r>
-      <w:r>
-        <w:br/>
-        <w:t>• Due Date Indicator</w:t>
-      </w:r>
-      <w:r>
-        <w:br/>
-      </w:r>
-      <w:r>
-        <w:br/>
-        <w:t>User Interaction:</w:t>
-      </w:r>
-      <w:r>
-        <w:br/>
-        <w:t>Select Reader → Select Book → Click Borrow → Create Borrow Record → Update Book Quantity.</w:t>
-      </w:r>
-      <w:r>
-        <w:br/>
-      </w:r>
-      <w:r>
-        <w:br/>
-      </w:r>
-      <w:r>
+        <w:rPr>
+          <w:rStyle w:val="Strong"/>
+          <w:rFonts w:eastAsiaTheme="majorEastAsia"/>
+        </w:rPr>
         <w:drawing>
-          <wp:inline distT="0" distB="0" distL="0" distR="0" wp14:anchorId="46346752" wp14:editId="15C9DB4F">
-            <wp:extent cx="5486400" cy="2591435"/>
+          <wp:anchor distT="0" distB="0" distL="114300" distR="114300" simplePos="0" relativeHeight="251660288" behindDoc="1" locked="0" layoutInCell="1" allowOverlap="1" wp14:anchorId="5400B31A" wp14:editId="5BEC198E">
+            <wp:simplePos x="0" y="0"/>
+            <wp:positionH relativeFrom="column">
+              <wp:posOffset>0</wp:posOffset>
+            </wp:positionH>
+            <wp:positionV relativeFrom="paragraph">
+              <wp:posOffset>351155</wp:posOffset>
+            </wp:positionV>
+            <wp:extent cx="3780790" cy="1779905"/>
             <wp:effectExtent l="0" t="0" r="0" b="0"/>
-            <wp:docPr id="5" name="Picture 5"/>
+            <wp:wrapTight wrapText="bothSides">
+              <wp:wrapPolygon edited="0">
+                <wp:start x="0" y="0"/>
+                <wp:lineTo x="0" y="21269"/>
+                <wp:lineTo x="21440" y="21269"/>
+                <wp:lineTo x="21440" y="0"/>
+                <wp:lineTo x="0" y="0"/>
+              </wp:wrapPolygon>
+            </wp:wrapTight>
+            <wp:docPr id="6" name="Picture 6"/>
             <wp:cNvGraphicFramePr>
               <a:graphicFrameLocks xmlns:a="http://schemas.openxmlformats.org/drawingml/2006/main" noChangeAspect="1"/>
             </wp:cNvGraphicFramePr>
@@ -653,7 +1678,7 @@
                   <pic:spPr>
                     <a:xfrm>
                       <a:off x="0" y="0"/>
-                      <a:ext cx="5486400" cy="2591435"/>
+                      <a:ext cx="3780790" cy="1779905"/>
                     </a:xfrm>
                     <a:prstGeom prst="rect">
                       <a:avLst/>
@@ -662,81 +1687,1802 @@
                 </pic:pic>
               </a:graphicData>
             </a:graphic>
-          </wp:inline>
+            <wp14:sizeRelH relativeFrom="margin">
+              <wp14:pctWidth>0</wp14:pctWidth>
+            </wp14:sizeRelH>
+            <wp14:sizeRelV relativeFrom="margin">
+              <wp14:pctHeight>0</wp14:pctHeight>
+            </wp14:sizeRelV>
+          </wp:anchor>
         </w:drawing>
+      </w:r>
+      <w:r>
+        <w:rPr>
+          <w:rStyle w:val="Strong"/>
+          <w:rFonts w:eastAsiaTheme="majorEastAsia"/>
+        </w:rPr>
+        <w:t>Book Management</w:t>
       </w:r>
     </w:p>
     <w:p>
       <w:pPr>
-        <w:pStyle w:val="Heading2"/>
-      </w:pPr>
+        <w:pStyle w:val="NormalWeb"/>
+        <w:rPr>
+          <w:rStyle w:val="Strong"/>
+          <w:rFonts w:eastAsiaTheme="majorEastAsia"/>
+        </w:rPr>
+      </w:pPr>
+    </w:p>
+    <w:p>
+      <w:pPr>
+        <w:pStyle w:val="NormalWeb"/>
+        <w:rPr>
+          <w:rStyle w:val="Strong"/>
+          <w:rFonts w:eastAsiaTheme="majorEastAsia"/>
+        </w:rPr>
+      </w:pPr>
+    </w:p>
+    <w:p>
+      <w:pPr>
+        <w:pStyle w:val="NormalWeb"/>
+        <w:rPr>
+          <w:rStyle w:val="Strong"/>
+          <w:rFonts w:eastAsiaTheme="majorEastAsia"/>
+        </w:rPr>
+      </w:pPr>
+    </w:p>
+    <w:p>
+      <w:pPr>
+        <w:pStyle w:val="NormalWeb"/>
+        <w:rPr>
+          <w:rStyle w:val="Strong"/>
+          <w:rFonts w:eastAsiaTheme="majorEastAsia"/>
+        </w:rPr>
+      </w:pPr>
+    </w:p>
+    <w:p>
+      <w:pPr>
+        <w:pStyle w:val="NormalWeb"/>
+        <w:rPr>
+          <w:rStyle w:val="Strong"/>
+          <w:rFonts w:eastAsiaTheme="majorEastAsia"/>
+        </w:rPr>
+      </w:pPr>
+    </w:p>
+    <w:p>
+      <w:pPr>
+        <w:pStyle w:val="NormalWeb"/>
+        <w:ind w:left="2160" w:firstLine="720"/>
+      </w:pPr>
+      <w:bookmarkStart w:id="0" w:name="_GoBack"/>
+      <w:bookmarkEnd w:id="0"/>
       <w:r>
-        <w:t>7.7 Navigation Structure</w:t>
+        <w:rPr>
+          <w:rStyle w:val="Strong"/>
+          <w:rFonts w:eastAsiaTheme="majorEastAsia"/>
+        </w:rPr>
+        <w:t>Add Book</w:t>
       </w:r>
     </w:p>
     <w:p>
+      <w:pPr>
+        <w:pStyle w:val="NormalWeb"/>
+        <w:rPr>
+          <w:rStyle w:val="Strong"/>
+          <w:rFonts w:eastAsiaTheme="majorEastAsia"/>
+        </w:rPr>
+      </w:pPr>
+    </w:p>
+    <w:p>
+      <w:r>
+        <w:pict w14:anchorId="24C0A458">
+          <v:rect id="_x0000_i1028" style="width:0;height:1.5pt" o:hralign="center" o:hrstd="t" o:hr="t" fillcolor="#a0a0a0" stroked="f"/>
+        </w:pict>
+      </w:r>
+    </w:p>
+    <w:p>
+      <w:pPr>
+        <w:pStyle w:val="Heading1"/>
+      </w:pPr>
+      <w:r>
+        <w:t>4. Borrow &amp; Return Interface</w:t>
+      </w:r>
+    </w:p>
+    <w:p>
+      <w:pPr>
+        <w:pStyle w:val="Heading2"/>
+      </w:pPr>
+      <w:r>
+        <w:t>Purpose</w:t>
+      </w:r>
+    </w:p>
+    <w:p>
+      <w:pPr>
+        <w:pStyle w:val="NormalWeb"/>
+      </w:pPr>
+      <w:r>
+        <w:t>Allows users to borrow and return books.</w:t>
+      </w:r>
+    </w:p>
+    <w:p>
+      <w:pPr>
+        <w:pStyle w:val="Heading2"/>
+      </w:pPr>
+      <w:r>
+        <w:lastRenderedPageBreak/>
+        <w:t>Components</w:t>
+      </w:r>
+    </w:p>
+    <w:tbl>
+      <w:tblPr>
+        <w:tblW w:w="0" w:type="auto"/>
+        <w:tblCellSpacing w:w="15" w:type="dxa"/>
+        <w:tblCellMar>
+          <w:top w:w="15" w:type="dxa"/>
+          <w:left w:w="15" w:type="dxa"/>
+          <w:bottom w:w="15" w:type="dxa"/>
+          <w:right w:w="15" w:type="dxa"/>
+        </w:tblCellMar>
+        <w:tblLook w:val="04A0" w:firstRow="1" w:lastRow="0" w:firstColumn="1" w:lastColumn="0" w:noHBand="0" w:noVBand="1"/>
+      </w:tblPr>
+      <w:tblGrid>
+        <w:gridCol w:w="2193"/>
+        <w:gridCol w:w="3313"/>
+      </w:tblGrid>
+      <w:tr>
+        <w:trPr>
+          <w:tblHeader/>
+          <w:tblCellSpacing w:w="15" w:type="dxa"/>
+        </w:trPr>
+        <w:tc>
+          <w:tcPr>
+            <w:tcW w:w="2148" w:type="dxa"/>
+            <w:vAlign w:val="center"/>
+            <w:hideMark/>
+          </w:tcPr>
+          <w:p>
+            <w:pPr>
+              <w:rPr>
+                <w:b/>
+                <w:bCs/>
+              </w:rPr>
+            </w:pPr>
+            <w:r>
+              <w:rPr>
+                <w:b/>
+                <w:bCs/>
+              </w:rPr>
+              <w:t>Component</w:t>
+            </w:r>
+          </w:p>
+        </w:tc>
+        <w:tc>
+          <w:tcPr>
+            <w:tcW w:w="0" w:type="auto"/>
+            <w:vAlign w:val="center"/>
+            <w:hideMark/>
+          </w:tcPr>
+          <w:p>
+            <w:pPr>
+              <w:rPr>
+                <w:b/>
+                <w:bCs/>
+              </w:rPr>
+            </w:pPr>
+            <w:r>
+              <w:rPr>
+                <w:b/>
+                <w:bCs/>
+              </w:rPr>
+              <w:tab/>
+            </w:r>
+            <w:r>
+              <w:rPr>
+                <w:b/>
+                <w:bCs/>
+              </w:rPr>
+              <w:t>Description</w:t>
+            </w:r>
+          </w:p>
+        </w:tc>
+      </w:tr>
+      <w:tr>
+        <w:trPr>
+          <w:tblCellSpacing w:w="15" w:type="dxa"/>
+        </w:trPr>
+        <w:tc>
+          <w:tcPr>
+            <w:tcW w:w="2148" w:type="dxa"/>
+            <w:vAlign w:val="center"/>
+            <w:hideMark/>
+          </w:tcPr>
+          <w:p>
+            <w:r>
+              <w:t>Reader Dropdown</w:t>
+            </w:r>
+          </w:p>
+        </w:tc>
+        <w:tc>
+          <w:tcPr>
+            <w:tcW w:w="0" w:type="auto"/>
+            <w:vAlign w:val="center"/>
+            <w:hideMark/>
+          </w:tcPr>
+          <w:p>
+            <w:r>
+              <w:tab/>
+            </w:r>
+            <w:r>
+              <w:t>Select reader</w:t>
+            </w:r>
+          </w:p>
+        </w:tc>
+      </w:tr>
+      <w:tr>
+        <w:trPr>
+          <w:tblCellSpacing w:w="15" w:type="dxa"/>
+        </w:trPr>
+        <w:tc>
+          <w:tcPr>
+            <w:tcW w:w="2148" w:type="dxa"/>
+            <w:vAlign w:val="center"/>
+            <w:hideMark/>
+          </w:tcPr>
+          <w:p>
+            <w:r>
+              <w:t>Book Dropdown</w:t>
+            </w:r>
+          </w:p>
+        </w:tc>
+        <w:tc>
+          <w:tcPr>
+            <w:tcW w:w="0" w:type="auto"/>
+            <w:vAlign w:val="center"/>
+            <w:hideMark/>
+          </w:tcPr>
+          <w:p>
+            <w:r>
+              <w:tab/>
+            </w:r>
+            <w:r>
+              <w:t>Select book</w:t>
+            </w:r>
+          </w:p>
+        </w:tc>
+      </w:tr>
+      <w:tr>
+        <w:trPr>
+          <w:tblCellSpacing w:w="15" w:type="dxa"/>
+        </w:trPr>
+        <w:tc>
+          <w:tcPr>
+            <w:tcW w:w="2148" w:type="dxa"/>
+            <w:vAlign w:val="center"/>
+            <w:hideMark/>
+          </w:tcPr>
+          <w:p>
+            <w:r>
+              <w:t>Borrow Button</w:t>
+            </w:r>
+          </w:p>
+        </w:tc>
+        <w:tc>
+          <w:tcPr>
+            <w:tcW w:w="0" w:type="auto"/>
+            <w:vAlign w:val="center"/>
+            <w:hideMark/>
+          </w:tcPr>
+          <w:p>
+            <w:r>
+              <w:tab/>
+            </w:r>
+            <w:r>
+              <w:t>Create borrow record</w:t>
+            </w:r>
+          </w:p>
+        </w:tc>
+      </w:tr>
+      <w:tr>
+        <w:trPr>
+          <w:tblCellSpacing w:w="15" w:type="dxa"/>
+        </w:trPr>
+        <w:tc>
+          <w:tcPr>
+            <w:tcW w:w="2148" w:type="dxa"/>
+            <w:vAlign w:val="center"/>
+            <w:hideMark/>
+          </w:tcPr>
+          <w:p>
+            <w:r>
+              <w:t>Borrow Record Table</w:t>
+            </w:r>
+          </w:p>
+        </w:tc>
+        <w:tc>
+          <w:tcPr>
+            <w:tcW w:w="0" w:type="auto"/>
+            <w:vAlign w:val="center"/>
+            <w:hideMark/>
+          </w:tcPr>
+          <w:p>
+            <w:r>
+              <w:tab/>
+            </w:r>
+            <w:r>
+              <w:t>Display borrowing records</w:t>
+            </w:r>
+          </w:p>
+        </w:tc>
+      </w:tr>
+      <w:tr>
+        <w:trPr>
+          <w:tblCellSpacing w:w="15" w:type="dxa"/>
+        </w:trPr>
+        <w:tc>
+          <w:tcPr>
+            <w:tcW w:w="2148" w:type="dxa"/>
+            <w:vAlign w:val="center"/>
+            <w:hideMark/>
+          </w:tcPr>
+          <w:p>
+            <w:r>
+              <w:t>Return Button</w:t>
+            </w:r>
+          </w:p>
+        </w:tc>
+        <w:tc>
+          <w:tcPr>
+            <w:tcW w:w="0" w:type="auto"/>
+            <w:vAlign w:val="center"/>
+            <w:hideMark/>
+          </w:tcPr>
+          <w:p>
+            <w:r>
+              <w:tab/>
+            </w:r>
+            <w:r>
+              <w:t>Process returned books</w:t>
+            </w:r>
+          </w:p>
+        </w:tc>
+      </w:tr>
+      <w:tr>
+        <w:trPr>
+          <w:tblCellSpacing w:w="15" w:type="dxa"/>
+        </w:trPr>
+        <w:tc>
+          <w:tcPr>
+            <w:tcW w:w="2148" w:type="dxa"/>
+            <w:vAlign w:val="center"/>
+            <w:hideMark/>
+          </w:tcPr>
+          <w:p>
+            <w:r>
+              <w:t>Overdue Indicator</w:t>
+            </w:r>
+          </w:p>
+        </w:tc>
+        <w:tc>
+          <w:tcPr>
+            <w:tcW w:w="0" w:type="auto"/>
+            <w:vAlign w:val="center"/>
+            <w:hideMark/>
+          </w:tcPr>
+          <w:p>
+            <w:r>
+              <w:tab/>
+            </w:r>
+            <w:r>
+              <w:t>Highlight overdue records</w:t>
+            </w:r>
+          </w:p>
+        </w:tc>
+      </w:tr>
+    </w:tbl>
+    <w:p>
+      <w:pPr>
+        <w:pStyle w:val="Heading2"/>
+      </w:pPr>
+      <w:r>
+        <w:t>Borrow Record Information</w:t>
+      </w:r>
+    </w:p>
+    <w:tbl>
+      <w:tblPr>
+        <w:tblW w:w="0" w:type="auto"/>
+        <w:tblCellSpacing w:w="15" w:type="dxa"/>
+        <w:tblCellMar>
+          <w:top w:w="15" w:type="dxa"/>
+          <w:left w:w="15" w:type="dxa"/>
+          <w:bottom w:w="15" w:type="dxa"/>
+          <w:right w:w="15" w:type="dxa"/>
+        </w:tblCellMar>
+        <w:tblLook w:val="04A0" w:firstRow="1" w:lastRow="0" w:firstColumn="1" w:lastColumn="0" w:noHBand="0" w:noVBand="1"/>
+      </w:tblPr>
+      <w:tblGrid>
+        <w:gridCol w:w="6786"/>
+      </w:tblGrid>
+      <w:tr>
+        <w:trPr>
+          <w:tblHeader/>
+          <w:tblCellSpacing w:w="15" w:type="dxa"/>
+        </w:trPr>
+        <w:tc>
+          <w:tcPr>
+            <w:tcW w:w="0" w:type="auto"/>
+            <w:vAlign w:val="center"/>
+            <w:hideMark/>
+          </w:tcPr>
+          <w:p>
+            <w:pPr>
+              <w:rPr>
+                <w:b/>
+                <w:bCs/>
+              </w:rPr>
+            </w:pPr>
+            <w:r>
+              <w:rPr>
+                <w:b/>
+                <w:bCs/>
+              </w:rPr>
+              <w:t>Field</w:t>
+            </w:r>
+          </w:p>
+        </w:tc>
+      </w:tr>
+      <w:tr>
+        <w:trPr>
+          <w:tblCellSpacing w:w="15" w:type="dxa"/>
+        </w:trPr>
+        <w:tc>
+          <w:tcPr>
+            <w:tcW w:w="0" w:type="auto"/>
+            <w:vAlign w:val="center"/>
+            <w:hideMark/>
+          </w:tcPr>
+          <w:p>
+            <w:r>
+              <w:t>Reader</w:t>
+            </w:r>
+          </w:p>
+        </w:tc>
+      </w:tr>
+      <w:tr>
+        <w:trPr>
+          <w:tblCellSpacing w:w="15" w:type="dxa"/>
+        </w:trPr>
+        <w:tc>
+          <w:tcPr>
+            <w:tcW w:w="0" w:type="auto"/>
+            <w:vAlign w:val="center"/>
+            <w:hideMark/>
+          </w:tcPr>
+          <w:p>
+            <w:r>
+              <w:t>Book</w:t>
+            </w:r>
+          </w:p>
+        </w:tc>
+      </w:tr>
+      <w:tr>
+        <w:trPr>
+          <w:tblCellSpacing w:w="15" w:type="dxa"/>
+        </w:trPr>
+        <w:tc>
+          <w:tcPr>
+            <w:tcW w:w="0" w:type="auto"/>
+            <w:vAlign w:val="center"/>
+            <w:hideMark/>
+          </w:tcPr>
+          <w:p>
+            <w:r>
+              <w:t>Borrow Date</w:t>
+            </w:r>
+          </w:p>
+        </w:tc>
+      </w:tr>
+      <w:tr>
+        <w:trPr>
+          <w:tblCellSpacing w:w="15" w:type="dxa"/>
+        </w:trPr>
+        <w:tc>
+          <w:tcPr>
+            <w:tcW w:w="0" w:type="auto"/>
+            <w:vAlign w:val="center"/>
+            <w:hideMark/>
+          </w:tcPr>
+          <w:p>
+            <w:r>
+              <w:t>Due Date</w:t>
+            </w:r>
+          </w:p>
+        </w:tc>
+      </w:tr>
+      <w:tr>
+        <w:trPr>
+          <w:tblCellSpacing w:w="15" w:type="dxa"/>
+        </w:trPr>
+        <w:tc>
+          <w:tcPr>
+            <w:tcW w:w="0" w:type="auto"/>
+            <w:vAlign w:val="center"/>
+            <w:hideMark/>
+          </w:tcPr>
+          <w:p>
+            <w:r>
+              <w:t>Status</w:t>
+            </w:r>
+          </w:p>
+          <w:p>
+            <w:r>
+              <w:rPr>
+                <w:noProof/>
+              </w:rPr>
+              <w:drawing>
+                <wp:anchor distT="0" distB="0" distL="114300" distR="114300" simplePos="0" relativeHeight="251655680" behindDoc="1" locked="0" layoutInCell="1" allowOverlap="1" wp14:anchorId="3359B92B" wp14:editId="34AC3144">
+                  <wp:simplePos x="0" y="0"/>
+                  <wp:positionH relativeFrom="column">
+                    <wp:posOffset>-1905</wp:posOffset>
+                  </wp:positionH>
+                  <wp:positionV relativeFrom="paragraph">
+                    <wp:posOffset>312420</wp:posOffset>
+                  </wp:positionV>
+                  <wp:extent cx="4251960" cy="2030095"/>
+                  <wp:effectExtent l="0" t="0" r="0" b="8255"/>
+                  <wp:wrapTight wrapText="bothSides">
+                    <wp:wrapPolygon edited="0">
+                      <wp:start x="0" y="0"/>
+                      <wp:lineTo x="0" y="21485"/>
+                      <wp:lineTo x="21484" y="21485"/>
+                      <wp:lineTo x="21484" y="0"/>
+                      <wp:lineTo x="0" y="0"/>
+                    </wp:wrapPolygon>
+                  </wp:wrapTight>
+                  <wp:docPr id="9" name="Picture 9"/>
+                  <wp:cNvGraphicFramePr>
+                    <a:graphicFrameLocks xmlns:a="http://schemas.openxmlformats.org/drawingml/2006/main" noChangeAspect="1"/>
+                  </wp:cNvGraphicFramePr>
+                  <a:graphic xmlns:a="http://schemas.openxmlformats.org/drawingml/2006/main">
+                    <a:graphicData uri="http://schemas.openxmlformats.org/drawingml/2006/picture">
+                      <pic:pic xmlns:pic="http://schemas.openxmlformats.org/drawingml/2006/picture">
+                        <pic:nvPicPr>
+                          <pic:cNvPr id="1" name=""/>
+                          <pic:cNvPicPr/>
+                        </pic:nvPicPr>
+                        <pic:blipFill>
+                          <a:blip r:embed="rId10"/>
+                          <a:stretch>
+                            <a:fillRect/>
+                          </a:stretch>
+                        </pic:blipFill>
+                        <pic:spPr>
+                          <a:xfrm>
+                            <a:off x="0" y="0"/>
+                            <a:ext cx="4251960" cy="2030095"/>
+                          </a:xfrm>
+                          <a:prstGeom prst="rect">
+                            <a:avLst/>
+                          </a:prstGeom>
+                        </pic:spPr>
+                      </pic:pic>
+                    </a:graphicData>
+                  </a:graphic>
+                  <wp14:sizeRelH relativeFrom="margin">
+                    <wp14:pctWidth>0</wp14:pctWidth>
+                  </wp14:sizeRelH>
+                  <wp14:sizeRelV relativeFrom="margin">
+                    <wp14:pctHeight>0</wp14:pctHeight>
+                  </wp14:sizeRelV>
+                </wp:anchor>
+              </w:drawing>
+            </w:r>
+          </w:p>
+          <w:p/>
+        </w:tc>
+      </w:tr>
+    </w:tbl>
+    <w:p>
+      <w:pPr>
+        <w:pStyle w:val="NormalWeb"/>
+        <w:ind w:left="2160"/>
+        <w:rPr>
+          <w:rStyle w:val="Strong"/>
+          <w:rFonts w:eastAsiaTheme="majorEastAsia"/>
+        </w:rPr>
+      </w:pPr>
+      <w:r>
+        <w:rPr>
+          <w:rStyle w:val="Strong"/>
+          <w:rFonts w:eastAsiaTheme="majorEastAsia"/>
+        </w:rPr>
+        <w:t xml:space="preserve">Borrow Management </w:t>
+      </w:r>
+    </w:p>
+    <w:p>
+      <w:pPr>
+        <w:pStyle w:val="NormalWeb"/>
+        <w:ind w:left="2160"/>
+      </w:pPr>
+    </w:p>
+    <w:p>
+      <w:pPr>
+        <w:pStyle w:val="NormalWeb"/>
+        <w:ind w:left="2160"/>
+      </w:pPr>
+    </w:p>
+    <w:p>
+      <w:pPr>
+        <w:pStyle w:val="NormalWeb"/>
+        <w:ind w:left="2160"/>
+      </w:pPr>
+    </w:p>
+    <w:p>
+      <w:pPr>
+        <w:pStyle w:val="NormalWeb"/>
+        <w:ind w:left="2160"/>
+      </w:pPr>
+    </w:p>
+    <w:p>
+      <w:r>
+        <w:pict w14:anchorId="0D6D950B">
+          <v:rect id="_x0000_i1029" style="width:0;height:1.5pt" o:hralign="center" o:hrstd="t" o:hr="t" fillcolor="#a0a0a0" stroked="f"/>
+        </w:pict>
+      </w:r>
+    </w:p>
+    <w:p>
+      <w:pPr>
+        <w:pStyle w:val="Heading1"/>
+      </w:pPr>
+      <w:r>
+        <w:t>5. Category Management Interface</w:t>
+      </w:r>
+    </w:p>
+    <w:p>
+      <w:pPr>
+        <w:pStyle w:val="Heading2"/>
+      </w:pPr>
+      <w:r>
+        <w:t>Purpose</w:t>
+      </w:r>
+    </w:p>
+    <w:p>
+      <w:pPr>
+        <w:pStyle w:val="NormalWeb"/>
+      </w:pPr>
+      <w:r>
+        <w:t>Allows administrators to manage book categories.</w:t>
+      </w:r>
+    </w:p>
+    <w:p>
+      <w:pPr>
+        <w:pStyle w:val="Heading2"/>
+      </w:pPr>
+      <w:r>
+        <w:t>Components</w:t>
+      </w:r>
+    </w:p>
+    <w:tbl>
+      <w:tblPr>
+        <w:tblW w:w="0" w:type="auto"/>
+        <w:tblCellSpacing w:w="15" w:type="dxa"/>
+        <w:tblLayout w:type="fixed"/>
+        <w:tblCellMar>
+          <w:top w:w="15" w:type="dxa"/>
+          <w:left w:w="15" w:type="dxa"/>
+          <w:bottom w:w="15" w:type="dxa"/>
+          <w:right w:w="15" w:type="dxa"/>
+        </w:tblCellMar>
+        <w:tblLook w:val="04A0" w:firstRow="1" w:lastRow="0" w:firstColumn="1" w:lastColumn="0" w:noHBand="0" w:noVBand="1"/>
+      </w:tblPr>
+      <w:tblGrid>
+        <w:gridCol w:w="6991"/>
+        <w:gridCol w:w="1739"/>
+      </w:tblGrid>
+      <w:tr>
+        <w:trPr>
+          <w:tblHeader/>
+          <w:tblCellSpacing w:w="15" w:type="dxa"/>
+        </w:trPr>
+        <w:tc>
+          <w:tcPr>
+            <w:tcW w:w="6946" w:type="dxa"/>
+            <w:vAlign w:val="center"/>
+            <w:hideMark/>
+          </w:tcPr>
+          <w:p>
+            <w:pPr>
+              <w:rPr>
+                <w:b/>
+                <w:bCs/>
+              </w:rPr>
+            </w:pPr>
+            <w:proofErr w:type="spellStart"/>
+            <w:r>
+              <w:rPr>
+                <w:b/>
+                <w:bCs/>
+              </w:rPr>
+              <w:t>Componen</w:t>
+            </w:r>
+            <w:proofErr w:type="spellEnd"/>
+          </w:p>
+        </w:tc>
+        <w:tc>
+          <w:tcPr>
+            <w:tcW w:w="1694" w:type="dxa"/>
+            <w:vAlign w:val="center"/>
+            <w:hideMark/>
+          </w:tcPr>
+          <w:p>
+            <w:pPr>
+              <w:rPr>
+                <w:b/>
+                <w:bCs/>
+              </w:rPr>
+            </w:pPr>
+            <w:r>
+              <w:rPr>
+                <w:b/>
+                <w:bCs/>
+              </w:rPr>
+              <w:t>Description</w:t>
+            </w:r>
+          </w:p>
+        </w:tc>
+      </w:tr>
+      <w:tr>
+        <w:trPr>
+          <w:tblCellSpacing w:w="15" w:type="dxa"/>
+        </w:trPr>
+        <w:tc>
+          <w:tcPr>
+            <w:tcW w:w="6946" w:type="dxa"/>
+            <w:vAlign w:val="center"/>
+            <w:hideMark/>
+          </w:tcPr>
+          <w:p>
+            <w:r>
+              <w:t>Category Name Textbox</w:t>
+            </w:r>
+          </w:p>
+        </w:tc>
+        <w:tc>
+          <w:tcPr>
+            <w:tcW w:w="1694" w:type="dxa"/>
+            <w:vAlign w:val="center"/>
+            <w:hideMark/>
+          </w:tcPr>
+          <w:p>
+            <w:r>
+              <w:t>Enter category name</w:t>
+            </w:r>
+          </w:p>
+        </w:tc>
+      </w:tr>
+      <w:tr>
+        <w:trPr>
+          <w:tblCellSpacing w:w="15" w:type="dxa"/>
+        </w:trPr>
+        <w:tc>
+          <w:tcPr>
+            <w:tcW w:w="6946" w:type="dxa"/>
+            <w:vAlign w:val="center"/>
+            <w:hideMark/>
+          </w:tcPr>
+          <w:p>
+            <w:r>
+              <w:t>Add Button</w:t>
+            </w:r>
+          </w:p>
+        </w:tc>
+        <w:tc>
+          <w:tcPr>
+            <w:tcW w:w="1694" w:type="dxa"/>
+            <w:vAlign w:val="center"/>
+            <w:hideMark/>
+          </w:tcPr>
+          <w:p>
+            <w:r>
+              <w:t>Create category</w:t>
+            </w:r>
+          </w:p>
+        </w:tc>
+      </w:tr>
+      <w:tr>
+        <w:trPr>
+          <w:tblCellSpacing w:w="15" w:type="dxa"/>
+        </w:trPr>
+        <w:tc>
+          <w:tcPr>
+            <w:tcW w:w="6946" w:type="dxa"/>
+            <w:vAlign w:val="center"/>
+            <w:hideMark/>
+          </w:tcPr>
+          <w:p>
+            <w:r>
+              <w:t>Category Table</w:t>
+            </w:r>
+          </w:p>
+        </w:tc>
+        <w:tc>
+          <w:tcPr>
+            <w:tcW w:w="1694" w:type="dxa"/>
+            <w:vAlign w:val="center"/>
+            <w:hideMark/>
+          </w:tcPr>
+          <w:p>
+            <w:r>
+              <w:t>Display categories</w:t>
+            </w:r>
+          </w:p>
+        </w:tc>
+      </w:tr>
+      <w:tr>
+        <w:trPr>
+          <w:tblCellSpacing w:w="15" w:type="dxa"/>
+        </w:trPr>
+        <w:tc>
+          <w:tcPr>
+            <w:tcW w:w="6946" w:type="dxa"/>
+            <w:vAlign w:val="center"/>
+          </w:tcPr>
+          <w:p/>
+          <w:p>
+            <w:r>
+              <w:rPr>
+                <w:noProof/>
+              </w:rPr>
+              <w:drawing>
+                <wp:anchor distT="0" distB="0" distL="114300" distR="114300" simplePos="0" relativeHeight="251661824" behindDoc="1" locked="0" layoutInCell="1" allowOverlap="1" wp14:anchorId="03FAB888" wp14:editId="6932AEA1">
+                  <wp:simplePos x="0" y="0"/>
+                  <wp:positionH relativeFrom="column">
+                    <wp:posOffset>11430</wp:posOffset>
+                  </wp:positionH>
+                  <wp:positionV relativeFrom="paragraph">
+                    <wp:posOffset>177165</wp:posOffset>
+                  </wp:positionV>
+                  <wp:extent cx="4930140" cy="2341245"/>
+                  <wp:effectExtent l="0" t="0" r="3810" b="1905"/>
+                  <wp:wrapTight wrapText="bothSides">
+                    <wp:wrapPolygon edited="0">
+                      <wp:start x="0" y="0"/>
+                      <wp:lineTo x="0" y="21442"/>
+                      <wp:lineTo x="21533" y="21442"/>
+                      <wp:lineTo x="21533" y="0"/>
+                      <wp:lineTo x="0" y="0"/>
+                    </wp:wrapPolygon>
+                  </wp:wrapTight>
+                  <wp:docPr id="11" name="Picture 11"/>
+                  <wp:cNvGraphicFramePr>
+                    <a:graphicFrameLocks xmlns:a="http://schemas.openxmlformats.org/drawingml/2006/main" noChangeAspect="1"/>
+                  </wp:cNvGraphicFramePr>
+                  <a:graphic xmlns:a="http://schemas.openxmlformats.org/drawingml/2006/main">
+                    <a:graphicData uri="http://schemas.openxmlformats.org/drawingml/2006/picture">
+                      <pic:pic xmlns:pic="http://schemas.openxmlformats.org/drawingml/2006/picture">
+                        <pic:nvPicPr>
+                          <pic:cNvPr id="1" name=""/>
+                          <pic:cNvPicPr/>
+                        </pic:nvPicPr>
+                        <pic:blipFill>
+                          <a:blip r:embed="rId11"/>
+                          <a:stretch>
+                            <a:fillRect/>
+                          </a:stretch>
+                        </pic:blipFill>
+                        <pic:spPr>
+                          <a:xfrm>
+                            <a:off x="0" y="0"/>
+                            <a:ext cx="4930140" cy="2341245"/>
+                          </a:xfrm>
+                          <a:prstGeom prst="rect">
+                            <a:avLst/>
+                          </a:prstGeom>
+                        </pic:spPr>
+                      </pic:pic>
+                    </a:graphicData>
+                  </a:graphic>
+                  <wp14:sizeRelH relativeFrom="margin">
+                    <wp14:pctWidth>0</wp14:pctWidth>
+                  </wp14:sizeRelH>
+                  <wp14:sizeRelV relativeFrom="margin">
+                    <wp14:pctHeight>0</wp14:pctHeight>
+                  </wp14:sizeRelV>
+                </wp:anchor>
+              </w:drawing>
+            </w:r>
+          </w:p>
+        </w:tc>
+        <w:tc>
+          <w:tcPr>
+            <w:tcW w:w="1694" w:type="dxa"/>
+            <w:vAlign w:val="center"/>
+          </w:tcPr>
+          <w:p/>
+          <w:p/>
+          <w:p/>
+          <w:p/>
+          <w:p/>
+          <w:p/>
+          <w:p>
+            <w:pPr>
+              <w:pStyle w:val="NormalWeb"/>
+            </w:pPr>
+          </w:p>
+        </w:tc>
+      </w:tr>
+    </w:tbl>
+    <w:p>
+      <w:pPr>
+        <w:pStyle w:val="NormalWeb"/>
+        <w:ind w:left="2160" w:firstLine="720"/>
+        <w:rPr>
+          <w:rStyle w:val="Strong"/>
+          <w:rFonts w:eastAsiaTheme="majorEastAsia"/>
+        </w:rPr>
+      </w:pPr>
+      <w:r>
+        <w:rPr>
+          <w:rStyle w:val="Strong"/>
+          <w:rFonts w:eastAsiaTheme="majorEastAsia"/>
+        </w:rPr>
+        <w:lastRenderedPageBreak/>
+        <w:t>Category Management</w:t>
+      </w:r>
+    </w:p>
+    <w:p>
+      <w:pPr>
+        <w:pStyle w:val="NormalWeb"/>
+        <w:ind w:left="2160" w:firstLine="720"/>
+      </w:pPr>
+    </w:p>
+    <w:p>
+      <w:pPr>
+        <w:pStyle w:val="NormalWeb"/>
+        <w:ind w:left="2160" w:firstLine="720"/>
+      </w:pPr>
+    </w:p>
+    <w:p>
+      <w:r>
+        <w:pict w14:anchorId="3FFB8F01">
+          <v:rect id="_x0000_i1030" style="width:0;height:1.5pt" o:hralign="center" o:hrstd="t" o:hr="t" fillcolor="#a0a0a0" stroked="f"/>
+        </w:pict>
+      </w:r>
+    </w:p>
+    <w:p>
+      <w:pPr>
+        <w:pStyle w:val="Heading1"/>
+      </w:pPr>
+      <w:r>
+        <w:t>6. Notification Interface</w:t>
+      </w:r>
+    </w:p>
+    <w:p>
+      <w:pPr>
+        <w:pStyle w:val="Heading2"/>
+      </w:pPr>
+      <w:r>
+        <w:t>Purpose</w:t>
+      </w:r>
+    </w:p>
+    <w:p>
+      <w:pPr>
+        <w:pStyle w:val="NormalWeb"/>
+      </w:pPr>
+      <w:r>
+        <w:t>Displays system notifications generated by borrowing activities.</w:t>
+      </w:r>
+    </w:p>
+    <w:p>
+      <w:pPr>
+        <w:pStyle w:val="Heading2"/>
+      </w:pPr>
+      <w:r>
+        <w:t>Components</w:t>
+      </w:r>
+    </w:p>
+    <w:tbl>
+      <w:tblPr>
+        <w:tblW w:w="0" w:type="auto"/>
+        <w:tblCellSpacing w:w="15" w:type="dxa"/>
+        <w:tblLayout w:type="fixed"/>
+        <w:tblCellMar>
+          <w:top w:w="15" w:type="dxa"/>
+          <w:left w:w="15" w:type="dxa"/>
+          <w:bottom w:w="15" w:type="dxa"/>
+          <w:right w:w="15" w:type="dxa"/>
+        </w:tblCellMar>
+        <w:tblLook w:val="04A0" w:firstRow="1" w:lastRow="0" w:firstColumn="1" w:lastColumn="0" w:noHBand="0" w:noVBand="1"/>
+      </w:tblPr>
+      <w:tblGrid>
+        <w:gridCol w:w="7416"/>
+        <w:gridCol w:w="1314"/>
+      </w:tblGrid>
+      <w:tr>
+        <w:trPr>
+          <w:tblHeader/>
+          <w:tblCellSpacing w:w="15" w:type="dxa"/>
+        </w:trPr>
+        <w:tc>
+          <w:tcPr>
+            <w:tcW w:w="7371" w:type="dxa"/>
+            <w:vAlign w:val="center"/>
+            <w:hideMark/>
+          </w:tcPr>
+          <w:p>
+            <w:pPr>
+              <w:rPr>
+                <w:b/>
+                <w:bCs/>
+              </w:rPr>
+            </w:pPr>
+            <w:r>
+              <w:rPr>
+                <w:b/>
+                <w:bCs/>
+              </w:rPr>
+              <w:t>Component</w:t>
+            </w:r>
+          </w:p>
+        </w:tc>
+        <w:tc>
+          <w:tcPr>
+            <w:tcW w:w="1269" w:type="dxa"/>
+            <w:vAlign w:val="center"/>
+            <w:hideMark/>
+          </w:tcPr>
+          <w:p>
+            <w:pPr>
+              <w:rPr>
+                <w:b/>
+                <w:bCs/>
+              </w:rPr>
+            </w:pPr>
+            <w:r>
+              <w:rPr>
+                <w:b/>
+                <w:bCs/>
+              </w:rPr>
+              <w:t>Description</w:t>
+            </w:r>
+          </w:p>
+        </w:tc>
+      </w:tr>
+      <w:tr>
+        <w:trPr>
+          <w:tblCellSpacing w:w="15" w:type="dxa"/>
+        </w:trPr>
+        <w:tc>
+          <w:tcPr>
+            <w:tcW w:w="7371" w:type="dxa"/>
+            <w:vAlign w:val="center"/>
+            <w:hideMark/>
+          </w:tcPr>
+          <w:p>
+            <w:r>
+              <w:t>Notification List</w:t>
+            </w:r>
+          </w:p>
+        </w:tc>
+        <w:tc>
+          <w:tcPr>
+            <w:tcW w:w="1269" w:type="dxa"/>
+            <w:vAlign w:val="center"/>
+            <w:hideMark/>
+          </w:tcPr>
+          <w:p>
+            <w:r>
+              <w:t>Display all notifications</w:t>
+            </w:r>
+          </w:p>
+        </w:tc>
+      </w:tr>
+      <w:tr>
+        <w:trPr>
+          <w:tblCellSpacing w:w="15" w:type="dxa"/>
+        </w:trPr>
+        <w:tc>
+          <w:tcPr>
+            <w:tcW w:w="7371" w:type="dxa"/>
+            <w:vAlign w:val="center"/>
+            <w:hideMark/>
+          </w:tcPr>
+          <w:p>
+            <w:r>
+              <w:t>Message Content</w:t>
+            </w:r>
+          </w:p>
+        </w:tc>
+        <w:tc>
+          <w:tcPr>
+            <w:tcW w:w="1269" w:type="dxa"/>
+            <w:vAlign w:val="center"/>
+            <w:hideMark/>
+          </w:tcPr>
+          <w:p>
+            <w:r>
+              <w:t>Notification detail</w:t>
+            </w:r>
+          </w:p>
+        </w:tc>
+      </w:tr>
+      <w:tr>
+        <w:trPr>
+          <w:tblCellSpacing w:w="15" w:type="dxa"/>
+        </w:trPr>
+        <w:tc>
+          <w:tcPr>
+            <w:tcW w:w="7371" w:type="dxa"/>
+            <w:vAlign w:val="center"/>
+            <w:hideMark/>
+          </w:tcPr>
+          <w:p>
+            <w:r>
+              <w:t>Created Date</w:t>
+            </w:r>
+          </w:p>
+        </w:tc>
+        <w:tc>
+          <w:tcPr>
+            <w:tcW w:w="1269" w:type="dxa"/>
+            <w:vAlign w:val="center"/>
+            <w:hideMark/>
+          </w:tcPr>
+          <w:p>
+            <w:r>
+              <w:t>Notification creation time</w:t>
+            </w:r>
+          </w:p>
+        </w:tc>
+      </w:tr>
+      <w:tr>
+        <w:trPr>
+          <w:tblCellSpacing w:w="15" w:type="dxa"/>
+        </w:trPr>
+        <w:tc>
+          <w:tcPr>
+            <w:tcW w:w="7371" w:type="dxa"/>
+            <w:vAlign w:val="center"/>
+          </w:tcPr>
+          <w:p>
+            <w:r>
+              <w:rPr>
+                <w:noProof/>
+              </w:rPr>
+              <w:drawing>
+                <wp:anchor distT="0" distB="0" distL="114300" distR="114300" simplePos="0" relativeHeight="251666944" behindDoc="1" locked="0" layoutInCell="1" allowOverlap="1" wp14:anchorId="5EB0EC04" wp14:editId="67D5DD22">
+                  <wp:simplePos x="0" y="0"/>
+                  <wp:positionH relativeFrom="column">
+                    <wp:posOffset>-6985</wp:posOffset>
+                  </wp:positionH>
+                  <wp:positionV relativeFrom="paragraph">
+                    <wp:posOffset>361950</wp:posOffset>
+                  </wp:positionV>
+                  <wp:extent cx="4716780" cy="2606040"/>
+                  <wp:effectExtent l="0" t="0" r="7620" b="3810"/>
+                  <wp:wrapThrough wrapText="bothSides">
+                    <wp:wrapPolygon edited="0">
+                      <wp:start x="0" y="0"/>
+                      <wp:lineTo x="0" y="21474"/>
+                      <wp:lineTo x="21548" y="21474"/>
+                      <wp:lineTo x="21548" y="0"/>
+                      <wp:lineTo x="0" y="0"/>
+                    </wp:wrapPolygon>
+                  </wp:wrapThrough>
+                  <wp:docPr id="12" name="Picture 12"/>
+                  <wp:cNvGraphicFramePr>
+                    <a:graphicFrameLocks xmlns:a="http://schemas.openxmlformats.org/drawingml/2006/main" noChangeAspect="1"/>
+                  </wp:cNvGraphicFramePr>
+                  <a:graphic xmlns:a="http://schemas.openxmlformats.org/drawingml/2006/main">
+                    <a:graphicData uri="http://schemas.openxmlformats.org/drawingml/2006/picture">
+                      <pic:pic xmlns:pic="http://schemas.openxmlformats.org/drawingml/2006/picture">
+                        <pic:nvPicPr>
+                          <pic:cNvPr id="1" name=""/>
+                          <pic:cNvPicPr/>
+                        </pic:nvPicPr>
+                        <pic:blipFill>
+                          <a:blip r:embed="rId12"/>
+                          <a:stretch>
+                            <a:fillRect/>
+                          </a:stretch>
+                        </pic:blipFill>
+                        <pic:spPr>
+                          <a:xfrm>
+                            <a:off x="0" y="0"/>
+                            <a:ext cx="4716780" cy="2606040"/>
+                          </a:xfrm>
+                          <a:prstGeom prst="rect">
+                            <a:avLst/>
+                          </a:prstGeom>
+                        </pic:spPr>
+                      </pic:pic>
+                    </a:graphicData>
+                  </a:graphic>
+                  <wp14:sizeRelH relativeFrom="margin">
+                    <wp14:pctWidth>0</wp14:pctWidth>
+                  </wp14:sizeRelH>
+                  <wp14:sizeRelV relativeFrom="margin">
+                    <wp14:pctHeight>0</wp14:pctHeight>
+                  </wp14:sizeRelV>
+                </wp:anchor>
+              </w:drawing>
+            </w:r>
+          </w:p>
+          <w:p>
+            <w:pPr>
+              <w:pStyle w:val="NormalWeb"/>
+              <w:ind w:left="2160" w:firstLine="720"/>
+            </w:pPr>
+            <w:r>
+              <w:rPr>
+                <w:rStyle w:val="Strong"/>
+                <w:rFonts w:eastAsiaTheme="majorEastAsia"/>
+              </w:rPr>
+              <w:lastRenderedPageBreak/>
+              <w:t>Notification Page</w:t>
+            </w:r>
+          </w:p>
+          <w:p/>
+        </w:tc>
+        <w:tc>
+          <w:tcPr>
+            <w:tcW w:w="1269" w:type="dxa"/>
+            <w:vAlign w:val="center"/>
+          </w:tcPr>
+          <w:p/>
+        </w:tc>
+      </w:tr>
+    </w:tbl>
+    <w:p>
+      <w:r>
+        <w:pict w14:anchorId="30A9E232">
+          <v:rect id="_x0000_i1031" style="width:409.55pt;height:2.1pt" o:hrpct="948" o:hralign="center" o:hrstd="t" o:hr="t" fillcolor="#a0a0a0" stroked="f"/>
+        </w:pict>
+      </w:r>
+    </w:p>
+    <w:p>
+      <w:pPr>
+        <w:pStyle w:val="Heading1"/>
+      </w:pPr>
+      <w:r>
+        <w:t>7. Design Principles</w:t>
+      </w:r>
+    </w:p>
+    <w:p>
+      <w:pPr>
+        <w:pStyle w:val="Heading2"/>
+      </w:pPr>
+      <w:r>
+        <w:t>Color Scheme</w:t>
+      </w:r>
+    </w:p>
+    <w:tbl>
+      <w:tblPr>
+        <w:tblW w:w="0" w:type="auto"/>
+        <w:tblCellSpacing w:w="15" w:type="dxa"/>
+        <w:tblCellMar>
+          <w:top w:w="15" w:type="dxa"/>
+          <w:left w:w="15" w:type="dxa"/>
+          <w:bottom w:w="15" w:type="dxa"/>
+          <w:right w:w="15" w:type="dxa"/>
+        </w:tblCellMar>
+        <w:tblLook w:val="04A0" w:firstRow="1" w:lastRow="0" w:firstColumn="1" w:lastColumn="0" w:noHBand="0" w:noVBand="1"/>
+      </w:tblPr>
+      <w:tblGrid>
+        <w:gridCol w:w="959"/>
+        <w:gridCol w:w="4066"/>
+      </w:tblGrid>
+      <w:tr>
+        <w:trPr>
+          <w:tblHeader/>
+          <w:tblCellSpacing w:w="15" w:type="dxa"/>
+        </w:trPr>
+        <w:tc>
+          <w:tcPr>
+            <w:tcW w:w="0" w:type="auto"/>
+            <w:vAlign w:val="center"/>
+            <w:hideMark/>
+          </w:tcPr>
+          <w:p>
+            <w:pPr>
+              <w:rPr>
+                <w:b/>
+                <w:bCs/>
+              </w:rPr>
+            </w:pPr>
+            <w:r>
+              <w:rPr>
+                <w:b/>
+                <w:bCs/>
+              </w:rPr>
+              <w:t>Color</w:t>
+            </w:r>
+          </w:p>
+        </w:tc>
+        <w:tc>
+          <w:tcPr>
+            <w:tcW w:w="0" w:type="auto"/>
+            <w:vAlign w:val="center"/>
+            <w:hideMark/>
+          </w:tcPr>
+          <w:p>
+            <w:pPr>
+              <w:rPr>
+                <w:b/>
+                <w:bCs/>
+              </w:rPr>
+            </w:pPr>
+            <w:r>
+              <w:rPr>
+                <w:b/>
+                <w:bCs/>
+              </w:rPr>
+              <w:tab/>
+            </w:r>
+            <w:r>
+              <w:rPr>
+                <w:b/>
+                <w:bCs/>
+              </w:rPr>
+              <w:t>Usage</w:t>
+            </w:r>
+          </w:p>
+        </w:tc>
+      </w:tr>
+      <w:tr>
+        <w:trPr>
+          <w:tblCellSpacing w:w="15" w:type="dxa"/>
+        </w:trPr>
+        <w:tc>
+          <w:tcPr>
+            <w:tcW w:w="0" w:type="auto"/>
+            <w:vAlign w:val="center"/>
+            <w:hideMark/>
+          </w:tcPr>
+          <w:p>
+            <w:r>
+              <w:t>#1E3A5F</w:t>
+            </w:r>
+          </w:p>
+        </w:tc>
+        <w:tc>
+          <w:tcPr>
+            <w:tcW w:w="0" w:type="auto"/>
+            <w:vAlign w:val="center"/>
+            <w:hideMark/>
+          </w:tcPr>
+          <w:p>
+            <w:r>
+              <w:tab/>
+            </w:r>
+            <w:r>
+              <w:t>Sidebar and primary buttons</w:t>
+            </w:r>
+          </w:p>
+        </w:tc>
+      </w:tr>
+      <w:tr>
+        <w:trPr>
+          <w:tblCellSpacing w:w="15" w:type="dxa"/>
+        </w:trPr>
+        <w:tc>
+          <w:tcPr>
+            <w:tcW w:w="0" w:type="auto"/>
+            <w:vAlign w:val="center"/>
+            <w:hideMark/>
+          </w:tcPr>
+          <w:p>
+            <w:r>
+              <w:t>White</w:t>
+            </w:r>
+          </w:p>
+        </w:tc>
+        <w:tc>
+          <w:tcPr>
+            <w:tcW w:w="0" w:type="auto"/>
+            <w:vAlign w:val="center"/>
+            <w:hideMark/>
+          </w:tcPr>
+          <w:p>
+            <w:r>
+              <w:tab/>
+            </w:r>
+            <w:r>
+              <w:t>Main content background</w:t>
+            </w:r>
+          </w:p>
+        </w:tc>
+      </w:tr>
+      <w:tr>
+        <w:trPr>
+          <w:tblCellSpacing w:w="15" w:type="dxa"/>
+        </w:trPr>
+        <w:tc>
+          <w:tcPr>
+            <w:tcW w:w="0" w:type="auto"/>
+            <w:vAlign w:val="center"/>
+            <w:hideMark/>
+          </w:tcPr>
+          <w:p>
+            <w:r>
+              <w:t>Green</w:t>
+            </w:r>
+          </w:p>
+        </w:tc>
+        <w:tc>
+          <w:tcPr>
+            <w:tcW w:w="0" w:type="auto"/>
+            <w:vAlign w:val="center"/>
+            <w:hideMark/>
+          </w:tcPr>
+          <w:p>
+            <w:r>
+              <w:tab/>
+            </w:r>
+            <w:r>
+              <w:t>Success messages</w:t>
+            </w:r>
+          </w:p>
+        </w:tc>
+      </w:tr>
+      <w:tr>
+        <w:trPr>
+          <w:tblCellSpacing w:w="15" w:type="dxa"/>
+        </w:trPr>
+        <w:tc>
+          <w:tcPr>
+            <w:tcW w:w="0" w:type="auto"/>
+            <w:vAlign w:val="center"/>
+            <w:hideMark/>
+          </w:tcPr>
+          <w:p>
+            <w:r>
+              <w:t>Red</w:t>
+            </w:r>
+          </w:p>
+        </w:tc>
+        <w:tc>
+          <w:tcPr>
+            <w:tcW w:w="0" w:type="auto"/>
+            <w:vAlign w:val="center"/>
+            <w:hideMark/>
+          </w:tcPr>
+          <w:p>
+            <w:r>
+              <w:tab/>
+            </w:r>
+            <w:r>
+              <w:t>Error messages and overdue alerts</w:t>
+            </w:r>
+          </w:p>
+        </w:tc>
+      </w:tr>
+      <w:tr>
+        <w:trPr>
+          <w:tblCellSpacing w:w="15" w:type="dxa"/>
+        </w:trPr>
+        <w:tc>
+          <w:tcPr>
+            <w:tcW w:w="0" w:type="auto"/>
+            <w:vAlign w:val="center"/>
+            <w:hideMark/>
+          </w:tcPr>
+          <w:p>
+            <w:r>
+              <w:t>Gray</w:t>
+            </w:r>
+          </w:p>
+        </w:tc>
+        <w:tc>
+          <w:tcPr>
+            <w:tcW w:w="0" w:type="auto"/>
+            <w:vAlign w:val="center"/>
+            <w:hideMark/>
+          </w:tcPr>
+          <w:p>
+            <w:r>
+              <w:tab/>
+            </w:r>
+            <w:r>
+              <w:t>Secondary content</w:t>
+            </w:r>
+          </w:p>
+        </w:tc>
+      </w:tr>
+    </w:tbl>
+    <w:p>
+      <w:pPr>
+        <w:pStyle w:val="Heading2"/>
+      </w:pPr>
+      <w:r>
+        <w:t>Typography</w:t>
+      </w:r>
+    </w:p>
+    <w:p>
+      <w:pPr>
+        <w:numPr>
+          <w:ilvl w:val="0"/>
+          <w:numId w:val="12"/>
+        </w:numPr>
+        <w:spacing w:before="100" w:beforeAutospacing="1" w:after="100" w:afterAutospacing="1" w:line="240" w:lineRule="auto"/>
+      </w:pPr>
+      <w:r>
+        <w:t xml:space="preserve">Font Family: Default Tailwind CSS Sans-serif </w:t>
+      </w:r>
+    </w:p>
+    <w:p>
+      <w:pPr>
+        <w:numPr>
+          <w:ilvl w:val="0"/>
+          <w:numId w:val="12"/>
+        </w:numPr>
+        <w:spacing w:before="100" w:beforeAutospacing="1" w:after="100" w:afterAutospacing="1" w:line="240" w:lineRule="auto"/>
+      </w:pPr>
+      <w:r>
+        <w:t xml:space="preserve">Responsive Design supported </w:t>
+      </w:r>
+    </w:p>
+    <w:p>
+      <w:pPr>
+        <w:pStyle w:val="Heading2"/>
+      </w:pPr>
+      <w:r>
+        <w:t>Animation</w:t>
+      </w:r>
+    </w:p>
+    <w:p>
+      <w:pPr>
+        <w:pStyle w:val="Heading3"/>
+      </w:pPr>
+      <w:r>
+        <w:t>GSAP Animation</w:t>
+      </w:r>
+    </w:p>
+    <w:p>
+      <w:pPr>
+        <w:pStyle w:val="NormalWeb"/>
+      </w:pPr>
+      <w:r>
+        <w:t>Used for:</w:t>
+      </w:r>
+    </w:p>
+    <w:p>
+      <w:pPr>
+        <w:numPr>
+          <w:ilvl w:val="0"/>
+          <w:numId w:val="13"/>
+        </w:numPr>
+        <w:spacing w:before="100" w:beforeAutospacing="1" w:after="100" w:afterAutospacing="1" w:line="240" w:lineRule="auto"/>
+      </w:pPr>
+      <w:r>
+        <w:t xml:space="preserve">Sidebar slide-in effect </w:t>
+      </w:r>
+    </w:p>
+    <w:p>
+      <w:pPr>
+        <w:numPr>
+          <w:ilvl w:val="0"/>
+          <w:numId w:val="13"/>
+        </w:numPr>
+        <w:spacing w:before="100" w:beforeAutospacing="1" w:after="100" w:afterAutospacing="1" w:line="240" w:lineRule="auto"/>
+      </w:pPr>
+      <w:r>
+        <w:t xml:space="preserve">Page fade-in animation </w:t>
+      </w:r>
+    </w:p>
+    <w:p>
+      <w:pPr>
+        <w:numPr>
+          <w:ilvl w:val="0"/>
+          <w:numId w:val="13"/>
+        </w:numPr>
+        <w:spacing w:before="100" w:beforeAutospacing="1" w:after="100" w:afterAutospacing="1" w:line="240" w:lineRule="auto"/>
+      </w:pPr>
+      <w:r>
+        <w:t xml:space="preserve">Modal opening animation </w:t>
+      </w:r>
+    </w:p>
+    <w:p>
+      <w:pPr>
+        <w:numPr>
+          <w:ilvl w:val="0"/>
+          <w:numId w:val="13"/>
+        </w:numPr>
+        <w:spacing w:before="100" w:beforeAutospacing="1" w:after="100" w:afterAutospacing="1" w:line="240" w:lineRule="auto"/>
+      </w:pPr>
+      <w:r>
+        <w:t xml:space="preserve">Smooth transitions </w:t>
+      </w:r>
+    </w:p>
+    <w:p>
+      <w:pPr>
+        <w:spacing w:after="0"/>
+      </w:pPr>
+      <w:r>
+        <w:pict w14:anchorId="005760EC">
+          <v:rect id="_x0000_i1032" style="width:0;height:1.5pt" o:hralign="center" o:hrstd="t" o:hr="t" fillcolor="#a0a0a0" stroked="f"/>
+        </w:pict>
+      </w:r>
+    </w:p>
+    <w:p>
+      <w:pPr>
+        <w:pStyle w:val="Heading1"/>
+      </w:pPr>
+      <w:r>
+        <w:lastRenderedPageBreak/>
+        <w:t>8. Navigation Structure</w:t>
+      </w:r>
+    </w:p>
+    <w:p>
+      <w:pPr>
+        <w:pStyle w:val="NormalWeb"/>
+      </w:pPr>
       <w:r>
         <w:t>Login</w:t>
       </w:r>
       <w:r>
         <w:br/>
-        <w:t xml:space="preserve">   ↓</w:t>
+        <w:t>↓</w:t>
       </w:r>
       <w:r>
         <w:br/>
-        <w:t>D</w:t>
-      </w:r>
-      <w:r>
-        <w:t>ashboard</w:t>
+        <w:t>Dashboard</w:t>
       </w:r>
       <w:r>
         <w:br/>
-        <w:t xml:space="preserve">   ├── Book Management</w:t>
+        <w:t>├── Books</w:t>
       </w:r>
       <w:r>
         <w:br/>
-        <w:t xml:space="preserve">   ├── Borrow / Return</w:t>
+        <w:t>├── Borrow &amp; Return</w:t>
       </w:r>
       <w:r>
         <w:br/>
-        <w:t xml:space="preserve">   └── Logout</w:t>
+        <w:t>├── Categories</w:t>
       </w:r>
-    </w:p>
-    <w:p>
-      <w:pPr>
-        <w:pStyle w:val="Heading2"/>
-      </w:pPr>
       <w:r>
-        <w:t>7.8 User Interface Design Principles</w:t>
+        <w:br/>
+        <w:t>├── Notifications</w:t>
+      </w:r>
+      <w:r>
+        <w:br/>
+        <w:t>└── Logout</w:t>
       </w:r>
     </w:p>
     <w:p>
       <w:r>
-        <w:t>• Consistency – Same colors and layout on all pages.</w:t>
-      </w:r>
-      <w:r>
-        <w:br/>
-        <w:t>• Simplicity – Easy to learn and use.</w:t>
-      </w:r>
-      <w:r>
-        <w:br/>
-        <w:t>• Readability – Clear and readable information.</w:t>
-      </w:r>
-      <w:r>
-        <w:br/>
-      </w:r>
-      <w:r>
-        <w:lastRenderedPageBreak/>
-        <w:t xml:space="preserve">• Feedback </w:t>
-      </w:r>
-      <w:r>
-        <w:t>– Display notifications after actions.</w:t>
-      </w:r>
-      <w:r>
-        <w:br/>
-        <w:t>• Responsiveness – Support different screen sizes.</w:t>
+        <w:pict w14:anchorId="332DFF86">
+          <v:rect id="_x0000_i1033" style="width:0;height:1.5pt" o:hralign="center" o:hrstd="t" o:hr="t" fillcolor="#a0a0a0" stroked="f"/>
+        </w:pict>
       </w:r>
     </w:p>
+    <w:p>
+      <w:pPr>
+        <w:pStyle w:val="Heading1"/>
+      </w:pPr>
+      <w:r>
+        <w:t>9. Responsive Design</w:t>
+      </w:r>
+    </w:p>
+    <w:p>
+      <w:pPr>
+        <w:pStyle w:val="NormalWeb"/>
+      </w:pPr>
+      <w:r>
+        <w:t>The system supports:</w:t>
+      </w:r>
+    </w:p>
+    <w:p>
+      <w:pPr>
+        <w:numPr>
+          <w:ilvl w:val="0"/>
+          <w:numId w:val="14"/>
+        </w:numPr>
+        <w:spacing w:before="100" w:beforeAutospacing="1" w:after="100" w:afterAutospacing="1" w:line="240" w:lineRule="auto"/>
+      </w:pPr>
+      <w:r>
+        <w:t xml:space="preserve">Desktop </w:t>
+      </w:r>
+    </w:p>
+    <w:p>
+      <w:pPr>
+        <w:numPr>
+          <w:ilvl w:val="0"/>
+          <w:numId w:val="14"/>
+        </w:numPr>
+        <w:spacing w:before="100" w:beforeAutospacing="1" w:after="100" w:afterAutospacing="1" w:line="240" w:lineRule="auto"/>
+      </w:pPr>
+      <w:r>
+        <w:t xml:space="preserve">Laptop </w:t>
+      </w:r>
+    </w:p>
+    <w:p>
+      <w:pPr>
+        <w:numPr>
+          <w:ilvl w:val="0"/>
+          <w:numId w:val="14"/>
+        </w:numPr>
+        <w:spacing w:before="100" w:beforeAutospacing="1" w:after="100" w:afterAutospacing="1" w:line="240" w:lineRule="auto"/>
+      </w:pPr>
+      <w:r>
+        <w:t xml:space="preserve">Tablet </w:t>
+      </w:r>
+    </w:p>
+    <w:p>
+      <w:pPr>
+        <w:pStyle w:val="NormalWeb"/>
+      </w:pPr>
+      <w:r>
+        <w:t>Built using:</w:t>
+      </w:r>
+    </w:p>
+    <w:p>
+      <w:pPr>
+        <w:numPr>
+          <w:ilvl w:val="0"/>
+          <w:numId w:val="15"/>
+        </w:numPr>
+        <w:spacing w:before="100" w:beforeAutospacing="1" w:after="100" w:afterAutospacing="1" w:line="240" w:lineRule="auto"/>
+      </w:pPr>
+      <w:r>
+        <w:t xml:space="preserve">Flask </w:t>
+      </w:r>
+    </w:p>
+    <w:p>
+      <w:pPr>
+        <w:numPr>
+          <w:ilvl w:val="0"/>
+          <w:numId w:val="15"/>
+        </w:numPr>
+        <w:spacing w:before="100" w:beforeAutospacing="1" w:after="100" w:afterAutospacing="1" w:line="240" w:lineRule="auto"/>
+      </w:pPr>
+      <w:proofErr w:type="spellStart"/>
+      <w:r>
+        <w:t>TailwindCSS</w:t>
+      </w:r>
+      <w:proofErr w:type="spellEnd"/>
+      <w:r>
+        <w:t xml:space="preserve"> </w:t>
+      </w:r>
+    </w:p>
+    <w:p>
+      <w:pPr>
+        <w:numPr>
+          <w:ilvl w:val="0"/>
+          <w:numId w:val="15"/>
+        </w:numPr>
+        <w:spacing w:before="100" w:beforeAutospacing="1" w:after="100" w:afterAutospacing="1" w:line="240" w:lineRule="auto"/>
+      </w:pPr>
+      <w:r>
+        <w:t xml:space="preserve">GSAP Animation </w:t>
+      </w:r>
+    </w:p>
+    <w:p>
+      <w:pPr>
+        <w:numPr>
+          <w:ilvl w:val="0"/>
+          <w:numId w:val="15"/>
+        </w:numPr>
+        <w:spacing w:before="100" w:beforeAutospacing="1" w:after="100" w:afterAutospacing="1" w:line="240" w:lineRule="auto"/>
+      </w:pPr>
+      <w:r>
+        <w:t xml:space="preserve">SQLite </w:t>
+      </w:r>
+    </w:p>
+    <w:p>
+      <w:pPr>
+        <w:numPr>
+          <w:ilvl w:val="0"/>
+          <w:numId w:val="15"/>
+        </w:numPr>
+        <w:spacing w:before="100" w:beforeAutospacing="1" w:after="100" w:afterAutospacing="1" w:line="240" w:lineRule="auto"/>
+      </w:pPr>
+      <w:proofErr w:type="spellStart"/>
+      <w:r>
+        <w:t>SQLAlchemy</w:t>
+      </w:r>
+      <w:proofErr w:type="spellEnd"/>
+    </w:p>
+    <w:p/>
     <w:sectPr>
       <w:pgSz w:w="12240" w:h="15840"/>
       <w:pgMar w:top="1440" w:right="1800" w:bottom="1440" w:left="1800" w:header="720" w:footer="720" w:gutter="0"/>
@@ -917,6 +3663,900 @@
       </w:pPr>
       <w:rPr>
         <w:rFonts w:ascii="Symbol" w:hAnsi="Symbol" w:hint="default"/>
+      </w:rPr>
+    </w:lvl>
+  </w:abstractNum>
+  <w:abstractNum w:abstractNumId="9" w15:restartNumberingAfterBreak="0">
+    <w:nsid w:val="12BF4A5F"/>
+    <w:multiLevelType w:val="multilevel"/>
+    <w:tmpl w:val="B276E746"/>
+    <w:lvl w:ilvl="0">
+      <w:start w:val="1"/>
+      <w:numFmt w:val="bullet"/>
+      <w:lvlText w:val=""/>
+      <w:lvlJc w:val="left"/>
+      <w:pPr>
+        <w:tabs>
+          <w:tab w:val="num" w:pos="720"/>
+        </w:tabs>
+        <w:ind w:left="720" w:hanging="360"/>
+      </w:pPr>
+      <w:rPr>
+        <w:rFonts w:ascii="Symbol" w:hAnsi="Symbol" w:hint="default"/>
+        <w:sz w:val="20"/>
+      </w:rPr>
+    </w:lvl>
+    <w:lvl w:ilvl="1" w:tentative="1">
+      <w:start w:val="1"/>
+      <w:numFmt w:val="bullet"/>
+      <w:lvlText w:val="o"/>
+      <w:lvlJc w:val="left"/>
+      <w:pPr>
+        <w:tabs>
+          <w:tab w:val="num" w:pos="1440"/>
+        </w:tabs>
+        <w:ind w:left="1440" w:hanging="360"/>
+      </w:pPr>
+      <w:rPr>
+        <w:rFonts w:ascii="Courier New" w:hAnsi="Courier New" w:hint="default"/>
+        <w:sz w:val="20"/>
+      </w:rPr>
+    </w:lvl>
+    <w:lvl w:ilvl="2" w:tentative="1">
+      <w:start w:val="1"/>
+      <w:numFmt w:val="bullet"/>
+      <w:lvlText w:val=""/>
+      <w:lvlJc w:val="left"/>
+      <w:pPr>
+        <w:tabs>
+          <w:tab w:val="num" w:pos="2160"/>
+        </w:tabs>
+        <w:ind w:left="2160" w:hanging="360"/>
+      </w:pPr>
+      <w:rPr>
+        <w:rFonts w:ascii="Wingdings" w:hAnsi="Wingdings" w:hint="default"/>
+        <w:sz w:val="20"/>
+      </w:rPr>
+    </w:lvl>
+    <w:lvl w:ilvl="3" w:tentative="1">
+      <w:start w:val="1"/>
+      <w:numFmt w:val="bullet"/>
+      <w:lvlText w:val=""/>
+      <w:lvlJc w:val="left"/>
+      <w:pPr>
+        <w:tabs>
+          <w:tab w:val="num" w:pos="2880"/>
+        </w:tabs>
+        <w:ind w:left="2880" w:hanging="360"/>
+      </w:pPr>
+      <w:rPr>
+        <w:rFonts w:ascii="Wingdings" w:hAnsi="Wingdings" w:hint="default"/>
+        <w:sz w:val="20"/>
+      </w:rPr>
+    </w:lvl>
+    <w:lvl w:ilvl="4" w:tentative="1">
+      <w:start w:val="1"/>
+      <w:numFmt w:val="bullet"/>
+      <w:lvlText w:val=""/>
+      <w:lvlJc w:val="left"/>
+      <w:pPr>
+        <w:tabs>
+          <w:tab w:val="num" w:pos="3600"/>
+        </w:tabs>
+        <w:ind w:left="3600" w:hanging="360"/>
+      </w:pPr>
+      <w:rPr>
+        <w:rFonts w:ascii="Wingdings" w:hAnsi="Wingdings" w:hint="default"/>
+        <w:sz w:val="20"/>
+      </w:rPr>
+    </w:lvl>
+    <w:lvl w:ilvl="5" w:tentative="1">
+      <w:start w:val="1"/>
+      <w:numFmt w:val="bullet"/>
+      <w:lvlText w:val=""/>
+      <w:lvlJc w:val="left"/>
+      <w:pPr>
+        <w:tabs>
+          <w:tab w:val="num" w:pos="4320"/>
+        </w:tabs>
+        <w:ind w:left="4320" w:hanging="360"/>
+      </w:pPr>
+      <w:rPr>
+        <w:rFonts w:ascii="Wingdings" w:hAnsi="Wingdings" w:hint="default"/>
+        <w:sz w:val="20"/>
+      </w:rPr>
+    </w:lvl>
+    <w:lvl w:ilvl="6" w:tentative="1">
+      <w:start w:val="1"/>
+      <w:numFmt w:val="bullet"/>
+      <w:lvlText w:val=""/>
+      <w:lvlJc w:val="left"/>
+      <w:pPr>
+        <w:tabs>
+          <w:tab w:val="num" w:pos="5040"/>
+        </w:tabs>
+        <w:ind w:left="5040" w:hanging="360"/>
+      </w:pPr>
+      <w:rPr>
+        <w:rFonts w:ascii="Wingdings" w:hAnsi="Wingdings" w:hint="default"/>
+        <w:sz w:val="20"/>
+      </w:rPr>
+    </w:lvl>
+    <w:lvl w:ilvl="7" w:tentative="1">
+      <w:start w:val="1"/>
+      <w:numFmt w:val="bullet"/>
+      <w:lvlText w:val=""/>
+      <w:lvlJc w:val="left"/>
+      <w:pPr>
+        <w:tabs>
+          <w:tab w:val="num" w:pos="5760"/>
+        </w:tabs>
+        <w:ind w:left="5760" w:hanging="360"/>
+      </w:pPr>
+      <w:rPr>
+        <w:rFonts w:ascii="Wingdings" w:hAnsi="Wingdings" w:hint="default"/>
+        <w:sz w:val="20"/>
+      </w:rPr>
+    </w:lvl>
+    <w:lvl w:ilvl="8" w:tentative="1">
+      <w:start w:val="1"/>
+      <w:numFmt w:val="bullet"/>
+      <w:lvlText w:val=""/>
+      <w:lvlJc w:val="left"/>
+      <w:pPr>
+        <w:tabs>
+          <w:tab w:val="num" w:pos="6480"/>
+        </w:tabs>
+        <w:ind w:left="6480" w:hanging="360"/>
+      </w:pPr>
+      <w:rPr>
+        <w:rFonts w:ascii="Wingdings" w:hAnsi="Wingdings" w:hint="default"/>
+        <w:sz w:val="20"/>
+      </w:rPr>
+    </w:lvl>
+  </w:abstractNum>
+  <w:abstractNum w:abstractNumId="10" w15:restartNumberingAfterBreak="0">
+    <w:nsid w:val="208F476F"/>
+    <w:multiLevelType w:val="multilevel"/>
+    <w:tmpl w:val="4C3869E2"/>
+    <w:lvl w:ilvl="0">
+      <w:start w:val="1"/>
+      <w:numFmt w:val="bullet"/>
+      <w:lvlText w:val=""/>
+      <w:lvlJc w:val="left"/>
+      <w:pPr>
+        <w:tabs>
+          <w:tab w:val="num" w:pos="720"/>
+        </w:tabs>
+        <w:ind w:left="720" w:hanging="360"/>
+      </w:pPr>
+      <w:rPr>
+        <w:rFonts w:ascii="Symbol" w:hAnsi="Symbol" w:hint="default"/>
+        <w:sz w:val="20"/>
+      </w:rPr>
+    </w:lvl>
+    <w:lvl w:ilvl="1" w:tentative="1">
+      <w:start w:val="1"/>
+      <w:numFmt w:val="bullet"/>
+      <w:lvlText w:val="o"/>
+      <w:lvlJc w:val="left"/>
+      <w:pPr>
+        <w:tabs>
+          <w:tab w:val="num" w:pos="1440"/>
+        </w:tabs>
+        <w:ind w:left="1440" w:hanging="360"/>
+      </w:pPr>
+      <w:rPr>
+        <w:rFonts w:ascii="Courier New" w:hAnsi="Courier New" w:hint="default"/>
+        <w:sz w:val="20"/>
+      </w:rPr>
+    </w:lvl>
+    <w:lvl w:ilvl="2" w:tentative="1">
+      <w:start w:val="1"/>
+      <w:numFmt w:val="bullet"/>
+      <w:lvlText w:val=""/>
+      <w:lvlJc w:val="left"/>
+      <w:pPr>
+        <w:tabs>
+          <w:tab w:val="num" w:pos="2160"/>
+        </w:tabs>
+        <w:ind w:left="2160" w:hanging="360"/>
+      </w:pPr>
+      <w:rPr>
+        <w:rFonts w:ascii="Wingdings" w:hAnsi="Wingdings" w:hint="default"/>
+        <w:sz w:val="20"/>
+      </w:rPr>
+    </w:lvl>
+    <w:lvl w:ilvl="3" w:tentative="1">
+      <w:start w:val="1"/>
+      <w:numFmt w:val="bullet"/>
+      <w:lvlText w:val=""/>
+      <w:lvlJc w:val="left"/>
+      <w:pPr>
+        <w:tabs>
+          <w:tab w:val="num" w:pos="2880"/>
+        </w:tabs>
+        <w:ind w:left="2880" w:hanging="360"/>
+      </w:pPr>
+      <w:rPr>
+        <w:rFonts w:ascii="Wingdings" w:hAnsi="Wingdings" w:hint="default"/>
+        <w:sz w:val="20"/>
+      </w:rPr>
+    </w:lvl>
+    <w:lvl w:ilvl="4" w:tentative="1">
+      <w:start w:val="1"/>
+      <w:numFmt w:val="bullet"/>
+      <w:lvlText w:val=""/>
+      <w:lvlJc w:val="left"/>
+      <w:pPr>
+        <w:tabs>
+          <w:tab w:val="num" w:pos="3600"/>
+        </w:tabs>
+        <w:ind w:left="3600" w:hanging="360"/>
+      </w:pPr>
+      <w:rPr>
+        <w:rFonts w:ascii="Wingdings" w:hAnsi="Wingdings" w:hint="default"/>
+        <w:sz w:val="20"/>
+      </w:rPr>
+    </w:lvl>
+    <w:lvl w:ilvl="5" w:tentative="1">
+      <w:start w:val="1"/>
+      <w:numFmt w:val="bullet"/>
+      <w:lvlText w:val=""/>
+      <w:lvlJc w:val="left"/>
+      <w:pPr>
+        <w:tabs>
+          <w:tab w:val="num" w:pos="4320"/>
+        </w:tabs>
+        <w:ind w:left="4320" w:hanging="360"/>
+      </w:pPr>
+      <w:rPr>
+        <w:rFonts w:ascii="Wingdings" w:hAnsi="Wingdings" w:hint="default"/>
+        <w:sz w:val="20"/>
+      </w:rPr>
+    </w:lvl>
+    <w:lvl w:ilvl="6" w:tentative="1">
+      <w:start w:val="1"/>
+      <w:numFmt w:val="bullet"/>
+      <w:lvlText w:val=""/>
+      <w:lvlJc w:val="left"/>
+      <w:pPr>
+        <w:tabs>
+          <w:tab w:val="num" w:pos="5040"/>
+        </w:tabs>
+        <w:ind w:left="5040" w:hanging="360"/>
+      </w:pPr>
+      <w:rPr>
+        <w:rFonts w:ascii="Wingdings" w:hAnsi="Wingdings" w:hint="default"/>
+        <w:sz w:val="20"/>
+      </w:rPr>
+    </w:lvl>
+    <w:lvl w:ilvl="7" w:tentative="1">
+      <w:start w:val="1"/>
+      <w:numFmt w:val="bullet"/>
+      <w:lvlText w:val=""/>
+      <w:lvlJc w:val="left"/>
+      <w:pPr>
+        <w:tabs>
+          <w:tab w:val="num" w:pos="5760"/>
+        </w:tabs>
+        <w:ind w:left="5760" w:hanging="360"/>
+      </w:pPr>
+      <w:rPr>
+        <w:rFonts w:ascii="Wingdings" w:hAnsi="Wingdings" w:hint="default"/>
+        <w:sz w:val="20"/>
+      </w:rPr>
+    </w:lvl>
+    <w:lvl w:ilvl="8" w:tentative="1">
+      <w:start w:val="1"/>
+      <w:numFmt w:val="bullet"/>
+      <w:lvlText w:val=""/>
+      <w:lvlJc w:val="left"/>
+      <w:pPr>
+        <w:tabs>
+          <w:tab w:val="num" w:pos="6480"/>
+        </w:tabs>
+        <w:ind w:left="6480" w:hanging="360"/>
+      </w:pPr>
+      <w:rPr>
+        <w:rFonts w:ascii="Wingdings" w:hAnsi="Wingdings" w:hint="default"/>
+        <w:sz w:val="20"/>
+      </w:rPr>
+    </w:lvl>
+  </w:abstractNum>
+  <w:abstractNum w:abstractNumId="11" w15:restartNumberingAfterBreak="0">
+    <w:nsid w:val="3CF968FC"/>
+    <w:multiLevelType w:val="multilevel"/>
+    <w:tmpl w:val="BADC11AA"/>
+    <w:lvl w:ilvl="0">
+      <w:start w:val="1"/>
+      <w:numFmt w:val="bullet"/>
+      <w:lvlText w:val=""/>
+      <w:lvlJc w:val="left"/>
+      <w:pPr>
+        <w:tabs>
+          <w:tab w:val="num" w:pos="720"/>
+        </w:tabs>
+        <w:ind w:left="720" w:hanging="360"/>
+      </w:pPr>
+      <w:rPr>
+        <w:rFonts w:ascii="Symbol" w:hAnsi="Symbol" w:hint="default"/>
+        <w:sz w:val="20"/>
+      </w:rPr>
+    </w:lvl>
+    <w:lvl w:ilvl="1" w:tentative="1">
+      <w:start w:val="1"/>
+      <w:numFmt w:val="bullet"/>
+      <w:lvlText w:val="o"/>
+      <w:lvlJc w:val="left"/>
+      <w:pPr>
+        <w:tabs>
+          <w:tab w:val="num" w:pos="1440"/>
+        </w:tabs>
+        <w:ind w:left="1440" w:hanging="360"/>
+      </w:pPr>
+      <w:rPr>
+        <w:rFonts w:ascii="Courier New" w:hAnsi="Courier New" w:hint="default"/>
+        <w:sz w:val="20"/>
+      </w:rPr>
+    </w:lvl>
+    <w:lvl w:ilvl="2" w:tentative="1">
+      <w:start w:val="1"/>
+      <w:numFmt w:val="bullet"/>
+      <w:lvlText w:val=""/>
+      <w:lvlJc w:val="left"/>
+      <w:pPr>
+        <w:tabs>
+          <w:tab w:val="num" w:pos="2160"/>
+        </w:tabs>
+        <w:ind w:left="2160" w:hanging="360"/>
+      </w:pPr>
+      <w:rPr>
+        <w:rFonts w:ascii="Wingdings" w:hAnsi="Wingdings" w:hint="default"/>
+        <w:sz w:val="20"/>
+      </w:rPr>
+    </w:lvl>
+    <w:lvl w:ilvl="3" w:tentative="1">
+      <w:start w:val="1"/>
+      <w:numFmt w:val="bullet"/>
+      <w:lvlText w:val=""/>
+      <w:lvlJc w:val="left"/>
+      <w:pPr>
+        <w:tabs>
+          <w:tab w:val="num" w:pos="2880"/>
+        </w:tabs>
+        <w:ind w:left="2880" w:hanging="360"/>
+      </w:pPr>
+      <w:rPr>
+        <w:rFonts w:ascii="Wingdings" w:hAnsi="Wingdings" w:hint="default"/>
+        <w:sz w:val="20"/>
+      </w:rPr>
+    </w:lvl>
+    <w:lvl w:ilvl="4" w:tentative="1">
+      <w:start w:val="1"/>
+      <w:numFmt w:val="bullet"/>
+      <w:lvlText w:val=""/>
+      <w:lvlJc w:val="left"/>
+      <w:pPr>
+        <w:tabs>
+          <w:tab w:val="num" w:pos="3600"/>
+        </w:tabs>
+        <w:ind w:left="3600" w:hanging="360"/>
+      </w:pPr>
+      <w:rPr>
+        <w:rFonts w:ascii="Wingdings" w:hAnsi="Wingdings" w:hint="default"/>
+        <w:sz w:val="20"/>
+      </w:rPr>
+    </w:lvl>
+    <w:lvl w:ilvl="5" w:tentative="1">
+      <w:start w:val="1"/>
+      <w:numFmt w:val="bullet"/>
+      <w:lvlText w:val=""/>
+      <w:lvlJc w:val="left"/>
+      <w:pPr>
+        <w:tabs>
+          <w:tab w:val="num" w:pos="4320"/>
+        </w:tabs>
+        <w:ind w:left="4320" w:hanging="360"/>
+      </w:pPr>
+      <w:rPr>
+        <w:rFonts w:ascii="Wingdings" w:hAnsi="Wingdings" w:hint="default"/>
+        <w:sz w:val="20"/>
+      </w:rPr>
+    </w:lvl>
+    <w:lvl w:ilvl="6" w:tentative="1">
+      <w:start w:val="1"/>
+      <w:numFmt w:val="bullet"/>
+      <w:lvlText w:val=""/>
+      <w:lvlJc w:val="left"/>
+      <w:pPr>
+        <w:tabs>
+          <w:tab w:val="num" w:pos="5040"/>
+        </w:tabs>
+        <w:ind w:left="5040" w:hanging="360"/>
+      </w:pPr>
+      <w:rPr>
+        <w:rFonts w:ascii="Wingdings" w:hAnsi="Wingdings" w:hint="default"/>
+        <w:sz w:val="20"/>
+      </w:rPr>
+    </w:lvl>
+    <w:lvl w:ilvl="7" w:tentative="1">
+      <w:start w:val="1"/>
+      <w:numFmt w:val="bullet"/>
+      <w:lvlText w:val=""/>
+      <w:lvlJc w:val="left"/>
+      <w:pPr>
+        <w:tabs>
+          <w:tab w:val="num" w:pos="5760"/>
+        </w:tabs>
+        <w:ind w:left="5760" w:hanging="360"/>
+      </w:pPr>
+      <w:rPr>
+        <w:rFonts w:ascii="Wingdings" w:hAnsi="Wingdings" w:hint="default"/>
+        <w:sz w:val="20"/>
+      </w:rPr>
+    </w:lvl>
+    <w:lvl w:ilvl="8" w:tentative="1">
+      <w:start w:val="1"/>
+      <w:numFmt w:val="bullet"/>
+      <w:lvlText w:val=""/>
+      <w:lvlJc w:val="left"/>
+      <w:pPr>
+        <w:tabs>
+          <w:tab w:val="num" w:pos="6480"/>
+        </w:tabs>
+        <w:ind w:left="6480" w:hanging="360"/>
+      </w:pPr>
+      <w:rPr>
+        <w:rFonts w:ascii="Wingdings" w:hAnsi="Wingdings" w:hint="default"/>
+        <w:sz w:val="20"/>
+      </w:rPr>
+    </w:lvl>
+  </w:abstractNum>
+  <w:abstractNum w:abstractNumId="12" w15:restartNumberingAfterBreak="0">
+    <w:nsid w:val="4CE36F92"/>
+    <w:multiLevelType w:val="multilevel"/>
+    <w:tmpl w:val="F664F176"/>
+    <w:lvl w:ilvl="0">
+      <w:start w:val="1"/>
+      <w:numFmt w:val="bullet"/>
+      <w:lvlText w:val=""/>
+      <w:lvlJc w:val="left"/>
+      <w:pPr>
+        <w:tabs>
+          <w:tab w:val="num" w:pos="720"/>
+        </w:tabs>
+        <w:ind w:left="720" w:hanging="360"/>
+      </w:pPr>
+      <w:rPr>
+        <w:rFonts w:ascii="Symbol" w:hAnsi="Symbol" w:hint="default"/>
+        <w:sz w:val="20"/>
+      </w:rPr>
+    </w:lvl>
+    <w:lvl w:ilvl="1" w:tentative="1">
+      <w:start w:val="1"/>
+      <w:numFmt w:val="bullet"/>
+      <w:lvlText w:val="o"/>
+      <w:lvlJc w:val="left"/>
+      <w:pPr>
+        <w:tabs>
+          <w:tab w:val="num" w:pos="1440"/>
+        </w:tabs>
+        <w:ind w:left="1440" w:hanging="360"/>
+      </w:pPr>
+      <w:rPr>
+        <w:rFonts w:ascii="Courier New" w:hAnsi="Courier New" w:hint="default"/>
+        <w:sz w:val="20"/>
+      </w:rPr>
+    </w:lvl>
+    <w:lvl w:ilvl="2" w:tentative="1">
+      <w:start w:val="1"/>
+      <w:numFmt w:val="bullet"/>
+      <w:lvlText w:val=""/>
+      <w:lvlJc w:val="left"/>
+      <w:pPr>
+        <w:tabs>
+          <w:tab w:val="num" w:pos="2160"/>
+        </w:tabs>
+        <w:ind w:left="2160" w:hanging="360"/>
+      </w:pPr>
+      <w:rPr>
+        <w:rFonts w:ascii="Wingdings" w:hAnsi="Wingdings" w:hint="default"/>
+        <w:sz w:val="20"/>
+      </w:rPr>
+    </w:lvl>
+    <w:lvl w:ilvl="3" w:tentative="1">
+      <w:start w:val="1"/>
+      <w:numFmt w:val="bullet"/>
+      <w:lvlText w:val=""/>
+      <w:lvlJc w:val="left"/>
+      <w:pPr>
+        <w:tabs>
+          <w:tab w:val="num" w:pos="2880"/>
+        </w:tabs>
+        <w:ind w:left="2880" w:hanging="360"/>
+      </w:pPr>
+      <w:rPr>
+        <w:rFonts w:ascii="Wingdings" w:hAnsi="Wingdings" w:hint="default"/>
+        <w:sz w:val="20"/>
+      </w:rPr>
+    </w:lvl>
+    <w:lvl w:ilvl="4" w:tentative="1">
+      <w:start w:val="1"/>
+      <w:numFmt w:val="bullet"/>
+      <w:lvlText w:val=""/>
+      <w:lvlJc w:val="left"/>
+      <w:pPr>
+        <w:tabs>
+          <w:tab w:val="num" w:pos="3600"/>
+        </w:tabs>
+        <w:ind w:left="3600" w:hanging="360"/>
+      </w:pPr>
+      <w:rPr>
+        <w:rFonts w:ascii="Wingdings" w:hAnsi="Wingdings" w:hint="default"/>
+        <w:sz w:val="20"/>
+      </w:rPr>
+    </w:lvl>
+    <w:lvl w:ilvl="5" w:tentative="1">
+      <w:start w:val="1"/>
+      <w:numFmt w:val="bullet"/>
+      <w:lvlText w:val=""/>
+      <w:lvlJc w:val="left"/>
+      <w:pPr>
+        <w:tabs>
+          <w:tab w:val="num" w:pos="4320"/>
+        </w:tabs>
+        <w:ind w:left="4320" w:hanging="360"/>
+      </w:pPr>
+      <w:rPr>
+        <w:rFonts w:ascii="Wingdings" w:hAnsi="Wingdings" w:hint="default"/>
+        <w:sz w:val="20"/>
+      </w:rPr>
+    </w:lvl>
+    <w:lvl w:ilvl="6" w:tentative="1">
+      <w:start w:val="1"/>
+      <w:numFmt w:val="bullet"/>
+      <w:lvlText w:val=""/>
+      <w:lvlJc w:val="left"/>
+      <w:pPr>
+        <w:tabs>
+          <w:tab w:val="num" w:pos="5040"/>
+        </w:tabs>
+        <w:ind w:left="5040" w:hanging="360"/>
+      </w:pPr>
+      <w:rPr>
+        <w:rFonts w:ascii="Wingdings" w:hAnsi="Wingdings" w:hint="default"/>
+        <w:sz w:val="20"/>
+      </w:rPr>
+    </w:lvl>
+    <w:lvl w:ilvl="7" w:tentative="1">
+      <w:start w:val="1"/>
+      <w:numFmt w:val="bullet"/>
+      <w:lvlText w:val=""/>
+      <w:lvlJc w:val="left"/>
+      <w:pPr>
+        <w:tabs>
+          <w:tab w:val="num" w:pos="5760"/>
+        </w:tabs>
+        <w:ind w:left="5760" w:hanging="360"/>
+      </w:pPr>
+      <w:rPr>
+        <w:rFonts w:ascii="Wingdings" w:hAnsi="Wingdings" w:hint="default"/>
+        <w:sz w:val="20"/>
+      </w:rPr>
+    </w:lvl>
+    <w:lvl w:ilvl="8" w:tentative="1">
+      <w:start w:val="1"/>
+      <w:numFmt w:val="bullet"/>
+      <w:lvlText w:val=""/>
+      <w:lvlJc w:val="left"/>
+      <w:pPr>
+        <w:tabs>
+          <w:tab w:val="num" w:pos="6480"/>
+        </w:tabs>
+        <w:ind w:left="6480" w:hanging="360"/>
+      </w:pPr>
+      <w:rPr>
+        <w:rFonts w:ascii="Wingdings" w:hAnsi="Wingdings" w:hint="default"/>
+        <w:sz w:val="20"/>
+      </w:rPr>
+    </w:lvl>
+  </w:abstractNum>
+  <w:abstractNum w:abstractNumId="13" w15:restartNumberingAfterBreak="0">
+    <w:nsid w:val="62DE1AF4"/>
+    <w:multiLevelType w:val="multilevel"/>
+    <w:tmpl w:val="615EF198"/>
+    <w:lvl w:ilvl="0">
+      <w:start w:val="1"/>
+      <w:numFmt w:val="bullet"/>
+      <w:lvlText w:val=""/>
+      <w:lvlJc w:val="left"/>
+      <w:pPr>
+        <w:tabs>
+          <w:tab w:val="num" w:pos="720"/>
+        </w:tabs>
+        <w:ind w:left="720" w:hanging="360"/>
+      </w:pPr>
+      <w:rPr>
+        <w:rFonts w:ascii="Symbol" w:hAnsi="Symbol" w:hint="default"/>
+        <w:sz w:val="20"/>
+      </w:rPr>
+    </w:lvl>
+    <w:lvl w:ilvl="1" w:tentative="1">
+      <w:start w:val="1"/>
+      <w:numFmt w:val="bullet"/>
+      <w:lvlText w:val="o"/>
+      <w:lvlJc w:val="left"/>
+      <w:pPr>
+        <w:tabs>
+          <w:tab w:val="num" w:pos="1440"/>
+        </w:tabs>
+        <w:ind w:left="1440" w:hanging="360"/>
+      </w:pPr>
+      <w:rPr>
+        <w:rFonts w:ascii="Courier New" w:hAnsi="Courier New" w:hint="default"/>
+        <w:sz w:val="20"/>
+      </w:rPr>
+    </w:lvl>
+    <w:lvl w:ilvl="2" w:tentative="1">
+      <w:start w:val="1"/>
+      <w:numFmt w:val="bullet"/>
+      <w:lvlText w:val=""/>
+      <w:lvlJc w:val="left"/>
+      <w:pPr>
+        <w:tabs>
+          <w:tab w:val="num" w:pos="2160"/>
+        </w:tabs>
+        <w:ind w:left="2160" w:hanging="360"/>
+      </w:pPr>
+      <w:rPr>
+        <w:rFonts w:ascii="Wingdings" w:hAnsi="Wingdings" w:hint="default"/>
+        <w:sz w:val="20"/>
+      </w:rPr>
+    </w:lvl>
+    <w:lvl w:ilvl="3" w:tentative="1">
+      <w:start w:val="1"/>
+      <w:numFmt w:val="bullet"/>
+      <w:lvlText w:val=""/>
+      <w:lvlJc w:val="left"/>
+      <w:pPr>
+        <w:tabs>
+          <w:tab w:val="num" w:pos="2880"/>
+        </w:tabs>
+        <w:ind w:left="2880" w:hanging="360"/>
+      </w:pPr>
+      <w:rPr>
+        <w:rFonts w:ascii="Wingdings" w:hAnsi="Wingdings" w:hint="default"/>
+        <w:sz w:val="20"/>
+      </w:rPr>
+    </w:lvl>
+    <w:lvl w:ilvl="4" w:tentative="1">
+      <w:start w:val="1"/>
+      <w:numFmt w:val="bullet"/>
+      <w:lvlText w:val=""/>
+      <w:lvlJc w:val="left"/>
+      <w:pPr>
+        <w:tabs>
+          <w:tab w:val="num" w:pos="3600"/>
+        </w:tabs>
+        <w:ind w:left="3600" w:hanging="360"/>
+      </w:pPr>
+      <w:rPr>
+        <w:rFonts w:ascii="Wingdings" w:hAnsi="Wingdings" w:hint="default"/>
+        <w:sz w:val="20"/>
+      </w:rPr>
+    </w:lvl>
+    <w:lvl w:ilvl="5" w:tentative="1">
+      <w:start w:val="1"/>
+      <w:numFmt w:val="bullet"/>
+      <w:lvlText w:val=""/>
+      <w:lvlJc w:val="left"/>
+      <w:pPr>
+        <w:tabs>
+          <w:tab w:val="num" w:pos="4320"/>
+        </w:tabs>
+        <w:ind w:left="4320" w:hanging="360"/>
+      </w:pPr>
+      <w:rPr>
+        <w:rFonts w:ascii="Wingdings" w:hAnsi="Wingdings" w:hint="default"/>
+        <w:sz w:val="20"/>
+      </w:rPr>
+    </w:lvl>
+    <w:lvl w:ilvl="6" w:tentative="1">
+      <w:start w:val="1"/>
+      <w:numFmt w:val="bullet"/>
+      <w:lvlText w:val=""/>
+      <w:lvlJc w:val="left"/>
+      <w:pPr>
+        <w:tabs>
+          <w:tab w:val="num" w:pos="5040"/>
+        </w:tabs>
+        <w:ind w:left="5040" w:hanging="360"/>
+      </w:pPr>
+      <w:rPr>
+        <w:rFonts w:ascii="Wingdings" w:hAnsi="Wingdings" w:hint="default"/>
+        <w:sz w:val="20"/>
+      </w:rPr>
+    </w:lvl>
+    <w:lvl w:ilvl="7" w:tentative="1">
+      <w:start w:val="1"/>
+      <w:numFmt w:val="bullet"/>
+      <w:lvlText w:val=""/>
+      <w:lvlJc w:val="left"/>
+      <w:pPr>
+        <w:tabs>
+          <w:tab w:val="num" w:pos="5760"/>
+        </w:tabs>
+        <w:ind w:left="5760" w:hanging="360"/>
+      </w:pPr>
+      <w:rPr>
+        <w:rFonts w:ascii="Wingdings" w:hAnsi="Wingdings" w:hint="default"/>
+        <w:sz w:val="20"/>
+      </w:rPr>
+    </w:lvl>
+    <w:lvl w:ilvl="8" w:tentative="1">
+      <w:start w:val="1"/>
+      <w:numFmt w:val="bullet"/>
+      <w:lvlText w:val=""/>
+      <w:lvlJc w:val="left"/>
+      <w:pPr>
+        <w:tabs>
+          <w:tab w:val="num" w:pos="6480"/>
+        </w:tabs>
+        <w:ind w:left="6480" w:hanging="360"/>
+      </w:pPr>
+      <w:rPr>
+        <w:rFonts w:ascii="Wingdings" w:hAnsi="Wingdings" w:hint="default"/>
+        <w:sz w:val="20"/>
+      </w:rPr>
+    </w:lvl>
+  </w:abstractNum>
+  <w:abstractNum w:abstractNumId="14" w15:restartNumberingAfterBreak="0">
+    <w:nsid w:val="6F670678"/>
+    <w:multiLevelType w:val="multilevel"/>
+    <w:tmpl w:val="9AECB934"/>
+    <w:lvl w:ilvl="0">
+      <w:start w:val="1"/>
+      <w:numFmt w:val="bullet"/>
+      <w:lvlText w:val=""/>
+      <w:lvlJc w:val="left"/>
+      <w:pPr>
+        <w:tabs>
+          <w:tab w:val="num" w:pos="720"/>
+        </w:tabs>
+        <w:ind w:left="720" w:hanging="360"/>
+      </w:pPr>
+      <w:rPr>
+        <w:rFonts w:ascii="Symbol" w:hAnsi="Symbol" w:hint="default"/>
+        <w:sz w:val="20"/>
+      </w:rPr>
+    </w:lvl>
+    <w:lvl w:ilvl="1" w:tentative="1">
+      <w:start w:val="1"/>
+      <w:numFmt w:val="bullet"/>
+      <w:lvlText w:val="o"/>
+      <w:lvlJc w:val="left"/>
+      <w:pPr>
+        <w:tabs>
+          <w:tab w:val="num" w:pos="1440"/>
+        </w:tabs>
+        <w:ind w:left="1440" w:hanging="360"/>
+      </w:pPr>
+      <w:rPr>
+        <w:rFonts w:ascii="Courier New" w:hAnsi="Courier New" w:hint="default"/>
+        <w:sz w:val="20"/>
+      </w:rPr>
+    </w:lvl>
+    <w:lvl w:ilvl="2" w:tentative="1">
+      <w:start w:val="1"/>
+      <w:numFmt w:val="bullet"/>
+      <w:lvlText w:val=""/>
+      <w:lvlJc w:val="left"/>
+      <w:pPr>
+        <w:tabs>
+          <w:tab w:val="num" w:pos="2160"/>
+        </w:tabs>
+        <w:ind w:left="2160" w:hanging="360"/>
+      </w:pPr>
+      <w:rPr>
+        <w:rFonts w:ascii="Wingdings" w:hAnsi="Wingdings" w:hint="default"/>
+        <w:sz w:val="20"/>
+      </w:rPr>
+    </w:lvl>
+    <w:lvl w:ilvl="3" w:tentative="1">
+      <w:start w:val="1"/>
+      <w:numFmt w:val="bullet"/>
+      <w:lvlText w:val=""/>
+      <w:lvlJc w:val="left"/>
+      <w:pPr>
+        <w:tabs>
+          <w:tab w:val="num" w:pos="2880"/>
+        </w:tabs>
+        <w:ind w:left="2880" w:hanging="360"/>
+      </w:pPr>
+      <w:rPr>
+        <w:rFonts w:ascii="Wingdings" w:hAnsi="Wingdings" w:hint="default"/>
+        <w:sz w:val="20"/>
+      </w:rPr>
+    </w:lvl>
+    <w:lvl w:ilvl="4" w:tentative="1">
+      <w:start w:val="1"/>
+      <w:numFmt w:val="bullet"/>
+      <w:lvlText w:val=""/>
+      <w:lvlJc w:val="left"/>
+      <w:pPr>
+        <w:tabs>
+          <w:tab w:val="num" w:pos="3600"/>
+        </w:tabs>
+        <w:ind w:left="3600" w:hanging="360"/>
+      </w:pPr>
+      <w:rPr>
+        <w:rFonts w:ascii="Wingdings" w:hAnsi="Wingdings" w:hint="default"/>
+        <w:sz w:val="20"/>
+      </w:rPr>
+    </w:lvl>
+    <w:lvl w:ilvl="5" w:tentative="1">
+      <w:start w:val="1"/>
+      <w:numFmt w:val="bullet"/>
+      <w:lvlText w:val=""/>
+      <w:lvlJc w:val="left"/>
+      <w:pPr>
+        <w:tabs>
+          <w:tab w:val="num" w:pos="4320"/>
+        </w:tabs>
+        <w:ind w:left="4320" w:hanging="360"/>
+      </w:pPr>
+      <w:rPr>
+        <w:rFonts w:ascii="Wingdings" w:hAnsi="Wingdings" w:hint="default"/>
+        <w:sz w:val="20"/>
+      </w:rPr>
+    </w:lvl>
+    <w:lvl w:ilvl="6" w:tentative="1">
+      <w:start w:val="1"/>
+      <w:numFmt w:val="bullet"/>
+      <w:lvlText w:val=""/>
+      <w:lvlJc w:val="left"/>
+      <w:pPr>
+        <w:tabs>
+          <w:tab w:val="num" w:pos="5040"/>
+        </w:tabs>
+        <w:ind w:left="5040" w:hanging="360"/>
+      </w:pPr>
+      <w:rPr>
+        <w:rFonts w:ascii="Wingdings" w:hAnsi="Wingdings" w:hint="default"/>
+        <w:sz w:val="20"/>
+      </w:rPr>
+    </w:lvl>
+    <w:lvl w:ilvl="7" w:tentative="1">
+      <w:start w:val="1"/>
+      <w:numFmt w:val="bullet"/>
+      <w:lvlText w:val=""/>
+      <w:lvlJc w:val="left"/>
+      <w:pPr>
+        <w:tabs>
+          <w:tab w:val="num" w:pos="5760"/>
+        </w:tabs>
+        <w:ind w:left="5760" w:hanging="360"/>
+      </w:pPr>
+      <w:rPr>
+        <w:rFonts w:ascii="Wingdings" w:hAnsi="Wingdings" w:hint="default"/>
+        <w:sz w:val="20"/>
+      </w:rPr>
+    </w:lvl>
+    <w:lvl w:ilvl="8" w:tentative="1">
+      <w:start w:val="1"/>
+      <w:numFmt w:val="bullet"/>
+      <w:lvlText w:val=""/>
+      <w:lvlJc w:val="left"/>
+      <w:pPr>
+        <w:tabs>
+          <w:tab w:val="num" w:pos="6480"/>
+        </w:tabs>
+        <w:ind w:left="6480" w:hanging="360"/>
+      </w:pPr>
+      <w:rPr>
+        <w:rFonts w:ascii="Wingdings" w:hAnsi="Wingdings" w:hint="default"/>
+        <w:sz w:val="20"/>
       </w:rPr>
     </w:lvl>
   </w:abstractNum>
@@ -946,6 +4586,24 @@
   </w:num>
   <w:num w:numId="9">
     <w:abstractNumId w:val="0"/>
+  </w:num>
+  <w:num w:numId="10">
+    <w:abstractNumId w:val="9"/>
+  </w:num>
+  <w:num w:numId="11">
+    <w:abstractNumId w:val="10"/>
+  </w:num>
+  <w:num w:numId="12">
+    <w:abstractNumId w:val="12"/>
+  </w:num>
+  <w:num w:numId="13">
+    <w:abstractNumId w:val="13"/>
+  </w:num>
+  <w:num w:numId="14">
+    <w:abstractNumId w:val="14"/>
+  </w:num>
+  <w:num w:numId="15">
+    <w:abstractNumId w:val="11"/>
   </w:num>
 </w:numbering>
 </file>
@@ -1235,10 +4893,6 @@
     <w:lsdException w:name="Book Title" w:uiPriority="33" w:qFormat="1"/>
     <w:lsdException w:name="Bibliography" w:semiHidden="1" w:uiPriority="37" w:unhideWhenUsed="1"/>
     <w:lsdException w:name="TOC Heading" w:semiHidden="1" w:uiPriority="39" w:unhideWhenUsed="1" w:qFormat="1"/>
-    <w:lsdException w:name="Grid Table Light" w:semiHidden="1" w:unhideWhenUsed="1"/>
-    <w:lsdException w:name="Grid Table 1 Light" w:semiHidden="1" w:unhideWhenUsed="1"/>
-    <w:lsdException w:name="Grid Table 2" w:semiHidden="1" w:unhideWhenUsed="1"/>
-    <w:lsdException w:name="Grid Table 3" w:semiHidden="1" w:unhideWhenUsed="1"/>
     <w:lsdException w:name="Grid Table 4" w:uiPriority="49"/>
     <w:lsdException w:name="Grid Table 5 Dark" w:uiPriority="50"/>
     <w:lsdException w:name="Grid Table 6 Colorful" w:uiPriority="51"/>
@@ -12332,6 +15986,82 @@
         <w:shd w:val="clear" w:color="auto" w:fill="FBCAA2" w:themeFill="accent6" w:themeFillTint="7F"/>
       </w:tcPr>
     </w:tblStylePr>
+  </w:style>
+  <w:style w:type="paragraph" w:styleId="HTMLPreformatted">
+    <w:name w:val="HTML Preformatted"/>
+    <w:basedOn w:val="Normal"/>
+    <w:link w:val="HTMLPreformattedChar"/>
+    <w:uiPriority w:val="99"/>
+    <w:semiHidden/>
+    <w:unhideWhenUsed/>
+    <w:rsid w:val="00E3567C"/>
+    <w:pPr>
+      <w:tabs>
+        <w:tab w:val="left" w:pos="916"/>
+        <w:tab w:val="left" w:pos="1832"/>
+        <w:tab w:val="left" w:pos="2748"/>
+        <w:tab w:val="left" w:pos="3664"/>
+        <w:tab w:val="left" w:pos="4580"/>
+        <w:tab w:val="left" w:pos="5496"/>
+        <w:tab w:val="left" w:pos="6412"/>
+        <w:tab w:val="left" w:pos="7328"/>
+        <w:tab w:val="left" w:pos="8244"/>
+        <w:tab w:val="left" w:pos="9160"/>
+        <w:tab w:val="left" w:pos="10076"/>
+        <w:tab w:val="left" w:pos="10992"/>
+        <w:tab w:val="left" w:pos="11908"/>
+        <w:tab w:val="left" w:pos="12824"/>
+        <w:tab w:val="left" w:pos="13740"/>
+        <w:tab w:val="left" w:pos="14656"/>
+      </w:tabs>
+      <w:spacing w:after="0" w:line="240" w:lineRule="auto"/>
+    </w:pPr>
+    <w:rPr>
+      <w:rFonts w:ascii="Courier New" w:eastAsia="Times New Roman" w:hAnsi="Courier New" w:cs="Courier New"/>
+      <w:sz w:val="20"/>
+      <w:szCs w:val="20"/>
+    </w:rPr>
+  </w:style>
+  <w:style w:type="character" w:customStyle="1" w:styleId="HTMLPreformattedChar">
+    <w:name w:val="HTML Preformatted Char"/>
+    <w:basedOn w:val="DefaultParagraphFont"/>
+    <w:link w:val="HTMLPreformatted"/>
+    <w:uiPriority w:val="99"/>
+    <w:semiHidden/>
+    <w:rsid w:val="00E3567C"/>
+    <w:rPr>
+      <w:rFonts w:ascii="Courier New" w:eastAsia="Times New Roman" w:hAnsi="Courier New" w:cs="Courier New"/>
+      <w:sz w:val="20"/>
+      <w:szCs w:val="20"/>
+    </w:rPr>
+  </w:style>
+  <w:style w:type="character" w:styleId="HTMLCode">
+    <w:name w:val="HTML Code"/>
+    <w:basedOn w:val="DefaultParagraphFont"/>
+    <w:uiPriority w:val="99"/>
+    <w:semiHidden/>
+    <w:unhideWhenUsed/>
+    <w:rsid w:val="00E3567C"/>
+    <w:rPr>
+      <w:rFonts w:ascii="Courier New" w:eastAsia="Times New Roman" w:hAnsi="Courier New" w:cs="Courier New"/>
+      <w:sz w:val="20"/>
+      <w:szCs w:val="20"/>
+    </w:rPr>
+  </w:style>
+  <w:style w:type="paragraph" w:styleId="NormalWeb">
+    <w:name w:val="Normal (Web)"/>
+    <w:basedOn w:val="Normal"/>
+    <w:uiPriority w:val="99"/>
+    <w:unhideWhenUsed/>
+    <w:rsid w:val="009021E5"/>
+    <w:pPr>
+      <w:spacing w:before="100" w:beforeAutospacing="1" w:after="100" w:afterAutospacing="1" w:line="240" w:lineRule="auto"/>
+    </w:pPr>
+    <w:rPr>
+      <w:rFonts w:ascii="Times New Roman" w:eastAsia="Times New Roman" w:hAnsi="Times New Roman" w:cs="Times New Roman"/>
+      <w:sz w:val="24"/>
+      <w:szCs w:val="24"/>
+    </w:rPr>
   </w:style>
 </w:styles>
 </file>
@@ -12661,7 +16391,7 @@
 </file>
 
 <file path=customXml/itemProps1.xml><?xml version="1.0" encoding="utf-8"?>
-<ds:datastoreItem xmlns:ds="http://schemas.openxmlformats.org/officeDocument/2006/customXml" ds:itemID="{1A4BDFBF-40DF-47EB-ABEE-C93D1E549A26}">
+<ds:datastoreItem xmlns:ds="http://schemas.openxmlformats.org/officeDocument/2006/customXml" ds:itemID="{9C5956D8-EEA4-435D-8276-040C43ECEB65}">
   <ds:schemaRefs>
     <ds:schemaRef ds:uri="http://schemas.openxmlformats.org/officeDocument/2006/bibliography"/>
   </ds:schemaRefs>

--- a/docs/InterfaceDesignDescription.docx
+++ b/docs/InterfaceDesignDescription.docx
@@ -13,19 +13,107 @@
     </w:p>
     <w:p>
       <w:pPr>
+        <w:pStyle w:val="Heading1"/>
+      </w:pPr>
+      <w:r>
+        <w:t>Library Management System</w:t>
+      </w:r>
+    </w:p>
+    <w:p>
+      <w:r>
+        <w:pict w14:anchorId="4006C1FF">
+          <v:rect id="_x0000_i1043" style="width:0;height:1.5pt" o:hralign="center" o:hrstd="t" o:hr="t" fillcolor="#a0a0a0" stroked="f"/>
+        </w:pict>
+      </w:r>
+    </w:p>
+    <w:p>
+      <w:pPr>
+        <w:pStyle w:val="Heading1"/>
+      </w:pPr>
+      <w:r>
+        <w:t>1. Introduction</w:t>
+      </w:r>
+    </w:p>
+    <w:p>
+      <w:pPr>
         <w:pStyle w:val="Heading2"/>
       </w:pPr>
       <w:r>
-        <w:t>Library Management System</w:t>
-      </w:r>
-    </w:p>
-    <w:p>
-      <w:pPr>
-        <w:spacing w:after="0"/>
-      </w:pPr>
-      <w:r>
-        <w:pict w14:anchorId="158576F1">
-          <v:rect id="_x0000_i1025" style="width:0;height:1.5pt" o:hralign="center" o:hrstd="t" o:hr="t" fillcolor="#a0a0a0" stroked="f"/>
+        <w:t>1.1 Purpose</w:t>
+      </w:r>
+    </w:p>
+    <w:p>
+      <w:pPr>
+        <w:pStyle w:val="NormalWeb"/>
+      </w:pPr>
+      <w:r>
+        <w:t>This document describes the user interface design of the Library Management System. The purpose of the system is to provide a modern, user-friendly, and responsive web application for managing library resources, borrowing activities, and user information.</w:t>
+      </w:r>
+    </w:p>
+    <w:p>
+      <w:pPr>
+        <w:pStyle w:val="Heading2"/>
+      </w:pPr>
+      <w:r>
+        <w:t>1.2 Scope</w:t>
+      </w:r>
+    </w:p>
+    <w:p>
+      <w:pPr>
+        <w:pStyle w:val="NormalWeb"/>
+      </w:pPr>
+      <w:r>
+        <w:t>The system supports three types of users:</w:t>
+      </w:r>
+    </w:p>
+    <w:p>
+      <w:pPr>
+        <w:numPr>
+          <w:ilvl w:val="0"/>
+          <w:numId w:val="16"/>
+        </w:numPr>
+        <w:spacing w:before="100" w:beforeAutospacing="1" w:after="100" w:afterAutospacing="1" w:line="240" w:lineRule="auto"/>
+      </w:pPr>
+      <w:r>
+        <w:t xml:space="preserve">Administrator </w:t>
+      </w:r>
+    </w:p>
+    <w:p>
+      <w:pPr>
+        <w:numPr>
+          <w:ilvl w:val="0"/>
+          <w:numId w:val="16"/>
+        </w:numPr>
+        <w:spacing w:before="100" w:beforeAutospacing="1" w:after="100" w:afterAutospacing="1" w:line="240" w:lineRule="auto"/>
+      </w:pPr>
+      <w:r>
+        <w:t xml:space="preserve">Librarian Staff </w:t>
+      </w:r>
+    </w:p>
+    <w:p>
+      <w:pPr>
+        <w:numPr>
+          <w:ilvl w:val="0"/>
+          <w:numId w:val="16"/>
+        </w:numPr>
+        <w:spacing w:before="100" w:beforeAutospacing="1" w:after="100" w:afterAutospacing="1" w:line="240" w:lineRule="auto"/>
+      </w:pPr>
+      <w:r>
+        <w:t xml:space="preserve">Reader </w:t>
+      </w:r>
+    </w:p>
+    <w:p>
+      <w:pPr>
+        <w:pStyle w:val="NormalWeb"/>
+      </w:pPr>
+      <w:r>
+        <w:t>The interfaces are designed to help users perform library operations efficiently through a simple and intuitive web interface.</w:t>
+      </w:r>
+    </w:p>
+    <w:p>
+      <w:r>
+        <w:pict w14:anchorId="5E4D1F63">
+          <v:rect id="_x0000_i1044" style="width:0;height:1.5pt" o:hralign="center" o:hrstd="t" o:hr="t" fillcolor="#a0a0a0" stroked="f"/>
         </w:pict>
       </w:r>
     </w:p>
@@ -34,7 +122,7 @@
         <w:pStyle w:val="Heading1"/>
       </w:pPr>
       <w:r>
-        <w:t>1. Login Interface</w:t>
+        <w:t>2. Login Interface</w:t>
       </w:r>
     </w:p>
     <w:p>
@@ -50,7 +138,14 @@
         <w:pStyle w:val="NormalWeb"/>
       </w:pPr>
       <w:r>
-        <w:t>The Login page allows users to access the Library Management System using a valid username and password.</w:t>
+        <w:t>The Login page allows users to authenticate themselves and gain access to the system using a valid username and password.</w:t>
+      </w:r>
+    </w:p>
+    <w:p>
+      <w:r>
+        <w:pict w14:anchorId="4FBA0B4E">
+          <v:rect id="_x0000_i1045" style="width:0;height:1.5pt" o:hralign="center" o:hrstd="t" o:hr="t" fillcolor="#a0a0a0" stroked="f"/>
+        </w:pict>
       </w:r>
     </w:p>
     <w:p>
@@ -58,7 +153,7 @@
         <w:pStyle w:val="Heading2"/>
       </w:pPr>
       <w:r>
-        <w:t>Components</w:t>
+        <w:t>Interface Components</w:t>
       </w:r>
     </w:p>
     <w:tbl>
@@ -75,7 +170,7 @@
       </w:tblPr>
       <w:tblGrid>
         <w:gridCol w:w="1842"/>
-        <w:gridCol w:w="3880"/>
+        <w:gridCol w:w="4398"/>
       </w:tblGrid>
       <w:tr>
         <w:trPr>
@@ -159,9 +254,7 @@
           <w:p>
             <w:r>
               <w:tab/>
-            </w:r>
-            <w:r>
-              <w:t>Enter username</w:t>
+              <w:t>Enter registered username</w:t>
             </w:r>
           </w:p>
         </w:tc>
@@ -178,6 +271,7 @@
           </w:tcPr>
           <w:p>
             <w:r>
+              <w:lastRenderedPageBreak/>
               <w:t>Password Textbox</w:t>
             </w:r>
           </w:p>
@@ -193,7 +287,7 @@
               <w:tab/>
             </w:r>
             <w:r>
-              <w:t>Enter password</w:t>
+              <w:t>Enter account password</w:t>
             </w:r>
           </w:p>
         </w:tc>
@@ -225,7 +319,7 @@
               <w:tab/>
             </w:r>
             <w:r>
-              <w:t>Submit login request</w:t>
+              <w:t>Submit login information</w:t>
             </w:r>
           </w:p>
         </w:tc>
@@ -257,200 +351,57 @@
               <w:tab/>
             </w:r>
             <w:r>
-              <w:t>Display invalid login information</w:t>
+              <w:t>Display invalid username or password</w:t>
+            </w:r>
+          </w:p>
+        </w:tc>
+      </w:tr>
+      <w:tr>
+        <w:trPr>
+          <w:tblCellSpacing w:w="15" w:type="dxa"/>
+        </w:trPr>
+        <w:tc>
+          <w:tcPr>
+            <w:tcW w:w="0" w:type="auto"/>
+            <w:vAlign w:val="center"/>
+            <w:hideMark/>
+          </w:tcPr>
+          <w:p>
+            <w:r>
+              <w:t>Register Link</w:t>
+            </w:r>
+          </w:p>
+        </w:tc>
+        <w:tc>
+          <w:tcPr>
+            <w:tcW w:w="0" w:type="auto"/>
+            <w:vAlign w:val="center"/>
+            <w:hideMark/>
+          </w:tcPr>
+          <w:p>
+            <w:r>
+              <w:tab/>
+            </w:r>
+            <w:r>
+              <w:t>Navigate to registration page</w:t>
             </w:r>
           </w:p>
         </w:tc>
       </w:tr>
     </w:tbl>
     <w:p>
+      <w:r>
+        <w:pict w14:anchorId="2F509038">
+          <v:rect id="_x0000_i1046" style="width:0;height:1.5pt" o:hralign="center" o:hrstd="t" o:hr="t" fillcolor="#a0a0a0" stroked="f"/>
+        </w:pict>
+      </w:r>
+    </w:p>
+    <w:p>
       <w:pPr>
         <w:pStyle w:val="Heading2"/>
       </w:pPr>
       <w:r>
-        <w:t>Navigation</w:t>
-      </w:r>
-    </w:p>
-    <w:p>
-      <w:pPr>
-        <w:pStyle w:val="NormalWeb"/>
-      </w:pPr>
-      <w:r>
-        <w:t>Successful login redirects users to Dashboard.</w:t>
-      </w:r>
-    </w:p>
-    <w:p>
-      <w:pPr>
-        <w:pStyle w:val="NormalWeb"/>
-      </w:pPr>
-      <w:r>
-        <w:rPr>
-          <w:noProof/>
-        </w:rPr>
-        <w:drawing>
-          <wp:anchor distT="0" distB="0" distL="114300" distR="114300" simplePos="0" relativeHeight="251658240" behindDoc="1" locked="0" layoutInCell="1" allowOverlap="1" wp14:anchorId="7A6F8F91" wp14:editId="3767F17A">
-            <wp:simplePos x="0" y="0"/>
-            <wp:positionH relativeFrom="column">
-              <wp:posOffset>0</wp:posOffset>
-            </wp:positionH>
-            <wp:positionV relativeFrom="paragraph">
-              <wp:posOffset>2540</wp:posOffset>
-            </wp:positionV>
-            <wp:extent cx="4084320" cy="2048778"/>
-            <wp:effectExtent l="0" t="0" r="0" b="8890"/>
-            <wp:wrapTight wrapText="bothSides">
-              <wp:wrapPolygon edited="0">
-                <wp:start x="0" y="0"/>
-                <wp:lineTo x="0" y="21493"/>
-                <wp:lineTo x="21459" y="21493"/>
-                <wp:lineTo x="21459" y="0"/>
-                <wp:lineTo x="0" y="0"/>
-              </wp:wrapPolygon>
-            </wp:wrapTight>
-            <wp:docPr id="1" name="Picture 1"/>
-            <wp:cNvGraphicFramePr>
-              <a:graphicFrameLocks xmlns:a="http://schemas.openxmlformats.org/drawingml/2006/main" noChangeAspect="1"/>
-            </wp:cNvGraphicFramePr>
-            <a:graphic xmlns:a="http://schemas.openxmlformats.org/drawingml/2006/main">
-              <a:graphicData uri="http://schemas.openxmlformats.org/drawingml/2006/picture">
-                <pic:pic xmlns:pic="http://schemas.openxmlformats.org/drawingml/2006/picture">
-                  <pic:nvPicPr>
-                    <pic:cNvPr id="1" name=""/>
-                    <pic:cNvPicPr/>
-                  </pic:nvPicPr>
-                  <pic:blipFill>
-                    <a:blip r:embed="rId6"/>
-                    <a:stretch>
-                      <a:fillRect/>
-                    </a:stretch>
-                  </pic:blipFill>
-                  <pic:spPr>
-                    <a:xfrm>
-                      <a:off x="0" y="0"/>
-                      <a:ext cx="4084320" cy="2048778"/>
-                    </a:xfrm>
-                    <a:prstGeom prst="rect">
-                      <a:avLst/>
-                    </a:prstGeom>
-                  </pic:spPr>
-                </pic:pic>
-              </a:graphicData>
-            </a:graphic>
-          </wp:anchor>
-        </w:drawing>
-      </w:r>
-    </w:p>
-    <w:p>
-      <w:pPr>
-        <w:pStyle w:val="NormalWeb"/>
-        <w:ind w:left="1440" w:firstLine="720"/>
-        <w:rPr>
-          <w:rStyle w:val="Strong"/>
-          <w:rFonts w:eastAsiaTheme="majorEastAsia"/>
-        </w:rPr>
-      </w:pPr>
-    </w:p>
-    <w:p>
-      <w:pPr>
-        <w:pStyle w:val="NormalWeb"/>
-        <w:ind w:left="1440" w:firstLine="720"/>
-        <w:rPr>
-          <w:rStyle w:val="Strong"/>
-          <w:rFonts w:eastAsiaTheme="majorEastAsia"/>
-        </w:rPr>
-      </w:pPr>
-    </w:p>
-    <w:p>
-      <w:pPr>
-        <w:pStyle w:val="NormalWeb"/>
-        <w:ind w:left="1440" w:firstLine="720"/>
-        <w:rPr>
-          <w:rStyle w:val="Strong"/>
-          <w:rFonts w:eastAsiaTheme="majorEastAsia"/>
-        </w:rPr>
-      </w:pPr>
-    </w:p>
-    <w:p>
-      <w:pPr>
-        <w:pStyle w:val="NormalWeb"/>
-        <w:ind w:left="1440" w:firstLine="720"/>
-        <w:rPr>
-          <w:rStyle w:val="Strong"/>
-          <w:rFonts w:eastAsiaTheme="majorEastAsia"/>
-        </w:rPr>
-      </w:pPr>
-    </w:p>
-    <w:p>
-      <w:pPr>
-        <w:pStyle w:val="NormalWeb"/>
-        <w:ind w:left="1440" w:firstLine="720"/>
-        <w:rPr>
-          <w:rStyle w:val="Strong"/>
-          <w:rFonts w:eastAsiaTheme="majorEastAsia"/>
-        </w:rPr>
-      </w:pPr>
-    </w:p>
-    <w:p>
-      <w:pPr>
-        <w:pStyle w:val="NormalWeb"/>
-        <w:ind w:left="2160"/>
-      </w:pPr>
-      <w:r>
-        <w:rPr>
-          <w:rStyle w:val="Strong"/>
-          <w:rFonts w:eastAsiaTheme="majorEastAsia"/>
-        </w:rPr>
-        <w:t xml:space="preserve">        </w:t>
-      </w:r>
-      <w:r>
-        <w:rPr>
-          <w:rStyle w:val="Strong"/>
-          <w:rFonts w:eastAsiaTheme="majorEastAsia"/>
-        </w:rPr>
-        <w:t xml:space="preserve">Login Page </w:t>
-      </w:r>
-    </w:p>
-    <w:p>
-      <w:r>
-        <w:br w:type="page"/>
-      </w:r>
-      <w:r>
-        <w:lastRenderedPageBreak/>
-        <w:pict w14:anchorId="3C30B745">
-          <v:rect id="_x0000_i1026" style="width:0;height:1.5pt" o:hralign="center" o:hrstd="t" o:hr="t" fillcolor="#a0a0a0" stroked="f"/>
-        </w:pict>
-      </w:r>
-    </w:p>
-    <w:p>
-      <w:pPr>
-        <w:pStyle w:val="Heading1"/>
-      </w:pPr>
-      <w:r>
-        <w:t>2. Dashboard Interface</w:t>
-      </w:r>
-    </w:p>
-    <w:p>
-      <w:pPr>
-        <w:pStyle w:val="Heading2"/>
-      </w:pPr>
-      <w:r>
-        <w:t>Purpose</w:t>
-      </w:r>
-    </w:p>
-    <w:p>
-      <w:pPr>
-        <w:pStyle w:val="NormalWeb"/>
-      </w:pPr>
-      <w:r>
-        <w:t>The Dashboard provides an overview of library activities and statistics.</w:t>
-      </w:r>
-    </w:p>
-    <w:p>
-      <w:pPr>
-        <w:pStyle w:val="Heading2"/>
-      </w:pPr>
-      <w:r>
-        <w:t>Components</w:t>
+        <w:t>Input Fields</w:t>
       </w:r>
     </w:p>
     <w:tbl>
@@ -466,8 +417,9 @@
         <w:tblLook w:val="04A0" w:firstRow="1" w:lastRow="0" w:firstColumn="1" w:lastColumn="0" w:noHBand="0" w:noVBand="1"/>
       </w:tblPr>
       <w:tblGrid>
-        <w:gridCol w:w="2144"/>
-        <w:gridCol w:w="3749"/>
+        <w:gridCol w:w="1031"/>
+        <w:gridCol w:w="1702"/>
+        <w:gridCol w:w="1846"/>
       </w:tblGrid>
       <w:tr>
         <w:trPr>
@@ -492,7 +444,7 @@
                 <w:b/>
                 <w:bCs/>
               </w:rPr>
-              <w:t>Component</w:t>
+              <w:t>Field</w:t>
             </w:r>
           </w:p>
         </w:tc>
@@ -521,7 +473,37 @@
                 <w:b/>
                 <w:bCs/>
               </w:rPr>
-              <w:t>Description</w:t>
+              <w:t>Type</w:t>
+            </w:r>
+          </w:p>
+        </w:tc>
+        <w:tc>
+          <w:tcPr>
+            <w:tcW w:w="0" w:type="auto"/>
+            <w:vAlign w:val="center"/>
+            <w:hideMark/>
+          </w:tcPr>
+          <w:p>
+            <w:pPr>
+              <w:jc w:val="center"/>
+              <w:rPr>
+                <w:b/>
+                <w:bCs/>
+              </w:rPr>
+            </w:pPr>
+            <w:r>
+              <w:rPr>
+                <w:b/>
+                <w:bCs/>
+              </w:rPr>
+              <w:tab/>
+            </w:r>
+            <w:r>
+              <w:rPr>
+                <w:b/>
+                <w:bCs/>
+              </w:rPr>
+              <w:t>Validation</w:t>
             </w:r>
           </w:p>
         </w:tc>
@@ -538,7 +520,7 @@
           </w:tcPr>
           <w:p>
             <w:r>
-              <w:t>Total Books Card</w:t>
+              <w:t>Username</w:t>
             </w:r>
           </w:p>
         </w:tc>
@@ -553,7 +535,22 @@
               <w:tab/>
             </w:r>
             <w:r>
-              <w:t>Display number of books</w:t>
+              <w:t>Text</w:t>
+            </w:r>
+          </w:p>
+        </w:tc>
+        <w:tc>
+          <w:tcPr>
+            <w:tcW w:w="0" w:type="auto"/>
+            <w:vAlign w:val="center"/>
+            <w:hideMark/>
+          </w:tcPr>
+          <w:p>
+            <w:r>
+              <w:tab/>
+            </w:r>
+            <w:r>
+              <w:t>Required</w:t>
             </w:r>
           </w:p>
         </w:tc>
@@ -570,7 +567,7 @@
           </w:tcPr>
           <w:p>
             <w:r>
-              <w:t>Total Users Card</w:t>
+              <w:t>Password</w:t>
             </w:r>
           </w:p>
         </w:tc>
@@ -585,7 +582,406 @@
               <w:tab/>
             </w:r>
             <w:r>
-              <w:t>Display number of users</w:t>
+              <w:t>Password</w:t>
+            </w:r>
+          </w:p>
+        </w:tc>
+        <w:tc>
+          <w:tcPr>
+            <w:tcW w:w="0" w:type="auto"/>
+            <w:vAlign w:val="center"/>
+            <w:hideMark/>
+          </w:tcPr>
+          <w:p>
+            <w:r>
+              <w:tab/>
+            </w:r>
+            <w:r>
+              <w:t>Required</w:t>
+            </w:r>
+          </w:p>
+        </w:tc>
+      </w:tr>
+    </w:tbl>
+    <w:p>
+      <w:r>
+        <w:pict w14:anchorId="40B988DD">
+          <v:rect id="_x0000_i1047" style="width:0;height:1.5pt" o:hralign="center" o:hrstd="t" o:hr="t" fillcolor="#a0a0a0" stroked="f"/>
+        </w:pict>
+      </w:r>
+    </w:p>
+    <w:p>
+      <w:pPr>
+        <w:pStyle w:val="Heading2"/>
+      </w:pPr>
+      <w:r>
+        <w:t>Navigation Flow</w:t>
+      </w:r>
+    </w:p>
+    <w:p>
+      <w:pPr>
+        <w:pStyle w:val="HTMLPreformatted"/>
+      </w:pPr>
+      <w:r>
+        <w:rPr>
+          <w:rStyle w:val="HTMLCode"/>
+          <w:rFonts w:eastAsiaTheme="majorEastAsia"/>
+        </w:rPr>
+        <w:t>Login Page</w:t>
+      </w:r>
+      <w:r>
+        <w:br/>
+      </w:r>
+      <w:r>
+        <w:rPr>
+          <w:rStyle w:val="HTMLCode"/>
+          <w:rFonts w:eastAsiaTheme="majorEastAsia"/>
+        </w:rPr>
+        <w:t xml:space="preserve">      |</w:t>
+      </w:r>
+      <w:r>
+        <w:br/>
+      </w:r>
+      <w:r>
+        <w:rPr>
+          <w:rStyle w:val="HTMLCode"/>
+          <w:rFonts w:eastAsiaTheme="majorEastAsia"/>
+        </w:rPr>
+        <w:t xml:space="preserve">      |</w:t>
+      </w:r>
+      <w:r>
+        <w:br/>
+      </w:r>
+      <w:r>
+        <w:rPr>
+          <w:rStyle w:val="HTMLCode"/>
+          <w:rFonts w:eastAsiaTheme="majorEastAsia"/>
+        </w:rPr>
+        <w:t>Valid Credentials</w:t>
+      </w:r>
+      <w:r>
+        <w:br/>
+      </w:r>
+      <w:r>
+        <w:rPr>
+          <w:rStyle w:val="HTMLCode"/>
+          <w:rFonts w:eastAsiaTheme="majorEastAsia"/>
+        </w:rPr>
+        <w:t xml:space="preserve">      |</w:t>
+      </w:r>
+      <w:r>
+        <w:br/>
+      </w:r>
+      <w:r>
+        <w:rPr>
+          <w:rStyle w:val="HTMLCode"/>
+          <w:rFonts w:eastAsiaTheme="majorEastAsia"/>
+        </w:rPr>
+        <w:t xml:space="preserve">      ↓</w:t>
+      </w:r>
+      <w:r>
+        <w:br/>
+      </w:r>
+      <w:r>
+        <w:rPr>
+          <w:rStyle w:val="HTMLCode"/>
+          <w:rFonts w:eastAsiaTheme="majorEastAsia"/>
+        </w:rPr>
+        <w:t xml:space="preserve"> Dashboard</w:t>
+      </w:r>
+    </w:p>
+    <w:p>
+      <w:pPr>
+        <w:pStyle w:val="NormalWeb"/>
+      </w:pPr>
+      <w:r>
+        <w:t>If authentication fails, the system displays an error message and remains on the Login page.</w:t>
+      </w:r>
+    </w:p>
+    <w:p>
+      <w:r>
+        <w:pict w14:anchorId="28C45BEE">
+          <v:rect id="_x0000_i1048" style="width:0;height:1.5pt" o:hralign="center" o:hrstd="t" o:hr="t" fillcolor="#a0a0a0" stroked="f"/>
+        </w:pict>
+      </w:r>
+    </w:p>
+    <w:p>
+      <w:pPr>
+        <w:rPr>
+          <w:rFonts w:asciiTheme="majorHAnsi" w:eastAsiaTheme="majorEastAsia" w:hAnsiTheme="majorHAnsi" w:cstheme="majorBidi"/>
+          <w:b/>
+          <w:bCs/>
+          <w:color w:val="4F81BD" w:themeColor="accent1"/>
+          <w:sz w:val="26"/>
+          <w:szCs w:val="26"/>
+        </w:rPr>
+      </w:pPr>
+      <w:r>
+        <w:br w:type="page"/>
+      </w:r>
+    </w:p>
+    <w:p>
+      <w:pPr>
+        <w:pStyle w:val="Heading2"/>
+      </w:pPr>
+      <w:r>
+        <w:lastRenderedPageBreak/>
+        <w:t>Interface Screenshot</w:t>
+      </w:r>
+    </w:p>
+    <w:p>
+      <w:pPr>
+        <w:pStyle w:val="NormalWeb"/>
+        <w:rPr>
+          <w:rStyle w:val="Strong"/>
+          <w:rFonts w:eastAsiaTheme="majorEastAsia"/>
+        </w:rPr>
+      </w:pPr>
+      <w:r>
+        <w:rPr>
+          <w:rStyle w:val="Strong"/>
+          <w:rFonts w:eastAsiaTheme="majorEastAsia"/>
+        </w:rPr>
+        <w:t>Figure 1. Login Page</w:t>
+      </w:r>
+    </w:p>
+    <w:p>
+      <w:pPr>
+        <w:pStyle w:val="NormalWeb"/>
+      </w:pPr>
+    </w:p>
+    <w:p>
+      <w:pPr>
+        <w:pStyle w:val="NormalWeb"/>
+      </w:pPr>
+      <w:r>
+        <w:rPr>
+          <w:noProof/>
+        </w:rPr>
+        <w:drawing>
+          <wp:anchor distT="0" distB="0" distL="114300" distR="114300" simplePos="0" relativeHeight="251658240" behindDoc="1" locked="0" layoutInCell="1" allowOverlap="1" wp14:anchorId="049384BF" wp14:editId="13E2903D">
+            <wp:simplePos x="0" y="0"/>
+            <wp:positionH relativeFrom="column">
+              <wp:posOffset>0</wp:posOffset>
+            </wp:positionH>
+            <wp:positionV relativeFrom="paragraph">
+              <wp:posOffset>0</wp:posOffset>
+            </wp:positionV>
+            <wp:extent cx="5486400" cy="2750820"/>
+            <wp:effectExtent l="0" t="0" r="0" b="0"/>
+            <wp:wrapTight wrapText="bothSides">
+              <wp:wrapPolygon edited="0">
+                <wp:start x="0" y="0"/>
+                <wp:lineTo x="0" y="21391"/>
+                <wp:lineTo x="21525" y="21391"/>
+                <wp:lineTo x="21525" y="0"/>
+                <wp:lineTo x="0" y="0"/>
+              </wp:wrapPolygon>
+            </wp:wrapTight>
+            <wp:docPr id="4" name="Picture 4"/>
+            <wp:cNvGraphicFramePr>
+              <a:graphicFrameLocks xmlns:a="http://schemas.openxmlformats.org/drawingml/2006/main" noChangeAspect="1"/>
+            </wp:cNvGraphicFramePr>
+            <a:graphic xmlns:a="http://schemas.openxmlformats.org/drawingml/2006/main">
+              <a:graphicData uri="http://schemas.openxmlformats.org/drawingml/2006/picture">
+                <pic:pic xmlns:pic="http://schemas.openxmlformats.org/drawingml/2006/picture">
+                  <pic:nvPicPr>
+                    <pic:cNvPr id="0" name="Picture 141"/>
+                    <pic:cNvPicPr>
+                      <a:picLocks noChangeAspect="1" noChangeArrowheads="1"/>
+                    </pic:cNvPicPr>
+                  </pic:nvPicPr>
+                  <pic:blipFill>
+                    <a:blip r:embed="rId6">
+                      <a:extLst>
+                        <a:ext uri="{28A0092B-C50C-407E-A947-70E740481C1C}">
+                          <a14:useLocalDpi xmlns:a14="http://schemas.microsoft.com/office/drawing/2010/main" val="0"/>
+                        </a:ext>
+                      </a:extLst>
+                    </a:blip>
+                    <a:srcRect/>
+                    <a:stretch>
+                      <a:fillRect/>
+                    </a:stretch>
+                  </pic:blipFill>
+                  <pic:spPr bwMode="auto">
+                    <a:xfrm>
+                      <a:off x="0" y="0"/>
+                      <a:ext cx="5486400" cy="2750820"/>
+                    </a:xfrm>
+                    <a:prstGeom prst="rect">
+                      <a:avLst/>
+                    </a:prstGeom>
+                    <a:noFill/>
+                    <a:ln>
+                      <a:noFill/>
+                    </a:ln>
+                  </pic:spPr>
+                </pic:pic>
+              </a:graphicData>
+            </a:graphic>
+            <wp14:sizeRelH relativeFrom="margin">
+              <wp14:pctWidth>0</wp14:pctWidth>
+            </wp14:sizeRelH>
+            <wp14:sizeRelV relativeFrom="margin">
+              <wp14:pctHeight>0</wp14:pctHeight>
+            </wp14:sizeRelV>
+          </wp:anchor>
+        </w:drawing>
+      </w:r>
+      <w:r>
+        <w:rPr>
+          <w:rStyle w:val="Emphasis"/>
+        </w:rPr>
+        <w:t xml:space="preserve"> </w:t>
+      </w:r>
+      <w:r>
+        <w:rPr>
+          <w:rStyle w:val="Emphasis"/>
+        </w:rPr>
+        <w:tab/>
+      </w:r>
+      <w:r>
+        <w:rPr>
+          <w:rStyle w:val="Emphasis"/>
+        </w:rPr>
+        <w:tab/>
+      </w:r>
+      <w:r>
+        <w:rPr>
+          <w:rStyle w:val="Emphasis"/>
+        </w:rPr>
+        <w:tab/>
+      </w:r>
+      <w:r>
+        <w:rPr>
+          <w:rStyle w:val="Emphasis"/>
+        </w:rPr>
+        <w:tab/>
+      </w:r>
+      <w:r>
+        <w:rPr>
+          <w:rStyle w:val="Emphasis"/>
+        </w:rPr>
+        <w:tab/>
+        <w:t xml:space="preserve">       Login</w:t>
+      </w:r>
+    </w:p>
+    <w:p>
+      <w:r>
+        <w:pict w14:anchorId="1007848B">
+          <v:rect id="_x0000_i1049" style="width:0;height:1.5pt" o:hralign="center" o:hrstd="t" o:hr="t" fillcolor="#a0a0a0" stroked="f"/>
+        </w:pict>
+      </w:r>
+    </w:p>
+    <w:p>
+      <w:pPr>
+        <w:pStyle w:val="Heading1"/>
+      </w:pPr>
+      <w:r>
+        <w:t>3. Dashboard Interface</w:t>
+      </w:r>
+    </w:p>
+    <w:p>
+      <w:pPr>
+        <w:pStyle w:val="Heading2"/>
+      </w:pPr>
+      <w:r>
+        <w:t>Purpose</w:t>
+      </w:r>
+    </w:p>
+    <w:p>
+      <w:pPr>
+        <w:pStyle w:val="NormalWeb"/>
+      </w:pPr>
+      <w:r>
+        <w:t>The Dashboard provides an overview of library information and system statistics.</w:t>
+      </w:r>
+    </w:p>
+    <w:p>
+      <w:r>
+        <w:pict w14:anchorId="0B747C20">
+          <v:rect id="_x0000_i1050" style="width:0;height:1.5pt" o:hralign="center" o:hrstd="t" o:hr="t" fillcolor="#a0a0a0" stroked="f"/>
+        </w:pict>
+      </w:r>
+    </w:p>
+    <w:p>
+      <w:pPr>
+        <w:pStyle w:val="Heading2"/>
+      </w:pPr>
+      <w:r>
+        <w:t>Interface Components</w:t>
+      </w:r>
+    </w:p>
+    <w:tbl>
+      <w:tblPr>
+        <w:tblW w:w="0" w:type="auto"/>
+        <w:tblCellSpacing w:w="15" w:type="dxa"/>
+        <w:tblCellMar>
+          <w:top w:w="15" w:type="dxa"/>
+          <w:left w:w="15" w:type="dxa"/>
+          <w:bottom w:w="15" w:type="dxa"/>
+          <w:right w:w="15" w:type="dxa"/>
+        </w:tblCellMar>
+        <w:tblLook w:val="04A0" w:firstRow="1" w:lastRow="0" w:firstColumn="1" w:lastColumn="0" w:noHBand="0" w:noVBand="1"/>
+      </w:tblPr>
+      <w:tblGrid>
+        <w:gridCol w:w="2144"/>
+        <w:gridCol w:w="4047"/>
+      </w:tblGrid>
+      <w:tr>
+        <w:trPr>
+          <w:tblHeader/>
+          <w:tblCellSpacing w:w="15" w:type="dxa"/>
+        </w:trPr>
+        <w:tc>
+          <w:tcPr>
+            <w:tcW w:w="0" w:type="auto"/>
+            <w:vAlign w:val="center"/>
+            <w:hideMark/>
+          </w:tcPr>
+          <w:p>
+            <w:pPr>
+              <w:rPr>
+                <w:b/>
+                <w:bCs/>
+              </w:rPr>
+            </w:pPr>
+            <w:r>
+              <w:rPr>
+                <w:b/>
+                <w:bCs/>
+              </w:rPr>
+              <w:t>Component</w:t>
+            </w:r>
+          </w:p>
+        </w:tc>
+        <w:tc>
+          <w:tcPr>
+            <w:tcW w:w="0" w:type="auto"/>
+            <w:vAlign w:val="center"/>
+            <w:hideMark/>
+          </w:tcPr>
+          <w:p>
+            <w:pPr>
+              <w:rPr>
+                <w:b/>
+                <w:bCs/>
+              </w:rPr>
+            </w:pPr>
+            <w:r>
+              <w:rPr>
+                <w:b/>
+                <w:bCs/>
+              </w:rPr>
+              <w:tab/>
+            </w:r>
+            <w:r>
+              <w:rPr>
+                <w:b/>
+                <w:bCs/>
+              </w:rPr>
+              <w:t>Description</w:t>
             </w:r>
           </w:p>
         </w:tc>
@@ -602,7 +998,7 @@
           </w:tcPr>
           <w:p>
             <w:r>
-              <w:t>Borrowed Books Card</w:t>
+              <w:t>Total Books Card</w:t>
             </w:r>
           </w:p>
         </w:tc>
@@ -617,7 +1013,7 @@
               <w:tab/>
             </w:r>
             <w:r>
-              <w:t>Display active borrow records</w:t>
+              <w:t>Display total number of books</w:t>
             </w:r>
           </w:p>
         </w:tc>
@@ -634,7 +1030,7 @@
           </w:tcPr>
           <w:p>
             <w:r>
-              <w:t>Overdue Books Card</w:t>
+              <w:t>Total Users Card</w:t>
             </w:r>
           </w:p>
         </w:tc>
@@ -649,7 +1045,7 @@
               <w:tab/>
             </w:r>
             <w:r>
-              <w:t>Display overdue books</w:t>
+              <w:t>Display total number of users</w:t>
             </w:r>
           </w:p>
         </w:tc>
@@ -666,7 +1062,7 @@
           </w:tcPr>
           <w:p>
             <w:r>
-              <w:t>Categories Card</w:t>
+              <w:t>Borrowed Books Card</w:t>
             </w:r>
           </w:p>
         </w:tc>
@@ -681,7 +1077,7 @@
               <w:tab/>
             </w:r>
             <w:r>
-              <w:t>Display number of categories</w:t>
+              <w:t>Display active borrowing records</w:t>
             </w:r>
           </w:p>
         </w:tc>
@@ -698,7 +1094,7 @@
           </w:tcPr>
           <w:p>
             <w:r>
-              <w:t>Notifications Card</w:t>
+              <w:t>Overdue Books Card</w:t>
             </w:r>
           </w:p>
         </w:tc>
@@ -713,7 +1109,7 @@
               <w:tab/>
             </w:r>
             <w:r>
-              <w:t>Display number of notifications</w:t>
+              <w:t>Display overdue records</w:t>
             </w:r>
           </w:p>
         </w:tc>
@@ -730,7 +1126,8 @@
           </w:tcPr>
           <w:p>
             <w:r>
-              <w:t>Sidebar Menu</w:t>
+              <w:lastRenderedPageBreak/>
+              <w:t>Categories Card</w:t>
             </w:r>
           </w:p>
         </w:tc>
@@ -745,93 +1142,318 @@
               <w:tab/>
             </w:r>
             <w:r>
-              <w:t>Navigation between modules</w:t>
+              <w:t>Display total categories</w:t>
+            </w:r>
+          </w:p>
+        </w:tc>
+      </w:tr>
+      <w:tr>
+        <w:trPr>
+          <w:tblCellSpacing w:w="15" w:type="dxa"/>
+        </w:trPr>
+        <w:tc>
+          <w:tcPr>
+            <w:tcW w:w="0" w:type="auto"/>
+            <w:vAlign w:val="center"/>
+            <w:hideMark/>
+          </w:tcPr>
+          <w:p>
+            <w:r>
+              <w:t>Notifications Card</w:t>
+            </w:r>
+          </w:p>
+        </w:tc>
+        <w:tc>
+          <w:tcPr>
+            <w:tcW w:w="0" w:type="auto"/>
+            <w:vAlign w:val="center"/>
+            <w:hideMark/>
+          </w:tcPr>
+          <w:p>
+            <w:r>
+              <w:tab/>
+            </w:r>
+            <w:r>
+              <w:t>Display total notifications</w:t>
+            </w:r>
+          </w:p>
+        </w:tc>
+      </w:tr>
+      <w:tr>
+        <w:trPr>
+          <w:tblCellSpacing w:w="15" w:type="dxa"/>
+        </w:trPr>
+        <w:tc>
+          <w:tcPr>
+            <w:tcW w:w="0" w:type="auto"/>
+            <w:vAlign w:val="center"/>
+            <w:hideMark/>
+          </w:tcPr>
+          <w:p>
+            <w:r>
+              <w:t>Sidebar Menu</w:t>
+            </w:r>
+          </w:p>
+        </w:tc>
+        <w:tc>
+          <w:tcPr>
+            <w:tcW w:w="0" w:type="auto"/>
+            <w:vAlign w:val="center"/>
+            <w:hideMark/>
+          </w:tcPr>
+          <w:p>
+            <w:r>
+              <w:tab/>
+            </w:r>
+            <w:r>
+              <w:t>Navigate between system modules</w:t>
             </w:r>
           </w:p>
         </w:tc>
       </w:tr>
     </w:tbl>
     <w:p>
+      <w:r>
+        <w:pict w14:anchorId="0ECA90E0">
+          <v:rect id="_x0000_i1051" style="width:0;height:1.5pt" o:hralign="center" o:hrstd="t" o:hr="t" fillcolor="#a0a0a0" stroked="f"/>
+        </w:pict>
+      </w:r>
+    </w:p>
+    <w:p>
       <w:pPr>
         <w:pStyle w:val="Heading2"/>
       </w:pPr>
       <w:r>
-        <w:t>Navigation</w:t>
-      </w:r>
-    </w:p>
-    <w:p>
-      <w:pPr>
-        <w:pStyle w:val="NormalWeb"/>
-      </w:pPr>
-      <w:r>
-        <w:t>Users can access:</w:t>
+        <w:t>Displayed Information</w:t>
       </w:r>
     </w:p>
     <w:p>
       <w:pPr>
         <w:numPr>
           <w:ilvl w:val="0"/>
-          <w:numId w:val="11"/>
+          <w:numId w:val="17"/>
         </w:numPr>
         <w:spacing w:before="100" w:beforeAutospacing="1" w:after="100" w:afterAutospacing="1" w:line="240" w:lineRule="auto"/>
       </w:pPr>
       <w:r>
-        <w:t xml:space="preserve">Books </w:t>
+        <w:t xml:space="preserve">Total Books </w:t>
       </w:r>
     </w:p>
     <w:p>
       <w:pPr>
         <w:numPr>
           <w:ilvl w:val="0"/>
-          <w:numId w:val="11"/>
+          <w:numId w:val="17"/>
         </w:numPr>
         <w:spacing w:before="100" w:beforeAutospacing="1" w:after="100" w:afterAutospacing="1" w:line="240" w:lineRule="auto"/>
       </w:pPr>
       <w:r>
-        <w:t xml:space="preserve">Borrow </w:t>
+        <w:t xml:space="preserve">Total Users </w:t>
       </w:r>
     </w:p>
     <w:p>
       <w:pPr>
         <w:numPr>
           <w:ilvl w:val="0"/>
-          <w:numId w:val="11"/>
+          <w:numId w:val="17"/>
         </w:numPr>
         <w:spacing w:before="100" w:beforeAutospacing="1" w:after="100" w:afterAutospacing="1" w:line="240" w:lineRule="auto"/>
       </w:pPr>
       <w:r>
-        <w:t xml:space="preserve">Categories </w:t>
+        <w:t xml:space="preserve">Total Categories </w:t>
       </w:r>
     </w:p>
     <w:p>
       <w:pPr>
         <w:numPr>
           <w:ilvl w:val="0"/>
-          <w:numId w:val="11"/>
+          <w:numId w:val="17"/>
         </w:numPr>
         <w:spacing w:before="100" w:beforeAutospacing="1" w:after="100" w:afterAutospacing="1" w:line="240" w:lineRule="auto"/>
       </w:pPr>
       <w:r>
-        <w:t xml:space="preserve">Notifications </w:t>
+        <w:t xml:space="preserve">Borrowed Books </w:t>
       </w:r>
     </w:p>
     <w:p>
       <w:pPr>
         <w:numPr>
           <w:ilvl w:val="0"/>
-          <w:numId w:val="11"/>
+          <w:numId w:val="17"/>
         </w:numPr>
         <w:spacing w:before="100" w:beforeAutospacing="1" w:after="100" w:afterAutospacing="1" w:line="240" w:lineRule="auto"/>
       </w:pPr>
       <w:r>
+        <w:t xml:space="preserve">Overdue Books </w:t>
+      </w:r>
+    </w:p>
+    <w:p>
+      <w:pPr>
+        <w:numPr>
+          <w:ilvl w:val="0"/>
+          <w:numId w:val="17"/>
+        </w:numPr>
+        <w:spacing w:before="100" w:beforeAutospacing="1" w:after="100" w:afterAutospacing="1" w:line="240" w:lineRule="auto"/>
+      </w:pPr>
+      <w:r>
+        <w:t xml:space="preserve">Total Notifications </w:t>
+      </w:r>
+    </w:p>
+    <w:p>
+      <w:pPr>
+        <w:spacing w:after="0"/>
+      </w:pPr>
+      <w:r>
+        <w:pict w14:anchorId="0C248C2A">
+          <v:rect id="_x0000_i1052" style="width:0;height:1.5pt" o:hralign="center" o:hrstd="t" o:hr="t" fillcolor="#a0a0a0" stroked="f"/>
+        </w:pict>
+      </w:r>
+    </w:p>
+    <w:p>
+      <w:pPr>
+        <w:pStyle w:val="Heading2"/>
+      </w:pPr>
+      <w:r>
+        <w:t>Navigation</w:t>
+      </w:r>
+    </w:p>
+    <w:p>
+      <w:pPr>
+        <w:pStyle w:val="NormalWeb"/>
+      </w:pPr>
+      <w:r>
+        <w:t>Users can access:</w:t>
+      </w:r>
+    </w:p>
+    <w:p>
+      <w:pPr>
+        <w:numPr>
+          <w:ilvl w:val="0"/>
+          <w:numId w:val="18"/>
+        </w:numPr>
+        <w:spacing w:before="100" w:beforeAutospacing="1" w:after="100" w:afterAutospacing="1" w:line="240" w:lineRule="auto"/>
+      </w:pPr>
+      <w:r>
+        <w:t xml:space="preserve">Dashboard </w:t>
+      </w:r>
+    </w:p>
+    <w:p>
+      <w:pPr>
+        <w:numPr>
+          <w:ilvl w:val="0"/>
+          <w:numId w:val="18"/>
+        </w:numPr>
+        <w:spacing w:before="100" w:beforeAutospacing="1" w:after="100" w:afterAutospacing="1" w:line="240" w:lineRule="auto"/>
+      </w:pPr>
+      <w:r>
+        <w:t xml:space="preserve">Book Management </w:t>
+      </w:r>
+    </w:p>
+    <w:p>
+      <w:pPr>
+        <w:numPr>
+          <w:ilvl w:val="0"/>
+          <w:numId w:val="18"/>
+        </w:numPr>
+        <w:spacing w:before="100" w:beforeAutospacing="1" w:after="100" w:afterAutospacing="1" w:line="240" w:lineRule="auto"/>
+      </w:pPr>
+      <w:r>
+        <w:t xml:space="preserve">Borrow &amp; Return </w:t>
+      </w:r>
+    </w:p>
+    <w:p>
+      <w:pPr>
+        <w:numPr>
+          <w:ilvl w:val="0"/>
+          <w:numId w:val="18"/>
+        </w:numPr>
+        <w:spacing w:before="100" w:beforeAutospacing="1" w:after="100" w:afterAutospacing="1" w:line="240" w:lineRule="auto"/>
+      </w:pPr>
+      <w:r>
+        <w:t xml:space="preserve">Category Management </w:t>
+      </w:r>
+    </w:p>
+    <w:p>
+      <w:pPr>
+        <w:numPr>
+          <w:ilvl w:val="0"/>
+          <w:numId w:val="18"/>
+        </w:numPr>
+        <w:spacing w:before="100" w:beforeAutospacing="1" w:after="100" w:afterAutospacing="1" w:line="240" w:lineRule="auto"/>
+      </w:pPr>
+      <w:r>
+        <w:t xml:space="preserve">Notifications </w:t>
+      </w:r>
+    </w:p>
+    <w:p>
+      <w:pPr>
+        <w:numPr>
+          <w:ilvl w:val="0"/>
+          <w:numId w:val="18"/>
+        </w:numPr>
+        <w:spacing w:before="100" w:beforeAutospacing="1" w:after="100" w:afterAutospacing="1" w:line="240" w:lineRule="auto"/>
+      </w:pPr>
+      <w:r>
+        <w:t xml:space="preserve">Profile </w:t>
+      </w:r>
+    </w:p>
+    <w:p>
+      <w:pPr>
+        <w:numPr>
+          <w:ilvl w:val="0"/>
+          <w:numId w:val="18"/>
+        </w:numPr>
+        <w:spacing w:before="100" w:beforeAutospacing="1" w:after="100" w:afterAutospacing="1" w:line="240" w:lineRule="auto"/>
+      </w:pPr>
+      <w:r>
+        <w:t xml:space="preserve">Reports </w:t>
+      </w:r>
+    </w:p>
+    <w:p>
+      <w:pPr>
+        <w:numPr>
+          <w:ilvl w:val="0"/>
+          <w:numId w:val="18"/>
+        </w:numPr>
+        <w:spacing w:before="100" w:beforeAutospacing="1" w:after="100" w:afterAutospacing="1" w:line="240" w:lineRule="auto"/>
+      </w:pPr>
+      <w:r>
         <w:t xml:space="preserve">Logout </w:t>
       </w:r>
     </w:p>
     <w:p>
       <w:pPr>
-        <w:spacing w:before="100" w:beforeAutospacing="1" w:after="100" w:afterAutospacing="1" w:line="240" w:lineRule="auto"/>
-        <w:ind w:left="720"/>
-      </w:pPr>
+        <w:spacing w:after="0"/>
+      </w:pPr>
+      <w:r>
+        <w:pict w14:anchorId="7121CFDE">
+          <v:rect id="_x0000_i1053" style="width:0;height:1.5pt" o:hralign="center" o:hrstd="t" o:hr="t" fillcolor="#a0a0a0" stroked="f"/>
+        </w:pict>
+      </w:r>
+    </w:p>
+    <w:p>
+      <w:pPr>
+        <w:rPr>
+          <w:rFonts w:asciiTheme="majorHAnsi" w:eastAsiaTheme="majorEastAsia" w:hAnsiTheme="majorHAnsi" w:cstheme="majorBidi"/>
+          <w:b/>
+          <w:bCs/>
+          <w:color w:val="4F81BD" w:themeColor="accent1"/>
+          <w:sz w:val="26"/>
+          <w:szCs w:val="26"/>
+        </w:rPr>
+      </w:pPr>
+      <w:r>
+        <w:br w:type="page"/>
+      </w:r>
+    </w:p>
+    <w:p>
+      <w:pPr>
+        <w:pStyle w:val="Heading2"/>
+      </w:pPr>
+      <w:r>
+        <w:lastRenderedPageBreak/>
+        <w:t>Interface Screenshot</w:t>
+      </w:r>
     </w:p>
     <w:p>
       <w:pPr>
@@ -841,68 +1463,28 @@
           <w:rFonts w:eastAsiaTheme="majorEastAsia"/>
         </w:rPr>
       </w:pPr>
-    </w:p>
-    <w:p>
-      <w:pPr>
-        <w:pStyle w:val="NormalWeb"/>
-        <w:rPr>
-          <w:rStyle w:val="Strong"/>
-          <w:rFonts w:eastAsiaTheme="majorEastAsia"/>
-        </w:rPr>
-      </w:pPr>
-    </w:p>
-    <w:p>
-      <w:pPr>
-        <w:pStyle w:val="NormalWeb"/>
-        <w:rPr>
-          <w:rStyle w:val="Strong"/>
-          <w:rFonts w:eastAsiaTheme="majorEastAsia"/>
-        </w:rPr>
-      </w:pPr>
-    </w:p>
-    <w:p>
-      <w:pPr>
-        <w:pStyle w:val="NormalWeb"/>
-        <w:rPr>
-          <w:rStyle w:val="Strong"/>
-          <w:rFonts w:eastAsiaTheme="majorEastAsia"/>
-        </w:rPr>
-      </w:pPr>
-    </w:p>
-    <w:p>
-      <w:pPr>
-        <w:pStyle w:val="NormalWeb"/>
-        <w:rPr>
-          <w:rStyle w:val="Strong"/>
-          <w:rFonts w:eastAsiaTheme="majorEastAsia"/>
-        </w:rPr>
-      </w:pPr>
-      <w:r>
-        <w:rPr>
-          <w:noProof/>
-        </w:rPr>
-        <w:lastRenderedPageBreak/>
+      <w:r>
         <w:drawing>
-          <wp:anchor distT="0" distB="0" distL="114300" distR="114300" simplePos="0" relativeHeight="251667968" behindDoc="1" locked="0" layoutInCell="1" allowOverlap="1" wp14:anchorId="4028C3A8" wp14:editId="5591FFF4">
+          <wp:anchor distT="0" distB="0" distL="114300" distR="114300" simplePos="0" relativeHeight="251655680" behindDoc="1" locked="0" layoutInCell="1" allowOverlap="1" wp14:anchorId="1D41BE79" wp14:editId="1B3206B2">
             <wp:simplePos x="0" y="0"/>
             <wp:positionH relativeFrom="column">
-              <wp:posOffset>0</wp:posOffset>
+              <wp:posOffset>-635</wp:posOffset>
             </wp:positionH>
             <wp:positionV relativeFrom="paragraph">
-              <wp:posOffset>0</wp:posOffset>
+              <wp:posOffset>530225</wp:posOffset>
             </wp:positionV>
-            <wp:extent cx="4453890" cy="1973580"/>
-            <wp:effectExtent l="0" t="0" r="3810" b="7620"/>
+            <wp:extent cx="5187950" cy="2485390"/>
+            <wp:effectExtent l="0" t="0" r="0" b="0"/>
             <wp:wrapTight wrapText="bothSides">
               <wp:wrapPolygon edited="0">
                 <wp:start x="0" y="0"/>
-                <wp:lineTo x="0" y="21475"/>
-                <wp:lineTo x="21526" y="21475"/>
-                <wp:lineTo x="21526" y="0"/>
+                <wp:lineTo x="0" y="21357"/>
+                <wp:lineTo x="21494" y="21357"/>
+                <wp:lineTo x="21494" y="0"/>
                 <wp:lineTo x="0" y="0"/>
               </wp:wrapPolygon>
             </wp:wrapTight>
-            <wp:docPr id="2" name="Picture 2"/>
+            <wp:docPr id="1" name="Picture 1"/>
             <wp:cNvGraphicFramePr>
               <a:graphicFrameLocks xmlns:a="http://schemas.openxmlformats.org/drawingml/2006/main" noChangeAspect="1"/>
             </wp:cNvGraphicFramePr>
@@ -922,7 +1504,7 @@
                   <pic:spPr>
                     <a:xfrm>
                       <a:off x="0" y="0"/>
-                      <a:ext cx="4453890" cy="1973580"/>
+                      <a:ext cx="5187950" cy="2485390"/>
                     </a:xfrm>
                     <a:prstGeom prst="rect">
                       <a:avLst/>
@@ -945,69 +1527,67 @@
           <w:rStyle w:val="Strong"/>
           <w:rFonts w:eastAsiaTheme="majorEastAsia"/>
         </w:rPr>
-        <w:t xml:space="preserve">   </w:t>
+        <w:t>Figure 2. Dashboard Page</w:t>
       </w:r>
     </w:p>
     <w:p>
       <w:pPr>
         <w:pStyle w:val="NormalWeb"/>
+      </w:pPr>
+    </w:p>
+    <w:p/>
+    <w:p/>
+    <w:p/>
+    <w:p/>
+    <w:p/>
+    <w:p/>
+    <w:p>
+      <w:pPr>
+        <w:ind w:left="2880"/>
+      </w:pPr>
+      <w:r>
         <w:rPr>
-          <w:rStyle w:val="Strong"/>
-          <w:rFonts w:eastAsiaTheme="majorEastAsia"/>
+          <w:rStyle w:val="Emphasis"/>
         </w:rPr>
-      </w:pPr>
+        <w:t>Dashboard</w:t>
+      </w:r>
+    </w:p>
+    <w:p>
+      <w:r>
+        <w:pict w14:anchorId="393062B9">
+          <v:rect id="_x0000_i1054" style="width:0;height:1.5pt" o:hralign="center" o:hrstd="t" o:hr="t" fillcolor="#a0a0a0" stroked="f"/>
+        </w:pict>
+      </w:r>
+    </w:p>
+    <w:p/>
+    <w:p>
+      <w:pPr>
+        <w:pStyle w:val="Heading1"/>
+      </w:pPr>
+      <w:r>
+        <w:t>4. Book Management Interface</w:t>
+      </w:r>
+    </w:p>
+    <w:p>
+      <w:pPr>
+        <w:pStyle w:val="Heading2"/>
+      </w:pPr>
+      <w:r>
+        <w:t>Purpose</w:t>
+      </w:r>
     </w:p>
     <w:p>
       <w:pPr>
         <w:pStyle w:val="NormalWeb"/>
-        <w:rPr>
-          <w:rStyle w:val="Strong"/>
-          <w:rFonts w:eastAsiaTheme="majorEastAsia"/>
-        </w:rPr>
-      </w:pPr>
-    </w:p>
-    <w:p>
-      <w:pPr>
-        <w:pStyle w:val="NormalWeb"/>
-        <w:ind w:left="1440" w:firstLine="720"/>
-        <w:rPr>
-          <w:rStyle w:val="Strong"/>
-          <w:rFonts w:eastAsiaTheme="majorEastAsia"/>
-        </w:rPr>
-      </w:pPr>
-    </w:p>
-    <w:p>
-      <w:pPr>
-        <w:pStyle w:val="NormalWeb"/>
-        <w:ind w:left="1440" w:firstLine="720"/>
-        <w:rPr>
-          <w:rStyle w:val="Strong"/>
-          <w:rFonts w:eastAsiaTheme="majorEastAsia"/>
-        </w:rPr>
-      </w:pPr>
-    </w:p>
-    <w:p>
-      <w:pPr>
-        <w:pStyle w:val="NormalWeb"/>
-        <w:ind w:left="1440" w:firstLine="720"/>
-        <w:rPr>
-          <w:rFonts w:eastAsiaTheme="majorEastAsia"/>
-          <w:b/>
-          <w:bCs/>
-        </w:rPr>
-      </w:pPr>
-      <w:r>
-        <w:rPr>
-          <w:rStyle w:val="Strong"/>
-          <w:rFonts w:eastAsiaTheme="majorEastAsia"/>
-        </w:rPr>
-        <w:t>Dashboard Screenshot</w:t>
-      </w:r>
-    </w:p>
-    <w:p>
-      <w:r>
-        <w:pict w14:anchorId="33F3A2FD">
-          <v:rect id="_x0000_i1027" style="width:0;height:1.5pt" o:hralign="center" o:hrstd="t" o:hr="t" fillcolor="#a0a0a0" stroked="f"/>
+      </w:pPr>
+      <w:r>
+        <w:t>Allows librarians and administrators to manage books stored in the library database.</w:t>
+      </w:r>
+    </w:p>
+    <w:p>
+      <w:r>
+        <w:pict w14:anchorId="10481C6A">
+          <v:rect id="_x0000_i1055" style="width:0;height:1.5pt" o:hralign="center" o:hrstd="t" o:hr="t" fillcolor="#a0a0a0" stroked="f"/>
         </w:pict>
       </w:r>
     </w:p>
@@ -1016,7 +1596,7 @@
         <w:pStyle w:val="Heading1"/>
       </w:pPr>
       <w:r>
-        <w:t>3. Book Management Interface</w:t>
+        <w:t>4.1 Book List Interface</w:t>
       </w:r>
     </w:p>
     <w:p>
@@ -1024,23 +1604,7 @@
         <w:pStyle w:val="Heading2"/>
       </w:pPr>
       <w:r>
-        <w:t>Purpose</w:t>
-      </w:r>
-    </w:p>
-    <w:p>
-      <w:pPr>
-        <w:pStyle w:val="NormalWeb"/>
-      </w:pPr>
-      <w:r>
-        <w:t>Allows librarians and administrators to manage books.</w:t>
-      </w:r>
-    </w:p>
-    <w:p>
-      <w:pPr>
-        <w:pStyle w:val="Heading2"/>
-      </w:pPr>
-      <w:r>
-        <w:t>Components</w:t>
+        <w:t>Interface Components</w:t>
       </w:r>
     </w:p>
     <w:tbl>
@@ -1057,7 +1621,7 @@
       </w:tblPr>
       <w:tblGrid>
         <w:gridCol w:w="1681"/>
-        <w:gridCol w:w="3228"/>
+        <w:gridCol w:w="3249"/>
       </w:tblGrid>
       <w:tr>
         <w:trPr>
@@ -1224,7 +1788,8 @@
           </w:tcPr>
           <w:p>
             <w:r>
-              <w:t>Delete Button</w:t>
+              <w:lastRenderedPageBreak/>
+              <w:t>Detail Button</w:t>
             </w:r>
           </w:p>
         </w:tc>
@@ -1239,7 +1804,7 @@
               <w:tab/>
             </w:r>
             <w:r>
-              <w:t>Remove book</w:t>
+              <w:t>View detailed information</w:t>
             </w:r>
           </w:p>
         </w:tc>
@@ -1256,7 +1821,7 @@
           </w:tcPr>
           <w:p>
             <w:r>
-              <w:t>Category Badge</w:t>
+              <w:t>Update Button</w:t>
             </w:r>
           </w:p>
         </w:tc>
@@ -1271,7 +1836,7 @@
               <w:tab/>
             </w:r>
             <w:r>
-              <w:t>Display category</w:t>
+              <w:t>Edit book information</w:t>
             </w:r>
           </w:p>
         </w:tc>
@@ -1288,7 +1853,7 @@
           </w:tcPr>
           <w:p>
             <w:r>
-              <w:t>Quantity Status</w:t>
+              <w:t>Delete Button</w:t>
             </w:r>
           </w:p>
         </w:tc>
@@ -1303,6 +1868,70 @@
               <w:tab/>
             </w:r>
             <w:r>
+              <w:t>Remove book</w:t>
+            </w:r>
+          </w:p>
+        </w:tc>
+      </w:tr>
+      <w:tr>
+        <w:trPr>
+          <w:tblCellSpacing w:w="15" w:type="dxa"/>
+        </w:trPr>
+        <w:tc>
+          <w:tcPr>
+            <w:tcW w:w="0" w:type="auto"/>
+            <w:vAlign w:val="center"/>
+            <w:hideMark/>
+          </w:tcPr>
+          <w:p>
+            <w:r>
+              <w:t>Category Badge</w:t>
+            </w:r>
+          </w:p>
+        </w:tc>
+        <w:tc>
+          <w:tcPr>
+            <w:tcW w:w="0" w:type="auto"/>
+            <w:vAlign w:val="center"/>
+            <w:hideMark/>
+          </w:tcPr>
+          <w:p>
+            <w:r>
+              <w:tab/>
+            </w:r>
+            <w:r>
+              <w:t>Display category name</w:t>
+            </w:r>
+          </w:p>
+        </w:tc>
+      </w:tr>
+      <w:tr>
+        <w:trPr>
+          <w:tblCellSpacing w:w="15" w:type="dxa"/>
+        </w:trPr>
+        <w:tc>
+          <w:tcPr>
+            <w:tcW w:w="0" w:type="auto"/>
+            <w:vAlign w:val="center"/>
+            <w:hideMark/>
+          </w:tcPr>
+          <w:p>
+            <w:r>
+              <w:t>Quantity Status</w:t>
+            </w:r>
+          </w:p>
+        </w:tc>
+        <w:tc>
+          <w:tcPr>
+            <w:tcW w:w="0" w:type="auto"/>
+            <w:vAlign w:val="center"/>
+            <w:hideMark/>
+          </w:tcPr>
+          <w:p>
+            <w:r>
+              <w:tab/>
+            </w:r>
+            <w:r>
               <w:t>Display available quantity</w:t>
             </w:r>
           </w:p>
@@ -1310,11 +1939,18 @@
       </w:tr>
     </w:tbl>
     <w:p>
+      <w:r>
+        <w:pict w14:anchorId="3976D3BE">
+          <v:rect id="_x0000_i1056" style="width:0;height:1.5pt" o:hralign="center" o:hrstd="t" o:hr="t" fillcolor="#a0a0a0" stroked="f"/>
+        </w:pict>
+      </w:r>
+    </w:p>
+    <w:p>
       <w:pPr>
         <w:pStyle w:val="Heading2"/>
       </w:pPr>
       <w:r>
-        <w:t>Add Book Form</w:t>
+        <w:t>Book Information Table</w:t>
       </w:r>
     </w:p>
     <w:tbl>
@@ -1330,8 +1966,7 @@
         <w:tblLook w:val="04A0" w:firstRow="1" w:lastRow="0" w:firstColumn="1" w:lastColumn="0" w:noHBand="0" w:noVBand="1"/>
       </w:tblPr>
       <w:tblGrid>
-        <w:gridCol w:w="916"/>
-        <w:gridCol w:w="2448"/>
+        <w:gridCol w:w="1636"/>
       </w:tblGrid>
       <w:tr>
         <w:trPr>
@@ -1356,36 +1991,7 @@
                 <w:b/>
                 <w:bCs/>
               </w:rPr>
-              <w:t>Field</w:t>
-            </w:r>
-          </w:p>
-        </w:tc>
-        <w:tc>
-          <w:tcPr>
-            <w:tcW w:w="0" w:type="auto"/>
-            <w:vAlign w:val="center"/>
-            <w:hideMark/>
-          </w:tcPr>
-          <w:p>
-            <w:pPr>
-              <w:rPr>
-                <w:b/>
-                <w:bCs/>
-              </w:rPr>
-            </w:pPr>
-            <w:r>
-              <w:rPr>
-                <w:b/>
-                <w:bCs/>
-              </w:rPr>
-              <w:tab/>
-            </w:r>
-            <w:r>
-              <w:rPr>
-                <w:b/>
-                <w:bCs/>
-              </w:rPr>
-              <w:t>Description</w:t>
+              <w:t>Column</w:t>
             </w:r>
           </w:p>
         </w:tc>
@@ -1402,22 +2008,7 @@
           </w:tcPr>
           <w:p>
             <w:r>
-              <w:t>Title</w:t>
-            </w:r>
-          </w:p>
-        </w:tc>
-        <w:tc>
-          <w:tcPr>
-            <w:tcW w:w="0" w:type="auto"/>
-            <w:vAlign w:val="center"/>
-            <w:hideMark/>
-          </w:tcPr>
-          <w:p>
-            <w:r>
-              <w:tab/>
-            </w:r>
-            <w:r>
-              <w:t>Book title</w:t>
+              <w:t>ISBN</w:t>
             </w:r>
           </w:p>
         </w:tc>
@@ -1434,23 +2025,7 @@
           </w:tcPr>
           <w:p>
             <w:r>
-              <w:lastRenderedPageBreak/>
-              <w:t>Author</w:t>
-            </w:r>
-          </w:p>
-        </w:tc>
-        <w:tc>
-          <w:tcPr>
-            <w:tcW w:w="0" w:type="auto"/>
-            <w:vAlign w:val="center"/>
-            <w:hideMark/>
-          </w:tcPr>
-          <w:p>
-            <w:r>
-              <w:tab/>
-            </w:r>
-            <w:r>
-              <w:t>Author name</w:t>
+              <w:t>Title</w:t>
             </w:r>
           </w:p>
         </w:tc>
@@ -1467,22 +2042,7 @@
           </w:tcPr>
           <w:p>
             <w:r>
-              <w:t>Category</w:t>
-            </w:r>
-          </w:p>
-        </w:tc>
-        <w:tc>
-          <w:tcPr>
-            <w:tcW w:w="0" w:type="auto"/>
-            <w:vAlign w:val="center"/>
-            <w:hideMark/>
-          </w:tcPr>
-          <w:p>
-            <w:r>
-              <w:tab/>
-            </w:r>
-            <w:r>
-              <w:t>Book category</w:t>
+              <w:t>Author</w:t>
             </w:r>
           </w:p>
         </w:tc>
@@ -1499,10 +2059,15 @@
           </w:tcPr>
           <w:p>
             <w:r>
-              <w:t>Quantity</w:t>
+              <w:t>Publisher</w:t>
             </w:r>
           </w:p>
         </w:tc>
+      </w:tr>
+      <w:tr>
+        <w:trPr>
+          <w:tblCellSpacing w:w="15" w:type="dxa"/>
+        </w:trPr>
         <w:tc>
           <w:tcPr>
             <w:tcW w:w="0" w:type="auto"/>
@@ -1511,15 +2076,95 @@
           </w:tcPr>
           <w:p>
             <w:r>
-              <w:tab/>
-            </w:r>
-            <w:r>
-              <w:t>Number of copies</w:t>
+              <w:t>Publish Year</w:t>
+            </w:r>
+          </w:p>
+        </w:tc>
+      </w:tr>
+      <w:tr>
+        <w:trPr>
+          <w:tblCellSpacing w:w="15" w:type="dxa"/>
+        </w:trPr>
+        <w:tc>
+          <w:tcPr>
+            <w:tcW w:w="0" w:type="auto"/>
+            <w:vAlign w:val="center"/>
+            <w:hideMark/>
+          </w:tcPr>
+          <w:p>
+            <w:r>
+              <w:t>Quantity</w:t>
+            </w:r>
+          </w:p>
+        </w:tc>
+      </w:tr>
+      <w:tr>
+        <w:trPr>
+          <w:tblCellSpacing w:w="15" w:type="dxa"/>
+        </w:trPr>
+        <w:tc>
+          <w:tcPr>
+            <w:tcW w:w="0" w:type="auto"/>
+            <w:vAlign w:val="center"/>
+            <w:hideMark/>
+          </w:tcPr>
+          <w:p>
+            <w:r>
+              <w:t>Available Copies</w:t>
+            </w:r>
+          </w:p>
+        </w:tc>
+      </w:tr>
+      <w:tr>
+        <w:trPr>
+          <w:tblCellSpacing w:w="15" w:type="dxa"/>
+        </w:trPr>
+        <w:tc>
+          <w:tcPr>
+            <w:tcW w:w="0" w:type="auto"/>
+            <w:vAlign w:val="center"/>
+            <w:hideMark/>
+          </w:tcPr>
+          <w:p>
+            <w:r>
+              <w:t>Category</w:t>
+            </w:r>
+          </w:p>
+        </w:tc>
+      </w:tr>
+      <w:tr>
+        <w:trPr>
+          <w:tblCellSpacing w:w="15" w:type="dxa"/>
+        </w:trPr>
+        <w:tc>
+          <w:tcPr>
+            <w:tcW w:w="0" w:type="auto"/>
+            <w:vAlign w:val="center"/>
+            <w:hideMark/>
+          </w:tcPr>
+          <w:p>
+            <w:r>
+              <w:t>Actions</w:t>
             </w:r>
           </w:p>
         </w:tc>
       </w:tr>
     </w:tbl>
+    <w:p>
+      <w:r>
+        <w:pict w14:anchorId="1EA5F392">
+          <v:rect id="_x0000_i1057" style="width:0;height:1.5pt" o:hralign="center" o:hrstd="t" o:hr="t" fillcolor="#a0a0a0" stroked="f"/>
+        </w:pict>
+      </w:r>
+    </w:p>
+    <w:p>
+      <w:pPr>
+        <w:pStyle w:val="Heading2"/>
+      </w:pPr>
+      <w:r>
+        <w:t>Interface Screenshot</w:t>
+      </w:r>
+    </w:p>
     <w:p>
       <w:pPr>
         <w:pStyle w:val="NormalWeb"/>
@@ -1529,31 +2174,28 @@
         </w:rPr>
       </w:pPr>
       <w:r>
-        <w:rPr>
-          <w:rStyle w:val="Strong"/>
-          <w:rFonts w:eastAsiaTheme="majorEastAsia"/>
-        </w:rPr>
+        <w:lastRenderedPageBreak/>
         <w:drawing>
-          <wp:anchor distT="0" distB="0" distL="114300" distR="114300" simplePos="0" relativeHeight="251668992" behindDoc="1" locked="0" layoutInCell="1" allowOverlap="1" wp14:anchorId="2AA4F2B5" wp14:editId="386D4411">
+          <wp:anchor distT="0" distB="0" distL="114300" distR="114300" simplePos="0" relativeHeight="251658752" behindDoc="1" locked="0" layoutInCell="1" allowOverlap="1" wp14:anchorId="63CB6DCD" wp14:editId="3540725B">
             <wp:simplePos x="0" y="0"/>
             <wp:positionH relativeFrom="column">
               <wp:posOffset>0</wp:posOffset>
             </wp:positionH>
             <wp:positionV relativeFrom="paragraph">
-              <wp:posOffset>180975</wp:posOffset>
+              <wp:posOffset>534035</wp:posOffset>
             </wp:positionV>
-            <wp:extent cx="3740150" cy="1776730"/>
+            <wp:extent cx="5029200" cy="2406650"/>
             <wp:effectExtent l="0" t="0" r="0" b="0"/>
             <wp:wrapTight wrapText="bothSides">
               <wp:wrapPolygon edited="0">
                 <wp:start x="0" y="0"/>
-                <wp:lineTo x="0" y="21307"/>
-                <wp:lineTo x="21453" y="21307"/>
-                <wp:lineTo x="21453" y="0"/>
+                <wp:lineTo x="0" y="21372"/>
+                <wp:lineTo x="21518" y="21372"/>
+                <wp:lineTo x="21518" y="0"/>
                 <wp:lineTo x="0" y="0"/>
               </wp:wrapPolygon>
             </wp:wrapTight>
-            <wp:docPr id="5" name="Picture 5"/>
+            <wp:docPr id="7" name="Picture 7"/>
             <wp:cNvGraphicFramePr>
               <a:graphicFrameLocks xmlns:a="http://schemas.openxmlformats.org/drawingml/2006/main" noChangeAspect="1"/>
             </wp:cNvGraphicFramePr>
@@ -1573,7 +2215,7 @@
                   <pic:spPr>
                     <a:xfrm>
                       <a:off x="0" y="0"/>
-                      <a:ext cx="3740150" cy="1776730"/>
+                      <a:ext cx="5029200" cy="2406650"/>
                     </a:xfrm>
                     <a:prstGeom prst="rect">
                       <a:avLst/>
@@ -1591,6 +2233,544 @@
           </wp:anchor>
         </w:drawing>
       </w:r>
+      <w:r>
+        <w:rPr>
+          <w:rStyle w:val="Strong"/>
+          <w:rFonts w:eastAsiaTheme="majorEastAsia"/>
+        </w:rPr>
+        <w:t>Figure 3. Book Management Page</w:t>
+      </w:r>
+    </w:p>
+    <w:p>
+      <w:pPr>
+        <w:pStyle w:val="NormalWeb"/>
+      </w:pPr>
+    </w:p>
+    <w:p>
+      <w:pPr>
+        <w:pStyle w:val="NormalWeb"/>
+        <w:ind w:left="3600"/>
+      </w:pPr>
+      <w:r>
+        <w:rPr>
+          <w:rStyle w:val="Emphasis"/>
+        </w:rPr>
+        <w:t xml:space="preserve">    Books </w:t>
+      </w:r>
+    </w:p>
+    <w:p>
+      <w:r>
+        <w:pict w14:anchorId="5F7DEFD2">
+          <v:rect id="_x0000_i1058" style="width:0;height:1.5pt" o:hralign="center" o:hrstd="t" o:hr="t" fillcolor="#a0a0a0" stroked="f"/>
+        </w:pict>
+      </w:r>
+    </w:p>
+    <w:p>
+      <w:pPr>
+        <w:pStyle w:val="Heading1"/>
+      </w:pPr>
+      <w:r>
+        <w:t>4.2 Add Book Interface</w:t>
+      </w:r>
+    </w:p>
+    <w:p>
+      <w:pPr>
+        <w:pStyle w:val="Heading2"/>
+      </w:pPr>
+      <w:r>
+        <w:t>Purpose</w:t>
+      </w:r>
+    </w:p>
+    <w:p>
+      <w:pPr>
+        <w:pStyle w:val="NormalWeb"/>
+      </w:pPr>
+      <w:r>
+        <w:t>Allows librarians to add new books into the library system.</w:t>
+      </w:r>
+    </w:p>
+    <w:p>
+      <w:r>
+        <w:pict w14:anchorId="7D662593">
+          <v:rect id="_x0000_i1059" style="width:0;height:1.5pt" o:hralign="center" o:hrstd="t" o:hr="t" fillcolor="#a0a0a0" stroked="f"/>
+        </w:pict>
+      </w:r>
+    </w:p>
+    <w:p>
+      <w:pPr>
+        <w:pStyle w:val="Heading2"/>
+      </w:pPr>
+      <w:r>
+        <w:t>Input Fields</w:t>
+      </w:r>
+    </w:p>
+    <w:tbl>
+      <w:tblPr>
+        <w:tblW w:w="0" w:type="auto"/>
+        <w:tblCellSpacing w:w="15" w:type="dxa"/>
+        <w:tblCellMar>
+          <w:top w:w="15" w:type="dxa"/>
+          <w:left w:w="15" w:type="dxa"/>
+          <w:bottom w:w="15" w:type="dxa"/>
+          <w:right w:w="15" w:type="dxa"/>
+        </w:tblCellMar>
+        <w:tblLook w:val="04A0" w:firstRow="1" w:lastRow="0" w:firstColumn="1" w:lastColumn="0" w:noHBand="0" w:noVBand="1"/>
+      </w:tblPr>
+      <w:tblGrid>
+        <w:gridCol w:w="1259"/>
+        <w:gridCol w:w="3378"/>
+      </w:tblGrid>
+      <w:tr>
+        <w:trPr>
+          <w:tblHeader/>
+          <w:tblCellSpacing w:w="15" w:type="dxa"/>
+        </w:trPr>
+        <w:tc>
+          <w:tcPr>
+            <w:tcW w:w="0" w:type="auto"/>
+            <w:vAlign w:val="center"/>
+            <w:hideMark/>
+          </w:tcPr>
+          <w:p>
+            <w:pPr>
+              <w:rPr>
+                <w:b/>
+                <w:bCs/>
+              </w:rPr>
+            </w:pPr>
+            <w:r>
+              <w:rPr>
+                <w:b/>
+                <w:bCs/>
+              </w:rPr>
+              <w:t>Field</w:t>
+            </w:r>
+          </w:p>
+        </w:tc>
+        <w:tc>
+          <w:tcPr>
+            <w:tcW w:w="0" w:type="auto"/>
+            <w:vAlign w:val="center"/>
+            <w:hideMark/>
+          </w:tcPr>
+          <w:p>
+            <w:pPr>
+              <w:rPr>
+                <w:b/>
+                <w:bCs/>
+              </w:rPr>
+            </w:pPr>
+            <w:r>
+              <w:rPr>
+                <w:b/>
+                <w:bCs/>
+              </w:rPr>
+              <w:tab/>
+            </w:r>
+            <w:r>
+              <w:rPr>
+                <w:b/>
+                <w:bCs/>
+              </w:rPr>
+              <w:t>Description</w:t>
+            </w:r>
+          </w:p>
+        </w:tc>
+      </w:tr>
+      <w:tr>
+        <w:trPr>
+          <w:tblCellSpacing w:w="15" w:type="dxa"/>
+        </w:trPr>
+        <w:tc>
+          <w:tcPr>
+            <w:tcW w:w="0" w:type="auto"/>
+            <w:vAlign w:val="center"/>
+            <w:hideMark/>
+          </w:tcPr>
+          <w:p>
+            <w:r>
+              <w:t>ISBN</w:t>
+            </w:r>
+          </w:p>
+        </w:tc>
+        <w:tc>
+          <w:tcPr>
+            <w:tcW w:w="0" w:type="auto"/>
+            <w:vAlign w:val="center"/>
+            <w:hideMark/>
+          </w:tcPr>
+          <w:p>
+            <w:r>
+              <w:tab/>
+            </w:r>
+            <w:r>
+              <w:t>Book identification number</w:t>
+            </w:r>
+          </w:p>
+        </w:tc>
+      </w:tr>
+      <w:tr>
+        <w:trPr>
+          <w:tblCellSpacing w:w="15" w:type="dxa"/>
+        </w:trPr>
+        <w:tc>
+          <w:tcPr>
+            <w:tcW w:w="0" w:type="auto"/>
+            <w:vAlign w:val="center"/>
+            <w:hideMark/>
+          </w:tcPr>
+          <w:p>
+            <w:r>
+              <w:t>Title</w:t>
+            </w:r>
+          </w:p>
+        </w:tc>
+        <w:tc>
+          <w:tcPr>
+            <w:tcW w:w="0" w:type="auto"/>
+            <w:vAlign w:val="center"/>
+            <w:hideMark/>
+          </w:tcPr>
+          <w:p>
+            <w:r>
+              <w:tab/>
+            </w:r>
+            <w:r>
+              <w:t>Book title</w:t>
+            </w:r>
+          </w:p>
+        </w:tc>
+      </w:tr>
+      <w:tr>
+        <w:trPr>
+          <w:tblCellSpacing w:w="15" w:type="dxa"/>
+        </w:trPr>
+        <w:tc>
+          <w:tcPr>
+            <w:tcW w:w="0" w:type="auto"/>
+            <w:vAlign w:val="center"/>
+            <w:hideMark/>
+          </w:tcPr>
+          <w:p>
+            <w:r>
+              <w:t>Author</w:t>
+            </w:r>
+          </w:p>
+        </w:tc>
+        <w:tc>
+          <w:tcPr>
+            <w:tcW w:w="0" w:type="auto"/>
+            <w:vAlign w:val="center"/>
+            <w:hideMark/>
+          </w:tcPr>
+          <w:p>
+            <w:r>
+              <w:tab/>
+            </w:r>
+            <w:r>
+              <w:t>Author name</w:t>
+            </w:r>
+          </w:p>
+        </w:tc>
+      </w:tr>
+      <w:tr>
+        <w:trPr>
+          <w:tblCellSpacing w:w="15" w:type="dxa"/>
+        </w:trPr>
+        <w:tc>
+          <w:tcPr>
+            <w:tcW w:w="0" w:type="auto"/>
+            <w:vAlign w:val="center"/>
+            <w:hideMark/>
+          </w:tcPr>
+          <w:p>
+            <w:r>
+              <w:t>Publisher</w:t>
+            </w:r>
+          </w:p>
+        </w:tc>
+        <w:tc>
+          <w:tcPr>
+            <w:tcW w:w="0" w:type="auto"/>
+            <w:vAlign w:val="center"/>
+            <w:hideMark/>
+          </w:tcPr>
+          <w:p>
+            <w:r>
+              <w:tab/>
+            </w:r>
+            <w:r>
+              <w:t>Publisher name</w:t>
+            </w:r>
+          </w:p>
+        </w:tc>
+      </w:tr>
+      <w:tr>
+        <w:trPr>
+          <w:tblCellSpacing w:w="15" w:type="dxa"/>
+        </w:trPr>
+        <w:tc>
+          <w:tcPr>
+            <w:tcW w:w="0" w:type="auto"/>
+            <w:vAlign w:val="center"/>
+            <w:hideMark/>
+          </w:tcPr>
+          <w:p>
+            <w:r>
+              <w:t>Publish Year</w:t>
+            </w:r>
+          </w:p>
+        </w:tc>
+        <w:tc>
+          <w:tcPr>
+            <w:tcW w:w="0" w:type="auto"/>
+            <w:vAlign w:val="center"/>
+            <w:hideMark/>
+          </w:tcPr>
+          <w:p>
+            <w:r>
+              <w:tab/>
+            </w:r>
+            <w:r>
+              <w:t>Publication year</w:t>
+            </w:r>
+          </w:p>
+        </w:tc>
+      </w:tr>
+      <w:tr>
+        <w:trPr>
+          <w:tblCellSpacing w:w="15" w:type="dxa"/>
+        </w:trPr>
+        <w:tc>
+          <w:tcPr>
+            <w:tcW w:w="0" w:type="auto"/>
+            <w:vAlign w:val="center"/>
+            <w:hideMark/>
+          </w:tcPr>
+          <w:p>
+            <w:r>
+              <w:t>Category</w:t>
+            </w:r>
+          </w:p>
+        </w:tc>
+        <w:tc>
+          <w:tcPr>
+            <w:tcW w:w="0" w:type="auto"/>
+            <w:vAlign w:val="center"/>
+            <w:hideMark/>
+          </w:tcPr>
+          <w:p>
+            <w:r>
+              <w:tab/>
+            </w:r>
+            <w:r>
+              <w:t>Book category</w:t>
+            </w:r>
+          </w:p>
+        </w:tc>
+      </w:tr>
+      <w:tr>
+        <w:trPr>
+          <w:tblCellSpacing w:w="15" w:type="dxa"/>
+        </w:trPr>
+        <w:tc>
+          <w:tcPr>
+            <w:tcW w:w="0" w:type="auto"/>
+            <w:vAlign w:val="center"/>
+            <w:hideMark/>
+          </w:tcPr>
+          <w:p>
+            <w:r>
+              <w:lastRenderedPageBreak/>
+              <w:t>Quantity</w:t>
+            </w:r>
+          </w:p>
+        </w:tc>
+        <w:tc>
+          <w:tcPr>
+            <w:tcW w:w="0" w:type="auto"/>
+            <w:vAlign w:val="center"/>
+            <w:hideMark/>
+          </w:tcPr>
+          <w:p>
+            <w:r>
+              <w:tab/>
+            </w:r>
+            <w:r>
+              <w:t>Number of copies</w:t>
+            </w:r>
+          </w:p>
+        </w:tc>
+      </w:tr>
+    </w:tbl>
+    <w:p>
+      <w:r>
+        <w:pict w14:anchorId="52BC73E2">
+          <v:rect id="_x0000_i1060" style="width:0;height:1.5pt" o:hralign="center" o:hrstd="t" o:hr="t" fillcolor="#a0a0a0" stroked="f"/>
+        </w:pict>
+      </w:r>
+    </w:p>
+    <w:p>
+      <w:pPr>
+        <w:pStyle w:val="Heading2"/>
+      </w:pPr>
+      <w:r>
+        <w:t>Buttons</w:t>
+      </w:r>
+    </w:p>
+    <w:tbl>
+      <w:tblPr>
+        <w:tblW w:w="0" w:type="auto"/>
+        <w:tblCellSpacing w:w="15" w:type="dxa"/>
+        <w:tblCellMar>
+          <w:top w:w="15" w:type="dxa"/>
+          <w:left w:w="15" w:type="dxa"/>
+          <w:bottom w:w="15" w:type="dxa"/>
+          <w:right w:w="15" w:type="dxa"/>
+        </w:tblCellMar>
+        <w:tblLook w:val="04A0" w:firstRow="1" w:lastRow="0" w:firstColumn="1" w:lastColumn="0" w:noHBand="0" w:noVBand="1"/>
+      </w:tblPr>
+      <w:tblGrid>
+        <w:gridCol w:w="769"/>
+        <w:gridCol w:w="2920"/>
+      </w:tblGrid>
+      <w:tr>
+        <w:trPr>
+          <w:tblHeader/>
+          <w:tblCellSpacing w:w="15" w:type="dxa"/>
+        </w:trPr>
+        <w:tc>
+          <w:tcPr>
+            <w:tcW w:w="0" w:type="auto"/>
+            <w:vAlign w:val="center"/>
+            <w:hideMark/>
+          </w:tcPr>
+          <w:p>
+            <w:pPr>
+              <w:jc w:val="center"/>
+              <w:rPr>
+                <w:b/>
+                <w:bCs/>
+              </w:rPr>
+            </w:pPr>
+            <w:r>
+              <w:rPr>
+                <w:b/>
+                <w:bCs/>
+              </w:rPr>
+              <w:t>Button</w:t>
+            </w:r>
+          </w:p>
+        </w:tc>
+        <w:tc>
+          <w:tcPr>
+            <w:tcW w:w="0" w:type="auto"/>
+            <w:vAlign w:val="center"/>
+            <w:hideMark/>
+          </w:tcPr>
+          <w:p>
+            <w:pPr>
+              <w:rPr>
+                <w:b/>
+                <w:bCs/>
+              </w:rPr>
+            </w:pPr>
+            <w:r>
+              <w:rPr>
+                <w:b/>
+                <w:bCs/>
+              </w:rPr>
+              <w:tab/>
+            </w:r>
+            <w:r>
+              <w:rPr>
+                <w:b/>
+                <w:bCs/>
+              </w:rPr>
+              <w:t>Description</w:t>
+            </w:r>
+          </w:p>
+        </w:tc>
+      </w:tr>
+      <w:tr>
+        <w:trPr>
+          <w:tblCellSpacing w:w="15" w:type="dxa"/>
+        </w:trPr>
+        <w:tc>
+          <w:tcPr>
+            <w:tcW w:w="0" w:type="auto"/>
+            <w:vAlign w:val="center"/>
+            <w:hideMark/>
+          </w:tcPr>
+          <w:p>
+            <w:r>
+              <w:t>Add</w:t>
+            </w:r>
+          </w:p>
+        </w:tc>
+        <w:tc>
+          <w:tcPr>
+            <w:tcW w:w="0" w:type="auto"/>
+            <w:vAlign w:val="center"/>
+            <w:hideMark/>
+          </w:tcPr>
+          <w:p>
+            <w:r>
+              <w:tab/>
+            </w:r>
+            <w:r>
+              <w:t>Save book information</w:t>
+            </w:r>
+          </w:p>
+        </w:tc>
+      </w:tr>
+      <w:tr>
+        <w:trPr>
+          <w:tblCellSpacing w:w="15" w:type="dxa"/>
+        </w:trPr>
+        <w:tc>
+          <w:tcPr>
+            <w:tcW w:w="0" w:type="auto"/>
+            <w:vAlign w:val="center"/>
+            <w:hideMark/>
+          </w:tcPr>
+          <w:p>
+            <w:r>
+              <w:t>Cancel</w:t>
+            </w:r>
+          </w:p>
+        </w:tc>
+        <w:tc>
+          <w:tcPr>
+            <w:tcW w:w="0" w:type="auto"/>
+            <w:vAlign w:val="center"/>
+            <w:hideMark/>
+          </w:tcPr>
+          <w:p>
+            <w:r>
+              <w:tab/>
+            </w:r>
+            <w:r>
+              <w:t>Close form</w:t>
+            </w:r>
+          </w:p>
+        </w:tc>
+      </w:tr>
+    </w:tbl>
+    <w:p>
+      <w:r>
+        <w:pict w14:anchorId="22B68C21">
+          <v:rect id="_x0000_i1061" style="width:0;height:1.5pt" o:hralign="center" o:hrstd="t" o:hr="t" fillcolor="#a0a0a0" stroked="f"/>
+        </w:pict>
+      </w:r>
+    </w:p>
+    <w:p>
+      <w:pPr>
+        <w:pStyle w:val="Heading2"/>
+      </w:pPr>
+      <w:r>
+        <w:t>Interface Screenshot</w:t>
+      </w:r>
     </w:p>
     <w:p>
       <w:pPr>
@@ -1600,65 +2780,24 @@
           <w:rFonts w:eastAsiaTheme="majorEastAsia"/>
         </w:rPr>
       </w:pPr>
-    </w:p>
-    <w:p>
-      <w:pPr>
-        <w:pStyle w:val="NormalWeb"/>
+      <w:r>
         <w:rPr>
           <w:rStyle w:val="Strong"/>
           <w:rFonts w:eastAsiaTheme="majorEastAsia"/>
         </w:rPr>
-      </w:pPr>
+        <w:t>Figure 4. Add Book Form</w:t>
+      </w:r>
     </w:p>
     <w:p>
       <w:pPr>
         <w:pStyle w:val="NormalWeb"/>
-        <w:rPr>
-          <w:rStyle w:val="Strong"/>
-          <w:rFonts w:eastAsiaTheme="majorEastAsia"/>
-        </w:rPr>
-      </w:pPr>
-    </w:p>
-    <w:p>
-      <w:pPr>
-        <w:pStyle w:val="NormalWeb"/>
-        <w:rPr>
-          <w:rStyle w:val="Strong"/>
-          <w:rFonts w:eastAsiaTheme="majorEastAsia"/>
-        </w:rPr>
-      </w:pPr>
-    </w:p>
-    <w:p>
-      <w:pPr>
-        <w:pStyle w:val="NormalWeb"/>
-        <w:ind w:left="2160"/>
-      </w:pPr>
-      <w:r>
-        <w:rPr>
-          <w:rStyle w:val="Strong"/>
-          <w:rFonts w:eastAsiaTheme="majorEastAsia"/>
-        </w:rPr>
+      </w:pPr>
+      <w:r>
         <w:drawing>
-          <wp:anchor distT="0" distB="0" distL="114300" distR="114300" simplePos="0" relativeHeight="251660288" behindDoc="1" locked="0" layoutInCell="1" allowOverlap="1" wp14:anchorId="5400B31A" wp14:editId="5BEC198E">
-            <wp:simplePos x="0" y="0"/>
-            <wp:positionH relativeFrom="column">
-              <wp:posOffset>0</wp:posOffset>
-            </wp:positionH>
-            <wp:positionV relativeFrom="paragraph">
-              <wp:posOffset>351155</wp:posOffset>
-            </wp:positionV>
-            <wp:extent cx="3780790" cy="1779905"/>
-            <wp:effectExtent l="0" t="0" r="0" b="0"/>
-            <wp:wrapTight wrapText="bothSides">
-              <wp:wrapPolygon edited="0">
-                <wp:start x="0" y="0"/>
-                <wp:lineTo x="0" y="21269"/>
-                <wp:lineTo x="21440" y="21269"/>
-                <wp:lineTo x="21440" y="0"/>
-                <wp:lineTo x="0" y="0"/>
-              </wp:wrapPolygon>
-            </wp:wrapTight>
-            <wp:docPr id="6" name="Picture 6"/>
+          <wp:inline distT="0" distB="0" distL="0" distR="0" wp14:anchorId="63627DEC" wp14:editId="43D151D4">
+            <wp:extent cx="4149436" cy="1995955"/>
+            <wp:effectExtent l="0" t="0" r="3810" b="4445"/>
+            <wp:docPr id="8" name="Picture 8"/>
             <wp:cNvGraphicFramePr>
               <a:graphicFrameLocks xmlns:a="http://schemas.openxmlformats.org/drawingml/2006/main" noChangeAspect="1"/>
             </wp:cNvGraphicFramePr>
@@ -1678,7 +2817,7 @@
                   <pic:spPr>
                     <a:xfrm>
                       <a:off x="0" y="0"/>
-                      <a:ext cx="3780790" cy="1779905"/>
+                      <a:ext cx="4163949" cy="2002936"/>
                     </a:xfrm>
                     <a:prstGeom prst="rect">
                       <a:avLst/>
@@ -1687,130 +2826,67 @@
                 </pic:pic>
               </a:graphicData>
             </a:graphic>
-            <wp14:sizeRelH relativeFrom="margin">
-              <wp14:pctWidth>0</wp14:pctWidth>
-            </wp14:sizeRelH>
-            <wp14:sizeRelV relativeFrom="margin">
-              <wp14:pctHeight>0</wp14:pctHeight>
-            </wp14:sizeRelV>
-          </wp:anchor>
+          </wp:inline>
         </w:drawing>
       </w:r>
-      <w:r>
-        <w:rPr>
-          <w:rStyle w:val="Strong"/>
-          <w:rFonts w:eastAsiaTheme="majorEastAsia"/>
-        </w:rPr>
-        <w:t>Book Management</w:t>
-      </w:r>
-    </w:p>
-    <w:p>
-      <w:pPr>
-        <w:pStyle w:val="NormalWeb"/>
-        <w:rPr>
-          <w:rStyle w:val="Strong"/>
-          <w:rFonts w:eastAsiaTheme="majorEastAsia"/>
-        </w:rPr>
-      </w:pPr>
-    </w:p>
-    <w:p>
-      <w:pPr>
-        <w:pStyle w:val="NormalWeb"/>
-        <w:rPr>
-          <w:rStyle w:val="Strong"/>
-          <w:rFonts w:eastAsiaTheme="majorEastAsia"/>
-        </w:rPr>
-      </w:pPr>
-    </w:p>
-    <w:p>
-      <w:pPr>
-        <w:pStyle w:val="NormalWeb"/>
-        <w:rPr>
-          <w:rStyle w:val="Strong"/>
-          <w:rFonts w:eastAsiaTheme="majorEastAsia"/>
-        </w:rPr>
-      </w:pPr>
-    </w:p>
-    <w:p>
-      <w:pPr>
-        <w:pStyle w:val="NormalWeb"/>
-        <w:rPr>
-          <w:rStyle w:val="Strong"/>
-          <w:rFonts w:eastAsiaTheme="majorEastAsia"/>
-        </w:rPr>
-      </w:pPr>
-    </w:p>
-    <w:p>
-      <w:pPr>
-        <w:pStyle w:val="NormalWeb"/>
-        <w:rPr>
-          <w:rStyle w:val="Strong"/>
-          <w:rFonts w:eastAsiaTheme="majorEastAsia"/>
-        </w:rPr>
-      </w:pPr>
     </w:p>
     <w:p>
       <w:pPr>
         <w:pStyle w:val="NormalWeb"/>
         <w:ind w:left="2160" w:firstLine="720"/>
       </w:pPr>
-      <w:bookmarkStart w:id="0" w:name="_GoBack"/>
-      <w:bookmarkEnd w:id="0"/>
       <w:r>
         <w:rPr>
-          <w:rStyle w:val="Strong"/>
-          <w:rFonts w:eastAsiaTheme="majorEastAsia"/>
+          <w:rStyle w:val="Emphasis"/>
         </w:rPr>
         <w:t>Add Book</w:t>
       </w:r>
     </w:p>
     <w:p>
+      <w:r>
+        <w:pict w14:anchorId="502A9E76">
+          <v:rect id="_x0000_i1062" style="width:0;height:1.5pt" o:hralign="center" o:hrstd="t" o:hr="t" fillcolor="#a0a0a0" stroked="f"/>
+        </w:pict>
+      </w:r>
+    </w:p>
+    <w:p>
+      <w:pPr>
+        <w:pStyle w:val="Heading1"/>
+      </w:pPr>
+      <w:r>
+        <w:t>4.3 Book Detail Interface</w:t>
+      </w:r>
+    </w:p>
+    <w:p>
+      <w:pPr>
+        <w:pStyle w:val="Heading2"/>
+      </w:pPr>
+      <w:r>
+        <w:t>Purpose</w:t>
+      </w:r>
+    </w:p>
+    <w:p>
       <w:pPr>
         <w:pStyle w:val="NormalWeb"/>
-        <w:rPr>
-          <w:rStyle w:val="Strong"/>
-          <w:rFonts w:eastAsiaTheme="majorEastAsia"/>
-        </w:rPr>
-      </w:pPr>
-    </w:p>
-    <w:p>
-      <w:r>
-        <w:pict w14:anchorId="24C0A458">
-          <v:rect id="_x0000_i1028" style="width:0;height:1.5pt" o:hralign="center" o:hrstd="t" o:hr="t" fillcolor="#a0a0a0" stroked="f"/>
+      </w:pPr>
+      <w:r>
+        <w:t>Displays complete information about a selected book.</w:t>
+      </w:r>
+    </w:p>
+    <w:p>
+      <w:r>
+        <w:pict w14:anchorId="0E0DF1DB">
+          <v:rect id="_x0000_i1063" style="width:0;height:1.5pt" o:hralign="center" o:hrstd="t" o:hr="t" fillcolor="#a0a0a0" stroked="f"/>
         </w:pict>
       </w:r>
     </w:p>
     <w:p>
       <w:pPr>
-        <w:pStyle w:val="Heading1"/>
-      </w:pPr>
-      <w:r>
-        <w:t>4. Borrow &amp; Return Interface</w:t>
-      </w:r>
-    </w:p>
-    <w:p>
-      <w:pPr>
         <w:pStyle w:val="Heading2"/>
       </w:pPr>
       <w:r>
-        <w:t>Purpose</w:t>
-      </w:r>
-    </w:p>
-    <w:p>
-      <w:pPr>
-        <w:pStyle w:val="NormalWeb"/>
-      </w:pPr>
-      <w:r>
-        <w:t>Allows users to borrow and return books.</w:t>
-      </w:r>
-    </w:p>
-    <w:p>
-      <w:pPr>
-        <w:pStyle w:val="Heading2"/>
-      </w:pPr>
-      <w:r>
         <w:lastRenderedPageBreak/>
-        <w:t>Components</w:t>
+        <w:t>Information Displayed</w:t>
       </w:r>
     </w:p>
     <w:tbl>
@@ -1826,281 +2902,7 @@
         <w:tblLook w:val="04A0" w:firstRow="1" w:lastRow="0" w:firstColumn="1" w:lastColumn="0" w:noHBand="0" w:noVBand="1"/>
       </w:tblPr>
       <w:tblGrid>
-        <w:gridCol w:w="2193"/>
-        <w:gridCol w:w="3313"/>
-      </w:tblGrid>
-      <w:tr>
-        <w:trPr>
-          <w:tblHeader/>
-          <w:tblCellSpacing w:w="15" w:type="dxa"/>
-        </w:trPr>
-        <w:tc>
-          <w:tcPr>
-            <w:tcW w:w="2148" w:type="dxa"/>
-            <w:vAlign w:val="center"/>
-            <w:hideMark/>
-          </w:tcPr>
-          <w:p>
-            <w:pPr>
-              <w:rPr>
-                <w:b/>
-                <w:bCs/>
-              </w:rPr>
-            </w:pPr>
-            <w:r>
-              <w:rPr>
-                <w:b/>
-                <w:bCs/>
-              </w:rPr>
-              <w:t>Component</w:t>
-            </w:r>
-          </w:p>
-        </w:tc>
-        <w:tc>
-          <w:tcPr>
-            <w:tcW w:w="0" w:type="auto"/>
-            <w:vAlign w:val="center"/>
-            <w:hideMark/>
-          </w:tcPr>
-          <w:p>
-            <w:pPr>
-              <w:rPr>
-                <w:b/>
-                <w:bCs/>
-              </w:rPr>
-            </w:pPr>
-            <w:r>
-              <w:rPr>
-                <w:b/>
-                <w:bCs/>
-              </w:rPr>
-              <w:tab/>
-            </w:r>
-            <w:r>
-              <w:rPr>
-                <w:b/>
-                <w:bCs/>
-              </w:rPr>
-              <w:t>Description</w:t>
-            </w:r>
-          </w:p>
-        </w:tc>
-      </w:tr>
-      <w:tr>
-        <w:trPr>
-          <w:tblCellSpacing w:w="15" w:type="dxa"/>
-        </w:trPr>
-        <w:tc>
-          <w:tcPr>
-            <w:tcW w:w="2148" w:type="dxa"/>
-            <w:vAlign w:val="center"/>
-            <w:hideMark/>
-          </w:tcPr>
-          <w:p>
-            <w:r>
-              <w:t>Reader Dropdown</w:t>
-            </w:r>
-          </w:p>
-        </w:tc>
-        <w:tc>
-          <w:tcPr>
-            <w:tcW w:w="0" w:type="auto"/>
-            <w:vAlign w:val="center"/>
-            <w:hideMark/>
-          </w:tcPr>
-          <w:p>
-            <w:r>
-              <w:tab/>
-            </w:r>
-            <w:r>
-              <w:t>Select reader</w:t>
-            </w:r>
-          </w:p>
-        </w:tc>
-      </w:tr>
-      <w:tr>
-        <w:trPr>
-          <w:tblCellSpacing w:w="15" w:type="dxa"/>
-        </w:trPr>
-        <w:tc>
-          <w:tcPr>
-            <w:tcW w:w="2148" w:type="dxa"/>
-            <w:vAlign w:val="center"/>
-            <w:hideMark/>
-          </w:tcPr>
-          <w:p>
-            <w:r>
-              <w:t>Book Dropdown</w:t>
-            </w:r>
-          </w:p>
-        </w:tc>
-        <w:tc>
-          <w:tcPr>
-            <w:tcW w:w="0" w:type="auto"/>
-            <w:vAlign w:val="center"/>
-            <w:hideMark/>
-          </w:tcPr>
-          <w:p>
-            <w:r>
-              <w:tab/>
-            </w:r>
-            <w:r>
-              <w:t>Select book</w:t>
-            </w:r>
-          </w:p>
-        </w:tc>
-      </w:tr>
-      <w:tr>
-        <w:trPr>
-          <w:tblCellSpacing w:w="15" w:type="dxa"/>
-        </w:trPr>
-        <w:tc>
-          <w:tcPr>
-            <w:tcW w:w="2148" w:type="dxa"/>
-            <w:vAlign w:val="center"/>
-            <w:hideMark/>
-          </w:tcPr>
-          <w:p>
-            <w:r>
-              <w:t>Borrow Button</w:t>
-            </w:r>
-          </w:p>
-        </w:tc>
-        <w:tc>
-          <w:tcPr>
-            <w:tcW w:w="0" w:type="auto"/>
-            <w:vAlign w:val="center"/>
-            <w:hideMark/>
-          </w:tcPr>
-          <w:p>
-            <w:r>
-              <w:tab/>
-            </w:r>
-            <w:r>
-              <w:t>Create borrow record</w:t>
-            </w:r>
-          </w:p>
-        </w:tc>
-      </w:tr>
-      <w:tr>
-        <w:trPr>
-          <w:tblCellSpacing w:w="15" w:type="dxa"/>
-        </w:trPr>
-        <w:tc>
-          <w:tcPr>
-            <w:tcW w:w="2148" w:type="dxa"/>
-            <w:vAlign w:val="center"/>
-            <w:hideMark/>
-          </w:tcPr>
-          <w:p>
-            <w:r>
-              <w:t>Borrow Record Table</w:t>
-            </w:r>
-          </w:p>
-        </w:tc>
-        <w:tc>
-          <w:tcPr>
-            <w:tcW w:w="0" w:type="auto"/>
-            <w:vAlign w:val="center"/>
-            <w:hideMark/>
-          </w:tcPr>
-          <w:p>
-            <w:r>
-              <w:tab/>
-            </w:r>
-            <w:r>
-              <w:t>Display borrowing records</w:t>
-            </w:r>
-          </w:p>
-        </w:tc>
-      </w:tr>
-      <w:tr>
-        <w:trPr>
-          <w:tblCellSpacing w:w="15" w:type="dxa"/>
-        </w:trPr>
-        <w:tc>
-          <w:tcPr>
-            <w:tcW w:w="2148" w:type="dxa"/>
-            <w:vAlign w:val="center"/>
-            <w:hideMark/>
-          </w:tcPr>
-          <w:p>
-            <w:r>
-              <w:t>Return Button</w:t>
-            </w:r>
-          </w:p>
-        </w:tc>
-        <w:tc>
-          <w:tcPr>
-            <w:tcW w:w="0" w:type="auto"/>
-            <w:vAlign w:val="center"/>
-            <w:hideMark/>
-          </w:tcPr>
-          <w:p>
-            <w:r>
-              <w:tab/>
-            </w:r>
-            <w:r>
-              <w:t>Process returned books</w:t>
-            </w:r>
-          </w:p>
-        </w:tc>
-      </w:tr>
-      <w:tr>
-        <w:trPr>
-          <w:tblCellSpacing w:w="15" w:type="dxa"/>
-        </w:trPr>
-        <w:tc>
-          <w:tcPr>
-            <w:tcW w:w="2148" w:type="dxa"/>
-            <w:vAlign w:val="center"/>
-            <w:hideMark/>
-          </w:tcPr>
-          <w:p>
-            <w:r>
-              <w:t>Overdue Indicator</w:t>
-            </w:r>
-          </w:p>
-        </w:tc>
-        <w:tc>
-          <w:tcPr>
-            <w:tcW w:w="0" w:type="auto"/>
-            <w:vAlign w:val="center"/>
-            <w:hideMark/>
-          </w:tcPr>
-          <w:p>
-            <w:r>
-              <w:tab/>
-            </w:r>
-            <w:r>
-              <w:t>Highlight overdue records</w:t>
-            </w:r>
-          </w:p>
-        </w:tc>
-      </w:tr>
-    </w:tbl>
-    <w:p>
-      <w:pPr>
-        <w:pStyle w:val="Heading2"/>
-      </w:pPr>
-      <w:r>
-        <w:t>Borrow Record Information</w:t>
-      </w:r>
-    </w:p>
-    <w:tbl>
-      <w:tblPr>
-        <w:tblW w:w="0" w:type="auto"/>
-        <w:tblCellSpacing w:w="15" w:type="dxa"/>
-        <w:tblCellMar>
-          <w:top w:w="15" w:type="dxa"/>
-          <w:left w:w="15" w:type="dxa"/>
-          <w:bottom w:w="15" w:type="dxa"/>
-          <w:right w:w="15" w:type="dxa"/>
-        </w:tblCellMar>
-        <w:tblLook w:val="04A0" w:firstRow="1" w:lastRow="0" w:firstColumn="1" w:lastColumn="0" w:noHBand="0" w:noVBand="1"/>
-      </w:tblPr>
-      <w:tblGrid>
-        <w:gridCol w:w="6786"/>
+        <w:gridCol w:w="1636"/>
       </w:tblGrid>
       <w:tr>
         <w:trPr>
@@ -2125,7 +2927,7 @@
                 <w:b/>
                 <w:bCs/>
               </w:rPr>
-              <w:t>Field</w:t>
+              <w:t>Information</w:t>
             </w:r>
           </w:p>
         </w:tc>
@@ -2142,7 +2944,7 @@
           </w:tcPr>
           <w:p>
             <w:r>
-              <w:t>Reader</w:t>
+              <w:t>ISBN</w:t>
             </w:r>
           </w:p>
         </w:tc>
@@ -2159,7 +2961,7 @@
           </w:tcPr>
           <w:p>
             <w:r>
-              <w:t>Book</w:t>
+              <w:t>Title</w:t>
             </w:r>
           </w:p>
         </w:tc>
@@ -2176,7 +2978,7 @@
           </w:tcPr>
           <w:p>
             <w:r>
-              <w:t>Borrow Date</w:t>
+              <w:t>Author</w:t>
             </w:r>
           </w:p>
         </w:tc>
@@ -2193,7 +2995,7 @@
           </w:tcPr>
           <w:p>
             <w:r>
-              <w:t>Due Date</w:t>
+              <w:t>Publisher</w:t>
             </w:r>
           </w:p>
         </w:tc>
@@ -2210,162 +3012,99 @@
           </w:tcPr>
           <w:p>
             <w:r>
-              <w:t>Status</w:t>
+              <w:t>Publish Year</w:t>
             </w:r>
           </w:p>
+        </w:tc>
+      </w:tr>
+      <w:tr>
+        <w:trPr>
+          <w:tblCellSpacing w:w="15" w:type="dxa"/>
+        </w:trPr>
+        <w:tc>
+          <w:tcPr>
+            <w:tcW w:w="0" w:type="auto"/>
+            <w:vAlign w:val="center"/>
+            <w:hideMark/>
+          </w:tcPr>
           <w:p>
             <w:r>
-              <w:rPr>
-                <w:noProof/>
-              </w:rPr>
-              <w:drawing>
-                <wp:anchor distT="0" distB="0" distL="114300" distR="114300" simplePos="0" relativeHeight="251655680" behindDoc="1" locked="0" layoutInCell="1" allowOverlap="1" wp14:anchorId="3359B92B" wp14:editId="34AC3144">
-                  <wp:simplePos x="0" y="0"/>
-                  <wp:positionH relativeFrom="column">
-                    <wp:posOffset>-1905</wp:posOffset>
-                  </wp:positionH>
-                  <wp:positionV relativeFrom="paragraph">
-                    <wp:posOffset>312420</wp:posOffset>
-                  </wp:positionV>
-                  <wp:extent cx="4251960" cy="2030095"/>
-                  <wp:effectExtent l="0" t="0" r="0" b="8255"/>
-                  <wp:wrapTight wrapText="bothSides">
-                    <wp:wrapPolygon edited="0">
-                      <wp:start x="0" y="0"/>
-                      <wp:lineTo x="0" y="21485"/>
-                      <wp:lineTo x="21484" y="21485"/>
-                      <wp:lineTo x="21484" y="0"/>
-                      <wp:lineTo x="0" y="0"/>
-                    </wp:wrapPolygon>
-                  </wp:wrapTight>
-                  <wp:docPr id="9" name="Picture 9"/>
-                  <wp:cNvGraphicFramePr>
-                    <a:graphicFrameLocks xmlns:a="http://schemas.openxmlformats.org/drawingml/2006/main" noChangeAspect="1"/>
-                  </wp:cNvGraphicFramePr>
-                  <a:graphic xmlns:a="http://schemas.openxmlformats.org/drawingml/2006/main">
-                    <a:graphicData uri="http://schemas.openxmlformats.org/drawingml/2006/picture">
-                      <pic:pic xmlns:pic="http://schemas.openxmlformats.org/drawingml/2006/picture">
-                        <pic:nvPicPr>
-                          <pic:cNvPr id="1" name=""/>
-                          <pic:cNvPicPr/>
-                        </pic:nvPicPr>
-                        <pic:blipFill>
-                          <a:blip r:embed="rId10"/>
-                          <a:stretch>
-                            <a:fillRect/>
-                          </a:stretch>
-                        </pic:blipFill>
-                        <pic:spPr>
-                          <a:xfrm>
-                            <a:off x="0" y="0"/>
-                            <a:ext cx="4251960" cy="2030095"/>
-                          </a:xfrm>
-                          <a:prstGeom prst="rect">
-                            <a:avLst/>
-                          </a:prstGeom>
-                        </pic:spPr>
-                      </pic:pic>
-                    </a:graphicData>
-                  </a:graphic>
-                  <wp14:sizeRelH relativeFrom="margin">
-                    <wp14:pctWidth>0</wp14:pctWidth>
-                  </wp14:sizeRelH>
-                  <wp14:sizeRelV relativeFrom="margin">
-                    <wp14:pctHeight>0</wp14:pctHeight>
-                  </wp14:sizeRelV>
-                </wp:anchor>
-              </w:drawing>
+              <w:t>Quantity</w:t>
             </w:r>
           </w:p>
-          <w:p/>
+        </w:tc>
+      </w:tr>
+      <w:tr>
+        <w:trPr>
+          <w:tblCellSpacing w:w="15" w:type="dxa"/>
+        </w:trPr>
+        <w:tc>
+          <w:tcPr>
+            <w:tcW w:w="0" w:type="auto"/>
+            <w:vAlign w:val="center"/>
+            <w:hideMark/>
+          </w:tcPr>
+          <w:p>
+            <w:r>
+              <w:t>Available Copies</w:t>
+            </w:r>
+          </w:p>
+        </w:tc>
+      </w:tr>
+      <w:tr>
+        <w:trPr>
+          <w:tblCellSpacing w:w="15" w:type="dxa"/>
+        </w:trPr>
+        <w:tc>
+          <w:tcPr>
+            <w:tcW w:w="0" w:type="auto"/>
+            <w:vAlign w:val="center"/>
+            <w:hideMark/>
+          </w:tcPr>
+          <w:p>
+            <w:r>
+              <w:t>Category</w:t>
+            </w:r>
+          </w:p>
+        </w:tc>
+      </w:tr>
+      <w:tr>
+        <w:trPr>
+          <w:tblCellSpacing w:w="15" w:type="dxa"/>
+        </w:trPr>
+        <w:tc>
+          <w:tcPr>
+            <w:tcW w:w="0" w:type="auto"/>
+            <w:vAlign w:val="center"/>
+            <w:hideMark/>
+          </w:tcPr>
+          <w:p>
+            <w:r>
+              <w:t>Created Date</w:t>
+            </w:r>
+          </w:p>
         </w:tc>
       </w:tr>
     </w:tbl>
     <w:p>
-      <w:pPr>
-        <w:pStyle w:val="NormalWeb"/>
-        <w:ind w:left="2160"/>
-        <w:rPr>
-          <w:rStyle w:val="Strong"/>
-          <w:rFonts w:eastAsiaTheme="majorEastAsia"/>
-        </w:rPr>
-      </w:pPr>
-      <w:r>
-        <w:rPr>
-          <w:rStyle w:val="Strong"/>
-          <w:rFonts w:eastAsiaTheme="majorEastAsia"/>
-        </w:rPr>
-        <w:t xml:space="preserve">Borrow Management </w:t>
-      </w:r>
-    </w:p>
-    <w:p>
-      <w:pPr>
-        <w:pStyle w:val="NormalWeb"/>
-        <w:ind w:left="2160"/>
-      </w:pPr>
-    </w:p>
-    <w:p>
-      <w:pPr>
-        <w:pStyle w:val="NormalWeb"/>
-        <w:ind w:left="2160"/>
-      </w:pPr>
-    </w:p>
-    <w:p>
-      <w:pPr>
-        <w:pStyle w:val="NormalWeb"/>
-        <w:ind w:left="2160"/>
-      </w:pPr>
-    </w:p>
-    <w:p>
-      <w:pPr>
-        <w:pStyle w:val="NormalWeb"/>
-        <w:ind w:left="2160"/>
-      </w:pPr>
-    </w:p>
-    <w:p>
-      <w:r>
-        <w:pict w14:anchorId="0D6D950B">
-          <v:rect id="_x0000_i1029" style="width:0;height:1.5pt" o:hralign="center" o:hrstd="t" o:hr="t" fillcolor="#a0a0a0" stroked="f"/>
+      <w:r>
+        <w:pict w14:anchorId="480421FE">
+          <v:rect id="_x0000_i1064" style="width:0;height:1.5pt" o:hralign="center" o:hrstd="t" o:hr="t" fillcolor="#a0a0a0" stroked="f"/>
         </w:pict>
       </w:r>
     </w:p>
     <w:p>
       <w:pPr>
-        <w:pStyle w:val="Heading1"/>
-      </w:pPr>
-      <w:r>
-        <w:t>5. Category Management Interface</w:t>
-      </w:r>
-    </w:p>
-    <w:p>
-      <w:pPr>
         <w:pStyle w:val="Heading2"/>
       </w:pPr>
       <w:r>
-        <w:t>Purpose</w:t>
-      </w:r>
-    </w:p>
-    <w:p>
-      <w:pPr>
-        <w:pStyle w:val="NormalWeb"/>
-      </w:pPr>
-      <w:r>
-        <w:t>Allows administrators to manage book categories.</w:t>
-      </w:r>
-    </w:p>
-    <w:p>
-      <w:pPr>
-        <w:pStyle w:val="Heading2"/>
-      </w:pPr>
-      <w:r>
-        <w:t>Components</w:t>
+        <w:t>Buttons</w:t>
       </w:r>
     </w:p>
     <w:tbl>
       <w:tblPr>
         <w:tblW w:w="0" w:type="auto"/>
         <w:tblCellSpacing w:w="15" w:type="dxa"/>
-        <w:tblLayout w:type="fixed"/>
         <w:tblCellMar>
           <w:top w:w="15" w:type="dxa"/>
           <w:left w:w="15" w:type="dxa"/>
@@ -2375,8 +3114,8 @@
         <w:tblLook w:val="04A0" w:firstRow="1" w:lastRow="0" w:firstColumn="1" w:lastColumn="0" w:noHBand="0" w:noVBand="1"/>
       </w:tblPr>
       <w:tblGrid>
-        <w:gridCol w:w="6991"/>
-        <w:gridCol w:w="1739"/>
+        <w:gridCol w:w="991"/>
+        <w:gridCol w:w="2617"/>
       </w:tblGrid>
       <w:tr>
         <w:trPr>
@@ -2385,7 +3124,7 @@
         </w:trPr>
         <w:tc>
           <w:tcPr>
-            <w:tcW w:w="6946" w:type="dxa"/>
+            <w:tcW w:w="0" w:type="auto"/>
             <w:vAlign w:val="center"/>
             <w:hideMark/>
           </w:tcPr>
@@ -2396,20 +3135,18 @@
                 <w:bCs/>
               </w:rPr>
             </w:pPr>
-            <w:proofErr w:type="spellStart"/>
             <w:r>
               <w:rPr>
                 <w:b/>
                 <w:bCs/>
               </w:rPr>
-              <w:t>Componen</w:t>
-            </w:r>
-            <w:proofErr w:type="spellEnd"/>
+              <w:t>Button</w:t>
+            </w:r>
           </w:p>
         </w:tc>
         <w:tc>
           <w:tcPr>
-            <w:tcW w:w="1694" w:type="dxa"/>
+            <w:tcW w:w="0" w:type="auto"/>
             <w:vAlign w:val="center"/>
             <w:hideMark/>
           </w:tcPr>
@@ -2425,6 +3162,13 @@
                 <w:b/>
                 <w:bCs/>
               </w:rPr>
+              <w:tab/>
+            </w:r>
+            <w:r>
+              <w:rPr>
+                <w:b/>
+                <w:bCs/>
+              </w:rPr>
               <w:t>Description</w:t>
             </w:r>
           </w:p>
@@ -2436,25 +3180,28 @@
         </w:trPr>
         <w:tc>
           <w:tcPr>
-            <w:tcW w:w="6946" w:type="dxa"/>
+            <w:tcW w:w="0" w:type="auto"/>
             <w:vAlign w:val="center"/>
             <w:hideMark/>
           </w:tcPr>
           <w:p>
             <w:r>
-              <w:t>Category Name Textbox</w:t>
+              <w:t>Edit Book</w:t>
             </w:r>
           </w:p>
         </w:tc>
         <w:tc>
           <w:tcPr>
-            <w:tcW w:w="1694" w:type="dxa"/>
+            <w:tcW w:w="0" w:type="auto"/>
             <w:vAlign w:val="center"/>
             <w:hideMark/>
           </w:tcPr>
           <w:p>
             <w:r>
-              <w:t>Enter category name</w:t>
+              <w:tab/>
+            </w:r>
+            <w:r>
+              <w:t>Open update form</w:t>
             </w:r>
           </w:p>
         </w:tc>
@@ -2465,156 +3212,67 @@
         </w:trPr>
         <w:tc>
           <w:tcPr>
-            <w:tcW w:w="6946" w:type="dxa"/>
+            <w:tcW w:w="0" w:type="auto"/>
             <w:vAlign w:val="center"/>
             <w:hideMark/>
           </w:tcPr>
           <w:p>
             <w:r>
-              <w:t>Add Button</w:t>
+              <w:t>Back</w:t>
             </w:r>
           </w:p>
         </w:tc>
         <w:tc>
           <w:tcPr>
-            <w:tcW w:w="1694" w:type="dxa"/>
+            <w:tcW w:w="0" w:type="auto"/>
             <w:vAlign w:val="center"/>
             <w:hideMark/>
           </w:tcPr>
           <w:p>
             <w:r>
-              <w:t>Create category</w:t>
-            </w:r>
-          </w:p>
-        </w:tc>
-      </w:tr>
-      <w:tr>
-        <w:trPr>
-          <w:tblCellSpacing w:w="15" w:type="dxa"/>
-        </w:trPr>
-        <w:tc>
-          <w:tcPr>
-            <w:tcW w:w="6946" w:type="dxa"/>
-            <w:vAlign w:val="center"/>
-            <w:hideMark/>
-          </w:tcPr>
-          <w:p>
-            <w:r>
-              <w:t>Category Table</w:t>
-            </w:r>
-          </w:p>
-        </w:tc>
-        <w:tc>
-          <w:tcPr>
-            <w:tcW w:w="1694" w:type="dxa"/>
-            <w:vAlign w:val="center"/>
-            <w:hideMark/>
-          </w:tcPr>
-          <w:p>
-            <w:r>
-              <w:t>Display categories</w:t>
-            </w:r>
-          </w:p>
-        </w:tc>
-      </w:tr>
-      <w:tr>
-        <w:trPr>
-          <w:tblCellSpacing w:w="15" w:type="dxa"/>
-        </w:trPr>
-        <w:tc>
-          <w:tcPr>
-            <w:tcW w:w="6946" w:type="dxa"/>
-            <w:vAlign w:val="center"/>
-          </w:tcPr>
-          <w:p/>
-          <w:p>
-            <w:r>
-              <w:rPr>
-                <w:noProof/>
-              </w:rPr>
-              <w:drawing>
-                <wp:anchor distT="0" distB="0" distL="114300" distR="114300" simplePos="0" relativeHeight="251661824" behindDoc="1" locked="0" layoutInCell="1" allowOverlap="1" wp14:anchorId="03FAB888" wp14:editId="6932AEA1">
-                  <wp:simplePos x="0" y="0"/>
-                  <wp:positionH relativeFrom="column">
-                    <wp:posOffset>11430</wp:posOffset>
-                  </wp:positionH>
-                  <wp:positionV relativeFrom="paragraph">
-                    <wp:posOffset>177165</wp:posOffset>
-                  </wp:positionV>
-                  <wp:extent cx="4930140" cy="2341245"/>
-                  <wp:effectExtent l="0" t="0" r="3810" b="1905"/>
-                  <wp:wrapTight wrapText="bothSides">
-                    <wp:wrapPolygon edited="0">
-                      <wp:start x="0" y="0"/>
-                      <wp:lineTo x="0" y="21442"/>
-                      <wp:lineTo x="21533" y="21442"/>
-                      <wp:lineTo x="21533" y="0"/>
-                      <wp:lineTo x="0" y="0"/>
-                    </wp:wrapPolygon>
-                  </wp:wrapTight>
-                  <wp:docPr id="11" name="Picture 11"/>
-                  <wp:cNvGraphicFramePr>
-                    <a:graphicFrameLocks xmlns:a="http://schemas.openxmlformats.org/drawingml/2006/main" noChangeAspect="1"/>
-                  </wp:cNvGraphicFramePr>
-                  <a:graphic xmlns:a="http://schemas.openxmlformats.org/drawingml/2006/main">
-                    <a:graphicData uri="http://schemas.openxmlformats.org/drawingml/2006/picture">
-                      <pic:pic xmlns:pic="http://schemas.openxmlformats.org/drawingml/2006/picture">
-                        <pic:nvPicPr>
-                          <pic:cNvPr id="1" name=""/>
-                          <pic:cNvPicPr/>
-                        </pic:nvPicPr>
-                        <pic:blipFill>
-                          <a:blip r:embed="rId11"/>
-                          <a:stretch>
-                            <a:fillRect/>
-                          </a:stretch>
-                        </pic:blipFill>
-                        <pic:spPr>
-                          <a:xfrm>
-                            <a:off x="0" y="0"/>
-                            <a:ext cx="4930140" cy="2341245"/>
-                          </a:xfrm>
-                          <a:prstGeom prst="rect">
-                            <a:avLst/>
-                          </a:prstGeom>
-                        </pic:spPr>
-                      </pic:pic>
-                    </a:graphicData>
-                  </a:graphic>
-                  <wp14:sizeRelH relativeFrom="margin">
-                    <wp14:pctWidth>0</wp14:pctWidth>
-                  </wp14:sizeRelH>
-                  <wp14:sizeRelV relativeFrom="margin">
-                    <wp14:pctHeight>0</wp14:pctHeight>
-                  </wp14:sizeRelV>
-                </wp:anchor>
-              </w:drawing>
-            </w:r>
-          </w:p>
-        </w:tc>
-        <w:tc>
-          <w:tcPr>
-            <w:tcW w:w="1694" w:type="dxa"/>
-            <w:vAlign w:val="center"/>
-          </w:tcPr>
-          <w:p/>
-          <w:p/>
-          <w:p/>
-          <w:p/>
-          <w:p/>
-          <w:p/>
-          <w:p>
-            <w:pPr>
-              <w:pStyle w:val="NormalWeb"/>
-            </w:pPr>
+              <w:tab/>
+            </w:r>
+            <w:r>
+              <w:t>Return to Book List</w:t>
+            </w:r>
           </w:p>
         </w:tc>
       </w:tr>
     </w:tbl>
     <w:p>
+      <w:r>
+        <w:pict w14:anchorId="6198F965">
+          <v:rect id="_x0000_i1065" style="width:0;height:1.5pt" o:hralign="center" o:hrstd="t" o:hr="t" fillcolor="#a0a0a0" stroked="f"/>
+        </w:pict>
+      </w:r>
+    </w:p>
+    <w:p>
+      <w:pPr>
+        <w:rPr>
+          <w:rFonts w:asciiTheme="majorHAnsi" w:eastAsiaTheme="majorEastAsia" w:hAnsiTheme="majorHAnsi" w:cstheme="majorBidi"/>
+          <w:b/>
+          <w:bCs/>
+          <w:color w:val="4F81BD" w:themeColor="accent1"/>
+          <w:sz w:val="26"/>
+          <w:szCs w:val="26"/>
+        </w:rPr>
+      </w:pPr>
+      <w:r>
+        <w:br w:type="page"/>
+      </w:r>
+    </w:p>
+    <w:p>
+      <w:pPr>
+        <w:pStyle w:val="Heading2"/>
+      </w:pPr>
+      <w:r>
+        <w:lastRenderedPageBreak/>
+        <w:t>Interface Screenshot</w:t>
+      </w:r>
+    </w:p>
+    <w:p>
       <w:pPr>
         <w:pStyle w:val="NormalWeb"/>
-        <w:ind w:left="2160" w:firstLine="720"/>
         <w:rPr>
           <w:rStyle w:val="Strong"/>
           <w:rFonts w:eastAsiaTheme="majorEastAsia"/>
@@ -2625,26 +3283,67 @@
           <w:rStyle w:val="Strong"/>
           <w:rFonts w:eastAsiaTheme="majorEastAsia"/>
         </w:rPr>
-        <w:lastRenderedPageBreak/>
-        <w:t>Category Management</w:t>
+        <w:t>Figure 5. Book Detail Page</w:t>
       </w:r>
     </w:p>
     <w:p>
       <w:pPr>
         <w:pStyle w:val="NormalWeb"/>
-        <w:ind w:left="2160" w:firstLine="720"/>
-      </w:pPr>
+      </w:pPr>
+      <w:r>
+        <w:drawing>
+          <wp:inline distT="0" distB="0" distL="0" distR="0" wp14:anchorId="001C0BB5" wp14:editId="6484E21B">
+            <wp:extent cx="5486400" cy="2624455"/>
+            <wp:effectExtent l="0" t="0" r="0" b="4445"/>
+            <wp:docPr id="10" name="Picture 10"/>
+            <wp:cNvGraphicFramePr>
+              <a:graphicFrameLocks xmlns:a="http://schemas.openxmlformats.org/drawingml/2006/main" noChangeAspect="1"/>
+            </wp:cNvGraphicFramePr>
+            <a:graphic xmlns:a="http://schemas.openxmlformats.org/drawingml/2006/main">
+              <a:graphicData uri="http://schemas.openxmlformats.org/drawingml/2006/picture">
+                <pic:pic xmlns:pic="http://schemas.openxmlformats.org/drawingml/2006/picture">
+                  <pic:nvPicPr>
+                    <pic:cNvPr id="1" name=""/>
+                    <pic:cNvPicPr/>
+                  </pic:nvPicPr>
+                  <pic:blipFill>
+                    <a:blip r:embed="rId10"/>
+                    <a:stretch>
+                      <a:fillRect/>
+                    </a:stretch>
+                  </pic:blipFill>
+                  <pic:spPr>
+                    <a:xfrm>
+                      <a:off x="0" y="0"/>
+                      <a:ext cx="5486400" cy="2624455"/>
+                    </a:xfrm>
+                    <a:prstGeom prst="rect">
+                      <a:avLst/>
+                    </a:prstGeom>
+                  </pic:spPr>
+                </pic:pic>
+              </a:graphicData>
+            </a:graphic>
+          </wp:inline>
+        </w:drawing>
+      </w:r>
     </w:p>
     <w:p>
       <w:pPr>
         <w:pStyle w:val="NormalWeb"/>
-        <w:ind w:left="2160" w:firstLine="720"/>
-      </w:pPr>
-    </w:p>
-    <w:p>
-      <w:r>
-        <w:pict w14:anchorId="3FFB8F01">
-          <v:rect id="_x0000_i1030" style="width:0;height:1.5pt" o:hralign="center" o:hrstd="t" o:hr="t" fillcolor="#a0a0a0" stroked="f"/>
+        <w:ind w:left="2880" w:firstLine="720"/>
+      </w:pPr>
+      <w:r>
+        <w:rPr>
+          <w:rStyle w:val="Emphasis"/>
+        </w:rPr>
+        <w:t xml:space="preserve">Book Detail </w:t>
+      </w:r>
+    </w:p>
+    <w:p>
+      <w:r>
+        <w:pict w14:anchorId="44A475A7">
+          <v:rect id="_x0000_i1066" style="width:0;height:1.5pt" o:hralign="center" o:hrstd="t" o:hr="t" fillcolor="#a0a0a0" stroked="f"/>
         </w:pict>
       </w:r>
     </w:p>
@@ -2653,7 +3352,7 @@
         <w:pStyle w:val="Heading1"/>
       </w:pPr>
       <w:r>
-        <w:t>6. Notification Interface</w:t>
+        <w:t>4.4 Update Book Interface</w:t>
       </w:r>
     </w:p>
     <w:p>
@@ -2669,7 +3368,14 @@
         <w:pStyle w:val="NormalWeb"/>
       </w:pPr>
       <w:r>
-        <w:t>Displays system notifications generated by borrowing activities.</w:t>
+        <w:t>Allows librarians and administrators to update existing book information.</w:t>
+      </w:r>
+    </w:p>
+    <w:p>
+      <w:r>
+        <w:pict w14:anchorId="744258F6">
+          <v:rect id="_x0000_i1067" style="width:0;height:1.5pt" o:hralign="center" o:hrstd="t" o:hr="t" fillcolor="#a0a0a0" stroked="f"/>
+        </w:pict>
       </w:r>
     </w:p>
     <w:p>
@@ -2677,14 +3383,13 @@
         <w:pStyle w:val="Heading2"/>
       </w:pPr>
       <w:r>
-        <w:t>Components</w:t>
+        <w:t>Input Fields</w:t>
       </w:r>
     </w:p>
     <w:tbl>
       <w:tblPr>
         <w:tblW w:w="0" w:type="auto"/>
         <w:tblCellSpacing w:w="15" w:type="dxa"/>
-        <w:tblLayout w:type="fixed"/>
         <w:tblCellMar>
           <w:top w:w="15" w:type="dxa"/>
           <w:left w:w="15" w:type="dxa"/>
@@ -2694,8 +3399,8 @@
         <w:tblLook w:val="04A0" w:firstRow="1" w:lastRow="0" w:firstColumn="1" w:lastColumn="0" w:noHBand="0" w:noVBand="1"/>
       </w:tblPr>
       <w:tblGrid>
-        <w:gridCol w:w="7416"/>
-        <w:gridCol w:w="1314"/>
+        <w:gridCol w:w="1259"/>
+        <w:gridCol w:w="2853"/>
       </w:tblGrid>
       <w:tr>
         <w:trPr>
@@ -2704,7 +3409,7 @@
         </w:trPr>
         <w:tc>
           <w:tcPr>
-            <w:tcW w:w="7371" w:type="dxa"/>
+            <w:tcW w:w="0" w:type="auto"/>
             <w:vAlign w:val="center"/>
             <w:hideMark/>
           </w:tcPr>
@@ -2720,13 +3425,13 @@
                 <w:b/>
                 <w:bCs/>
               </w:rPr>
-              <w:t>Component</w:t>
+              <w:t>Field</w:t>
             </w:r>
           </w:p>
         </w:tc>
         <w:tc>
           <w:tcPr>
-            <w:tcW w:w="1269" w:type="dxa"/>
+            <w:tcW w:w="0" w:type="auto"/>
             <w:vAlign w:val="center"/>
             <w:hideMark/>
           </w:tcPr>
@@ -2742,6 +3447,13 @@
                 <w:b/>
                 <w:bCs/>
               </w:rPr>
+              <w:tab/>
+            </w:r>
+            <w:r>
+              <w:rPr>
+                <w:b/>
+                <w:bCs/>
+              </w:rPr>
               <w:t>Description</w:t>
             </w:r>
           </w:p>
@@ -2753,25 +3465,28 @@
         </w:trPr>
         <w:tc>
           <w:tcPr>
-            <w:tcW w:w="7371" w:type="dxa"/>
+            <w:tcW w:w="0" w:type="auto"/>
             <w:vAlign w:val="center"/>
             <w:hideMark/>
           </w:tcPr>
           <w:p>
             <w:r>
-              <w:t>Notification List</w:t>
+              <w:t>ISBN</w:t>
             </w:r>
           </w:p>
         </w:tc>
         <w:tc>
           <w:tcPr>
-            <w:tcW w:w="1269" w:type="dxa"/>
+            <w:tcW w:w="0" w:type="auto"/>
             <w:vAlign w:val="center"/>
             <w:hideMark/>
           </w:tcPr>
           <w:p>
             <w:r>
-              <w:t>Display all notifications</w:t>
+              <w:tab/>
+            </w:r>
+            <w:r>
+              <w:t>Edit ISBN</w:t>
             </w:r>
           </w:p>
         </w:tc>
@@ -2782,25 +3497,28 @@
         </w:trPr>
         <w:tc>
           <w:tcPr>
-            <w:tcW w:w="7371" w:type="dxa"/>
+            <w:tcW w:w="0" w:type="auto"/>
             <w:vAlign w:val="center"/>
             <w:hideMark/>
           </w:tcPr>
           <w:p>
             <w:r>
-              <w:t>Message Content</w:t>
+              <w:t>Title</w:t>
             </w:r>
           </w:p>
         </w:tc>
         <w:tc>
           <w:tcPr>
-            <w:tcW w:w="1269" w:type="dxa"/>
+            <w:tcW w:w="0" w:type="auto"/>
             <w:vAlign w:val="center"/>
             <w:hideMark/>
           </w:tcPr>
           <w:p>
             <w:r>
-              <w:t>Notification detail</w:t>
+              <w:tab/>
+            </w:r>
+            <w:r>
+              <w:t>Edit title</w:t>
             </w:r>
           </w:p>
         </w:tc>
@@ -2811,25 +3529,28 @@
         </w:trPr>
         <w:tc>
           <w:tcPr>
-            <w:tcW w:w="7371" w:type="dxa"/>
+            <w:tcW w:w="0" w:type="auto"/>
             <w:vAlign w:val="center"/>
             <w:hideMark/>
           </w:tcPr>
           <w:p>
             <w:r>
-              <w:t>Created Date</w:t>
+              <w:t>Author</w:t>
             </w:r>
           </w:p>
         </w:tc>
         <w:tc>
           <w:tcPr>
-            <w:tcW w:w="1269" w:type="dxa"/>
+            <w:tcW w:w="0" w:type="auto"/>
             <w:vAlign w:val="center"/>
             <w:hideMark/>
           </w:tcPr>
           <w:p>
             <w:r>
-              <w:t>Notification creation time</w:t>
+              <w:tab/>
+            </w:r>
+            <w:r>
+              <w:t>Edit author</w:t>
             </w:r>
           </w:p>
         </w:tc>
@@ -2840,111 +3561,2714 @@
         </w:trPr>
         <w:tc>
           <w:tcPr>
-            <w:tcW w:w="7371" w:type="dxa"/>
+            <w:tcW w:w="0" w:type="auto"/>
             <w:vAlign w:val="center"/>
+            <w:hideMark/>
           </w:tcPr>
           <w:p>
             <w:r>
-              <w:rPr>
-                <w:noProof/>
-              </w:rPr>
-              <w:drawing>
-                <wp:anchor distT="0" distB="0" distL="114300" distR="114300" simplePos="0" relativeHeight="251666944" behindDoc="1" locked="0" layoutInCell="1" allowOverlap="1" wp14:anchorId="5EB0EC04" wp14:editId="67D5DD22">
-                  <wp:simplePos x="0" y="0"/>
-                  <wp:positionH relativeFrom="column">
-                    <wp:posOffset>-6985</wp:posOffset>
-                  </wp:positionH>
-                  <wp:positionV relativeFrom="paragraph">
-                    <wp:posOffset>361950</wp:posOffset>
-                  </wp:positionV>
-                  <wp:extent cx="4716780" cy="2606040"/>
-                  <wp:effectExtent l="0" t="0" r="7620" b="3810"/>
-                  <wp:wrapThrough wrapText="bothSides">
-                    <wp:wrapPolygon edited="0">
-                      <wp:start x="0" y="0"/>
-                      <wp:lineTo x="0" y="21474"/>
-                      <wp:lineTo x="21548" y="21474"/>
-                      <wp:lineTo x="21548" y="0"/>
-                      <wp:lineTo x="0" y="0"/>
-                    </wp:wrapPolygon>
-                  </wp:wrapThrough>
-                  <wp:docPr id="12" name="Picture 12"/>
-                  <wp:cNvGraphicFramePr>
-                    <a:graphicFrameLocks xmlns:a="http://schemas.openxmlformats.org/drawingml/2006/main" noChangeAspect="1"/>
-                  </wp:cNvGraphicFramePr>
-                  <a:graphic xmlns:a="http://schemas.openxmlformats.org/drawingml/2006/main">
-                    <a:graphicData uri="http://schemas.openxmlformats.org/drawingml/2006/picture">
-                      <pic:pic xmlns:pic="http://schemas.openxmlformats.org/drawingml/2006/picture">
-                        <pic:nvPicPr>
-                          <pic:cNvPr id="1" name=""/>
-                          <pic:cNvPicPr/>
-                        </pic:nvPicPr>
-                        <pic:blipFill>
-                          <a:blip r:embed="rId12"/>
-                          <a:stretch>
-                            <a:fillRect/>
-                          </a:stretch>
-                        </pic:blipFill>
-                        <pic:spPr>
-                          <a:xfrm>
-                            <a:off x="0" y="0"/>
-                            <a:ext cx="4716780" cy="2606040"/>
-                          </a:xfrm>
-                          <a:prstGeom prst="rect">
-                            <a:avLst/>
-                          </a:prstGeom>
-                        </pic:spPr>
-                      </pic:pic>
-                    </a:graphicData>
-                  </a:graphic>
-                  <wp14:sizeRelH relativeFrom="margin">
-                    <wp14:pctWidth>0</wp14:pctWidth>
-                  </wp14:sizeRelH>
-                  <wp14:sizeRelV relativeFrom="margin">
-                    <wp14:pctHeight>0</wp14:pctHeight>
-                  </wp14:sizeRelV>
-                </wp:anchor>
-              </w:drawing>
+              <w:t>Publisher</w:t>
             </w:r>
           </w:p>
-          <w:p>
-            <w:pPr>
-              <w:pStyle w:val="NormalWeb"/>
-              <w:ind w:left="2160" w:firstLine="720"/>
-            </w:pPr>
-            <w:r>
-              <w:rPr>
-                <w:rStyle w:val="Strong"/>
-                <w:rFonts w:eastAsiaTheme="majorEastAsia"/>
-              </w:rPr>
-              <w:lastRenderedPageBreak/>
-              <w:t>Notification Page</w:t>
-            </w:r>
-          </w:p>
-          <w:p/>
         </w:tc>
         <w:tc>
           <w:tcPr>
-            <w:tcW w:w="1269" w:type="dxa"/>
+            <w:tcW w:w="0" w:type="auto"/>
             <w:vAlign w:val="center"/>
+            <w:hideMark/>
           </w:tcPr>
-          <w:p/>
+          <w:p>
+            <w:r>
+              <w:tab/>
+            </w:r>
+            <w:r>
+              <w:t>Edit publisher</w:t>
+            </w:r>
+          </w:p>
+        </w:tc>
+      </w:tr>
+      <w:tr>
+        <w:trPr>
+          <w:tblCellSpacing w:w="15" w:type="dxa"/>
+        </w:trPr>
+        <w:tc>
+          <w:tcPr>
+            <w:tcW w:w="0" w:type="auto"/>
+            <w:vAlign w:val="center"/>
+            <w:hideMark/>
+          </w:tcPr>
+          <w:p>
+            <w:r>
+              <w:lastRenderedPageBreak/>
+              <w:t>Publish Year</w:t>
+            </w:r>
+          </w:p>
+        </w:tc>
+        <w:tc>
+          <w:tcPr>
+            <w:tcW w:w="0" w:type="auto"/>
+            <w:vAlign w:val="center"/>
+            <w:hideMark/>
+          </w:tcPr>
+          <w:p>
+            <w:r>
+              <w:tab/>
+            </w:r>
+            <w:r>
+              <w:t>Edit publication year</w:t>
+            </w:r>
+          </w:p>
+        </w:tc>
+      </w:tr>
+      <w:tr>
+        <w:trPr>
+          <w:tblCellSpacing w:w="15" w:type="dxa"/>
+        </w:trPr>
+        <w:tc>
+          <w:tcPr>
+            <w:tcW w:w="0" w:type="auto"/>
+            <w:vAlign w:val="center"/>
+            <w:hideMark/>
+          </w:tcPr>
+          <w:p>
+            <w:r>
+              <w:t>Quantity</w:t>
+            </w:r>
+          </w:p>
+        </w:tc>
+        <w:tc>
+          <w:tcPr>
+            <w:tcW w:w="0" w:type="auto"/>
+            <w:vAlign w:val="center"/>
+            <w:hideMark/>
+          </w:tcPr>
+          <w:p>
+            <w:r>
+              <w:tab/>
+            </w:r>
+            <w:r>
+              <w:t>Edit number of copies</w:t>
+            </w:r>
+          </w:p>
+        </w:tc>
+      </w:tr>
+      <w:tr>
+        <w:trPr>
+          <w:tblCellSpacing w:w="15" w:type="dxa"/>
+        </w:trPr>
+        <w:tc>
+          <w:tcPr>
+            <w:tcW w:w="0" w:type="auto"/>
+            <w:vAlign w:val="center"/>
+            <w:hideMark/>
+          </w:tcPr>
+          <w:p>
+            <w:r>
+              <w:t>Category</w:t>
+            </w:r>
+          </w:p>
+        </w:tc>
+        <w:tc>
+          <w:tcPr>
+            <w:tcW w:w="0" w:type="auto"/>
+            <w:vAlign w:val="center"/>
+            <w:hideMark/>
+          </w:tcPr>
+          <w:p>
+            <w:r>
+              <w:tab/>
+            </w:r>
+            <w:r>
+              <w:t>Change category</w:t>
+            </w:r>
+          </w:p>
         </w:tc>
       </w:tr>
     </w:tbl>
     <w:p>
       <w:r>
-        <w:pict w14:anchorId="30A9E232">
-          <v:rect id="_x0000_i1031" style="width:409.55pt;height:2.1pt" o:hrpct="948" o:hralign="center" o:hrstd="t" o:hr="t" fillcolor="#a0a0a0" stroked="f"/>
+        <w:pict w14:anchorId="305BD8A5">
+          <v:rect id="_x0000_i1068" style="width:0;height:1.5pt" o:hralign="center" o:hrstd="t" o:hr="t" fillcolor="#a0a0a0" stroked="f"/>
         </w:pict>
       </w:r>
     </w:p>
     <w:p>
       <w:pPr>
+        <w:pStyle w:val="Heading2"/>
+      </w:pPr>
+      <w:r>
+        <w:t>Buttons</w:t>
+      </w:r>
+    </w:p>
+    <w:tbl>
+      <w:tblPr>
+        <w:tblW w:w="0" w:type="auto"/>
+        <w:tblCellSpacing w:w="15" w:type="dxa"/>
+        <w:tblCellMar>
+          <w:top w:w="15" w:type="dxa"/>
+          <w:left w:w="15" w:type="dxa"/>
+          <w:bottom w:w="15" w:type="dxa"/>
+          <w:right w:w="15" w:type="dxa"/>
+        </w:tblCellMar>
+        <w:tblLook w:val="04A0" w:firstRow="1" w:lastRow="0" w:firstColumn="1" w:lastColumn="0" w:noHBand="0" w:noVBand="1"/>
+      </w:tblPr>
+      <w:tblGrid>
+        <w:gridCol w:w="1345"/>
+        <w:gridCol w:w="3162"/>
+      </w:tblGrid>
+      <w:tr>
+        <w:trPr>
+          <w:tblHeader/>
+          <w:tblCellSpacing w:w="15" w:type="dxa"/>
+        </w:trPr>
+        <w:tc>
+          <w:tcPr>
+            <w:tcW w:w="0" w:type="auto"/>
+            <w:vAlign w:val="center"/>
+            <w:hideMark/>
+          </w:tcPr>
+          <w:p>
+            <w:pPr>
+              <w:rPr>
+                <w:b/>
+                <w:bCs/>
+              </w:rPr>
+            </w:pPr>
+            <w:r>
+              <w:rPr>
+                <w:b/>
+                <w:bCs/>
+              </w:rPr>
+              <w:t>Button</w:t>
+            </w:r>
+          </w:p>
+        </w:tc>
+        <w:tc>
+          <w:tcPr>
+            <w:tcW w:w="0" w:type="auto"/>
+            <w:vAlign w:val="center"/>
+            <w:hideMark/>
+          </w:tcPr>
+          <w:p>
+            <w:pPr>
+              <w:rPr>
+                <w:b/>
+                <w:bCs/>
+              </w:rPr>
+            </w:pPr>
+            <w:r>
+              <w:rPr>
+                <w:b/>
+                <w:bCs/>
+              </w:rPr>
+              <w:tab/>
+            </w:r>
+            <w:r>
+              <w:rPr>
+                <w:b/>
+                <w:bCs/>
+              </w:rPr>
+              <w:t>Description</w:t>
+            </w:r>
+          </w:p>
+        </w:tc>
+      </w:tr>
+      <w:tr>
+        <w:trPr>
+          <w:tblCellSpacing w:w="15" w:type="dxa"/>
+        </w:trPr>
+        <w:tc>
+          <w:tcPr>
+            <w:tcW w:w="0" w:type="auto"/>
+            <w:vAlign w:val="center"/>
+            <w:hideMark/>
+          </w:tcPr>
+          <w:p>
+            <w:r>
+              <w:t>Save Changes</w:t>
+            </w:r>
+          </w:p>
+        </w:tc>
+        <w:tc>
+          <w:tcPr>
+            <w:tcW w:w="0" w:type="auto"/>
+            <w:vAlign w:val="center"/>
+            <w:hideMark/>
+          </w:tcPr>
+          <w:p>
+            <w:r>
+              <w:tab/>
+            </w:r>
+            <w:r>
+              <w:t>Update book information</w:t>
+            </w:r>
+          </w:p>
+        </w:tc>
+      </w:tr>
+      <w:tr>
+        <w:trPr>
+          <w:tblCellSpacing w:w="15" w:type="dxa"/>
+        </w:trPr>
+        <w:tc>
+          <w:tcPr>
+            <w:tcW w:w="0" w:type="auto"/>
+            <w:vAlign w:val="center"/>
+            <w:hideMark/>
+          </w:tcPr>
+          <w:p>
+            <w:r>
+              <w:t>Cancel</w:t>
+            </w:r>
+          </w:p>
+        </w:tc>
+        <w:tc>
+          <w:tcPr>
+            <w:tcW w:w="0" w:type="auto"/>
+            <w:vAlign w:val="center"/>
+            <w:hideMark/>
+          </w:tcPr>
+          <w:p>
+            <w:r>
+              <w:tab/>
+            </w:r>
+            <w:r>
+              <w:t>Return without saving</w:t>
+            </w:r>
+          </w:p>
+        </w:tc>
+      </w:tr>
+    </w:tbl>
+    <w:p>
+      <w:r>
+        <w:pict w14:anchorId="4E92EE68">
+          <v:rect id="_x0000_i1069" style="width:0;height:1.5pt" o:hralign="center" o:hrstd="t" o:hr="t" fillcolor="#a0a0a0" stroked="f"/>
+        </w:pict>
+      </w:r>
+    </w:p>
+    <w:p>
+      <w:pPr>
+        <w:pStyle w:val="Heading2"/>
+      </w:pPr>
+      <w:r>
+        <w:t>Interface Screenshot</w:t>
+      </w:r>
+    </w:p>
+    <w:p>
+      <w:pPr>
+        <w:pStyle w:val="NormalWeb"/>
+        <w:rPr>
+          <w:rStyle w:val="Strong"/>
+          <w:rFonts w:eastAsiaTheme="majorEastAsia"/>
+        </w:rPr>
+      </w:pPr>
+      <w:r>
+        <w:rPr>
+          <w:rStyle w:val="Strong"/>
+          <w:rFonts w:eastAsiaTheme="majorEastAsia"/>
+        </w:rPr>
+        <w:t>Figure 6. Update Book Page</w:t>
+      </w:r>
+    </w:p>
+    <w:p>
+      <w:pPr>
+        <w:pStyle w:val="NormalWeb"/>
+      </w:pPr>
+      <w:r>
+        <w:drawing>
+          <wp:inline distT="0" distB="0" distL="0" distR="0" wp14:anchorId="069033BF" wp14:editId="0645F4AB">
+            <wp:extent cx="5063836" cy="2452796"/>
+            <wp:effectExtent l="0" t="0" r="3810" b="5080"/>
+            <wp:docPr id="13" name="Picture 13"/>
+            <wp:cNvGraphicFramePr>
+              <a:graphicFrameLocks xmlns:a="http://schemas.openxmlformats.org/drawingml/2006/main" noChangeAspect="1"/>
+            </wp:cNvGraphicFramePr>
+            <a:graphic xmlns:a="http://schemas.openxmlformats.org/drawingml/2006/main">
+              <a:graphicData uri="http://schemas.openxmlformats.org/drawingml/2006/picture">
+                <pic:pic xmlns:pic="http://schemas.openxmlformats.org/drawingml/2006/picture">
+                  <pic:nvPicPr>
+                    <pic:cNvPr id="1" name=""/>
+                    <pic:cNvPicPr/>
+                  </pic:nvPicPr>
+                  <pic:blipFill>
+                    <a:blip r:embed="rId11"/>
+                    <a:stretch>
+                      <a:fillRect/>
+                    </a:stretch>
+                  </pic:blipFill>
+                  <pic:spPr>
+                    <a:xfrm>
+                      <a:off x="0" y="0"/>
+                      <a:ext cx="5069461" cy="2455520"/>
+                    </a:xfrm>
+                    <a:prstGeom prst="rect">
+                      <a:avLst/>
+                    </a:prstGeom>
+                  </pic:spPr>
+                </pic:pic>
+              </a:graphicData>
+            </a:graphic>
+          </wp:inline>
+        </w:drawing>
+      </w:r>
+    </w:p>
+    <w:p>
+      <w:pPr>
+        <w:pStyle w:val="NormalWeb"/>
+        <w:ind w:left="2880" w:firstLine="720"/>
+      </w:pPr>
+      <w:r>
+        <w:rPr>
+          <w:rStyle w:val="Emphasis"/>
+        </w:rPr>
+        <w:t xml:space="preserve">Update Book </w:t>
+      </w:r>
+    </w:p>
+    <w:p>
+      <w:r>
+        <w:pict w14:anchorId="75D0FC05">
+          <v:rect id="_x0000_i1070" style="width:0;height:1.5pt" o:hralign="center" o:hrstd="t" o:hr="t" fillcolor="#a0a0a0" stroked="f"/>
+        </w:pict>
+      </w:r>
+    </w:p>
+    <w:p>
+      <w:pPr>
         <w:pStyle w:val="Heading1"/>
       </w:pPr>
       <w:r>
-        <w:t>7. Design Principles</w:t>
+        <w:lastRenderedPageBreak/>
+        <w:t>5. Borrow &amp; Return Interface</w:t>
+      </w:r>
+    </w:p>
+    <w:p>
+      <w:pPr>
+        <w:pStyle w:val="Heading2"/>
+      </w:pPr>
+      <w:r>
+        <w:t>Purpose</w:t>
+      </w:r>
+    </w:p>
+    <w:p>
+      <w:pPr>
+        <w:pStyle w:val="NormalWeb"/>
+      </w:pPr>
+      <w:r>
+        <w:t>Allows librarians to manage borrowing and returning operations.</w:t>
+      </w:r>
+    </w:p>
+    <w:p>
+      <w:r>
+        <w:pict w14:anchorId="6D614FC3">
+          <v:rect id="_x0000_i1071" style="width:0;height:1.5pt" o:hralign="center" o:hrstd="t" o:hr="t" fillcolor="#a0a0a0" stroked="f"/>
+        </w:pict>
+      </w:r>
+    </w:p>
+    <w:p>
+      <w:pPr>
+        <w:pStyle w:val="Heading2"/>
+      </w:pPr>
+      <w:r>
+        <w:t>Interface Components</w:t>
+      </w:r>
+    </w:p>
+    <w:tbl>
+      <w:tblPr>
+        <w:tblW w:w="0" w:type="auto"/>
+        <w:tblCellSpacing w:w="15" w:type="dxa"/>
+        <w:tblCellMar>
+          <w:top w:w="15" w:type="dxa"/>
+          <w:left w:w="15" w:type="dxa"/>
+          <w:bottom w:w="15" w:type="dxa"/>
+          <w:right w:w="15" w:type="dxa"/>
+        </w:tblCellMar>
+        <w:tblLook w:val="04A0" w:firstRow="1" w:lastRow="0" w:firstColumn="1" w:lastColumn="0" w:noHBand="0" w:noVBand="1"/>
+      </w:tblPr>
+      <w:tblGrid>
+        <w:gridCol w:w="2089"/>
+        <w:gridCol w:w="3313"/>
+      </w:tblGrid>
+      <w:tr>
+        <w:trPr>
+          <w:tblHeader/>
+          <w:tblCellSpacing w:w="15" w:type="dxa"/>
+        </w:trPr>
+        <w:tc>
+          <w:tcPr>
+            <w:tcW w:w="0" w:type="auto"/>
+            <w:vAlign w:val="center"/>
+            <w:hideMark/>
+          </w:tcPr>
+          <w:p>
+            <w:pPr>
+              <w:rPr>
+                <w:b/>
+                <w:bCs/>
+              </w:rPr>
+            </w:pPr>
+            <w:r>
+              <w:rPr>
+                <w:b/>
+                <w:bCs/>
+              </w:rPr>
+              <w:t>Component</w:t>
+            </w:r>
+          </w:p>
+        </w:tc>
+        <w:tc>
+          <w:tcPr>
+            <w:tcW w:w="0" w:type="auto"/>
+            <w:vAlign w:val="center"/>
+            <w:hideMark/>
+          </w:tcPr>
+          <w:p>
+            <w:pPr>
+              <w:rPr>
+                <w:b/>
+                <w:bCs/>
+              </w:rPr>
+            </w:pPr>
+            <w:r>
+              <w:rPr>
+                <w:b/>
+                <w:bCs/>
+              </w:rPr>
+              <w:tab/>
+            </w:r>
+            <w:r>
+              <w:rPr>
+                <w:b/>
+                <w:bCs/>
+              </w:rPr>
+              <w:t>Description</w:t>
+            </w:r>
+          </w:p>
+        </w:tc>
+      </w:tr>
+      <w:tr>
+        <w:trPr>
+          <w:tblCellSpacing w:w="15" w:type="dxa"/>
+        </w:trPr>
+        <w:tc>
+          <w:tcPr>
+            <w:tcW w:w="0" w:type="auto"/>
+            <w:vAlign w:val="center"/>
+            <w:hideMark/>
+          </w:tcPr>
+          <w:p>
+            <w:r>
+              <w:t>Reader Dropdown</w:t>
+            </w:r>
+          </w:p>
+        </w:tc>
+        <w:tc>
+          <w:tcPr>
+            <w:tcW w:w="0" w:type="auto"/>
+            <w:vAlign w:val="center"/>
+            <w:hideMark/>
+          </w:tcPr>
+          <w:p>
+            <w:r>
+              <w:tab/>
+            </w:r>
+            <w:r>
+              <w:t>Select reader</w:t>
+            </w:r>
+          </w:p>
+        </w:tc>
+      </w:tr>
+      <w:tr>
+        <w:trPr>
+          <w:tblCellSpacing w:w="15" w:type="dxa"/>
+        </w:trPr>
+        <w:tc>
+          <w:tcPr>
+            <w:tcW w:w="0" w:type="auto"/>
+            <w:vAlign w:val="center"/>
+            <w:hideMark/>
+          </w:tcPr>
+          <w:p>
+            <w:r>
+              <w:t>Book Dropdown</w:t>
+            </w:r>
+          </w:p>
+        </w:tc>
+        <w:tc>
+          <w:tcPr>
+            <w:tcW w:w="0" w:type="auto"/>
+            <w:vAlign w:val="center"/>
+            <w:hideMark/>
+          </w:tcPr>
+          <w:p>
+            <w:r>
+              <w:tab/>
+            </w:r>
+            <w:r>
+              <w:t>Select book</w:t>
+            </w:r>
+          </w:p>
+        </w:tc>
+      </w:tr>
+      <w:tr>
+        <w:trPr>
+          <w:tblCellSpacing w:w="15" w:type="dxa"/>
+        </w:trPr>
+        <w:tc>
+          <w:tcPr>
+            <w:tcW w:w="0" w:type="auto"/>
+            <w:vAlign w:val="center"/>
+            <w:hideMark/>
+          </w:tcPr>
+          <w:p>
+            <w:r>
+              <w:t>Borrow Button</w:t>
+            </w:r>
+          </w:p>
+        </w:tc>
+        <w:tc>
+          <w:tcPr>
+            <w:tcW w:w="0" w:type="auto"/>
+            <w:vAlign w:val="center"/>
+            <w:hideMark/>
+          </w:tcPr>
+          <w:p>
+            <w:r>
+              <w:tab/>
+            </w:r>
+            <w:r>
+              <w:t>Create borrowing record</w:t>
+            </w:r>
+          </w:p>
+        </w:tc>
+      </w:tr>
+      <w:tr>
+        <w:trPr>
+          <w:tblCellSpacing w:w="15" w:type="dxa"/>
+        </w:trPr>
+        <w:tc>
+          <w:tcPr>
+            <w:tcW w:w="0" w:type="auto"/>
+            <w:vAlign w:val="center"/>
+            <w:hideMark/>
+          </w:tcPr>
+          <w:p>
+            <w:r>
+              <w:t>Borrow Record Table</w:t>
+            </w:r>
+          </w:p>
+        </w:tc>
+        <w:tc>
+          <w:tcPr>
+            <w:tcW w:w="0" w:type="auto"/>
+            <w:vAlign w:val="center"/>
+            <w:hideMark/>
+          </w:tcPr>
+          <w:p>
+            <w:r>
+              <w:tab/>
+            </w:r>
+            <w:r>
+              <w:t>Display borrowing records</w:t>
+            </w:r>
+          </w:p>
+        </w:tc>
+      </w:tr>
+      <w:tr>
+        <w:trPr>
+          <w:tblCellSpacing w:w="15" w:type="dxa"/>
+        </w:trPr>
+        <w:tc>
+          <w:tcPr>
+            <w:tcW w:w="0" w:type="auto"/>
+            <w:vAlign w:val="center"/>
+            <w:hideMark/>
+          </w:tcPr>
+          <w:p>
+            <w:r>
+              <w:t>Return Button</w:t>
+            </w:r>
+          </w:p>
+        </w:tc>
+        <w:tc>
+          <w:tcPr>
+            <w:tcW w:w="0" w:type="auto"/>
+            <w:vAlign w:val="center"/>
+            <w:hideMark/>
+          </w:tcPr>
+          <w:p>
+            <w:r>
+              <w:tab/>
+            </w:r>
+            <w:r>
+              <w:t>Process returned books</w:t>
+            </w:r>
+          </w:p>
+        </w:tc>
+      </w:tr>
+      <w:tr>
+        <w:trPr>
+          <w:tblCellSpacing w:w="15" w:type="dxa"/>
+        </w:trPr>
+        <w:tc>
+          <w:tcPr>
+            <w:tcW w:w="0" w:type="auto"/>
+            <w:vAlign w:val="center"/>
+            <w:hideMark/>
+          </w:tcPr>
+          <w:p>
+            <w:r>
+              <w:t>Fine Button</w:t>
+            </w:r>
+          </w:p>
+        </w:tc>
+        <w:tc>
+          <w:tcPr>
+            <w:tcW w:w="0" w:type="auto"/>
+            <w:vAlign w:val="center"/>
+            <w:hideMark/>
+          </w:tcPr>
+          <w:p>
+            <w:r>
+              <w:tab/>
+            </w:r>
+            <w:r>
+              <w:t>View overdue fine</w:t>
+            </w:r>
+          </w:p>
+        </w:tc>
+      </w:tr>
+      <w:tr>
+        <w:trPr>
+          <w:tblCellSpacing w:w="15" w:type="dxa"/>
+        </w:trPr>
+        <w:tc>
+          <w:tcPr>
+            <w:tcW w:w="0" w:type="auto"/>
+            <w:vAlign w:val="center"/>
+            <w:hideMark/>
+          </w:tcPr>
+          <w:p>
+            <w:r>
+              <w:t>Overdue Indicator</w:t>
+            </w:r>
+          </w:p>
+        </w:tc>
+        <w:tc>
+          <w:tcPr>
+            <w:tcW w:w="0" w:type="auto"/>
+            <w:vAlign w:val="center"/>
+            <w:hideMark/>
+          </w:tcPr>
+          <w:p>
+            <w:r>
+              <w:tab/>
+            </w:r>
+            <w:r>
+              <w:t>Highlight overdue books</w:t>
+            </w:r>
+          </w:p>
+        </w:tc>
+      </w:tr>
+    </w:tbl>
+    <w:p>
+      <w:r>
+        <w:pict w14:anchorId="493DE719">
+          <v:rect id="_x0000_i1072" style="width:0;height:1.5pt" o:hralign="center" o:hrstd="t" o:hr="t" fillcolor="#a0a0a0" stroked="f"/>
+        </w:pict>
+      </w:r>
+    </w:p>
+    <w:p>
+      <w:pPr>
+        <w:pStyle w:val="Heading2"/>
+      </w:pPr>
+      <w:r>
+        <w:t>Borrow Record Information</w:t>
+      </w:r>
+    </w:p>
+    <w:tbl>
+      <w:tblPr>
+        <w:tblW w:w="0" w:type="auto"/>
+        <w:tblCellSpacing w:w="15" w:type="dxa"/>
+        <w:tblCellMar>
+          <w:top w:w="15" w:type="dxa"/>
+          <w:left w:w="15" w:type="dxa"/>
+          <w:bottom w:w="15" w:type="dxa"/>
+          <w:right w:w="15" w:type="dxa"/>
+        </w:tblCellMar>
+        <w:tblLook w:val="04A0" w:firstRow="1" w:lastRow="0" w:firstColumn="1" w:lastColumn="0" w:noHBand="0" w:noVBand="1"/>
+      </w:tblPr>
+      <w:tblGrid>
+        <w:gridCol w:w="1304"/>
+      </w:tblGrid>
+      <w:tr>
+        <w:trPr>
+          <w:tblHeader/>
+          <w:tblCellSpacing w:w="15" w:type="dxa"/>
+        </w:trPr>
+        <w:tc>
+          <w:tcPr>
+            <w:tcW w:w="0" w:type="auto"/>
+            <w:vAlign w:val="center"/>
+            <w:hideMark/>
+          </w:tcPr>
+          <w:p>
+            <w:pPr>
+              <w:rPr>
+                <w:b/>
+                <w:bCs/>
+              </w:rPr>
+            </w:pPr>
+            <w:r>
+              <w:rPr>
+                <w:b/>
+                <w:bCs/>
+              </w:rPr>
+              <w:t>Field</w:t>
+            </w:r>
+          </w:p>
+        </w:tc>
+      </w:tr>
+      <w:tr>
+        <w:trPr>
+          <w:tblCellSpacing w:w="15" w:type="dxa"/>
+        </w:trPr>
+        <w:tc>
+          <w:tcPr>
+            <w:tcW w:w="0" w:type="auto"/>
+            <w:vAlign w:val="center"/>
+            <w:hideMark/>
+          </w:tcPr>
+          <w:p>
+            <w:r>
+              <w:t>Reader</w:t>
+            </w:r>
+          </w:p>
+        </w:tc>
+      </w:tr>
+      <w:tr>
+        <w:trPr>
+          <w:tblCellSpacing w:w="15" w:type="dxa"/>
+        </w:trPr>
+        <w:tc>
+          <w:tcPr>
+            <w:tcW w:w="0" w:type="auto"/>
+            <w:vAlign w:val="center"/>
+            <w:hideMark/>
+          </w:tcPr>
+          <w:p>
+            <w:r>
+              <w:t>Book</w:t>
+            </w:r>
+          </w:p>
+        </w:tc>
+      </w:tr>
+      <w:tr>
+        <w:trPr>
+          <w:tblCellSpacing w:w="15" w:type="dxa"/>
+        </w:trPr>
+        <w:tc>
+          <w:tcPr>
+            <w:tcW w:w="0" w:type="auto"/>
+            <w:vAlign w:val="center"/>
+            <w:hideMark/>
+          </w:tcPr>
+          <w:p>
+            <w:r>
+              <w:t>Borrow Date</w:t>
+            </w:r>
+          </w:p>
+        </w:tc>
+      </w:tr>
+      <w:tr>
+        <w:trPr>
+          <w:tblCellSpacing w:w="15" w:type="dxa"/>
+        </w:trPr>
+        <w:tc>
+          <w:tcPr>
+            <w:tcW w:w="0" w:type="auto"/>
+            <w:vAlign w:val="center"/>
+            <w:hideMark/>
+          </w:tcPr>
+          <w:p>
+            <w:r>
+              <w:t>Due Date</w:t>
+            </w:r>
+          </w:p>
+        </w:tc>
+      </w:tr>
+      <w:tr>
+        <w:trPr>
+          <w:tblCellSpacing w:w="15" w:type="dxa"/>
+        </w:trPr>
+        <w:tc>
+          <w:tcPr>
+            <w:tcW w:w="0" w:type="auto"/>
+            <w:vAlign w:val="center"/>
+            <w:hideMark/>
+          </w:tcPr>
+          <w:p>
+            <w:r>
+              <w:t>Return Date</w:t>
+            </w:r>
+          </w:p>
+        </w:tc>
+      </w:tr>
+      <w:tr>
+        <w:trPr>
+          <w:tblCellSpacing w:w="15" w:type="dxa"/>
+        </w:trPr>
+        <w:tc>
+          <w:tcPr>
+            <w:tcW w:w="0" w:type="auto"/>
+            <w:vAlign w:val="center"/>
+            <w:hideMark/>
+          </w:tcPr>
+          <w:p>
+            <w:r>
+              <w:t>Status</w:t>
+            </w:r>
+          </w:p>
+        </w:tc>
+      </w:tr>
+      <w:tr>
+        <w:trPr>
+          <w:tblCellSpacing w:w="15" w:type="dxa"/>
+        </w:trPr>
+        <w:tc>
+          <w:tcPr>
+            <w:tcW w:w="0" w:type="auto"/>
+            <w:vAlign w:val="center"/>
+            <w:hideMark/>
+          </w:tcPr>
+          <w:p>
+            <w:r>
+              <w:t>Fine Amount</w:t>
+            </w:r>
+          </w:p>
+        </w:tc>
+      </w:tr>
+    </w:tbl>
+    <w:p>
+      <w:r>
+        <w:pict w14:anchorId="66D77C47">
+          <v:rect id="_x0000_i1073" style="width:0;height:1.5pt" o:hralign="center" o:hrstd="t" o:hr="t" fillcolor="#a0a0a0" stroked="f"/>
+        </w:pict>
+      </w:r>
+    </w:p>
+    <w:p>
+      <w:pPr>
+        <w:pStyle w:val="Heading2"/>
+      </w:pPr>
+      <w:r>
+        <w:lastRenderedPageBreak/>
+        <w:t>Interface Screenshot</w:t>
+      </w:r>
+    </w:p>
+    <w:p>
+      <w:pPr>
+        <w:pStyle w:val="NormalWeb"/>
+        <w:rPr>
+          <w:rStyle w:val="Strong"/>
+          <w:rFonts w:eastAsiaTheme="majorEastAsia"/>
+        </w:rPr>
+      </w:pPr>
+      <w:r>
+        <w:rPr>
+          <w:rStyle w:val="Strong"/>
+          <w:rFonts w:eastAsiaTheme="majorEastAsia"/>
+        </w:rPr>
+        <w:t>Figure 7. Borrow Management Page</w:t>
+      </w:r>
+    </w:p>
+    <w:p>
+      <w:pPr>
+        <w:pStyle w:val="NormalWeb"/>
+      </w:pPr>
+      <w:r>
+        <w:drawing>
+          <wp:inline distT="0" distB="0" distL="0" distR="0" wp14:anchorId="4E06DA59" wp14:editId="1E92AAB4">
+            <wp:extent cx="5486400" cy="2620645"/>
+            <wp:effectExtent l="0" t="0" r="0" b="8255"/>
+            <wp:docPr id="14" name="Picture 14"/>
+            <wp:cNvGraphicFramePr>
+              <a:graphicFrameLocks xmlns:a="http://schemas.openxmlformats.org/drawingml/2006/main" noChangeAspect="1"/>
+            </wp:cNvGraphicFramePr>
+            <a:graphic xmlns:a="http://schemas.openxmlformats.org/drawingml/2006/main">
+              <a:graphicData uri="http://schemas.openxmlformats.org/drawingml/2006/picture">
+                <pic:pic xmlns:pic="http://schemas.openxmlformats.org/drawingml/2006/picture">
+                  <pic:nvPicPr>
+                    <pic:cNvPr id="1" name=""/>
+                    <pic:cNvPicPr/>
+                  </pic:nvPicPr>
+                  <pic:blipFill>
+                    <a:blip r:embed="rId12"/>
+                    <a:stretch>
+                      <a:fillRect/>
+                    </a:stretch>
+                  </pic:blipFill>
+                  <pic:spPr>
+                    <a:xfrm>
+                      <a:off x="0" y="0"/>
+                      <a:ext cx="5486400" cy="2620645"/>
+                    </a:xfrm>
+                    <a:prstGeom prst="rect">
+                      <a:avLst/>
+                    </a:prstGeom>
+                  </pic:spPr>
+                </pic:pic>
+              </a:graphicData>
+            </a:graphic>
+          </wp:inline>
+        </w:drawing>
+      </w:r>
+    </w:p>
+    <w:p>
+      <w:pPr>
+        <w:pStyle w:val="NormalWeb"/>
+        <w:ind w:left="2880" w:firstLine="720"/>
+      </w:pPr>
+      <w:r>
+        <w:rPr>
+          <w:rStyle w:val="Emphasis"/>
+        </w:rPr>
+        <w:t>Borrow</w:t>
+      </w:r>
+      <w:r>
+        <w:rPr>
+          <w:rStyle w:val="Emphasis"/>
+        </w:rPr>
+        <w:t xml:space="preserve"> &amp; Return</w:t>
+      </w:r>
+    </w:p>
+    <w:p>
+      <w:r>
+        <w:pict w14:anchorId="73C79398">
+          <v:rect id="_x0000_i1074" style="width:0;height:1.5pt" o:hralign="center" o:hrstd="t" o:hr="t" fillcolor="#a0a0a0" stroked="f"/>
+        </w:pict>
+      </w:r>
+    </w:p>
+    <w:p>
+      <w:pPr>
+        <w:pStyle w:val="Heading1"/>
+      </w:pPr>
+      <w:r>
+        <w:t>5.1 Fine Interface</w:t>
+      </w:r>
+    </w:p>
+    <w:p>
+      <w:pPr>
+        <w:pStyle w:val="Heading2"/>
+      </w:pPr>
+      <w:r>
+        <w:t>Purpose</w:t>
+      </w:r>
+    </w:p>
+    <w:p>
+      <w:pPr>
+        <w:pStyle w:val="NormalWeb"/>
+      </w:pPr>
+      <w:r>
+        <w:t>Displays overdue fine information when books are returned late.</w:t>
+      </w:r>
+    </w:p>
+    <w:p>
+      <w:r>
+        <w:pict w14:anchorId="4A762C53">
+          <v:rect id="_x0000_i1075" style="width:0;height:1.5pt" o:hralign="center" o:hrstd="t" o:hr="t" fillcolor="#a0a0a0" stroked="f"/>
+        </w:pict>
+      </w:r>
+    </w:p>
+    <w:p>
+      <w:pPr>
+        <w:pStyle w:val="Heading2"/>
+      </w:pPr>
+      <w:r>
+        <w:t>Information Displayed</w:t>
+      </w:r>
+    </w:p>
+    <w:tbl>
+      <w:tblPr>
+        <w:tblW w:w="0" w:type="auto"/>
+        <w:tblCellSpacing w:w="15" w:type="dxa"/>
+        <w:tblCellMar>
+          <w:top w:w="15" w:type="dxa"/>
+          <w:left w:w="15" w:type="dxa"/>
+          <w:bottom w:w="15" w:type="dxa"/>
+          <w:right w:w="15" w:type="dxa"/>
+        </w:tblCellMar>
+        <w:tblLook w:val="04A0" w:firstRow="1" w:lastRow="0" w:firstColumn="1" w:lastColumn="0" w:noHBand="0" w:noVBand="1"/>
+      </w:tblPr>
+      <w:tblGrid>
+        <w:gridCol w:w="1401"/>
+      </w:tblGrid>
+      <w:tr>
+        <w:trPr>
+          <w:tblHeader/>
+          <w:tblCellSpacing w:w="15" w:type="dxa"/>
+        </w:trPr>
+        <w:tc>
+          <w:tcPr>
+            <w:tcW w:w="0" w:type="auto"/>
+            <w:vAlign w:val="center"/>
+            <w:hideMark/>
+          </w:tcPr>
+          <w:p>
+            <w:pPr>
+              <w:rPr>
+                <w:b/>
+                <w:bCs/>
+              </w:rPr>
+            </w:pPr>
+            <w:r>
+              <w:rPr>
+                <w:b/>
+                <w:bCs/>
+              </w:rPr>
+              <w:t>Information</w:t>
+            </w:r>
+          </w:p>
+        </w:tc>
+      </w:tr>
+      <w:tr>
+        <w:trPr>
+          <w:tblCellSpacing w:w="15" w:type="dxa"/>
+        </w:trPr>
+        <w:tc>
+          <w:tcPr>
+            <w:tcW w:w="0" w:type="auto"/>
+            <w:vAlign w:val="center"/>
+            <w:hideMark/>
+          </w:tcPr>
+          <w:p>
+            <w:r>
+              <w:t>Reader Name</w:t>
+            </w:r>
+          </w:p>
+        </w:tc>
+      </w:tr>
+      <w:tr>
+        <w:trPr>
+          <w:tblCellSpacing w:w="15" w:type="dxa"/>
+        </w:trPr>
+        <w:tc>
+          <w:tcPr>
+            <w:tcW w:w="0" w:type="auto"/>
+            <w:vAlign w:val="center"/>
+            <w:hideMark/>
+          </w:tcPr>
+          <w:p>
+            <w:r>
+              <w:t>Book Title</w:t>
+            </w:r>
+          </w:p>
+        </w:tc>
+      </w:tr>
+      <w:tr>
+        <w:trPr>
+          <w:tblCellSpacing w:w="15" w:type="dxa"/>
+        </w:trPr>
+        <w:tc>
+          <w:tcPr>
+            <w:tcW w:w="0" w:type="auto"/>
+            <w:vAlign w:val="center"/>
+            <w:hideMark/>
+          </w:tcPr>
+          <w:p>
+            <w:r>
+              <w:t>Due Date</w:t>
+            </w:r>
+          </w:p>
+        </w:tc>
+      </w:tr>
+      <w:tr>
+        <w:trPr>
+          <w:tblCellSpacing w:w="15" w:type="dxa"/>
+        </w:trPr>
+        <w:tc>
+          <w:tcPr>
+            <w:tcW w:w="0" w:type="auto"/>
+            <w:vAlign w:val="center"/>
+            <w:hideMark/>
+          </w:tcPr>
+          <w:p>
+            <w:r>
+              <w:t>Return Date</w:t>
+            </w:r>
+          </w:p>
+        </w:tc>
+      </w:tr>
+      <w:tr>
+        <w:trPr>
+          <w:tblCellSpacing w:w="15" w:type="dxa"/>
+        </w:trPr>
+        <w:tc>
+          <w:tcPr>
+            <w:tcW w:w="0" w:type="auto"/>
+            <w:vAlign w:val="center"/>
+            <w:hideMark/>
+          </w:tcPr>
+          <w:p>
+            <w:r>
+              <w:lastRenderedPageBreak/>
+              <w:t>Overdue Days</w:t>
+            </w:r>
+          </w:p>
+        </w:tc>
+      </w:tr>
+      <w:tr>
+        <w:trPr>
+          <w:tblCellSpacing w:w="15" w:type="dxa"/>
+        </w:trPr>
+        <w:tc>
+          <w:tcPr>
+            <w:tcW w:w="0" w:type="auto"/>
+            <w:vAlign w:val="center"/>
+            <w:hideMark/>
+          </w:tcPr>
+          <w:p>
+            <w:r>
+              <w:t>Fine Amount</w:t>
+            </w:r>
+          </w:p>
+        </w:tc>
+      </w:tr>
+    </w:tbl>
+    <w:p>
+      <w:r>
+        <w:pict w14:anchorId="328F3A9A">
+          <v:rect id="_x0000_i1076" style="width:0;height:1.5pt" o:hralign="center" o:hrstd="t" o:hr="t" fillcolor="#a0a0a0" stroked="f"/>
+        </w:pict>
+      </w:r>
+    </w:p>
+    <w:p>
+      <w:pPr>
+        <w:pStyle w:val="Heading2"/>
+      </w:pPr>
+      <w:r>
+        <w:t>Buttons</w:t>
+      </w:r>
+    </w:p>
+    <w:tbl>
+      <w:tblPr>
+        <w:tblW w:w="0" w:type="auto"/>
+        <w:tblCellSpacing w:w="15" w:type="dxa"/>
+        <w:tblCellMar>
+          <w:top w:w="15" w:type="dxa"/>
+          <w:left w:w="15" w:type="dxa"/>
+          <w:bottom w:w="15" w:type="dxa"/>
+          <w:right w:w="15" w:type="dxa"/>
+        </w:tblCellMar>
+        <w:tblLook w:val="04A0" w:firstRow="1" w:lastRow="0" w:firstColumn="1" w:lastColumn="0" w:noHBand="0" w:noVBand="1"/>
+      </w:tblPr>
+      <w:tblGrid>
+        <w:gridCol w:w="769"/>
+        <w:gridCol w:w="3727"/>
+      </w:tblGrid>
+      <w:tr>
+        <w:trPr>
+          <w:tblHeader/>
+          <w:tblCellSpacing w:w="15" w:type="dxa"/>
+        </w:trPr>
+        <w:tc>
+          <w:tcPr>
+            <w:tcW w:w="0" w:type="auto"/>
+            <w:vAlign w:val="center"/>
+            <w:hideMark/>
+          </w:tcPr>
+          <w:p>
+            <w:pPr>
+              <w:jc w:val="center"/>
+              <w:rPr>
+                <w:b/>
+                <w:bCs/>
+              </w:rPr>
+            </w:pPr>
+            <w:r>
+              <w:rPr>
+                <w:b/>
+                <w:bCs/>
+              </w:rPr>
+              <w:t>Button</w:t>
+            </w:r>
+          </w:p>
+        </w:tc>
+        <w:tc>
+          <w:tcPr>
+            <w:tcW w:w="0" w:type="auto"/>
+            <w:vAlign w:val="center"/>
+            <w:hideMark/>
+          </w:tcPr>
+          <w:p>
+            <w:pPr>
+              <w:rPr>
+                <w:b/>
+                <w:bCs/>
+              </w:rPr>
+            </w:pPr>
+            <w:r>
+              <w:rPr>
+                <w:b/>
+                <w:bCs/>
+              </w:rPr>
+              <w:tab/>
+            </w:r>
+            <w:r>
+              <w:rPr>
+                <w:b/>
+                <w:bCs/>
+              </w:rPr>
+              <w:t>Description</w:t>
+            </w:r>
+          </w:p>
+        </w:tc>
+      </w:tr>
+      <w:tr>
+        <w:trPr>
+          <w:tblCellSpacing w:w="15" w:type="dxa"/>
+        </w:trPr>
+        <w:tc>
+          <w:tcPr>
+            <w:tcW w:w="0" w:type="auto"/>
+            <w:vAlign w:val="center"/>
+            <w:hideMark/>
+          </w:tcPr>
+          <w:p>
+            <w:r>
+              <w:t>Back</w:t>
+            </w:r>
+          </w:p>
+        </w:tc>
+        <w:tc>
+          <w:tcPr>
+            <w:tcW w:w="0" w:type="auto"/>
+            <w:vAlign w:val="center"/>
+            <w:hideMark/>
+          </w:tcPr>
+          <w:p>
+            <w:r>
+              <w:tab/>
+            </w:r>
+            <w:r>
+              <w:t>Return to Borrow Management</w:t>
+            </w:r>
+          </w:p>
+        </w:tc>
+      </w:tr>
+    </w:tbl>
+    <w:p>
+      <w:r>
+        <w:pict w14:anchorId="3BC8069A">
+          <v:rect id="_x0000_i1077" style="width:0;height:1.5pt" o:hralign="center" o:hrstd="t" o:hr="t" fillcolor="#a0a0a0" stroked="f"/>
+        </w:pict>
+      </w:r>
+    </w:p>
+    <w:p>
+      <w:pPr>
+        <w:pStyle w:val="Heading2"/>
+      </w:pPr>
+      <w:r>
+        <w:t>Interface Screenshot</w:t>
+      </w:r>
+    </w:p>
+    <w:p>
+      <w:pPr>
+        <w:pStyle w:val="NormalWeb"/>
+        <w:rPr>
+          <w:rStyle w:val="Strong"/>
+          <w:rFonts w:eastAsiaTheme="majorEastAsia"/>
+        </w:rPr>
+      </w:pPr>
+      <w:r>
+        <w:rPr>
+          <w:rStyle w:val="Strong"/>
+          <w:rFonts w:eastAsiaTheme="majorEastAsia"/>
+        </w:rPr>
+        <w:t>Figure 8. Fine Information Page</w:t>
+      </w:r>
+    </w:p>
+    <w:p>
+      <w:pPr>
+        <w:pStyle w:val="NormalWeb"/>
+      </w:pPr>
+      <w:r>
+        <w:drawing>
+          <wp:inline distT="0" distB="0" distL="0" distR="0" wp14:anchorId="00B4C243" wp14:editId="1CD291F3">
+            <wp:extent cx="5486400" cy="2602865"/>
+            <wp:effectExtent l="0" t="0" r="0" b="6985"/>
+            <wp:docPr id="15" name="Picture 15"/>
+            <wp:cNvGraphicFramePr>
+              <a:graphicFrameLocks xmlns:a="http://schemas.openxmlformats.org/drawingml/2006/main" noChangeAspect="1"/>
+            </wp:cNvGraphicFramePr>
+            <a:graphic xmlns:a="http://schemas.openxmlformats.org/drawingml/2006/main">
+              <a:graphicData uri="http://schemas.openxmlformats.org/drawingml/2006/picture">
+                <pic:pic xmlns:pic="http://schemas.openxmlformats.org/drawingml/2006/picture">
+                  <pic:nvPicPr>
+                    <pic:cNvPr id="1" name=""/>
+                    <pic:cNvPicPr/>
+                  </pic:nvPicPr>
+                  <pic:blipFill>
+                    <a:blip r:embed="rId13"/>
+                    <a:stretch>
+                      <a:fillRect/>
+                    </a:stretch>
+                  </pic:blipFill>
+                  <pic:spPr>
+                    <a:xfrm>
+                      <a:off x="0" y="0"/>
+                      <a:ext cx="5486400" cy="2602865"/>
+                    </a:xfrm>
+                    <a:prstGeom prst="rect">
+                      <a:avLst/>
+                    </a:prstGeom>
+                  </pic:spPr>
+                </pic:pic>
+              </a:graphicData>
+            </a:graphic>
+          </wp:inline>
+        </w:drawing>
+      </w:r>
+    </w:p>
+    <w:p>
+      <w:pPr>
+        <w:pStyle w:val="NormalWeb"/>
+        <w:ind w:left="2880" w:firstLine="720"/>
+      </w:pPr>
+      <w:r>
+        <w:rPr>
+          <w:rStyle w:val="Emphasis"/>
+        </w:rPr>
+        <w:t>Fi</w:t>
+      </w:r>
+      <w:r>
+        <w:rPr>
+          <w:rStyle w:val="Emphasis"/>
+        </w:rPr>
+        <w:t>ne Infor</w:t>
+      </w:r>
+      <w:r>
+        <w:rPr>
+          <w:rStyle w:val="Emphasis"/>
+        </w:rPr>
+        <w:t>mation</w:t>
+      </w:r>
+    </w:p>
+    <w:p>
+      <w:r>
+        <w:pict w14:anchorId="03B227ED">
+          <v:rect id="_x0000_i1078" style="width:0;height:1.5pt" o:hralign="center" o:hrstd="t" o:hr="t" fillcolor="#a0a0a0" stroked="f"/>
+        </w:pict>
+      </w:r>
+    </w:p>
+    <w:p>
+      <w:pPr>
+        <w:pStyle w:val="Heading1"/>
+      </w:pPr>
+      <w:r>
+        <w:t>6. Category Management Interface</w:t>
+      </w:r>
+    </w:p>
+    <w:p>
+      <w:pPr>
+        <w:pStyle w:val="Heading2"/>
+      </w:pPr>
+      <w:r>
+        <w:t>Purpose</w:t>
+      </w:r>
+    </w:p>
+    <w:p>
+      <w:pPr>
+        <w:pStyle w:val="NormalWeb"/>
+      </w:pPr>
+      <w:r>
+        <w:t>Allows administrators and librarians to manage book categories.</w:t>
+      </w:r>
+    </w:p>
+    <w:p>
+      <w:r>
+        <w:lastRenderedPageBreak/>
+        <w:pict w14:anchorId="64B26ABD">
+          <v:rect id="_x0000_i1079" style="width:0;height:1.5pt" o:hralign="center" o:hrstd="t" o:hr="t" fillcolor="#a0a0a0" stroked="f"/>
+        </w:pict>
+      </w:r>
+    </w:p>
+    <w:p>
+      <w:pPr>
+        <w:pStyle w:val="Heading2"/>
+      </w:pPr>
+      <w:r>
+        <w:t>Interface Components</w:t>
+      </w:r>
+    </w:p>
+    <w:tbl>
+      <w:tblPr>
+        <w:tblW w:w="0" w:type="auto"/>
+        <w:tblCellSpacing w:w="15" w:type="dxa"/>
+        <w:tblCellMar>
+          <w:top w:w="15" w:type="dxa"/>
+          <w:left w:w="15" w:type="dxa"/>
+          <w:bottom w:w="15" w:type="dxa"/>
+          <w:right w:w="15" w:type="dxa"/>
+        </w:tblCellMar>
+        <w:tblLook w:val="04A0" w:firstRow="1" w:lastRow="0" w:firstColumn="1" w:lastColumn="0" w:noHBand="0" w:noVBand="1"/>
+      </w:tblPr>
+      <w:tblGrid>
+        <w:gridCol w:w="2322"/>
+        <w:gridCol w:w="3298"/>
+      </w:tblGrid>
+      <w:tr>
+        <w:trPr>
+          <w:tblHeader/>
+          <w:tblCellSpacing w:w="15" w:type="dxa"/>
+        </w:trPr>
+        <w:tc>
+          <w:tcPr>
+            <w:tcW w:w="0" w:type="auto"/>
+            <w:vAlign w:val="center"/>
+            <w:hideMark/>
+          </w:tcPr>
+          <w:p>
+            <w:pPr>
+              <w:rPr>
+                <w:b/>
+                <w:bCs/>
+              </w:rPr>
+            </w:pPr>
+            <w:r>
+              <w:rPr>
+                <w:b/>
+                <w:bCs/>
+              </w:rPr>
+              <w:t>Component</w:t>
+            </w:r>
+          </w:p>
+        </w:tc>
+        <w:tc>
+          <w:tcPr>
+            <w:tcW w:w="0" w:type="auto"/>
+            <w:vAlign w:val="center"/>
+            <w:hideMark/>
+          </w:tcPr>
+          <w:p>
+            <w:pPr>
+              <w:rPr>
+                <w:b/>
+                <w:bCs/>
+              </w:rPr>
+            </w:pPr>
+            <w:r>
+              <w:rPr>
+                <w:b/>
+                <w:bCs/>
+              </w:rPr>
+              <w:tab/>
+            </w:r>
+            <w:r>
+              <w:rPr>
+                <w:b/>
+                <w:bCs/>
+              </w:rPr>
+              <w:t>Description</w:t>
+            </w:r>
+          </w:p>
+        </w:tc>
+      </w:tr>
+      <w:tr>
+        <w:trPr>
+          <w:tblCellSpacing w:w="15" w:type="dxa"/>
+        </w:trPr>
+        <w:tc>
+          <w:tcPr>
+            <w:tcW w:w="0" w:type="auto"/>
+            <w:vAlign w:val="center"/>
+            <w:hideMark/>
+          </w:tcPr>
+          <w:p>
+            <w:r>
+              <w:t>Category Name Textbox</w:t>
+            </w:r>
+          </w:p>
+        </w:tc>
+        <w:tc>
+          <w:tcPr>
+            <w:tcW w:w="0" w:type="auto"/>
+            <w:vAlign w:val="center"/>
+            <w:hideMark/>
+          </w:tcPr>
+          <w:p>
+            <w:r>
+              <w:tab/>
+            </w:r>
+            <w:r>
+              <w:t>Enter category name</w:t>
+            </w:r>
+          </w:p>
+        </w:tc>
+      </w:tr>
+      <w:tr>
+        <w:trPr>
+          <w:tblCellSpacing w:w="15" w:type="dxa"/>
+        </w:trPr>
+        <w:tc>
+          <w:tcPr>
+            <w:tcW w:w="0" w:type="auto"/>
+            <w:vAlign w:val="center"/>
+            <w:hideMark/>
+          </w:tcPr>
+          <w:p>
+            <w:r>
+              <w:t>Description Textbox</w:t>
+            </w:r>
+          </w:p>
+        </w:tc>
+        <w:tc>
+          <w:tcPr>
+            <w:tcW w:w="0" w:type="auto"/>
+            <w:vAlign w:val="center"/>
+            <w:hideMark/>
+          </w:tcPr>
+          <w:p>
+            <w:r>
+              <w:tab/>
+            </w:r>
+            <w:r>
+              <w:t>Enter category description</w:t>
+            </w:r>
+          </w:p>
+        </w:tc>
+      </w:tr>
+      <w:tr>
+        <w:trPr>
+          <w:tblCellSpacing w:w="15" w:type="dxa"/>
+        </w:trPr>
+        <w:tc>
+          <w:tcPr>
+            <w:tcW w:w="0" w:type="auto"/>
+            <w:vAlign w:val="center"/>
+            <w:hideMark/>
+          </w:tcPr>
+          <w:p>
+            <w:r>
+              <w:t>Add Button</w:t>
+            </w:r>
+          </w:p>
+        </w:tc>
+        <w:tc>
+          <w:tcPr>
+            <w:tcW w:w="0" w:type="auto"/>
+            <w:vAlign w:val="center"/>
+            <w:hideMark/>
+          </w:tcPr>
+          <w:p>
+            <w:r>
+              <w:tab/>
+            </w:r>
+            <w:r>
+              <w:t>Create category</w:t>
+            </w:r>
+          </w:p>
+        </w:tc>
+      </w:tr>
+      <w:tr>
+        <w:trPr>
+          <w:tblCellSpacing w:w="15" w:type="dxa"/>
+        </w:trPr>
+        <w:tc>
+          <w:tcPr>
+            <w:tcW w:w="0" w:type="auto"/>
+            <w:vAlign w:val="center"/>
+            <w:hideMark/>
+          </w:tcPr>
+          <w:p>
+            <w:r>
+              <w:t>Category Table</w:t>
+            </w:r>
+          </w:p>
+        </w:tc>
+        <w:tc>
+          <w:tcPr>
+            <w:tcW w:w="0" w:type="auto"/>
+            <w:vAlign w:val="center"/>
+            <w:hideMark/>
+          </w:tcPr>
+          <w:p>
+            <w:r>
+              <w:tab/>
+            </w:r>
+            <w:r>
+              <w:t>Display categories</w:t>
+            </w:r>
+          </w:p>
+        </w:tc>
+      </w:tr>
+      <w:tr>
+        <w:trPr>
+          <w:tblCellSpacing w:w="15" w:type="dxa"/>
+        </w:trPr>
+        <w:tc>
+          <w:tcPr>
+            <w:tcW w:w="0" w:type="auto"/>
+            <w:vAlign w:val="center"/>
+            <w:hideMark/>
+          </w:tcPr>
+          <w:p>
+            <w:r>
+              <w:t>Edit Button</w:t>
+            </w:r>
+          </w:p>
+        </w:tc>
+        <w:tc>
+          <w:tcPr>
+            <w:tcW w:w="0" w:type="auto"/>
+            <w:vAlign w:val="center"/>
+            <w:hideMark/>
+          </w:tcPr>
+          <w:p>
+            <w:r>
+              <w:tab/>
+            </w:r>
+            <w:r>
+              <w:t>Update category</w:t>
+            </w:r>
+          </w:p>
+        </w:tc>
+      </w:tr>
+      <w:tr>
+        <w:trPr>
+          <w:tblCellSpacing w:w="15" w:type="dxa"/>
+        </w:trPr>
+        <w:tc>
+          <w:tcPr>
+            <w:tcW w:w="0" w:type="auto"/>
+            <w:vAlign w:val="center"/>
+            <w:hideMark/>
+          </w:tcPr>
+          <w:p>
+            <w:r>
+              <w:t>Delete Button</w:t>
+            </w:r>
+          </w:p>
+        </w:tc>
+        <w:tc>
+          <w:tcPr>
+            <w:tcW w:w="0" w:type="auto"/>
+            <w:vAlign w:val="center"/>
+            <w:hideMark/>
+          </w:tcPr>
+          <w:p>
+            <w:r>
+              <w:tab/>
+            </w:r>
+            <w:r>
+              <w:t>Remove category</w:t>
+            </w:r>
+          </w:p>
+        </w:tc>
+      </w:tr>
+    </w:tbl>
+    <w:p>
+      <w:r>
+        <w:pict w14:anchorId="2BB5C4FB">
+          <v:rect id="_x0000_i1080" style="width:0;height:1.5pt" o:hralign="center" o:hrstd="t" o:hr="t" fillcolor="#a0a0a0" stroked="f"/>
+        </w:pict>
+      </w:r>
+    </w:p>
+    <w:p>
+      <w:pPr>
+        <w:pStyle w:val="Heading2"/>
+      </w:pPr>
+      <w:r>
+        <w:t>Interface Screenshot</w:t>
+      </w:r>
+    </w:p>
+    <w:p>
+      <w:pPr>
+        <w:pStyle w:val="NormalWeb"/>
+        <w:rPr>
+          <w:rStyle w:val="Strong"/>
+          <w:rFonts w:eastAsiaTheme="majorEastAsia"/>
+        </w:rPr>
+      </w:pPr>
+      <w:r>
+        <w:rPr>
+          <w:rStyle w:val="Strong"/>
+          <w:rFonts w:eastAsiaTheme="majorEastAsia"/>
+        </w:rPr>
+        <w:t>Figure 9. Category Management Page</w:t>
+      </w:r>
+    </w:p>
+    <w:p>
+      <w:pPr>
+        <w:pStyle w:val="NormalWeb"/>
+      </w:pPr>
+      <w:r>
+        <w:drawing>
+          <wp:inline distT="0" distB="0" distL="0" distR="0" wp14:anchorId="0138DB6D" wp14:editId="2C236005">
+            <wp:extent cx="5486400" cy="2582545"/>
+            <wp:effectExtent l="0" t="0" r="0" b="8255"/>
+            <wp:docPr id="16" name="Picture 16"/>
+            <wp:cNvGraphicFramePr>
+              <a:graphicFrameLocks xmlns:a="http://schemas.openxmlformats.org/drawingml/2006/main" noChangeAspect="1"/>
+            </wp:cNvGraphicFramePr>
+            <a:graphic xmlns:a="http://schemas.openxmlformats.org/drawingml/2006/main">
+              <a:graphicData uri="http://schemas.openxmlformats.org/drawingml/2006/picture">
+                <pic:pic xmlns:pic="http://schemas.openxmlformats.org/drawingml/2006/picture">
+                  <pic:nvPicPr>
+                    <pic:cNvPr id="1" name=""/>
+                    <pic:cNvPicPr/>
+                  </pic:nvPicPr>
+                  <pic:blipFill>
+                    <a:blip r:embed="rId14"/>
+                    <a:stretch>
+                      <a:fillRect/>
+                    </a:stretch>
+                  </pic:blipFill>
+                  <pic:spPr>
+                    <a:xfrm>
+                      <a:off x="0" y="0"/>
+                      <a:ext cx="5486400" cy="2582545"/>
+                    </a:xfrm>
+                    <a:prstGeom prst="rect">
+                      <a:avLst/>
+                    </a:prstGeom>
+                  </pic:spPr>
+                </pic:pic>
+              </a:graphicData>
+            </a:graphic>
+          </wp:inline>
+        </w:drawing>
+      </w:r>
+    </w:p>
+    <w:p>
+      <w:pPr>
+        <w:pStyle w:val="NormalWeb"/>
+        <w:ind w:left="3600"/>
+      </w:pPr>
+      <w:r>
+        <w:rPr>
+          <w:rStyle w:val="Emphasis"/>
+        </w:rPr>
+        <w:t xml:space="preserve">     </w:t>
+      </w:r>
+      <w:r>
+        <w:rPr>
+          <w:rStyle w:val="Emphasis"/>
+        </w:rPr>
+        <w:t xml:space="preserve">Category </w:t>
+      </w:r>
+    </w:p>
+    <w:p>
+      <w:r>
+        <w:pict w14:anchorId="77528F5F">
+          <v:rect id="_x0000_i1081" style="width:0;height:1.5pt" o:hralign="center" o:hrstd="t" o:hr="t" fillcolor="#a0a0a0" stroked="f"/>
+        </w:pict>
+      </w:r>
+    </w:p>
+    <w:p>
+      <w:pPr>
+        <w:pStyle w:val="Heading1"/>
+      </w:pPr>
+      <w:r>
+        <w:lastRenderedPageBreak/>
+        <w:t>7. Notification Interface</w:t>
+      </w:r>
+    </w:p>
+    <w:p>
+      <w:pPr>
+        <w:pStyle w:val="Heading2"/>
+      </w:pPr>
+      <w:r>
+        <w:t>Purpose</w:t>
+      </w:r>
+    </w:p>
+    <w:p>
+      <w:pPr>
+        <w:pStyle w:val="NormalWeb"/>
+      </w:pPr>
+      <w:r>
+        <w:t>Displays notifications generated by library activities.</w:t>
+      </w:r>
+    </w:p>
+    <w:p>
+      <w:r>
+        <w:pict w14:anchorId="35532693">
+          <v:rect id="_x0000_i1082" style="width:0;height:1.5pt" o:hralign="center" o:hrstd="t" o:hr="t" fillcolor="#a0a0a0" stroked="f"/>
+        </w:pict>
+      </w:r>
+    </w:p>
+    <w:p>
+      <w:pPr>
+        <w:pStyle w:val="Heading2"/>
+      </w:pPr>
+      <w:r>
+        <w:t>Interface Components</w:t>
+      </w:r>
+    </w:p>
+    <w:tbl>
+      <w:tblPr>
+        <w:tblW w:w="0" w:type="auto"/>
+        <w:tblCellSpacing w:w="15" w:type="dxa"/>
+        <w:tblCellMar>
+          <w:top w:w="15" w:type="dxa"/>
+          <w:left w:w="15" w:type="dxa"/>
+          <w:bottom w:w="15" w:type="dxa"/>
+          <w:right w:w="15" w:type="dxa"/>
+        </w:tblCellMar>
+        <w:tblLook w:val="04A0" w:firstRow="1" w:lastRow="0" w:firstColumn="1" w:lastColumn="0" w:noHBand="0" w:noVBand="1"/>
+      </w:tblPr>
+      <w:tblGrid>
+        <w:gridCol w:w="1665"/>
+        <w:gridCol w:w="3206"/>
+      </w:tblGrid>
+      <w:tr>
+        <w:trPr>
+          <w:tblHeader/>
+          <w:tblCellSpacing w:w="15" w:type="dxa"/>
+        </w:trPr>
+        <w:tc>
+          <w:tcPr>
+            <w:tcW w:w="0" w:type="auto"/>
+            <w:vAlign w:val="center"/>
+            <w:hideMark/>
+          </w:tcPr>
+          <w:p>
+            <w:pPr>
+              <w:rPr>
+                <w:b/>
+                <w:bCs/>
+              </w:rPr>
+            </w:pPr>
+            <w:r>
+              <w:rPr>
+                <w:b/>
+                <w:bCs/>
+              </w:rPr>
+              <w:t>Component</w:t>
+            </w:r>
+          </w:p>
+        </w:tc>
+        <w:tc>
+          <w:tcPr>
+            <w:tcW w:w="0" w:type="auto"/>
+            <w:vAlign w:val="center"/>
+            <w:hideMark/>
+          </w:tcPr>
+          <w:p>
+            <w:pPr>
+              <w:rPr>
+                <w:b/>
+                <w:bCs/>
+              </w:rPr>
+            </w:pPr>
+            <w:r>
+              <w:rPr>
+                <w:b/>
+                <w:bCs/>
+              </w:rPr>
+              <w:tab/>
+            </w:r>
+            <w:r>
+              <w:rPr>
+                <w:b/>
+                <w:bCs/>
+              </w:rPr>
+              <w:t>Description</w:t>
+            </w:r>
+          </w:p>
+        </w:tc>
+      </w:tr>
+      <w:tr>
+        <w:trPr>
+          <w:tblCellSpacing w:w="15" w:type="dxa"/>
+        </w:trPr>
+        <w:tc>
+          <w:tcPr>
+            <w:tcW w:w="0" w:type="auto"/>
+            <w:vAlign w:val="center"/>
+            <w:hideMark/>
+          </w:tcPr>
+          <w:p>
+            <w:r>
+              <w:t>Notification List</w:t>
+            </w:r>
+          </w:p>
+        </w:tc>
+        <w:tc>
+          <w:tcPr>
+            <w:tcW w:w="0" w:type="auto"/>
+            <w:vAlign w:val="center"/>
+            <w:hideMark/>
+          </w:tcPr>
+          <w:p>
+            <w:r>
+              <w:tab/>
+            </w:r>
+            <w:r>
+              <w:t>Display all notifications</w:t>
+            </w:r>
+          </w:p>
+        </w:tc>
+      </w:tr>
+      <w:tr>
+        <w:trPr>
+          <w:tblCellSpacing w:w="15" w:type="dxa"/>
+        </w:trPr>
+        <w:tc>
+          <w:tcPr>
+            <w:tcW w:w="0" w:type="auto"/>
+            <w:vAlign w:val="center"/>
+            <w:hideMark/>
+          </w:tcPr>
+          <w:p>
+            <w:r>
+              <w:t>Message Content</w:t>
+            </w:r>
+          </w:p>
+        </w:tc>
+        <w:tc>
+          <w:tcPr>
+            <w:tcW w:w="0" w:type="auto"/>
+            <w:vAlign w:val="center"/>
+            <w:hideMark/>
+          </w:tcPr>
+          <w:p>
+            <w:r>
+              <w:tab/>
+            </w:r>
+            <w:r>
+              <w:t>Notification details</w:t>
+            </w:r>
+          </w:p>
+        </w:tc>
+      </w:tr>
+      <w:tr>
+        <w:trPr>
+          <w:tblCellSpacing w:w="15" w:type="dxa"/>
+        </w:trPr>
+        <w:tc>
+          <w:tcPr>
+            <w:tcW w:w="0" w:type="auto"/>
+            <w:vAlign w:val="center"/>
+            <w:hideMark/>
+          </w:tcPr>
+          <w:p>
+            <w:r>
+              <w:t>Created Date</w:t>
+            </w:r>
+          </w:p>
+        </w:tc>
+        <w:tc>
+          <w:tcPr>
+            <w:tcW w:w="0" w:type="auto"/>
+            <w:vAlign w:val="center"/>
+            <w:hideMark/>
+          </w:tcPr>
+          <w:p>
+            <w:r>
+              <w:tab/>
+            </w:r>
+            <w:r>
+              <w:t>Notification creation time</w:t>
+            </w:r>
+          </w:p>
+        </w:tc>
+      </w:tr>
+      <w:tr>
+        <w:trPr>
+          <w:tblCellSpacing w:w="15" w:type="dxa"/>
+        </w:trPr>
+        <w:tc>
+          <w:tcPr>
+            <w:tcW w:w="0" w:type="auto"/>
+            <w:vAlign w:val="center"/>
+            <w:hideMark/>
+          </w:tcPr>
+          <w:p>
+            <w:r>
+              <w:t>Read Button</w:t>
+            </w:r>
+          </w:p>
+        </w:tc>
+        <w:tc>
+          <w:tcPr>
+            <w:tcW w:w="0" w:type="auto"/>
+            <w:vAlign w:val="center"/>
+            <w:hideMark/>
+          </w:tcPr>
+          <w:p>
+            <w:r>
+              <w:tab/>
+            </w:r>
+            <w:r>
+              <w:t>Mark notification as read</w:t>
+            </w:r>
+          </w:p>
+        </w:tc>
+      </w:tr>
+    </w:tbl>
+    <w:p>
+      <w:r>
+        <w:pict w14:anchorId="51FBA101">
+          <v:rect id="_x0000_i1083" style="width:0;height:1.5pt" o:hralign="center" o:hrstd="t" o:hr="t" fillcolor="#a0a0a0" stroked="f"/>
+        </w:pict>
+      </w:r>
+    </w:p>
+    <w:p>
+      <w:pPr>
+        <w:pStyle w:val="Heading2"/>
+      </w:pPr>
+      <w:r>
+        <w:t>Notification Types</w:t>
+      </w:r>
+    </w:p>
+    <w:p>
+      <w:pPr>
+        <w:numPr>
+          <w:ilvl w:val="0"/>
+          <w:numId w:val="19"/>
+        </w:numPr>
+        <w:spacing w:before="100" w:beforeAutospacing="1" w:after="100" w:afterAutospacing="1" w:line="240" w:lineRule="auto"/>
+      </w:pPr>
+      <w:r>
+        <w:t xml:space="preserve">Borrow Book Notification </w:t>
+      </w:r>
+    </w:p>
+    <w:p>
+      <w:pPr>
+        <w:numPr>
+          <w:ilvl w:val="0"/>
+          <w:numId w:val="19"/>
+        </w:numPr>
+        <w:spacing w:before="100" w:beforeAutospacing="1" w:after="100" w:afterAutospacing="1" w:line="240" w:lineRule="auto"/>
+      </w:pPr>
+      <w:r>
+        <w:t xml:space="preserve">Return Book Notification </w:t>
+      </w:r>
+    </w:p>
+    <w:p>
+      <w:pPr>
+        <w:numPr>
+          <w:ilvl w:val="0"/>
+          <w:numId w:val="19"/>
+        </w:numPr>
+        <w:spacing w:before="100" w:beforeAutospacing="1" w:after="100" w:afterAutospacing="1" w:line="240" w:lineRule="auto"/>
+      </w:pPr>
+      <w:r>
+        <w:t xml:space="preserve">Overdue Book Notification </w:t>
+      </w:r>
+    </w:p>
+    <w:p>
+      <w:pPr>
+        <w:numPr>
+          <w:ilvl w:val="0"/>
+          <w:numId w:val="19"/>
+        </w:numPr>
+        <w:spacing w:before="100" w:beforeAutospacing="1" w:after="100" w:afterAutospacing="1" w:line="240" w:lineRule="auto"/>
+      </w:pPr>
+      <w:r>
+        <w:t xml:space="preserve">System Information Notification </w:t>
+      </w:r>
+    </w:p>
+    <w:p>
+      <w:pPr>
+        <w:spacing w:after="0"/>
+      </w:pPr>
+      <w:r>
+        <w:pict w14:anchorId="3D5C87C5">
+          <v:rect id="_x0000_i1084" style="width:0;height:1.5pt" o:hralign="center" o:hrstd="t" o:hr="t" fillcolor="#a0a0a0" stroked="f"/>
+        </w:pict>
+      </w:r>
+    </w:p>
+    <w:p>
+      <w:pPr>
+        <w:rPr>
+          <w:rFonts w:asciiTheme="majorHAnsi" w:eastAsiaTheme="majorEastAsia" w:hAnsiTheme="majorHAnsi" w:cstheme="majorBidi"/>
+          <w:b/>
+          <w:bCs/>
+          <w:color w:val="4F81BD" w:themeColor="accent1"/>
+          <w:sz w:val="26"/>
+          <w:szCs w:val="26"/>
+        </w:rPr>
+      </w:pPr>
+      <w:r>
+        <w:br w:type="page"/>
+      </w:r>
+    </w:p>
+    <w:p>
+      <w:pPr>
+        <w:pStyle w:val="Heading2"/>
+      </w:pPr>
+      <w:r>
+        <w:lastRenderedPageBreak/>
+        <w:t>Interface Screenshot</w:t>
+      </w:r>
+    </w:p>
+    <w:p>
+      <w:pPr>
+        <w:pStyle w:val="NormalWeb"/>
+        <w:rPr>
+          <w:rStyle w:val="Strong"/>
+          <w:rFonts w:eastAsiaTheme="majorEastAsia"/>
+        </w:rPr>
+      </w:pPr>
+      <w:r>
+        <w:rPr>
+          <w:rStyle w:val="Strong"/>
+          <w:rFonts w:eastAsiaTheme="majorEastAsia"/>
+        </w:rPr>
+        <w:t>Figure 10. Notification Page</w:t>
+      </w:r>
+    </w:p>
+    <w:p>
+      <w:pPr>
+        <w:pStyle w:val="NormalWeb"/>
+      </w:pPr>
+      <w:r>
+        <w:drawing>
+          <wp:inline distT="0" distB="0" distL="0" distR="0" wp14:anchorId="2CA77D97" wp14:editId="5E6EFC66">
+            <wp:extent cx="5486400" cy="2625725"/>
+            <wp:effectExtent l="0" t="0" r="0" b="3175"/>
+            <wp:docPr id="19" name="Picture 19"/>
+            <wp:cNvGraphicFramePr>
+              <a:graphicFrameLocks xmlns:a="http://schemas.openxmlformats.org/drawingml/2006/main" noChangeAspect="1"/>
+            </wp:cNvGraphicFramePr>
+            <a:graphic xmlns:a="http://schemas.openxmlformats.org/drawingml/2006/main">
+              <a:graphicData uri="http://schemas.openxmlformats.org/drawingml/2006/picture">
+                <pic:pic xmlns:pic="http://schemas.openxmlformats.org/drawingml/2006/picture">
+                  <pic:nvPicPr>
+                    <pic:cNvPr id="1" name=""/>
+                    <pic:cNvPicPr/>
+                  </pic:nvPicPr>
+                  <pic:blipFill>
+                    <a:blip r:embed="rId15"/>
+                    <a:stretch>
+                      <a:fillRect/>
+                    </a:stretch>
+                  </pic:blipFill>
+                  <pic:spPr>
+                    <a:xfrm>
+                      <a:off x="0" y="0"/>
+                      <a:ext cx="5486400" cy="2625725"/>
+                    </a:xfrm>
+                    <a:prstGeom prst="rect">
+                      <a:avLst/>
+                    </a:prstGeom>
+                  </pic:spPr>
+                </pic:pic>
+              </a:graphicData>
+            </a:graphic>
+          </wp:inline>
+        </w:drawing>
+      </w:r>
+    </w:p>
+    <w:p>
+      <w:pPr>
+        <w:pStyle w:val="NormalWeb"/>
+        <w:ind w:left="3600" w:firstLine="720"/>
+      </w:pPr>
+      <w:r>
+        <w:rPr>
+          <w:rStyle w:val="Emphasis"/>
+        </w:rPr>
+        <w:t xml:space="preserve">Notification </w:t>
+      </w:r>
+    </w:p>
+    <w:p>
+      <w:r>
+        <w:pict w14:anchorId="21D15354">
+          <v:rect id="_x0000_i1085" style="width:0;height:1.5pt" o:hralign="center" o:hrstd="t" o:hr="t" fillcolor="#a0a0a0" stroked="f"/>
+        </w:pict>
+      </w:r>
+    </w:p>
+    <w:p>
+      <w:pPr>
+        <w:pStyle w:val="Heading1"/>
+      </w:pPr>
+      <w:r>
+        <w:t>8. Profile Interface</w:t>
+      </w:r>
+    </w:p>
+    <w:p>
+      <w:pPr>
+        <w:pStyle w:val="Heading2"/>
+      </w:pPr>
+      <w:r>
+        <w:t>Purpose</w:t>
+      </w:r>
+    </w:p>
+    <w:p>
+      <w:pPr>
+        <w:pStyle w:val="NormalWeb"/>
+      </w:pPr>
+      <w:r>
+        <w:t>Allows users to view and update their personal information.</w:t>
+      </w:r>
+    </w:p>
+    <w:p>
+      <w:r>
+        <w:pict w14:anchorId="76769148">
+          <v:rect id="_x0000_i1086" style="width:0;height:1.5pt" o:hralign="center" o:hrstd="t" o:hr="t" fillcolor="#a0a0a0" stroked="f"/>
+        </w:pict>
+      </w:r>
+    </w:p>
+    <w:p>
+      <w:pPr>
+        <w:pStyle w:val="Heading2"/>
+      </w:pPr>
+      <w:r>
+        <w:t>Displayed Information</w:t>
+      </w:r>
+    </w:p>
+    <w:p>
+      <w:pPr>
+        <w:numPr>
+          <w:ilvl w:val="0"/>
+          <w:numId w:val="20"/>
+        </w:numPr>
+        <w:spacing w:before="100" w:beforeAutospacing="1" w:after="100" w:afterAutospacing="1" w:line="240" w:lineRule="auto"/>
+      </w:pPr>
+      <w:r>
+        <w:t xml:space="preserve">Full Name </w:t>
+      </w:r>
+    </w:p>
+    <w:p>
+      <w:pPr>
+        <w:numPr>
+          <w:ilvl w:val="0"/>
+          <w:numId w:val="20"/>
+        </w:numPr>
+        <w:spacing w:before="100" w:beforeAutospacing="1" w:after="100" w:afterAutospacing="1" w:line="240" w:lineRule="auto"/>
+      </w:pPr>
+      <w:r>
+        <w:t xml:space="preserve">Username </w:t>
+      </w:r>
+    </w:p>
+    <w:p>
+      <w:pPr>
+        <w:numPr>
+          <w:ilvl w:val="0"/>
+          <w:numId w:val="20"/>
+        </w:numPr>
+        <w:spacing w:before="100" w:beforeAutospacing="1" w:after="100" w:afterAutospacing="1" w:line="240" w:lineRule="auto"/>
+      </w:pPr>
+      <w:r>
+        <w:t xml:space="preserve">Email </w:t>
+      </w:r>
+    </w:p>
+    <w:p>
+      <w:pPr>
+        <w:numPr>
+          <w:ilvl w:val="0"/>
+          <w:numId w:val="20"/>
+        </w:numPr>
+        <w:spacing w:before="100" w:beforeAutospacing="1" w:after="100" w:afterAutospacing="1" w:line="240" w:lineRule="auto"/>
+      </w:pPr>
+      <w:r>
+        <w:t xml:space="preserve">Phone Number </w:t>
+      </w:r>
+    </w:p>
+    <w:p>
+      <w:pPr>
+        <w:numPr>
+          <w:ilvl w:val="0"/>
+          <w:numId w:val="20"/>
+        </w:numPr>
+        <w:spacing w:before="100" w:beforeAutospacing="1" w:after="100" w:afterAutospacing="1" w:line="240" w:lineRule="auto"/>
+      </w:pPr>
+      <w:r>
+        <w:t xml:space="preserve">Address </w:t>
+      </w:r>
+    </w:p>
+    <w:p>
+      <w:pPr>
+        <w:numPr>
+          <w:ilvl w:val="0"/>
+          <w:numId w:val="20"/>
+        </w:numPr>
+        <w:spacing w:before="100" w:beforeAutospacing="1" w:after="100" w:afterAutospacing="1" w:line="240" w:lineRule="auto"/>
+      </w:pPr>
+      <w:r>
+        <w:t xml:space="preserve">Role </w:t>
+      </w:r>
+    </w:p>
+    <w:p>
+      <w:pPr>
+        <w:numPr>
+          <w:ilvl w:val="0"/>
+          <w:numId w:val="20"/>
+        </w:numPr>
+        <w:spacing w:before="100" w:beforeAutospacing="1" w:after="100" w:afterAutospacing="1" w:line="240" w:lineRule="auto"/>
+      </w:pPr>
+      <w:r>
+        <w:t xml:space="preserve">Account Creation Date </w:t>
+      </w:r>
+    </w:p>
+    <w:p>
+      <w:pPr>
+        <w:spacing w:after="0"/>
+      </w:pPr>
+      <w:r>
+        <w:pict w14:anchorId="3DB07A35">
+          <v:rect id="_x0000_i1087" style="width:0;height:1.5pt" o:hralign="center" o:hrstd="t" o:hr="t" fillcolor="#a0a0a0" stroked="f"/>
+        </w:pict>
+      </w:r>
+    </w:p>
+    <w:p>
+      <w:pPr>
+        <w:pStyle w:val="Heading2"/>
+      </w:pPr>
+      <w:r>
+        <w:lastRenderedPageBreak/>
+        <w:t>Functions</w:t>
+      </w:r>
+    </w:p>
+    <w:p>
+      <w:pPr>
+        <w:numPr>
+          <w:ilvl w:val="0"/>
+          <w:numId w:val="21"/>
+        </w:numPr>
+        <w:spacing w:before="100" w:beforeAutospacing="1" w:after="100" w:afterAutospacing="1" w:line="240" w:lineRule="auto"/>
+      </w:pPr>
+      <w:r>
+        <w:t xml:space="preserve">Update Personal Information </w:t>
+      </w:r>
+    </w:p>
+    <w:p>
+      <w:pPr>
+        <w:numPr>
+          <w:ilvl w:val="0"/>
+          <w:numId w:val="21"/>
+        </w:numPr>
+        <w:spacing w:before="100" w:beforeAutospacing="1" w:after="100" w:afterAutospacing="1" w:line="240" w:lineRule="auto"/>
+      </w:pPr>
+      <w:r>
+        <w:t xml:space="preserve">Change Password </w:t>
+      </w:r>
+    </w:p>
+    <w:p>
+      <w:pPr>
+        <w:spacing w:after="0"/>
+      </w:pPr>
+      <w:r>
+        <w:pict w14:anchorId="364D1141">
+          <v:rect id="_x0000_i1088" style="width:0;height:1.5pt" o:hralign="center" o:hrstd="t" o:hr="t" fillcolor="#a0a0a0" stroked="f"/>
+        </w:pict>
+      </w:r>
+    </w:p>
+    <w:p>
+      <w:pPr>
+        <w:pStyle w:val="Heading2"/>
+      </w:pPr>
+      <w:r>
+        <w:t>Interface Screenshot</w:t>
+      </w:r>
+    </w:p>
+    <w:p>
+      <w:pPr>
+        <w:pStyle w:val="NormalWeb"/>
+        <w:rPr>
+          <w:rStyle w:val="Strong"/>
+          <w:rFonts w:eastAsiaTheme="majorEastAsia"/>
+        </w:rPr>
+      </w:pPr>
+      <w:r>
+        <w:rPr>
+          <w:rStyle w:val="Strong"/>
+          <w:rFonts w:eastAsiaTheme="majorEastAsia"/>
+        </w:rPr>
+        <w:t>Figure 11. Profile Page</w:t>
+      </w:r>
+    </w:p>
+    <w:p>
+      <w:pPr>
+        <w:pStyle w:val="NormalWeb"/>
+      </w:pPr>
+      <w:r>
+        <w:drawing>
+          <wp:inline distT="0" distB="0" distL="0" distR="0" wp14:anchorId="53C84D56" wp14:editId="57421821">
+            <wp:extent cx="5486400" cy="2674620"/>
+            <wp:effectExtent l="0" t="0" r="0" b="0"/>
+            <wp:docPr id="17" name="Picture 17"/>
+            <wp:cNvGraphicFramePr>
+              <a:graphicFrameLocks xmlns:a="http://schemas.openxmlformats.org/drawingml/2006/main" noChangeAspect="1"/>
+            </wp:cNvGraphicFramePr>
+            <a:graphic xmlns:a="http://schemas.openxmlformats.org/drawingml/2006/main">
+              <a:graphicData uri="http://schemas.openxmlformats.org/drawingml/2006/picture">
+                <pic:pic xmlns:pic="http://schemas.openxmlformats.org/drawingml/2006/picture">
+                  <pic:nvPicPr>
+                    <pic:cNvPr id="1" name=""/>
+                    <pic:cNvPicPr/>
+                  </pic:nvPicPr>
+                  <pic:blipFill>
+                    <a:blip r:embed="rId16"/>
+                    <a:stretch>
+                      <a:fillRect/>
+                    </a:stretch>
+                  </pic:blipFill>
+                  <pic:spPr>
+                    <a:xfrm>
+                      <a:off x="0" y="0"/>
+                      <a:ext cx="5486400" cy="2674620"/>
+                    </a:xfrm>
+                    <a:prstGeom prst="rect">
+                      <a:avLst/>
+                    </a:prstGeom>
+                  </pic:spPr>
+                </pic:pic>
+              </a:graphicData>
+            </a:graphic>
+          </wp:inline>
+        </w:drawing>
+      </w:r>
+    </w:p>
+    <w:p>
+      <w:pPr>
+        <w:pStyle w:val="NormalWeb"/>
+        <w:ind w:left="3600"/>
+      </w:pPr>
+      <w:r>
+        <w:rPr>
+          <w:rStyle w:val="Emphasis"/>
+        </w:rPr>
+        <w:t xml:space="preserve">    </w:t>
+      </w:r>
+      <w:r>
+        <w:rPr>
+          <w:rStyle w:val="Emphasis"/>
+        </w:rPr>
+        <w:t xml:space="preserve">Profile </w:t>
+      </w:r>
+    </w:p>
+    <w:p>
+      <w:r>
+        <w:pict w14:anchorId="459BC7D3">
+          <v:rect id="_x0000_i1089" style="width:0;height:1.5pt" o:hralign="center" o:hrstd="t" o:hr="t" fillcolor="#a0a0a0" stroked="f"/>
+        </w:pict>
+      </w:r>
+    </w:p>
+    <w:p>
+      <w:pPr>
+        <w:pStyle w:val="Heading1"/>
+      </w:pPr>
+      <w:r>
+        <w:t>9. Reports Interface</w:t>
+      </w:r>
+    </w:p>
+    <w:p>
+      <w:pPr>
+        <w:pStyle w:val="Heading2"/>
+      </w:pPr>
+      <w:r>
+        <w:t>Purpose</w:t>
+      </w:r>
+    </w:p>
+    <w:p>
+      <w:pPr>
+        <w:pStyle w:val="NormalWeb"/>
+      </w:pPr>
+      <w:r>
+        <w:t>Provides statistical reports for administrators and librarians.</w:t>
+      </w:r>
+    </w:p>
+    <w:p>
+      <w:r>
+        <w:pict w14:anchorId="044DC1FF">
+          <v:rect id="_x0000_i1090" style="width:0;height:1.5pt" o:hralign="center" o:hrstd="t" o:hr="t" fillcolor="#a0a0a0" stroked="f"/>
+        </w:pict>
+      </w:r>
+    </w:p>
+    <w:p>
+      <w:pPr>
+        <w:pStyle w:val="Heading2"/>
+      </w:pPr>
+      <w:r>
+        <w:t>Report Information</w:t>
+      </w:r>
+    </w:p>
+    <w:p>
+      <w:pPr>
+        <w:numPr>
+          <w:ilvl w:val="0"/>
+          <w:numId w:val="22"/>
+        </w:numPr>
+        <w:spacing w:before="100" w:beforeAutospacing="1" w:after="100" w:afterAutospacing="1" w:line="240" w:lineRule="auto"/>
+      </w:pPr>
+      <w:r>
+        <w:t xml:space="preserve">Total Books </w:t>
+      </w:r>
+    </w:p>
+    <w:p>
+      <w:pPr>
+        <w:numPr>
+          <w:ilvl w:val="0"/>
+          <w:numId w:val="22"/>
+        </w:numPr>
+        <w:spacing w:before="100" w:beforeAutospacing="1" w:after="100" w:afterAutospacing="1" w:line="240" w:lineRule="auto"/>
+      </w:pPr>
+      <w:r>
+        <w:t xml:space="preserve">Total Users </w:t>
+      </w:r>
+    </w:p>
+    <w:p>
+      <w:pPr>
+        <w:numPr>
+          <w:ilvl w:val="0"/>
+          <w:numId w:val="22"/>
+        </w:numPr>
+        <w:spacing w:before="100" w:beforeAutospacing="1" w:after="100" w:afterAutospacing="1" w:line="240" w:lineRule="auto"/>
+      </w:pPr>
+      <w:r>
+        <w:t xml:space="preserve">Total Categories </w:t>
+      </w:r>
+    </w:p>
+    <w:p>
+      <w:pPr>
+        <w:numPr>
+          <w:ilvl w:val="0"/>
+          <w:numId w:val="22"/>
+        </w:numPr>
+        <w:spacing w:before="100" w:beforeAutospacing="1" w:after="100" w:afterAutospacing="1" w:line="240" w:lineRule="auto"/>
+      </w:pPr>
+      <w:r>
+        <w:t xml:space="preserve">Borrow Statistics </w:t>
+      </w:r>
+    </w:p>
+    <w:p>
+      <w:pPr>
+        <w:numPr>
+          <w:ilvl w:val="0"/>
+          <w:numId w:val="22"/>
+        </w:numPr>
+        <w:spacing w:before="100" w:beforeAutospacing="1" w:after="100" w:afterAutospacing="1" w:line="240" w:lineRule="auto"/>
+      </w:pPr>
+      <w:r>
+        <w:lastRenderedPageBreak/>
+        <w:t xml:space="preserve">Returned Books </w:t>
+      </w:r>
+    </w:p>
+    <w:p>
+      <w:pPr>
+        <w:numPr>
+          <w:ilvl w:val="0"/>
+          <w:numId w:val="22"/>
+        </w:numPr>
+        <w:spacing w:before="100" w:beforeAutospacing="1" w:after="100" w:afterAutospacing="1" w:line="240" w:lineRule="auto"/>
+      </w:pPr>
+      <w:r>
+        <w:t xml:space="preserve">Overdue Books </w:t>
+      </w:r>
+    </w:p>
+    <w:p>
+      <w:pPr>
+        <w:spacing w:after="0"/>
+      </w:pPr>
+      <w:r>
+        <w:pict w14:anchorId="36180D08">
+          <v:rect id="_x0000_i1091" style="width:0;height:1.5pt" o:hralign="center" o:hrstd="t" o:hr="t" fillcolor="#a0a0a0" stroked="f"/>
+        </w:pict>
+      </w:r>
+    </w:p>
+    <w:p>
+      <w:pPr>
+        <w:pStyle w:val="Heading2"/>
+      </w:pPr>
+      <w:r>
+        <w:t>Interface Screenshot</w:t>
+      </w:r>
+    </w:p>
+    <w:p>
+      <w:pPr>
+        <w:pStyle w:val="NormalWeb"/>
+        <w:rPr>
+          <w:rStyle w:val="Strong"/>
+          <w:rFonts w:eastAsiaTheme="majorEastAsia"/>
+        </w:rPr>
+      </w:pPr>
+      <w:r>
+        <w:rPr>
+          <w:rStyle w:val="Strong"/>
+          <w:rFonts w:eastAsiaTheme="majorEastAsia"/>
+        </w:rPr>
+        <w:t>Figure 12. Reports Page</w:t>
+      </w:r>
+    </w:p>
+    <w:p>
+      <w:pPr>
+        <w:pStyle w:val="NormalWeb"/>
+      </w:pPr>
+      <w:r>
+        <w:drawing>
+          <wp:inline distT="0" distB="0" distL="0" distR="0" wp14:anchorId="17DE2A34" wp14:editId="175B7CE8">
+            <wp:extent cx="5486400" cy="2631440"/>
+            <wp:effectExtent l="0" t="0" r="0" b="0"/>
+            <wp:docPr id="18" name="Picture 18"/>
+            <wp:cNvGraphicFramePr>
+              <a:graphicFrameLocks xmlns:a="http://schemas.openxmlformats.org/drawingml/2006/main" noChangeAspect="1"/>
+            </wp:cNvGraphicFramePr>
+            <a:graphic xmlns:a="http://schemas.openxmlformats.org/drawingml/2006/main">
+              <a:graphicData uri="http://schemas.openxmlformats.org/drawingml/2006/picture">
+                <pic:pic xmlns:pic="http://schemas.openxmlformats.org/drawingml/2006/picture">
+                  <pic:nvPicPr>
+                    <pic:cNvPr id="1" name=""/>
+                    <pic:cNvPicPr/>
+                  </pic:nvPicPr>
+                  <pic:blipFill>
+                    <a:blip r:embed="rId17"/>
+                    <a:stretch>
+                      <a:fillRect/>
+                    </a:stretch>
+                  </pic:blipFill>
+                  <pic:spPr>
+                    <a:xfrm>
+                      <a:off x="0" y="0"/>
+                      <a:ext cx="5486400" cy="2631440"/>
+                    </a:xfrm>
+                    <a:prstGeom prst="rect">
+                      <a:avLst/>
+                    </a:prstGeom>
+                  </pic:spPr>
+                </pic:pic>
+              </a:graphicData>
+            </a:graphic>
+          </wp:inline>
+        </w:drawing>
+      </w:r>
+    </w:p>
+    <w:p>
+      <w:pPr>
+        <w:pStyle w:val="NormalWeb"/>
+        <w:ind w:left="3600"/>
+      </w:pPr>
+      <w:r>
+        <w:rPr>
+          <w:rStyle w:val="Emphasis"/>
+        </w:rPr>
+        <w:t xml:space="preserve">   </w:t>
+      </w:r>
+      <w:r>
+        <w:rPr>
+          <w:rStyle w:val="Emphasis"/>
+        </w:rPr>
+        <w:t xml:space="preserve">Reports </w:t>
+      </w:r>
+      <w:r>
+        <w:rPr>
+          <w:rStyle w:val="Emphasis"/>
+        </w:rPr>
+        <w:tab/>
+      </w:r>
+    </w:p>
+    <w:p>
+      <w:r>
+        <w:pict w14:anchorId="53B8CAFD">
+          <v:rect id="_x0000_i1092" style="width:0;height:1.5pt" o:hralign="center" o:hrstd="t" o:hr="t" fillcolor="#a0a0a0" stroked="f"/>
+        </w:pict>
+      </w:r>
+    </w:p>
+    <w:p>
+      <w:pPr>
+        <w:pStyle w:val="Heading1"/>
+      </w:pPr>
+      <w:r>
+        <w:t>10. Design Principles</w:t>
       </w:r>
     </w:p>
     <w:p>
@@ -3183,17 +6507,25 @@
               <w:tab/>
             </w:r>
             <w:r>
-              <w:t>Secondary content</w:t>
+              <w:t>Secondary information</w:t>
             </w:r>
           </w:p>
         </w:tc>
       </w:tr>
     </w:tbl>
     <w:p>
+      <w:r>
+        <w:pict w14:anchorId="73503901">
+          <v:rect id="_x0000_i1093" style="width:0;height:1.5pt" o:hralign="center" o:hrstd="t" o:hr="t" fillcolor="#a0a0a0" stroked="f"/>
+        </w:pict>
+      </w:r>
+    </w:p>
+    <w:p>
       <w:pPr>
         <w:pStyle w:val="Heading2"/>
       </w:pPr>
       <w:r>
+        <w:lastRenderedPageBreak/>
         <w:t>Typography</w:t>
       </w:r>
     </w:p>
@@ -3201,266 +6533,405 @@
       <w:pPr>
         <w:numPr>
           <w:ilvl w:val="0"/>
-          <w:numId w:val="12"/>
+          <w:numId w:val="23"/>
         </w:numPr>
         <w:spacing w:before="100" w:beforeAutospacing="1" w:after="100" w:afterAutospacing="1" w:line="240" w:lineRule="auto"/>
       </w:pPr>
       <w:r>
-        <w:t xml:space="preserve">Font Family: Default Tailwind CSS Sans-serif </w:t>
+        <w:t xml:space="preserve">Font Family: Tailwind CSS Default Sans-serif </w:t>
       </w:r>
     </w:p>
     <w:p>
       <w:pPr>
         <w:numPr>
           <w:ilvl w:val="0"/>
-          <w:numId w:val="12"/>
+          <w:numId w:val="23"/>
         </w:numPr>
         <w:spacing w:before="100" w:beforeAutospacing="1" w:after="100" w:afterAutospacing="1" w:line="240" w:lineRule="auto"/>
       </w:pPr>
       <w:r>
-        <w:t xml:space="preserve">Responsive Design supported </w:t>
-      </w:r>
-    </w:p>
-    <w:p>
-      <w:pPr>
-        <w:pStyle w:val="Heading2"/>
-      </w:pPr>
-      <w:r>
-        <w:t>Animation</w:t>
-      </w:r>
-    </w:p>
-    <w:p>
-      <w:pPr>
-        <w:pStyle w:val="Heading3"/>
-      </w:pPr>
-      <w:r>
-        <w:t>GSAP Animation</w:t>
-      </w:r>
-    </w:p>
-    <w:p>
-      <w:pPr>
-        <w:pStyle w:val="NormalWeb"/>
-      </w:pPr>
-      <w:r>
-        <w:t>Used for:</w:t>
+        <w:t xml:space="preserve">Responsive Typography </w:t>
       </w:r>
     </w:p>
     <w:p>
       <w:pPr>
         <w:numPr>
           <w:ilvl w:val="0"/>
-          <w:numId w:val="13"/>
+          <w:numId w:val="23"/>
         </w:numPr>
         <w:spacing w:before="100" w:beforeAutospacing="1" w:after="100" w:afterAutospacing="1" w:line="240" w:lineRule="auto"/>
       </w:pPr>
       <w:r>
-        <w:t xml:space="preserve">Sidebar slide-in effect </w:t>
+        <w:t xml:space="preserve">Clear and readable text </w:t>
+      </w:r>
+    </w:p>
+    <w:p>
+      <w:pPr>
+        <w:spacing w:after="0"/>
+      </w:pPr>
+      <w:r>
+        <w:pict w14:anchorId="67A7C72F">
+          <v:rect id="_x0000_i1094" style="width:0;height:1.5pt" o:hralign="center" o:hrstd="t" o:hr="t" fillcolor="#a0a0a0" stroked="f"/>
+        </w:pict>
+      </w:r>
+    </w:p>
+    <w:p>
+      <w:pPr>
+        <w:pStyle w:val="Heading2"/>
+      </w:pPr>
+      <w:r>
+        <w:t>Animation</w:t>
+      </w:r>
+    </w:p>
+    <w:p>
+      <w:pPr>
+        <w:pStyle w:val="NormalWeb"/>
+      </w:pPr>
+      <w:r>
+        <w:t>GSAP animations are used for:</w:t>
       </w:r>
     </w:p>
     <w:p>
       <w:pPr>
         <w:numPr>
           <w:ilvl w:val="0"/>
-          <w:numId w:val="13"/>
+          <w:numId w:val="24"/>
         </w:numPr>
         <w:spacing w:before="100" w:beforeAutospacing="1" w:after="100" w:afterAutospacing="1" w:line="240" w:lineRule="auto"/>
       </w:pPr>
       <w:r>
-        <w:t xml:space="preserve">Page fade-in animation </w:t>
+        <w:t xml:space="preserve">Sidebar slide-in effect </w:t>
       </w:r>
     </w:p>
     <w:p>
       <w:pPr>
         <w:numPr>
           <w:ilvl w:val="0"/>
-          <w:numId w:val="13"/>
+          <w:numId w:val="24"/>
         </w:numPr>
         <w:spacing w:before="100" w:beforeAutospacing="1" w:after="100" w:afterAutospacing="1" w:line="240" w:lineRule="auto"/>
       </w:pPr>
       <w:r>
-        <w:t xml:space="preserve">Modal opening animation </w:t>
+        <w:t xml:space="preserve">Page fade-in effect </w:t>
       </w:r>
     </w:p>
     <w:p>
       <w:pPr>
         <w:numPr>
           <w:ilvl w:val="0"/>
-          <w:numId w:val="13"/>
+          <w:numId w:val="24"/>
         </w:numPr>
         <w:spacing w:before="100" w:beforeAutospacing="1" w:after="100" w:afterAutospacing="1" w:line="240" w:lineRule="auto"/>
       </w:pPr>
       <w:r>
-        <w:t xml:space="preserve">Smooth transitions </w:t>
-      </w:r>
-    </w:p>
-    <w:p>
-      <w:pPr>
-        <w:spacing w:after="0"/>
-      </w:pPr>
-      <w:r>
-        <w:pict w14:anchorId="005760EC">
-          <v:rect id="_x0000_i1032" style="width:0;height:1.5pt" o:hralign="center" o:hrstd="t" o:hr="t" fillcolor="#a0a0a0" stroked="f"/>
-        </w:pict>
-      </w:r>
-    </w:p>
-    <w:p>
-      <w:pPr>
-        <w:pStyle w:val="Heading1"/>
-      </w:pPr>
-      <w:r>
-        <w:lastRenderedPageBreak/>
-        <w:t>8. Navigation Structure</w:t>
-      </w:r>
-    </w:p>
-    <w:p>
-      <w:pPr>
-        <w:pStyle w:val="NormalWeb"/>
-      </w:pPr>
-      <w:r>
-        <w:t>Login</w:t>
-      </w:r>
-      <w:r>
-        <w:br/>
-        <w:t>↓</w:t>
-      </w:r>
-      <w:r>
-        <w:br/>
-        <w:t>Dashboard</w:t>
-      </w:r>
-      <w:r>
-        <w:br/>
-        <w:t>├── Books</w:t>
-      </w:r>
-      <w:r>
-        <w:br/>
-        <w:t>├── Borrow &amp; Return</w:t>
-      </w:r>
-      <w:r>
-        <w:br/>
-        <w:t>├── Categories</w:t>
-      </w:r>
-      <w:r>
-        <w:br/>
-        <w:t>├── Notifications</w:t>
-      </w:r>
-      <w:r>
-        <w:br/>
-        <w:t>└── Logout</w:t>
-      </w:r>
-    </w:p>
-    <w:p>
-      <w:r>
-        <w:pict w14:anchorId="332DFF86">
-          <v:rect id="_x0000_i1033" style="width:0;height:1.5pt" o:hralign="center" o:hrstd="t" o:hr="t" fillcolor="#a0a0a0" stroked="f"/>
-        </w:pict>
-      </w:r>
-    </w:p>
-    <w:p>
-      <w:pPr>
-        <w:pStyle w:val="Heading1"/>
-      </w:pPr>
-      <w:r>
-        <w:t>9. Responsive Design</w:t>
-      </w:r>
-    </w:p>
-    <w:p>
-      <w:pPr>
-        <w:pStyle w:val="NormalWeb"/>
-      </w:pPr>
-      <w:r>
-        <w:t>The system supports:</w:t>
+        <w:t xml:space="preserve">Modal opening animation </w:t>
       </w:r>
     </w:p>
     <w:p>
       <w:pPr>
         <w:numPr>
           <w:ilvl w:val="0"/>
-          <w:numId w:val="14"/>
+          <w:numId w:val="24"/>
         </w:numPr>
         <w:spacing w:before="100" w:beforeAutospacing="1" w:after="100" w:afterAutospacing="1" w:line="240" w:lineRule="auto"/>
       </w:pPr>
       <w:r>
-        <w:t xml:space="preserve">Desktop </w:t>
+        <w:t xml:space="preserve">Smooth transitions </w:t>
       </w:r>
     </w:p>
     <w:p>
       <w:pPr>
         <w:numPr>
           <w:ilvl w:val="0"/>
-          <w:numId w:val="14"/>
+          <w:numId w:val="24"/>
         </w:numPr>
         <w:spacing w:before="100" w:beforeAutospacing="1" w:after="100" w:afterAutospacing="1" w:line="240" w:lineRule="auto"/>
       </w:pPr>
       <w:r>
-        <w:t xml:space="preserve">Laptop </w:t>
+        <w:t xml:space="preserve">Card loading effects </w:t>
+      </w:r>
+    </w:p>
+    <w:p>
+      <w:pPr>
+        <w:spacing w:after="0"/>
+      </w:pPr>
+      <w:r>
+        <w:pict w14:anchorId="2A913E9A">
+          <v:rect id="_x0000_i1095" style="width:0;height:1.5pt" o:hralign="center" o:hrstd="t" o:hr="t" fillcolor="#a0a0a0" stroked="f"/>
+        </w:pict>
+      </w:r>
+    </w:p>
+    <w:p>
+      <w:pPr>
+        <w:pStyle w:val="Heading1"/>
+      </w:pPr>
+      <w:r>
+        <w:t>11. Navigation Structure</w:t>
+      </w:r>
+    </w:p>
+    <w:p>
+      <w:pPr>
+        <w:pStyle w:val="HTMLPreformatted"/>
+      </w:pPr>
+      <w:r>
+        <w:rPr>
+          <w:rStyle w:val="HTMLCode"/>
+          <w:rFonts w:eastAsiaTheme="majorEastAsia"/>
+        </w:rPr>
+        <w:t>Login</w:t>
+      </w:r>
+      <w:r>
+        <w:br/>
+      </w:r>
+      <w:r>
+        <w:rPr>
+          <w:rStyle w:val="HTMLCode"/>
+          <w:rFonts w:eastAsiaTheme="majorEastAsia"/>
+        </w:rPr>
+        <w:t xml:space="preserve">   |</w:t>
+      </w:r>
+      <w:r>
+        <w:br/>
+      </w:r>
+      <w:r>
+        <w:rPr>
+          <w:rStyle w:val="HTMLCode"/>
+          <w:rFonts w:eastAsiaTheme="majorEastAsia"/>
+        </w:rPr>
+        <w:t xml:space="preserve">   ↓</w:t>
+      </w:r>
+      <w:r>
+        <w:br/>
+      </w:r>
+      <w:r>
+        <w:rPr>
+          <w:rStyle w:val="HTMLCode"/>
+          <w:rFonts w:eastAsiaTheme="majorEastAsia"/>
+        </w:rPr>
+        <w:t>Dashboard</w:t>
+      </w:r>
+      <w:r>
+        <w:br/>
+      </w:r>
+      <w:r>
+        <w:rPr>
+          <w:rStyle w:val="HTMLCode"/>
+          <w:rFonts w:eastAsiaTheme="majorEastAsia"/>
+        </w:rPr>
+        <w:t>├── Profile</w:t>
+      </w:r>
+      <w:r>
+        <w:br/>
+      </w:r>
+      <w:r>
+        <w:rPr>
+          <w:rStyle w:val="HTMLCode"/>
+          <w:rFonts w:eastAsiaTheme="majorEastAsia"/>
+        </w:rPr>
+        <w:t>├── Books</w:t>
+      </w:r>
+      <w:r>
+        <w:br/>
+      </w:r>
+      <w:r>
+        <w:rPr>
+          <w:rStyle w:val="HTMLCode"/>
+          <w:rFonts w:eastAsiaTheme="majorEastAsia"/>
+        </w:rPr>
+        <w:t>│   ├── Add Book</w:t>
+      </w:r>
+      <w:r>
+        <w:br/>
+      </w:r>
+      <w:r>
+        <w:rPr>
+          <w:rStyle w:val="HTMLCode"/>
+          <w:rFonts w:eastAsiaTheme="majorEastAsia"/>
+        </w:rPr>
+        <w:t>│   ├── Book Detail</w:t>
+      </w:r>
+      <w:r>
+        <w:br/>
+      </w:r>
+      <w:r>
+        <w:rPr>
+          <w:rStyle w:val="HTMLCode"/>
+          <w:rFonts w:eastAsiaTheme="majorEastAsia"/>
+        </w:rPr>
+        <w:t>│   └── Update Book</w:t>
+      </w:r>
+      <w:r>
+        <w:br/>
+      </w:r>
+      <w:r>
+        <w:rPr>
+          <w:rStyle w:val="HTMLCode"/>
+          <w:rFonts w:eastAsiaTheme="majorEastAsia"/>
+        </w:rPr>
+        <w:t>├── Borrow &amp; Return</w:t>
+      </w:r>
+      <w:r>
+        <w:br/>
+      </w:r>
+      <w:r>
+        <w:rPr>
+          <w:rStyle w:val="HTMLCode"/>
+          <w:rFonts w:eastAsiaTheme="majorEastAsia"/>
+        </w:rPr>
+        <w:t>│   └── Fine Information</w:t>
+      </w:r>
+      <w:r>
+        <w:br/>
+      </w:r>
+      <w:r>
+        <w:rPr>
+          <w:rStyle w:val="HTMLCode"/>
+          <w:rFonts w:eastAsiaTheme="majorEastAsia"/>
+        </w:rPr>
+        <w:t>├── Categories</w:t>
+      </w:r>
+      <w:r>
+        <w:br/>
+      </w:r>
+      <w:r>
+        <w:rPr>
+          <w:rStyle w:val="HTMLCode"/>
+          <w:rFonts w:eastAsiaTheme="majorEastAsia"/>
+        </w:rPr>
+        <w:t>├── Notifications</w:t>
+      </w:r>
+      <w:r>
+        <w:br/>
+      </w:r>
+      <w:r>
+        <w:rPr>
+          <w:rStyle w:val="HTMLCode"/>
+          <w:rFonts w:eastAsiaTheme="majorEastAsia"/>
+        </w:rPr>
+        <w:t>├── Reports</w:t>
+      </w:r>
+      <w:r>
+        <w:br/>
+      </w:r>
+      <w:r>
+        <w:rPr>
+          <w:rStyle w:val="HTMLCode"/>
+          <w:rFonts w:eastAsiaTheme="majorEastAsia"/>
+        </w:rPr>
+        <w:t>└── Logout</w:t>
+      </w:r>
+    </w:p>
+    <w:p>
+      <w:r>
+        <w:pict w14:anchorId="211B5C56">
+          <v:rect id="_x0000_i1096" style="width:0;height:1.5pt" o:hralign="center" o:hrstd="t" o:hr="t" fillcolor="#a0a0a0" stroked="f"/>
+        </w:pict>
+      </w:r>
+    </w:p>
+    <w:p>
+      <w:pPr>
+        <w:pStyle w:val="Heading1"/>
+      </w:pPr>
+      <w:r>
+        <w:t>12. Responsive Design</w:t>
+      </w:r>
+    </w:p>
+    <w:p>
+      <w:pPr>
+        <w:pStyle w:val="NormalWeb"/>
+      </w:pPr>
+      <w:r>
+        <w:t>The system supports:</w:t>
       </w:r>
     </w:p>
     <w:p>
       <w:pPr>
         <w:numPr>
           <w:ilvl w:val="0"/>
-          <w:numId w:val="14"/>
+          <w:numId w:val="25"/>
         </w:numPr>
         <w:spacing w:before="100" w:beforeAutospacing="1" w:after="100" w:afterAutospacing="1" w:line="240" w:lineRule="auto"/>
       </w:pPr>
       <w:r>
-        <w:t xml:space="preserve">Tablet </w:t>
-      </w:r>
-    </w:p>
-    <w:p>
-      <w:pPr>
-        <w:pStyle w:val="NormalWeb"/>
-      </w:pPr>
-      <w:r>
-        <w:t>Built using:</w:t>
+        <w:t xml:space="preserve">Desktop Computers </w:t>
       </w:r>
     </w:p>
     <w:p>
       <w:pPr>
         <w:numPr>
           <w:ilvl w:val="0"/>
-          <w:numId w:val="15"/>
+          <w:numId w:val="25"/>
         </w:numPr>
         <w:spacing w:before="100" w:beforeAutospacing="1" w:after="100" w:afterAutospacing="1" w:line="240" w:lineRule="auto"/>
       </w:pPr>
       <w:r>
-        <w:t xml:space="preserve">Flask </w:t>
+        <w:t xml:space="preserve">Laptop Devices </w:t>
       </w:r>
     </w:p>
     <w:p>
       <w:pPr>
         <w:numPr>
           <w:ilvl w:val="0"/>
-          <w:numId w:val="15"/>
+          <w:numId w:val="25"/>
         </w:numPr>
         <w:spacing w:before="100" w:beforeAutospacing="1" w:after="100" w:afterAutospacing="1" w:line="240" w:lineRule="auto"/>
       </w:pPr>
-      <w:proofErr w:type="spellStart"/>
-      <w:r>
-        <w:t>TailwindCSS</w:t>
-      </w:r>
-      <w:proofErr w:type="spellEnd"/>
-      <w:r>
-        <w:t xml:space="preserve"> </w:t>
+      <w:r>
+        <w:t xml:space="preserve">Tablet Devices </w:t>
+      </w:r>
+    </w:p>
+    <w:p>
+      <w:pPr>
+        <w:spacing w:after="0"/>
+      </w:pPr>
+      <w:r>
+        <w:pict w14:anchorId="31B2002C">
+          <v:rect id="_x0000_i1097" style="width:0;height:1.5pt" o:hralign="center" o:hrstd="t" o:hr="t" fillcolor="#a0a0a0" stroked="f"/>
+        </w:pict>
+      </w:r>
+    </w:p>
+    <w:p>
+      <w:pPr>
+        <w:pStyle w:val="Heading2"/>
+      </w:pPr>
+      <w:r>
+        <w:lastRenderedPageBreak/>
+        <w:t>Technologies Used</w:t>
+      </w:r>
+    </w:p>
+    <w:p>
+      <w:pPr>
+        <w:pStyle w:val="Heading3"/>
+      </w:pPr>
+      <w:r>
+        <w:t>Backend</w:t>
       </w:r>
     </w:p>
     <w:p>
       <w:pPr>
         <w:numPr>
           <w:ilvl w:val="0"/>
-          <w:numId w:val="15"/>
+          <w:numId w:val="26"/>
         </w:numPr>
         <w:spacing w:before="100" w:beforeAutospacing="1" w:after="100" w:afterAutospacing="1" w:line="240" w:lineRule="auto"/>
       </w:pPr>
       <w:r>
-        <w:t xml:space="preserve">GSAP Animation </w:t>
+        <w:t xml:space="preserve">Python Flask </w:t>
+      </w:r>
+    </w:p>
+    <w:p>
+      <w:pPr>
+        <w:pStyle w:val="Heading3"/>
+      </w:pPr>
+      <w:r>
+        <w:t>Database</w:t>
       </w:r>
     </w:p>
     <w:p>
       <w:pPr>
         <w:numPr>
           <w:ilvl w:val="0"/>
-          <w:numId w:val="15"/>
+          <w:numId w:val="27"/>
         </w:numPr>
         <w:spacing w:before="100" w:beforeAutospacing="1" w:after="100" w:afterAutospacing="1" w:line="240" w:lineRule="auto"/>
       </w:pPr>
@@ -3470,9 +6941,17 @@
     </w:p>
     <w:p>
       <w:pPr>
+        <w:pStyle w:val="Heading3"/>
+      </w:pPr>
+      <w:r>
+        <w:t>ORM</w:t>
+      </w:r>
+    </w:p>
+    <w:p>
+      <w:pPr>
         <w:numPr>
           <w:ilvl w:val="0"/>
-          <w:numId w:val="15"/>
+          <w:numId w:val="28"/>
         </w:numPr>
         <w:spacing w:before="100" w:beforeAutospacing="1" w:after="100" w:afterAutospacing="1" w:line="240" w:lineRule="auto"/>
       </w:pPr>
@@ -3481,6 +6960,106 @@
         <w:t>SQLAlchemy</w:t>
       </w:r>
       <w:proofErr w:type="spellEnd"/>
+      <w:r>
+        <w:t xml:space="preserve"> </w:t>
+      </w:r>
+    </w:p>
+    <w:p>
+      <w:pPr>
+        <w:pStyle w:val="Heading3"/>
+      </w:pPr>
+      <w:r>
+        <w:t>Frontend</w:t>
+      </w:r>
+    </w:p>
+    <w:p>
+      <w:pPr>
+        <w:numPr>
+          <w:ilvl w:val="0"/>
+          <w:numId w:val="29"/>
+        </w:numPr>
+        <w:spacing w:before="100" w:beforeAutospacing="1" w:after="100" w:afterAutospacing="1" w:line="240" w:lineRule="auto"/>
+      </w:pPr>
+      <w:r>
+        <w:t xml:space="preserve">HTML5 </w:t>
+      </w:r>
+    </w:p>
+    <w:p>
+      <w:pPr>
+        <w:numPr>
+          <w:ilvl w:val="0"/>
+          <w:numId w:val="29"/>
+        </w:numPr>
+        <w:spacing w:before="100" w:beforeAutospacing="1" w:after="100" w:afterAutospacing="1" w:line="240" w:lineRule="auto"/>
+      </w:pPr>
+      <w:r>
+        <w:t xml:space="preserve">Tailwind CSS </w:t>
+      </w:r>
+    </w:p>
+    <w:p>
+      <w:pPr>
+        <w:numPr>
+          <w:ilvl w:val="0"/>
+          <w:numId w:val="29"/>
+        </w:numPr>
+        <w:spacing w:before="100" w:beforeAutospacing="1" w:after="100" w:afterAutospacing="1" w:line="240" w:lineRule="auto"/>
+      </w:pPr>
+      <w:r>
+        <w:t xml:space="preserve">JavaScript </w:t>
+      </w:r>
+    </w:p>
+    <w:p>
+      <w:pPr>
+        <w:pStyle w:val="Heading3"/>
+      </w:pPr>
+      <w:r>
+        <w:t>Animation</w:t>
+      </w:r>
+    </w:p>
+    <w:p>
+      <w:pPr>
+        <w:numPr>
+          <w:ilvl w:val="0"/>
+          <w:numId w:val="30"/>
+        </w:numPr>
+        <w:spacing w:before="100" w:beforeAutospacing="1" w:after="100" w:afterAutospacing="1" w:line="240" w:lineRule="auto"/>
+      </w:pPr>
+      <w:r>
+        <w:t xml:space="preserve">GSAP Animation Library </w:t>
+      </w:r>
+    </w:p>
+    <w:p>
+      <w:pPr>
+        <w:spacing w:after="0"/>
+      </w:pPr>
+      <w:r>
+        <w:pict w14:anchorId="14BD62EA">
+          <v:rect id="_x0000_i1098" style="width:0;height:1.5pt" o:hralign="center" o:hrstd="t" o:hr="t" fillcolor="#a0a0a0" stroked="f"/>
+        </w:pict>
+      </w:r>
+    </w:p>
+    <w:p>
+      <w:pPr>
+        <w:pStyle w:val="z-TopofForm"/>
+      </w:pPr>
+      <w:r>
+        <w:t>Top of Form</w:t>
+      </w:r>
+    </w:p>
+    <w:p>
+      <w:pPr>
+        <w:pStyle w:val="placeholder"/>
+      </w:pPr>
+    </w:p>
+    <w:p>
+      <w:pPr>
+        <w:pStyle w:val="z-BottomofForm"/>
+      </w:pPr>
+      <w:bookmarkStart w:id="0" w:name="_GoBack"/>
+      <w:bookmarkEnd w:id="0"/>
+      <w:r>
+        <w:t>Bottom of Form</w:t>
+      </w:r>
     </w:p>
     <w:p/>
     <w:sectPr>
@@ -3667,6 +7246,602 @@
     </w:lvl>
   </w:abstractNum>
   <w:abstractNum w:abstractNumId="9" w15:restartNumberingAfterBreak="0">
+    <w:nsid w:val="04F43B0F"/>
+    <w:multiLevelType w:val="multilevel"/>
+    <w:tmpl w:val="EF9259EE"/>
+    <w:lvl w:ilvl="0">
+      <w:start w:val="1"/>
+      <w:numFmt w:val="bullet"/>
+      <w:lvlText w:val=""/>
+      <w:lvlJc w:val="left"/>
+      <w:pPr>
+        <w:tabs>
+          <w:tab w:val="num" w:pos="720"/>
+        </w:tabs>
+        <w:ind w:left="720" w:hanging="360"/>
+      </w:pPr>
+      <w:rPr>
+        <w:rFonts w:ascii="Symbol" w:hAnsi="Symbol" w:hint="default"/>
+        <w:sz w:val="20"/>
+      </w:rPr>
+    </w:lvl>
+    <w:lvl w:ilvl="1" w:tentative="1">
+      <w:start w:val="1"/>
+      <w:numFmt w:val="bullet"/>
+      <w:lvlText w:val="o"/>
+      <w:lvlJc w:val="left"/>
+      <w:pPr>
+        <w:tabs>
+          <w:tab w:val="num" w:pos="1440"/>
+        </w:tabs>
+        <w:ind w:left="1440" w:hanging="360"/>
+      </w:pPr>
+      <w:rPr>
+        <w:rFonts w:ascii="Courier New" w:hAnsi="Courier New" w:hint="default"/>
+        <w:sz w:val="20"/>
+      </w:rPr>
+    </w:lvl>
+    <w:lvl w:ilvl="2" w:tentative="1">
+      <w:start w:val="1"/>
+      <w:numFmt w:val="bullet"/>
+      <w:lvlText w:val=""/>
+      <w:lvlJc w:val="left"/>
+      <w:pPr>
+        <w:tabs>
+          <w:tab w:val="num" w:pos="2160"/>
+        </w:tabs>
+        <w:ind w:left="2160" w:hanging="360"/>
+      </w:pPr>
+      <w:rPr>
+        <w:rFonts w:ascii="Wingdings" w:hAnsi="Wingdings" w:hint="default"/>
+        <w:sz w:val="20"/>
+      </w:rPr>
+    </w:lvl>
+    <w:lvl w:ilvl="3" w:tentative="1">
+      <w:start w:val="1"/>
+      <w:numFmt w:val="bullet"/>
+      <w:lvlText w:val=""/>
+      <w:lvlJc w:val="left"/>
+      <w:pPr>
+        <w:tabs>
+          <w:tab w:val="num" w:pos="2880"/>
+        </w:tabs>
+        <w:ind w:left="2880" w:hanging="360"/>
+      </w:pPr>
+      <w:rPr>
+        <w:rFonts w:ascii="Wingdings" w:hAnsi="Wingdings" w:hint="default"/>
+        <w:sz w:val="20"/>
+      </w:rPr>
+    </w:lvl>
+    <w:lvl w:ilvl="4" w:tentative="1">
+      <w:start w:val="1"/>
+      <w:numFmt w:val="bullet"/>
+      <w:lvlText w:val=""/>
+      <w:lvlJc w:val="left"/>
+      <w:pPr>
+        <w:tabs>
+          <w:tab w:val="num" w:pos="3600"/>
+        </w:tabs>
+        <w:ind w:left="3600" w:hanging="360"/>
+      </w:pPr>
+      <w:rPr>
+        <w:rFonts w:ascii="Wingdings" w:hAnsi="Wingdings" w:hint="default"/>
+        <w:sz w:val="20"/>
+      </w:rPr>
+    </w:lvl>
+    <w:lvl w:ilvl="5" w:tentative="1">
+      <w:start w:val="1"/>
+      <w:numFmt w:val="bullet"/>
+      <w:lvlText w:val=""/>
+      <w:lvlJc w:val="left"/>
+      <w:pPr>
+        <w:tabs>
+          <w:tab w:val="num" w:pos="4320"/>
+        </w:tabs>
+        <w:ind w:left="4320" w:hanging="360"/>
+      </w:pPr>
+      <w:rPr>
+        <w:rFonts w:ascii="Wingdings" w:hAnsi="Wingdings" w:hint="default"/>
+        <w:sz w:val="20"/>
+      </w:rPr>
+    </w:lvl>
+    <w:lvl w:ilvl="6" w:tentative="1">
+      <w:start w:val="1"/>
+      <w:numFmt w:val="bullet"/>
+      <w:lvlText w:val=""/>
+      <w:lvlJc w:val="left"/>
+      <w:pPr>
+        <w:tabs>
+          <w:tab w:val="num" w:pos="5040"/>
+        </w:tabs>
+        <w:ind w:left="5040" w:hanging="360"/>
+      </w:pPr>
+      <w:rPr>
+        <w:rFonts w:ascii="Wingdings" w:hAnsi="Wingdings" w:hint="default"/>
+        <w:sz w:val="20"/>
+      </w:rPr>
+    </w:lvl>
+    <w:lvl w:ilvl="7" w:tentative="1">
+      <w:start w:val="1"/>
+      <w:numFmt w:val="bullet"/>
+      <w:lvlText w:val=""/>
+      <w:lvlJc w:val="left"/>
+      <w:pPr>
+        <w:tabs>
+          <w:tab w:val="num" w:pos="5760"/>
+        </w:tabs>
+        <w:ind w:left="5760" w:hanging="360"/>
+      </w:pPr>
+      <w:rPr>
+        <w:rFonts w:ascii="Wingdings" w:hAnsi="Wingdings" w:hint="default"/>
+        <w:sz w:val="20"/>
+      </w:rPr>
+    </w:lvl>
+    <w:lvl w:ilvl="8" w:tentative="1">
+      <w:start w:val="1"/>
+      <w:numFmt w:val="bullet"/>
+      <w:lvlText w:val=""/>
+      <w:lvlJc w:val="left"/>
+      <w:pPr>
+        <w:tabs>
+          <w:tab w:val="num" w:pos="6480"/>
+        </w:tabs>
+        <w:ind w:left="6480" w:hanging="360"/>
+      </w:pPr>
+      <w:rPr>
+        <w:rFonts w:ascii="Wingdings" w:hAnsi="Wingdings" w:hint="default"/>
+        <w:sz w:val="20"/>
+      </w:rPr>
+    </w:lvl>
+  </w:abstractNum>
+  <w:abstractNum w:abstractNumId="10" w15:restartNumberingAfterBreak="0">
+    <w:nsid w:val="083B0206"/>
+    <w:multiLevelType w:val="multilevel"/>
+    <w:tmpl w:val="8B1C50A8"/>
+    <w:lvl w:ilvl="0">
+      <w:start w:val="1"/>
+      <w:numFmt w:val="bullet"/>
+      <w:lvlText w:val=""/>
+      <w:lvlJc w:val="left"/>
+      <w:pPr>
+        <w:tabs>
+          <w:tab w:val="num" w:pos="720"/>
+        </w:tabs>
+        <w:ind w:left="720" w:hanging="360"/>
+      </w:pPr>
+      <w:rPr>
+        <w:rFonts w:ascii="Symbol" w:hAnsi="Symbol" w:hint="default"/>
+        <w:sz w:val="20"/>
+      </w:rPr>
+    </w:lvl>
+    <w:lvl w:ilvl="1" w:tentative="1">
+      <w:start w:val="1"/>
+      <w:numFmt w:val="bullet"/>
+      <w:lvlText w:val="o"/>
+      <w:lvlJc w:val="left"/>
+      <w:pPr>
+        <w:tabs>
+          <w:tab w:val="num" w:pos="1440"/>
+        </w:tabs>
+        <w:ind w:left="1440" w:hanging="360"/>
+      </w:pPr>
+      <w:rPr>
+        <w:rFonts w:ascii="Courier New" w:hAnsi="Courier New" w:hint="default"/>
+        <w:sz w:val="20"/>
+      </w:rPr>
+    </w:lvl>
+    <w:lvl w:ilvl="2" w:tentative="1">
+      <w:start w:val="1"/>
+      <w:numFmt w:val="bullet"/>
+      <w:lvlText w:val=""/>
+      <w:lvlJc w:val="left"/>
+      <w:pPr>
+        <w:tabs>
+          <w:tab w:val="num" w:pos="2160"/>
+        </w:tabs>
+        <w:ind w:left="2160" w:hanging="360"/>
+      </w:pPr>
+      <w:rPr>
+        <w:rFonts w:ascii="Wingdings" w:hAnsi="Wingdings" w:hint="default"/>
+        <w:sz w:val="20"/>
+      </w:rPr>
+    </w:lvl>
+    <w:lvl w:ilvl="3" w:tentative="1">
+      <w:start w:val="1"/>
+      <w:numFmt w:val="bullet"/>
+      <w:lvlText w:val=""/>
+      <w:lvlJc w:val="left"/>
+      <w:pPr>
+        <w:tabs>
+          <w:tab w:val="num" w:pos="2880"/>
+        </w:tabs>
+        <w:ind w:left="2880" w:hanging="360"/>
+      </w:pPr>
+      <w:rPr>
+        <w:rFonts w:ascii="Wingdings" w:hAnsi="Wingdings" w:hint="default"/>
+        <w:sz w:val="20"/>
+      </w:rPr>
+    </w:lvl>
+    <w:lvl w:ilvl="4" w:tentative="1">
+      <w:start w:val="1"/>
+      <w:numFmt w:val="bullet"/>
+      <w:lvlText w:val=""/>
+      <w:lvlJc w:val="left"/>
+      <w:pPr>
+        <w:tabs>
+          <w:tab w:val="num" w:pos="3600"/>
+        </w:tabs>
+        <w:ind w:left="3600" w:hanging="360"/>
+      </w:pPr>
+      <w:rPr>
+        <w:rFonts w:ascii="Wingdings" w:hAnsi="Wingdings" w:hint="default"/>
+        <w:sz w:val="20"/>
+      </w:rPr>
+    </w:lvl>
+    <w:lvl w:ilvl="5" w:tentative="1">
+      <w:start w:val="1"/>
+      <w:numFmt w:val="bullet"/>
+      <w:lvlText w:val=""/>
+      <w:lvlJc w:val="left"/>
+      <w:pPr>
+        <w:tabs>
+          <w:tab w:val="num" w:pos="4320"/>
+        </w:tabs>
+        <w:ind w:left="4320" w:hanging="360"/>
+      </w:pPr>
+      <w:rPr>
+        <w:rFonts w:ascii="Wingdings" w:hAnsi="Wingdings" w:hint="default"/>
+        <w:sz w:val="20"/>
+      </w:rPr>
+    </w:lvl>
+    <w:lvl w:ilvl="6" w:tentative="1">
+      <w:start w:val="1"/>
+      <w:numFmt w:val="bullet"/>
+      <w:lvlText w:val=""/>
+      <w:lvlJc w:val="left"/>
+      <w:pPr>
+        <w:tabs>
+          <w:tab w:val="num" w:pos="5040"/>
+        </w:tabs>
+        <w:ind w:left="5040" w:hanging="360"/>
+      </w:pPr>
+      <w:rPr>
+        <w:rFonts w:ascii="Wingdings" w:hAnsi="Wingdings" w:hint="default"/>
+        <w:sz w:val="20"/>
+      </w:rPr>
+    </w:lvl>
+    <w:lvl w:ilvl="7" w:tentative="1">
+      <w:start w:val="1"/>
+      <w:numFmt w:val="bullet"/>
+      <w:lvlText w:val=""/>
+      <w:lvlJc w:val="left"/>
+      <w:pPr>
+        <w:tabs>
+          <w:tab w:val="num" w:pos="5760"/>
+        </w:tabs>
+        <w:ind w:left="5760" w:hanging="360"/>
+      </w:pPr>
+      <w:rPr>
+        <w:rFonts w:ascii="Wingdings" w:hAnsi="Wingdings" w:hint="default"/>
+        <w:sz w:val="20"/>
+      </w:rPr>
+    </w:lvl>
+    <w:lvl w:ilvl="8" w:tentative="1">
+      <w:start w:val="1"/>
+      <w:numFmt w:val="bullet"/>
+      <w:lvlText w:val=""/>
+      <w:lvlJc w:val="left"/>
+      <w:pPr>
+        <w:tabs>
+          <w:tab w:val="num" w:pos="6480"/>
+        </w:tabs>
+        <w:ind w:left="6480" w:hanging="360"/>
+      </w:pPr>
+      <w:rPr>
+        <w:rFonts w:ascii="Wingdings" w:hAnsi="Wingdings" w:hint="default"/>
+        <w:sz w:val="20"/>
+      </w:rPr>
+    </w:lvl>
+  </w:abstractNum>
+  <w:abstractNum w:abstractNumId="11" w15:restartNumberingAfterBreak="0">
+    <w:nsid w:val="0F317AB7"/>
+    <w:multiLevelType w:val="multilevel"/>
+    <w:tmpl w:val="47D08AB0"/>
+    <w:lvl w:ilvl="0">
+      <w:start w:val="1"/>
+      <w:numFmt w:val="bullet"/>
+      <w:lvlText w:val=""/>
+      <w:lvlJc w:val="left"/>
+      <w:pPr>
+        <w:tabs>
+          <w:tab w:val="num" w:pos="720"/>
+        </w:tabs>
+        <w:ind w:left="720" w:hanging="360"/>
+      </w:pPr>
+      <w:rPr>
+        <w:rFonts w:ascii="Symbol" w:hAnsi="Symbol" w:hint="default"/>
+        <w:sz w:val="20"/>
+      </w:rPr>
+    </w:lvl>
+    <w:lvl w:ilvl="1" w:tentative="1">
+      <w:start w:val="1"/>
+      <w:numFmt w:val="bullet"/>
+      <w:lvlText w:val="o"/>
+      <w:lvlJc w:val="left"/>
+      <w:pPr>
+        <w:tabs>
+          <w:tab w:val="num" w:pos="1440"/>
+        </w:tabs>
+        <w:ind w:left="1440" w:hanging="360"/>
+      </w:pPr>
+      <w:rPr>
+        <w:rFonts w:ascii="Courier New" w:hAnsi="Courier New" w:hint="default"/>
+        <w:sz w:val="20"/>
+      </w:rPr>
+    </w:lvl>
+    <w:lvl w:ilvl="2" w:tentative="1">
+      <w:start w:val="1"/>
+      <w:numFmt w:val="bullet"/>
+      <w:lvlText w:val=""/>
+      <w:lvlJc w:val="left"/>
+      <w:pPr>
+        <w:tabs>
+          <w:tab w:val="num" w:pos="2160"/>
+        </w:tabs>
+        <w:ind w:left="2160" w:hanging="360"/>
+      </w:pPr>
+      <w:rPr>
+        <w:rFonts w:ascii="Wingdings" w:hAnsi="Wingdings" w:hint="default"/>
+        <w:sz w:val="20"/>
+      </w:rPr>
+    </w:lvl>
+    <w:lvl w:ilvl="3" w:tentative="1">
+      <w:start w:val="1"/>
+      <w:numFmt w:val="bullet"/>
+      <w:lvlText w:val=""/>
+      <w:lvlJc w:val="left"/>
+      <w:pPr>
+        <w:tabs>
+          <w:tab w:val="num" w:pos="2880"/>
+        </w:tabs>
+        <w:ind w:left="2880" w:hanging="360"/>
+      </w:pPr>
+      <w:rPr>
+        <w:rFonts w:ascii="Wingdings" w:hAnsi="Wingdings" w:hint="default"/>
+        <w:sz w:val="20"/>
+      </w:rPr>
+    </w:lvl>
+    <w:lvl w:ilvl="4" w:tentative="1">
+      <w:start w:val="1"/>
+      <w:numFmt w:val="bullet"/>
+      <w:lvlText w:val=""/>
+      <w:lvlJc w:val="left"/>
+      <w:pPr>
+        <w:tabs>
+          <w:tab w:val="num" w:pos="3600"/>
+        </w:tabs>
+        <w:ind w:left="3600" w:hanging="360"/>
+      </w:pPr>
+      <w:rPr>
+        <w:rFonts w:ascii="Wingdings" w:hAnsi="Wingdings" w:hint="default"/>
+        <w:sz w:val="20"/>
+      </w:rPr>
+    </w:lvl>
+    <w:lvl w:ilvl="5" w:tentative="1">
+      <w:start w:val="1"/>
+      <w:numFmt w:val="bullet"/>
+      <w:lvlText w:val=""/>
+      <w:lvlJc w:val="left"/>
+      <w:pPr>
+        <w:tabs>
+          <w:tab w:val="num" w:pos="4320"/>
+        </w:tabs>
+        <w:ind w:left="4320" w:hanging="360"/>
+      </w:pPr>
+      <w:rPr>
+        <w:rFonts w:ascii="Wingdings" w:hAnsi="Wingdings" w:hint="default"/>
+        <w:sz w:val="20"/>
+      </w:rPr>
+    </w:lvl>
+    <w:lvl w:ilvl="6" w:tentative="1">
+      <w:start w:val="1"/>
+      <w:numFmt w:val="bullet"/>
+      <w:lvlText w:val=""/>
+      <w:lvlJc w:val="left"/>
+      <w:pPr>
+        <w:tabs>
+          <w:tab w:val="num" w:pos="5040"/>
+        </w:tabs>
+        <w:ind w:left="5040" w:hanging="360"/>
+      </w:pPr>
+      <w:rPr>
+        <w:rFonts w:ascii="Wingdings" w:hAnsi="Wingdings" w:hint="default"/>
+        <w:sz w:val="20"/>
+      </w:rPr>
+    </w:lvl>
+    <w:lvl w:ilvl="7" w:tentative="1">
+      <w:start w:val="1"/>
+      <w:numFmt w:val="bullet"/>
+      <w:lvlText w:val=""/>
+      <w:lvlJc w:val="left"/>
+      <w:pPr>
+        <w:tabs>
+          <w:tab w:val="num" w:pos="5760"/>
+        </w:tabs>
+        <w:ind w:left="5760" w:hanging="360"/>
+      </w:pPr>
+      <w:rPr>
+        <w:rFonts w:ascii="Wingdings" w:hAnsi="Wingdings" w:hint="default"/>
+        <w:sz w:val="20"/>
+      </w:rPr>
+    </w:lvl>
+    <w:lvl w:ilvl="8" w:tentative="1">
+      <w:start w:val="1"/>
+      <w:numFmt w:val="bullet"/>
+      <w:lvlText w:val=""/>
+      <w:lvlJc w:val="left"/>
+      <w:pPr>
+        <w:tabs>
+          <w:tab w:val="num" w:pos="6480"/>
+        </w:tabs>
+        <w:ind w:left="6480" w:hanging="360"/>
+      </w:pPr>
+      <w:rPr>
+        <w:rFonts w:ascii="Wingdings" w:hAnsi="Wingdings" w:hint="default"/>
+        <w:sz w:val="20"/>
+      </w:rPr>
+    </w:lvl>
+  </w:abstractNum>
+  <w:abstractNum w:abstractNumId="12" w15:restartNumberingAfterBreak="0">
+    <w:nsid w:val="0FF54D05"/>
+    <w:multiLevelType w:val="multilevel"/>
+    <w:tmpl w:val="E5A0E108"/>
+    <w:lvl w:ilvl="0">
+      <w:start w:val="1"/>
+      <w:numFmt w:val="bullet"/>
+      <w:lvlText w:val=""/>
+      <w:lvlJc w:val="left"/>
+      <w:pPr>
+        <w:tabs>
+          <w:tab w:val="num" w:pos="720"/>
+        </w:tabs>
+        <w:ind w:left="720" w:hanging="360"/>
+      </w:pPr>
+      <w:rPr>
+        <w:rFonts w:ascii="Symbol" w:hAnsi="Symbol" w:hint="default"/>
+        <w:sz w:val="20"/>
+      </w:rPr>
+    </w:lvl>
+    <w:lvl w:ilvl="1" w:tentative="1">
+      <w:start w:val="1"/>
+      <w:numFmt w:val="bullet"/>
+      <w:lvlText w:val="o"/>
+      <w:lvlJc w:val="left"/>
+      <w:pPr>
+        <w:tabs>
+          <w:tab w:val="num" w:pos="1440"/>
+        </w:tabs>
+        <w:ind w:left="1440" w:hanging="360"/>
+      </w:pPr>
+      <w:rPr>
+        <w:rFonts w:ascii="Courier New" w:hAnsi="Courier New" w:hint="default"/>
+        <w:sz w:val="20"/>
+      </w:rPr>
+    </w:lvl>
+    <w:lvl w:ilvl="2" w:tentative="1">
+      <w:start w:val="1"/>
+      <w:numFmt w:val="bullet"/>
+      <w:lvlText w:val=""/>
+      <w:lvlJc w:val="left"/>
+      <w:pPr>
+        <w:tabs>
+          <w:tab w:val="num" w:pos="2160"/>
+        </w:tabs>
+        <w:ind w:left="2160" w:hanging="360"/>
+      </w:pPr>
+      <w:rPr>
+        <w:rFonts w:ascii="Wingdings" w:hAnsi="Wingdings" w:hint="default"/>
+        <w:sz w:val="20"/>
+      </w:rPr>
+    </w:lvl>
+    <w:lvl w:ilvl="3" w:tentative="1">
+      <w:start w:val="1"/>
+      <w:numFmt w:val="bullet"/>
+      <w:lvlText w:val=""/>
+      <w:lvlJc w:val="left"/>
+      <w:pPr>
+        <w:tabs>
+          <w:tab w:val="num" w:pos="2880"/>
+        </w:tabs>
+        <w:ind w:left="2880" w:hanging="360"/>
+      </w:pPr>
+      <w:rPr>
+        <w:rFonts w:ascii="Wingdings" w:hAnsi="Wingdings" w:hint="default"/>
+        <w:sz w:val="20"/>
+      </w:rPr>
+    </w:lvl>
+    <w:lvl w:ilvl="4" w:tentative="1">
+      <w:start w:val="1"/>
+      <w:numFmt w:val="bullet"/>
+      <w:lvlText w:val=""/>
+      <w:lvlJc w:val="left"/>
+      <w:pPr>
+        <w:tabs>
+          <w:tab w:val="num" w:pos="3600"/>
+        </w:tabs>
+        <w:ind w:left="3600" w:hanging="360"/>
+      </w:pPr>
+      <w:rPr>
+        <w:rFonts w:ascii="Wingdings" w:hAnsi="Wingdings" w:hint="default"/>
+        <w:sz w:val="20"/>
+      </w:rPr>
+    </w:lvl>
+    <w:lvl w:ilvl="5" w:tentative="1">
+      <w:start w:val="1"/>
+      <w:numFmt w:val="bullet"/>
+      <w:lvlText w:val=""/>
+      <w:lvlJc w:val="left"/>
+      <w:pPr>
+        <w:tabs>
+          <w:tab w:val="num" w:pos="4320"/>
+        </w:tabs>
+        <w:ind w:left="4320" w:hanging="360"/>
+      </w:pPr>
+      <w:rPr>
+        <w:rFonts w:ascii="Wingdings" w:hAnsi="Wingdings" w:hint="default"/>
+        <w:sz w:val="20"/>
+      </w:rPr>
+    </w:lvl>
+    <w:lvl w:ilvl="6" w:tentative="1">
+      <w:start w:val="1"/>
+      <w:numFmt w:val="bullet"/>
+      <w:lvlText w:val=""/>
+      <w:lvlJc w:val="left"/>
+      <w:pPr>
+        <w:tabs>
+          <w:tab w:val="num" w:pos="5040"/>
+        </w:tabs>
+        <w:ind w:left="5040" w:hanging="360"/>
+      </w:pPr>
+      <w:rPr>
+        <w:rFonts w:ascii="Wingdings" w:hAnsi="Wingdings" w:hint="default"/>
+        <w:sz w:val="20"/>
+      </w:rPr>
+    </w:lvl>
+    <w:lvl w:ilvl="7" w:tentative="1">
+      <w:start w:val="1"/>
+      <w:numFmt w:val="bullet"/>
+      <w:lvlText w:val=""/>
+      <w:lvlJc w:val="left"/>
+      <w:pPr>
+        <w:tabs>
+          <w:tab w:val="num" w:pos="5760"/>
+        </w:tabs>
+        <w:ind w:left="5760" w:hanging="360"/>
+      </w:pPr>
+      <w:rPr>
+        <w:rFonts w:ascii="Wingdings" w:hAnsi="Wingdings" w:hint="default"/>
+        <w:sz w:val="20"/>
+      </w:rPr>
+    </w:lvl>
+    <w:lvl w:ilvl="8" w:tentative="1">
+      <w:start w:val="1"/>
+      <w:numFmt w:val="bullet"/>
+      <w:lvlText w:val=""/>
+      <w:lvlJc w:val="left"/>
+      <w:pPr>
+        <w:tabs>
+          <w:tab w:val="num" w:pos="6480"/>
+        </w:tabs>
+        <w:ind w:left="6480" w:hanging="360"/>
+      </w:pPr>
+      <w:rPr>
+        <w:rFonts w:ascii="Wingdings" w:hAnsi="Wingdings" w:hint="default"/>
+        <w:sz w:val="20"/>
+      </w:rPr>
+    </w:lvl>
+  </w:abstractNum>
+  <w:abstractNum w:abstractNumId="13" w15:restartNumberingAfterBreak="0">
     <w:nsid w:val="12BF4A5F"/>
     <w:multiLevelType w:val="multilevel"/>
     <w:tmpl w:val="B276E746"/>
@@ -3815,7 +7990,156 @@
       </w:rPr>
     </w:lvl>
   </w:abstractNum>
-  <w:abstractNum w:abstractNumId="10" w15:restartNumberingAfterBreak="0">
+  <w:abstractNum w:abstractNumId="14" w15:restartNumberingAfterBreak="0">
+    <w:nsid w:val="167F2FDB"/>
+    <w:multiLevelType w:val="multilevel"/>
+    <w:tmpl w:val="4852CCC8"/>
+    <w:lvl w:ilvl="0">
+      <w:start w:val="1"/>
+      <w:numFmt w:val="bullet"/>
+      <w:lvlText w:val=""/>
+      <w:lvlJc w:val="left"/>
+      <w:pPr>
+        <w:tabs>
+          <w:tab w:val="num" w:pos="720"/>
+        </w:tabs>
+        <w:ind w:left="720" w:hanging="360"/>
+      </w:pPr>
+      <w:rPr>
+        <w:rFonts w:ascii="Symbol" w:hAnsi="Symbol" w:hint="default"/>
+        <w:sz w:val="20"/>
+      </w:rPr>
+    </w:lvl>
+    <w:lvl w:ilvl="1" w:tentative="1">
+      <w:start w:val="1"/>
+      <w:numFmt w:val="bullet"/>
+      <w:lvlText w:val="o"/>
+      <w:lvlJc w:val="left"/>
+      <w:pPr>
+        <w:tabs>
+          <w:tab w:val="num" w:pos="1440"/>
+        </w:tabs>
+        <w:ind w:left="1440" w:hanging="360"/>
+      </w:pPr>
+      <w:rPr>
+        <w:rFonts w:ascii="Courier New" w:hAnsi="Courier New" w:hint="default"/>
+        <w:sz w:val="20"/>
+      </w:rPr>
+    </w:lvl>
+    <w:lvl w:ilvl="2" w:tentative="1">
+      <w:start w:val="1"/>
+      <w:numFmt w:val="bullet"/>
+      <w:lvlText w:val=""/>
+      <w:lvlJc w:val="left"/>
+      <w:pPr>
+        <w:tabs>
+          <w:tab w:val="num" w:pos="2160"/>
+        </w:tabs>
+        <w:ind w:left="2160" w:hanging="360"/>
+      </w:pPr>
+      <w:rPr>
+        <w:rFonts w:ascii="Wingdings" w:hAnsi="Wingdings" w:hint="default"/>
+        <w:sz w:val="20"/>
+      </w:rPr>
+    </w:lvl>
+    <w:lvl w:ilvl="3" w:tentative="1">
+      <w:start w:val="1"/>
+      <w:numFmt w:val="bullet"/>
+      <w:lvlText w:val=""/>
+      <w:lvlJc w:val="left"/>
+      <w:pPr>
+        <w:tabs>
+          <w:tab w:val="num" w:pos="2880"/>
+        </w:tabs>
+        <w:ind w:left="2880" w:hanging="360"/>
+      </w:pPr>
+      <w:rPr>
+        <w:rFonts w:ascii="Wingdings" w:hAnsi="Wingdings" w:hint="default"/>
+        <w:sz w:val="20"/>
+      </w:rPr>
+    </w:lvl>
+    <w:lvl w:ilvl="4" w:tentative="1">
+      <w:start w:val="1"/>
+      <w:numFmt w:val="bullet"/>
+      <w:lvlText w:val=""/>
+      <w:lvlJc w:val="left"/>
+      <w:pPr>
+        <w:tabs>
+          <w:tab w:val="num" w:pos="3600"/>
+        </w:tabs>
+        <w:ind w:left="3600" w:hanging="360"/>
+      </w:pPr>
+      <w:rPr>
+        <w:rFonts w:ascii="Wingdings" w:hAnsi="Wingdings" w:hint="default"/>
+        <w:sz w:val="20"/>
+      </w:rPr>
+    </w:lvl>
+    <w:lvl w:ilvl="5" w:tentative="1">
+      <w:start w:val="1"/>
+      <w:numFmt w:val="bullet"/>
+      <w:lvlText w:val=""/>
+      <w:lvlJc w:val="left"/>
+      <w:pPr>
+        <w:tabs>
+          <w:tab w:val="num" w:pos="4320"/>
+        </w:tabs>
+        <w:ind w:left="4320" w:hanging="360"/>
+      </w:pPr>
+      <w:rPr>
+        <w:rFonts w:ascii="Wingdings" w:hAnsi="Wingdings" w:hint="default"/>
+        <w:sz w:val="20"/>
+      </w:rPr>
+    </w:lvl>
+    <w:lvl w:ilvl="6" w:tentative="1">
+      <w:start w:val="1"/>
+      <w:numFmt w:val="bullet"/>
+      <w:lvlText w:val=""/>
+      <w:lvlJc w:val="left"/>
+      <w:pPr>
+        <w:tabs>
+          <w:tab w:val="num" w:pos="5040"/>
+        </w:tabs>
+        <w:ind w:left="5040" w:hanging="360"/>
+      </w:pPr>
+      <w:rPr>
+        <w:rFonts w:ascii="Wingdings" w:hAnsi="Wingdings" w:hint="default"/>
+        <w:sz w:val="20"/>
+      </w:rPr>
+    </w:lvl>
+    <w:lvl w:ilvl="7" w:tentative="1">
+      <w:start w:val="1"/>
+      <w:numFmt w:val="bullet"/>
+      <w:lvlText w:val=""/>
+      <w:lvlJc w:val="left"/>
+      <w:pPr>
+        <w:tabs>
+          <w:tab w:val="num" w:pos="5760"/>
+        </w:tabs>
+        <w:ind w:left="5760" w:hanging="360"/>
+      </w:pPr>
+      <w:rPr>
+        <w:rFonts w:ascii="Wingdings" w:hAnsi="Wingdings" w:hint="default"/>
+        <w:sz w:val="20"/>
+      </w:rPr>
+    </w:lvl>
+    <w:lvl w:ilvl="8" w:tentative="1">
+      <w:start w:val="1"/>
+      <w:numFmt w:val="bullet"/>
+      <w:lvlText w:val=""/>
+      <w:lvlJc w:val="left"/>
+      <w:pPr>
+        <w:tabs>
+          <w:tab w:val="num" w:pos="6480"/>
+        </w:tabs>
+        <w:ind w:left="6480" w:hanging="360"/>
+      </w:pPr>
+      <w:rPr>
+        <w:rFonts w:ascii="Wingdings" w:hAnsi="Wingdings" w:hint="default"/>
+        <w:sz w:val="20"/>
+      </w:rPr>
+    </w:lvl>
+  </w:abstractNum>
+  <w:abstractNum w:abstractNumId="15" w15:restartNumberingAfterBreak="0">
     <w:nsid w:val="208F476F"/>
     <w:multiLevelType w:val="multilevel"/>
     <w:tmpl w:val="4C3869E2"/>
@@ -3964,7 +8288,603 @@
       </w:rPr>
     </w:lvl>
   </w:abstractNum>
-  <w:abstractNum w:abstractNumId="11" w15:restartNumberingAfterBreak="0">
+  <w:abstractNum w:abstractNumId="16" w15:restartNumberingAfterBreak="0">
+    <w:nsid w:val="2AA70C11"/>
+    <w:multiLevelType w:val="multilevel"/>
+    <w:tmpl w:val="24FC2A10"/>
+    <w:lvl w:ilvl="0">
+      <w:start w:val="1"/>
+      <w:numFmt w:val="bullet"/>
+      <w:lvlText w:val=""/>
+      <w:lvlJc w:val="left"/>
+      <w:pPr>
+        <w:tabs>
+          <w:tab w:val="num" w:pos="720"/>
+        </w:tabs>
+        <w:ind w:left="720" w:hanging="360"/>
+      </w:pPr>
+      <w:rPr>
+        <w:rFonts w:ascii="Symbol" w:hAnsi="Symbol" w:hint="default"/>
+        <w:sz w:val="20"/>
+      </w:rPr>
+    </w:lvl>
+    <w:lvl w:ilvl="1" w:tentative="1">
+      <w:start w:val="1"/>
+      <w:numFmt w:val="bullet"/>
+      <w:lvlText w:val="o"/>
+      <w:lvlJc w:val="left"/>
+      <w:pPr>
+        <w:tabs>
+          <w:tab w:val="num" w:pos="1440"/>
+        </w:tabs>
+        <w:ind w:left="1440" w:hanging="360"/>
+      </w:pPr>
+      <w:rPr>
+        <w:rFonts w:ascii="Courier New" w:hAnsi="Courier New" w:hint="default"/>
+        <w:sz w:val="20"/>
+      </w:rPr>
+    </w:lvl>
+    <w:lvl w:ilvl="2" w:tentative="1">
+      <w:start w:val="1"/>
+      <w:numFmt w:val="bullet"/>
+      <w:lvlText w:val=""/>
+      <w:lvlJc w:val="left"/>
+      <w:pPr>
+        <w:tabs>
+          <w:tab w:val="num" w:pos="2160"/>
+        </w:tabs>
+        <w:ind w:left="2160" w:hanging="360"/>
+      </w:pPr>
+      <w:rPr>
+        <w:rFonts w:ascii="Wingdings" w:hAnsi="Wingdings" w:hint="default"/>
+        <w:sz w:val="20"/>
+      </w:rPr>
+    </w:lvl>
+    <w:lvl w:ilvl="3" w:tentative="1">
+      <w:start w:val="1"/>
+      <w:numFmt w:val="bullet"/>
+      <w:lvlText w:val=""/>
+      <w:lvlJc w:val="left"/>
+      <w:pPr>
+        <w:tabs>
+          <w:tab w:val="num" w:pos="2880"/>
+        </w:tabs>
+        <w:ind w:left="2880" w:hanging="360"/>
+      </w:pPr>
+      <w:rPr>
+        <w:rFonts w:ascii="Wingdings" w:hAnsi="Wingdings" w:hint="default"/>
+        <w:sz w:val="20"/>
+      </w:rPr>
+    </w:lvl>
+    <w:lvl w:ilvl="4" w:tentative="1">
+      <w:start w:val="1"/>
+      <w:numFmt w:val="bullet"/>
+      <w:lvlText w:val=""/>
+      <w:lvlJc w:val="left"/>
+      <w:pPr>
+        <w:tabs>
+          <w:tab w:val="num" w:pos="3600"/>
+        </w:tabs>
+        <w:ind w:left="3600" w:hanging="360"/>
+      </w:pPr>
+      <w:rPr>
+        <w:rFonts w:ascii="Wingdings" w:hAnsi="Wingdings" w:hint="default"/>
+        <w:sz w:val="20"/>
+      </w:rPr>
+    </w:lvl>
+    <w:lvl w:ilvl="5" w:tentative="1">
+      <w:start w:val="1"/>
+      <w:numFmt w:val="bullet"/>
+      <w:lvlText w:val=""/>
+      <w:lvlJc w:val="left"/>
+      <w:pPr>
+        <w:tabs>
+          <w:tab w:val="num" w:pos="4320"/>
+        </w:tabs>
+        <w:ind w:left="4320" w:hanging="360"/>
+      </w:pPr>
+      <w:rPr>
+        <w:rFonts w:ascii="Wingdings" w:hAnsi="Wingdings" w:hint="default"/>
+        <w:sz w:val="20"/>
+      </w:rPr>
+    </w:lvl>
+    <w:lvl w:ilvl="6" w:tentative="1">
+      <w:start w:val="1"/>
+      <w:numFmt w:val="bullet"/>
+      <w:lvlText w:val=""/>
+      <w:lvlJc w:val="left"/>
+      <w:pPr>
+        <w:tabs>
+          <w:tab w:val="num" w:pos="5040"/>
+        </w:tabs>
+        <w:ind w:left="5040" w:hanging="360"/>
+      </w:pPr>
+      <w:rPr>
+        <w:rFonts w:ascii="Wingdings" w:hAnsi="Wingdings" w:hint="default"/>
+        <w:sz w:val="20"/>
+      </w:rPr>
+    </w:lvl>
+    <w:lvl w:ilvl="7" w:tentative="1">
+      <w:start w:val="1"/>
+      <w:numFmt w:val="bullet"/>
+      <w:lvlText w:val=""/>
+      <w:lvlJc w:val="left"/>
+      <w:pPr>
+        <w:tabs>
+          <w:tab w:val="num" w:pos="5760"/>
+        </w:tabs>
+        <w:ind w:left="5760" w:hanging="360"/>
+      </w:pPr>
+      <w:rPr>
+        <w:rFonts w:ascii="Wingdings" w:hAnsi="Wingdings" w:hint="default"/>
+        <w:sz w:val="20"/>
+      </w:rPr>
+    </w:lvl>
+    <w:lvl w:ilvl="8" w:tentative="1">
+      <w:start w:val="1"/>
+      <w:numFmt w:val="bullet"/>
+      <w:lvlText w:val=""/>
+      <w:lvlJc w:val="left"/>
+      <w:pPr>
+        <w:tabs>
+          <w:tab w:val="num" w:pos="6480"/>
+        </w:tabs>
+        <w:ind w:left="6480" w:hanging="360"/>
+      </w:pPr>
+      <w:rPr>
+        <w:rFonts w:ascii="Wingdings" w:hAnsi="Wingdings" w:hint="default"/>
+        <w:sz w:val="20"/>
+      </w:rPr>
+    </w:lvl>
+  </w:abstractNum>
+  <w:abstractNum w:abstractNumId="17" w15:restartNumberingAfterBreak="0">
+    <w:nsid w:val="2D1D7014"/>
+    <w:multiLevelType w:val="multilevel"/>
+    <w:tmpl w:val="FC48FA28"/>
+    <w:lvl w:ilvl="0">
+      <w:start w:val="1"/>
+      <w:numFmt w:val="bullet"/>
+      <w:lvlText w:val=""/>
+      <w:lvlJc w:val="left"/>
+      <w:pPr>
+        <w:tabs>
+          <w:tab w:val="num" w:pos="720"/>
+        </w:tabs>
+        <w:ind w:left="720" w:hanging="360"/>
+      </w:pPr>
+      <w:rPr>
+        <w:rFonts w:ascii="Symbol" w:hAnsi="Symbol" w:hint="default"/>
+        <w:sz w:val="20"/>
+      </w:rPr>
+    </w:lvl>
+    <w:lvl w:ilvl="1" w:tentative="1">
+      <w:start w:val="1"/>
+      <w:numFmt w:val="bullet"/>
+      <w:lvlText w:val="o"/>
+      <w:lvlJc w:val="left"/>
+      <w:pPr>
+        <w:tabs>
+          <w:tab w:val="num" w:pos="1440"/>
+        </w:tabs>
+        <w:ind w:left="1440" w:hanging="360"/>
+      </w:pPr>
+      <w:rPr>
+        <w:rFonts w:ascii="Courier New" w:hAnsi="Courier New" w:hint="default"/>
+        <w:sz w:val="20"/>
+      </w:rPr>
+    </w:lvl>
+    <w:lvl w:ilvl="2" w:tentative="1">
+      <w:start w:val="1"/>
+      <w:numFmt w:val="bullet"/>
+      <w:lvlText w:val=""/>
+      <w:lvlJc w:val="left"/>
+      <w:pPr>
+        <w:tabs>
+          <w:tab w:val="num" w:pos="2160"/>
+        </w:tabs>
+        <w:ind w:left="2160" w:hanging="360"/>
+      </w:pPr>
+      <w:rPr>
+        <w:rFonts w:ascii="Wingdings" w:hAnsi="Wingdings" w:hint="default"/>
+        <w:sz w:val="20"/>
+      </w:rPr>
+    </w:lvl>
+    <w:lvl w:ilvl="3" w:tentative="1">
+      <w:start w:val="1"/>
+      <w:numFmt w:val="bullet"/>
+      <w:lvlText w:val=""/>
+      <w:lvlJc w:val="left"/>
+      <w:pPr>
+        <w:tabs>
+          <w:tab w:val="num" w:pos="2880"/>
+        </w:tabs>
+        <w:ind w:left="2880" w:hanging="360"/>
+      </w:pPr>
+      <w:rPr>
+        <w:rFonts w:ascii="Wingdings" w:hAnsi="Wingdings" w:hint="default"/>
+        <w:sz w:val="20"/>
+      </w:rPr>
+    </w:lvl>
+    <w:lvl w:ilvl="4" w:tentative="1">
+      <w:start w:val="1"/>
+      <w:numFmt w:val="bullet"/>
+      <w:lvlText w:val=""/>
+      <w:lvlJc w:val="left"/>
+      <w:pPr>
+        <w:tabs>
+          <w:tab w:val="num" w:pos="3600"/>
+        </w:tabs>
+        <w:ind w:left="3600" w:hanging="360"/>
+      </w:pPr>
+      <w:rPr>
+        <w:rFonts w:ascii="Wingdings" w:hAnsi="Wingdings" w:hint="default"/>
+        <w:sz w:val="20"/>
+      </w:rPr>
+    </w:lvl>
+    <w:lvl w:ilvl="5" w:tentative="1">
+      <w:start w:val="1"/>
+      <w:numFmt w:val="bullet"/>
+      <w:lvlText w:val=""/>
+      <w:lvlJc w:val="left"/>
+      <w:pPr>
+        <w:tabs>
+          <w:tab w:val="num" w:pos="4320"/>
+        </w:tabs>
+        <w:ind w:left="4320" w:hanging="360"/>
+      </w:pPr>
+      <w:rPr>
+        <w:rFonts w:ascii="Wingdings" w:hAnsi="Wingdings" w:hint="default"/>
+        <w:sz w:val="20"/>
+      </w:rPr>
+    </w:lvl>
+    <w:lvl w:ilvl="6" w:tentative="1">
+      <w:start w:val="1"/>
+      <w:numFmt w:val="bullet"/>
+      <w:lvlText w:val=""/>
+      <w:lvlJc w:val="left"/>
+      <w:pPr>
+        <w:tabs>
+          <w:tab w:val="num" w:pos="5040"/>
+        </w:tabs>
+        <w:ind w:left="5040" w:hanging="360"/>
+      </w:pPr>
+      <w:rPr>
+        <w:rFonts w:ascii="Wingdings" w:hAnsi="Wingdings" w:hint="default"/>
+        <w:sz w:val="20"/>
+      </w:rPr>
+    </w:lvl>
+    <w:lvl w:ilvl="7" w:tentative="1">
+      <w:start w:val="1"/>
+      <w:numFmt w:val="bullet"/>
+      <w:lvlText w:val=""/>
+      <w:lvlJc w:val="left"/>
+      <w:pPr>
+        <w:tabs>
+          <w:tab w:val="num" w:pos="5760"/>
+        </w:tabs>
+        <w:ind w:left="5760" w:hanging="360"/>
+      </w:pPr>
+      <w:rPr>
+        <w:rFonts w:ascii="Wingdings" w:hAnsi="Wingdings" w:hint="default"/>
+        <w:sz w:val="20"/>
+      </w:rPr>
+    </w:lvl>
+    <w:lvl w:ilvl="8" w:tentative="1">
+      <w:start w:val="1"/>
+      <w:numFmt w:val="bullet"/>
+      <w:lvlText w:val=""/>
+      <w:lvlJc w:val="left"/>
+      <w:pPr>
+        <w:tabs>
+          <w:tab w:val="num" w:pos="6480"/>
+        </w:tabs>
+        <w:ind w:left="6480" w:hanging="360"/>
+      </w:pPr>
+      <w:rPr>
+        <w:rFonts w:ascii="Wingdings" w:hAnsi="Wingdings" w:hint="default"/>
+        <w:sz w:val="20"/>
+      </w:rPr>
+    </w:lvl>
+  </w:abstractNum>
+  <w:abstractNum w:abstractNumId="18" w15:restartNumberingAfterBreak="0">
+    <w:nsid w:val="2DBC3353"/>
+    <w:multiLevelType w:val="multilevel"/>
+    <w:tmpl w:val="88EC32CC"/>
+    <w:lvl w:ilvl="0">
+      <w:start w:val="1"/>
+      <w:numFmt w:val="bullet"/>
+      <w:lvlText w:val=""/>
+      <w:lvlJc w:val="left"/>
+      <w:pPr>
+        <w:tabs>
+          <w:tab w:val="num" w:pos="720"/>
+        </w:tabs>
+        <w:ind w:left="720" w:hanging="360"/>
+      </w:pPr>
+      <w:rPr>
+        <w:rFonts w:ascii="Symbol" w:hAnsi="Symbol" w:hint="default"/>
+        <w:sz w:val="20"/>
+      </w:rPr>
+    </w:lvl>
+    <w:lvl w:ilvl="1" w:tentative="1">
+      <w:start w:val="1"/>
+      <w:numFmt w:val="bullet"/>
+      <w:lvlText w:val="o"/>
+      <w:lvlJc w:val="left"/>
+      <w:pPr>
+        <w:tabs>
+          <w:tab w:val="num" w:pos="1440"/>
+        </w:tabs>
+        <w:ind w:left="1440" w:hanging="360"/>
+      </w:pPr>
+      <w:rPr>
+        <w:rFonts w:ascii="Courier New" w:hAnsi="Courier New" w:hint="default"/>
+        <w:sz w:val="20"/>
+      </w:rPr>
+    </w:lvl>
+    <w:lvl w:ilvl="2" w:tentative="1">
+      <w:start w:val="1"/>
+      <w:numFmt w:val="bullet"/>
+      <w:lvlText w:val=""/>
+      <w:lvlJc w:val="left"/>
+      <w:pPr>
+        <w:tabs>
+          <w:tab w:val="num" w:pos="2160"/>
+        </w:tabs>
+        <w:ind w:left="2160" w:hanging="360"/>
+      </w:pPr>
+      <w:rPr>
+        <w:rFonts w:ascii="Wingdings" w:hAnsi="Wingdings" w:hint="default"/>
+        <w:sz w:val="20"/>
+      </w:rPr>
+    </w:lvl>
+    <w:lvl w:ilvl="3" w:tentative="1">
+      <w:start w:val="1"/>
+      <w:numFmt w:val="bullet"/>
+      <w:lvlText w:val=""/>
+      <w:lvlJc w:val="left"/>
+      <w:pPr>
+        <w:tabs>
+          <w:tab w:val="num" w:pos="2880"/>
+        </w:tabs>
+        <w:ind w:left="2880" w:hanging="360"/>
+      </w:pPr>
+      <w:rPr>
+        <w:rFonts w:ascii="Wingdings" w:hAnsi="Wingdings" w:hint="default"/>
+        <w:sz w:val="20"/>
+      </w:rPr>
+    </w:lvl>
+    <w:lvl w:ilvl="4" w:tentative="1">
+      <w:start w:val="1"/>
+      <w:numFmt w:val="bullet"/>
+      <w:lvlText w:val=""/>
+      <w:lvlJc w:val="left"/>
+      <w:pPr>
+        <w:tabs>
+          <w:tab w:val="num" w:pos="3600"/>
+        </w:tabs>
+        <w:ind w:left="3600" w:hanging="360"/>
+      </w:pPr>
+      <w:rPr>
+        <w:rFonts w:ascii="Wingdings" w:hAnsi="Wingdings" w:hint="default"/>
+        <w:sz w:val="20"/>
+      </w:rPr>
+    </w:lvl>
+    <w:lvl w:ilvl="5" w:tentative="1">
+      <w:start w:val="1"/>
+      <w:numFmt w:val="bullet"/>
+      <w:lvlText w:val=""/>
+      <w:lvlJc w:val="left"/>
+      <w:pPr>
+        <w:tabs>
+          <w:tab w:val="num" w:pos="4320"/>
+        </w:tabs>
+        <w:ind w:left="4320" w:hanging="360"/>
+      </w:pPr>
+      <w:rPr>
+        <w:rFonts w:ascii="Wingdings" w:hAnsi="Wingdings" w:hint="default"/>
+        <w:sz w:val="20"/>
+      </w:rPr>
+    </w:lvl>
+    <w:lvl w:ilvl="6" w:tentative="1">
+      <w:start w:val="1"/>
+      <w:numFmt w:val="bullet"/>
+      <w:lvlText w:val=""/>
+      <w:lvlJc w:val="left"/>
+      <w:pPr>
+        <w:tabs>
+          <w:tab w:val="num" w:pos="5040"/>
+        </w:tabs>
+        <w:ind w:left="5040" w:hanging="360"/>
+      </w:pPr>
+      <w:rPr>
+        <w:rFonts w:ascii="Wingdings" w:hAnsi="Wingdings" w:hint="default"/>
+        <w:sz w:val="20"/>
+      </w:rPr>
+    </w:lvl>
+    <w:lvl w:ilvl="7" w:tentative="1">
+      <w:start w:val="1"/>
+      <w:numFmt w:val="bullet"/>
+      <w:lvlText w:val=""/>
+      <w:lvlJc w:val="left"/>
+      <w:pPr>
+        <w:tabs>
+          <w:tab w:val="num" w:pos="5760"/>
+        </w:tabs>
+        <w:ind w:left="5760" w:hanging="360"/>
+      </w:pPr>
+      <w:rPr>
+        <w:rFonts w:ascii="Wingdings" w:hAnsi="Wingdings" w:hint="default"/>
+        <w:sz w:val="20"/>
+      </w:rPr>
+    </w:lvl>
+    <w:lvl w:ilvl="8" w:tentative="1">
+      <w:start w:val="1"/>
+      <w:numFmt w:val="bullet"/>
+      <w:lvlText w:val=""/>
+      <w:lvlJc w:val="left"/>
+      <w:pPr>
+        <w:tabs>
+          <w:tab w:val="num" w:pos="6480"/>
+        </w:tabs>
+        <w:ind w:left="6480" w:hanging="360"/>
+      </w:pPr>
+      <w:rPr>
+        <w:rFonts w:ascii="Wingdings" w:hAnsi="Wingdings" w:hint="default"/>
+        <w:sz w:val="20"/>
+      </w:rPr>
+    </w:lvl>
+  </w:abstractNum>
+  <w:abstractNum w:abstractNumId="19" w15:restartNumberingAfterBreak="0">
+    <w:nsid w:val="335B7714"/>
+    <w:multiLevelType w:val="multilevel"/>
+    <w:tmpl w:val="38B04334"/>
+    <w:lvl w:ilvl="0">
+      <w:start w:val="1"/>
+      <w:numFmt w:val="bullet"/>
+      <w:lvlText w:val=""/>
+      <w:lvlJc w:val="left"/>
+      <w:pPr>
+        <w:tabs>
+          <w:tab w:val="num" w:pos="720"/>
+        </w:tabs>
+        <w:ind w:left="720" w:hanging="360"/>
+      </w:pPr>
+      <w:rPr>
+        <w:rFonts w:ascii="Symbol" w:hAnsi="Symbol" w:hint="default"/>
+        <w:sz w:val="20"/>
+      </w:rPr>
+    </w:lvl>
+    <w:lvl w:ilvl="1" w:tentative="1">
+      <w:start w:val="1"/>
+      <w:numFmt w:val="bullet"/>
+      <w:lvlText w:val="o"/>
+      <w:lvlJc w:val="left"/>
+      <w:pPr>
+        <w:tabs>
+          <w:tab w:val="num" w:pos="1440"/>
+        </w:tabs>
+        <w:ind w:left="1440" w:hanging="360"/>
+      </w:pPr>
+      <w:rPr>
+        <w:rFonts w:ascii="Courier New" w:hAnsi="Courier New" w:hint="default"/>
+        <w:sz w:val="20"/>
+      </w:rPr>
+    </w:lvl>
+    <w:lvl w:ilvl="2" w:tentative="1">
+      <w:start w:val="1"/>
+      <w:numFmt w:val="bullet"/>
+      <w:lvlText w:val=""/>
+      <w:lvlJc w:val="left"/>
+      <w:pPr>
+        <w:tabs>
+          <w:tab w:val="num" w:pos="2160"/>
+        </w:tabs>
+        <w:ind w:left="2160" w:hanging="360"/>
+      </w:pPr>
+      <w:rPr>
+        <w:rFonts w:ascii="Wingdings" w:hAnsi="Wingdings" w:hint="default"/>
+        <w:sz w:val="20"/>
+      </w:rPr>
+    </w:lvl>
+    <w:lvl w:ilvl="3" w:tentative="1">
+      <w:start w:val="1"/>
+      <w:numFmt w:val="bullet"/>
+      <w:lvlText w:val=""/>
+      <w:lvlJc w:val="left"/>
+      <w:pPr>
+        <w:tabs>
+          <w:tab w:val="num" w:pos="2880"/>
+        </w:tabs>
+        <w:ind w:left="2880" w:hanging="360"/>
+      </w:pPr>
+      <w:rPr>
+        <w:rFonts w:ascii="Wingdings" w:hAnsi="Wingdings" w:hint="default"/>
+        <w:sz w:val="20"/>
+      </w:rPr>
+    </w:lvl>
+    <w:lvl w:ilvl="4" w:tentative="1">
+      <w:start w:val="1"/>
+      <w:numFmt w:val="bullet"/>
+      <w:lvlText w:val=""/>
+      <w:lvlJc w:val="left"/>
+      <w:pPr>
+        <w:tabs>
+          <w:tab w:val="num" w:pos="3600"/>
+        </w:tabs>
+        <w:ind w:left="3600" w:hanging="360"/>
+      </w:pPr>
+      <w:rPr>
+        <w:rFonts w:ascii="Wingdings" w:hAnsi="Wingdings" w:hint="default"/>
+        <w:sz w:val="20"/>
+      </w:rPr>
+    </w:lvl>
+    <w:lvl w:ilvl="5" w:tentative="1">
+      <w:start w:val="1"/>
+      <w:numFmt w:val="bullet"/>
+      <w:lvlText w:val=""/>
+      <w:lvlJc w:val="left"/>
+      <w:pPr>
+        <w:tabs>
+          <w:tab w:val="num" w:pos="4320"/>
+        </w:tabs>
+        <w:ind w:left="4320" w:hanging="360"/>
+      </w:pPr>
+      <w:rPr>
+        <w:rFonts w:ascii="Wingdings" w:hAnsi="Wingdings" w:hint="default"/>
+        <w:sz w:val="20"/>
+      </w:rPr>
+    </w:lvl>
+    <w:lvl w:ilvl="6" w:tentative="1">
+      <w:start w:val="1"/>
+      <w:numFmt w:val="bullet"/>
+      <w:lvlText w:val=""/>
+      <w:lvlJc w:val="left"/>
+      <w:pPr>
+        <w:tabs>
+          <w:tab w:val="num" w:pos="5040"/>
+        </w:tabs>
+        <w:ind w:left="5040" w:hanging="360"/>
+      </w:pPr>
+      <w:rPr>
+        <w:rFonts w:ascii="Wingdings" w:hAnsi="Wingdings" w:hint="default"/>
+        <w:sz w:val="20"/>
+      </w:rPr>
+    </w:lvl>
+    <w:lvl w:ilvl="7" w:tentative="1">
+      <w:start w:val="1"/>
+      <w:numFmt w:val="bullet"/>
+      <w:lvlText w:val=""/>
+      <w:lvlJc w:val="left"/>
+      <w:pPr>
+        <w:tabs>
+          <w:tab w:val="num" w:pos="5760"/>
+        </w:tabs>
+        <w:ind w:left="5760" w:hanging="360"/>
+      </w:pPr>
+      <w:rPr>
+        <w:rFonts w:ascii="Wingdings" w:hAnsi="Wingdings" w:hint="default"/>
+        <w:sz w:val="20"/>
+      </w:rPr>
+    </w:lvl>
+    <w:lvl w:ilvl="8" w:tentative="1">
+      <w:start w:val="1"/>
+      <w:numFmt w:val="bullet"/>
+      <w:lvlText w:val=""/>
+      <w:lvlJc w:val="left"/>
+      <w:pPr>
+        <w:tabs>
+          <w:tab w:val="num" w:pos="6480"/>
+        </w:tabs>
+        <w:ind w:left="6480" w:hanging="360"/>
+      </w:pPr>
+      <w:rPr>
+        <w:rFonts w:ascii="Wingdings" w:hAnsi="Wingdings" w:hint="default"/>
+        <w:sz w:val="20"/>
+      </w:rPr>
+    </w:lvl>
+  </w:abstractNum>
+  <w:abstractNum w:abstractNumId="20" w15:restartNumberingAfterBreak="0">
     <w:nsid w:val="3CF968FC"/>
     <w:multiLevelType w:val="multilevel"/>
     <w:tmpl w:val="BADC11AA"/>
@@ -4113,7 +9033,305 @@
       </w:rPr>
     </w:lvl>
   </w:abstractNum>
-  <w:abstractNum w:abstractNumId="12" w15:restartNumberingAfterBreak="0">
+  <w:abstractNum w:abstractNumId="21" w15:restartNumberingAfterBreak="0">
+    <w:nsid w:val="484C40E0"/>
+    <w:multiLevelType w:val="multilevel"/>
+    <w:tmpl w:val="3F10C4A4"/>
+    <w:lvl w:ilvl="0">
+      <w:start w:val="1"/>
+      <w:numFmt w:val="bullet"/>
+      <w:lvlText w:val=""/>
+      <w:lvlJc w:val="left"/>
+      <w:pPr>
+        <w:tabs>
+          <w:tab w:val="num" w:pos="720"/>
+        </w:tabs>
+        <w:ind w:left="720" w:hanging="360"/>
+      </w:pPr>
+      <w:rPr>
+        <w:rFonts w:ascii="Symbol" w:hAnsi="Symbol" w:hint="default"/>
+        <w:sz w:val="20"/>
+      </w:rPr>
+    </w:lvl>
+    <w:lvl w:ilvl="1" w:tentative="1">
+      <w:start w:val="1"/>
+      <w:numFmt w:val="bullet"/>
+      <w:lvlText w:val="o"/>
+      <w:lvlJc w:val="left"/>
+      <w:pPr>
+        <w:tabs>
+          <w:tab w:val="num" w:pos="1440"/>
+        </w:tabs>
+        <w:ind w:left="1440" w:hanging="360"/>
+      </w:pPr>
+      <w:rPr>
+        <w:rFonts w:ascii="Courier New" w:hAnsi="Courier New" w:hint="default"/>
+        <w:sz w:val="20"/>
+      </w:rPr>
+    </w:lvl>
+    <w:lvl w:ilvl="2" w:tentative="1">
+      <w:start w:val="1"/>
+      <w:numFmt w:val="bullet"/>
+      <w:lvlText w:val=""/>
+      <w:lvlJc w:val="left"/>
+      <w:pPr>
+        <w:tabs>
+          <w:tab w:val="num" w:pos="2160"/>
+        </w:tabs>
+        <w:ind w:left="2160" w:hanging="360"/>
+      </w:pPr>
+      <w:rPr>
+        <w:rFonts w:ascii="Wingdings" w:hAnsi="Wingdings" w:hint="default"/>
+        <w:sz w:val="20"/>
+      </w:rPr>
+    </w:lvl>
+    <w:lvl w:ilvl="3" w:tentative="1">
+      <w:start w:val="1"/>
+      <w:numFmt w:val="bullet"/>
+      <w:lvlText w:val=""/>
+      <w:lvlJc w:val="left"/>
+      <w:pPr>
+        <w:tabs>
+          <w:tab w:val="num" w:pos="2880"/>
+        </w:tabs>
+        <w:ind w:left="2880" w:hanging="360"/>
+      </w:pPr>
+      <w:rPr>
+        <w:rFonts w:ascii="Wingdings" w:hAnsi="Wingdings" w:hint="default"/>
+        <w:sz w:val="20"/>
+      </w:rPr>
+    </w:lvl>
+    <w:lvl w:ilvl="4" w:tentative="1">
+      <w:start w:val="1"/>
+      <w:numFmt w:val="bullet"/>
+      <w:lvlText w:val=""/>
+      <w:lvlJc w:val="left"/>
+      <w:pPr>
+        <w:tabs>
+          <w:tab w:val="num" w:pos="3600"/>
+        </w:tabs>
+        <w:ind w:left="3600" w:hanging="360"/>
+      </w:pPr>
+      <w:rPr>
+        <w:rFonts w:ascii="Wingdings" w:hAnsi="Wingdings" w:hint="default"/>
+        <w:sz w:val="20"/>
+      </w:rPr>
+    </w:lvl>
+    <w:lvl w:ilvl="5" w:tentative="1">
+      <w:start w:val="1"/>
+      <w:numFmt w:val="bullet"/>
+      <w:lvlText w:val=""/>
+      <w:lvlJc w:val="left"/>
+      <w:pPr>
+        <w:tabs>
+          <w:tab w:val="num" w:pos="4320"/>
+        </w:tabs>
+        <w:ind w:left="4320" w:hanging="360"/>
+      </w:pPr>
+      <w:rPr>
+        <w:rFonts w:ascii="Wingdings" w:hAnsi="Wingdings" w:hint="default"/>
+        <w:sz w:val="20"/>
+      </w:rPr>
+    </w:lvl>
+    <w:lvl w:ilvl="6" w:tentative="1">
+      <w:start w:val="1"/>
+      <w:numFmt w:val="bullet"/>
+      <w:lvlText w:val=""/>
+      <w:lvlJc w:val="left"/>
+      <w:pPr>
+        <w:tabs>
+          <w:tab w:val="num" w:pos="5040"/>
+        </w:tabs>
+        <w:ind w:left="5040" w:hanging="360"/>
+      </w:pPr>
+      <w:rPr>
+        <w:rFonts w:ascii="Wingdings" w:hAnsi="Wingdings" w:hint="default"/>
+        <w:sz w:val="20"/>
+      </w:rPr>
+    </w:lvl>
+    <w:lvl w:ilvl="7" w:tentative="1">
+      <w:start w:val="1"/>
+      <w:numFmt w:val="bullet"/>
+      <w:lvlText w:val=""/>
+      <w:lvlJc w:val="left"/>
+      <w:pPr>
+        <w:tabs>
+          <w:tab w:val="num" w:pos="5760"/>
+        </w:tabs>
+        <w:ind w:left="5760" w:hanging="360"/>
+      </w:pPr>
+      <w:rPr>
+        <w:rFonts w:ascii="Wingdings" w:hAnsi="Wingdings" w:hint="default"/>
+        <w:sz w:val="20"/>
+      </w:rPr>
+    </w:lvl>
+    <w:lvl w:ilvl="8" w:tentative="1">
+      <w:start w:val="1"/>
+      <w:numFmt w:val="bullet"/>
+      <w:lvlText w:val=""/>
+      <w:lvlJc w:val="left"/>
+      <w:pPr>
+        <w:tabs>
+          <w:tab w:val="num" w:pos="6480"/>
+        </w:tabs>
+        <w:ind w:left="6480" w:hanging="360"/>
+      </w:pPr>
+      <w:rPr>
+        <w:rFonts w:ascii="Wingdings" w:hAnsi="Wingdings" w:hint="default"/>
+        <w:sz w:val="20"/>
+      </w:rPr>
+    </w:lvl>
+  </w:abstractNum>
+  <w:abstractNum w:abstractNumId="22" w15:restartNumberingAfterBreak="0">
+    <w:nsid w:val="4CC03671"/>
+    <w:multiLevelType w:val="multilevel"/>
+    <w:tmpl w:val="950C7244"/>
+    <w:lvl w:ilvl="0">
+      <w:start w:val="1"/>
+      <w:numFmt w:val="bullet"/>
+      <w:lvlText w:val=""/>
+      <w:lvlJc w:val="left"/>
+      <w:pPr>
+        <w:tabs>
+          <w:tab w:val="num" w:pos="720"/>
+        </w:tabs>
+        <w:ind w:left="720" w:hanging="360"/>
+      </w:pPr>
+      <w:rPr>
+        <w:rFonts w:ascii="Symbol" w:hAnsi="Symbol" w:hint="default"/>
+        <w:sz w:val="20"/>
+      </w:rPr>
+    </w:lvl>
+    <w:lvl w:ilvl="1" w:tentative="1">
+      <w:start w:val="1"/>
+      <w:numFmt w:val="bullet"/>
+      <w:lvlText w:val="o"/>
+      <w:lvlJc w:val="left"/>
+      <w:pPr>
+        <w:tabs>
+          <w:tab w:val="num" w:pos="1440"/>
+        </w:tabs>
+        <w:ind w:left="1440" w:hanging="360"/>
+      </w:pPr>
+      <w:rPr>
+        <w:rFonts w:ascii="Courier New" w:hAnsi="Courier New" w:hint="default"/>
+        <w:sz w:val="20"/>
+      </w:rPr>
+    </w:lvl>
+    <w:lvl w:ilvl="2" w:tentative="1">
+      <w:start w:val="1"/>
+      <w:numFmt w:val="bullet"/>
+      <w:lvlText w:val=""/>
+      <w:lvlJc w:val="left"/>
+      <w:pPr>
+        <w:tabs>
+          <w:tab w:val="num" w:pos="2160"/>
+        </w:tabs>
+        <w:ind w:left="2160" w:hanging="360"/>
+      </w:pPr>
+      <w:rPr>
+        <w:rFonts w:ascii="Wingdings" w:hAnsi="Wingdings" w:hint="default"/>
+        <w:sz w:val="20"/>
+      </w:rPr>
+    </w:lvl>
+    <w:lvl w:ilvl="3" w:tentative="1">
+      <w:start w:val="1"/>
+      <w:numFmt w:val="bullet"/>
+      <w:lvlText w:val=""/>
+      <w:lvlJc w:val="left"/>
+      <w:pPr>
+        <w:tabs>
+          <w:tab w:val="num" w:pos="2880"/>
+        </w:tabs>
+        <w:ind w:left="2880" w:hanging="360"/>
+      </w:pPr>
+      <w:rPr>
+        <w:rFonts w:ascii="Wingdings" w:hAnsi="Wingdings" w:hint="default"/>
+        <w:sz w:val="20"/>
+      </w:rPr>
+    </w:lvl>
+    <w:lvl w:ilvl="4" w:tentative="1">
+      <w:start w:val="1"/>
+      <w:numFmt w:val="bullet"/>
+      <w:lvlText w:val=""/>
+      <w:lvlJc w:val="left"/>
+      <w:pPr>
+        <w:tabs>
+          <w:tab w:val="num" w:pos="3600"/>
+        </w:tabs>
+        <w:ind w:left="3600" w:hanging="360"/>
+      </w:pPr>
+      <w:rPr>
+        <w:rFonts w:ascii="Wingdings" w:hAnsi="Wingdings" w:hint="default"/>
+        <w:sz w:val="20"/>
+      </w:rPr>
+    </w:lvl>
+    <w:lvl w:ilvl="5" w:tentative="1">
+      <w:start w:val="1"/>
+      <w:numFmt w:val="bullet"/>
+      <w:lvlText w:val=""/>
+      <w:lvlJc w:val="left"/>
+      <w:pPr>
+        <w:tabs>
+          <w:tab w:val="num" w:pos="4320"/>
+        </w:tabs>
+        <w:ind w:left="4320" w:hanging="360"/>
+      </w:pPr>
+      <w:rPr>
+        <w:rFonts w:ascii="Wingdings" w:hAnsi="Wingdings" w:hint="default"/>
+        <w:sz w:val="20"/>
+      </w:rPr>
+    </w:lvl>
+    <w:lvl w:ilvl="6" w:tentative="1">
+      <w:start w:val="1"/>
+      <w:numFmt w:val="bullet"/>
+      <w:lvlText w:val=""/>
+      <w:lvlJc w:val="left"/>
+      <w:pPr>
+        <w:tabs>
+          <w:tab w:val="num" w:pos="5040"/>
+        </w:tabs>
+        <w:ind w:left="5040" w:hanging="360"/>
+      </w:pPr>
+      <w:rPr>
+        <w:rFonts w:ascii="Wingdings" w:hAnsi="Wingdings" w:hint="default"/>
+        <w:sz w:val="20"/>
+      </w:rPr>
+    </w:lvl>
+    <w:lvl w:ilvl="7" w:tentative="1">
+      <w:start w:val="1"/>
+      <w:numFmt w:val="bullet"/>
+      <w:lvlText w:val=""/>
+      <w:lvlJc w:val="left"/>
+      <w:pPr>
+        <w:tabs>
+          <w:tab w:val="num" w:pos="5760"/>
+        </w:tabs>
+        <w:ind w:left="5760" w:hanging="360"/>
+      </w:pPr>
+      <w:rPr>
+        <w:rFonts w:ascii="Wingdings" w:hAnsi="Wingdings" w:hint="default"/>
+        <w:sz w:val="20"/>
+      </w:rPr>
+    </w:lvl>
+    <w:lvl w:ilvl="8" w:tentative="1">
+      <w:start w:val="1"/>
+      <w:numFmt w:val="bullet"/>
+      <w:lvlText w:val=""/>
+      <w:lvlJc w:val="left"/>
+      <w:pPr>
+        <w:tabs>
+          <w:tab w:val="num" w:pos="6480"/>
+        </w:tabs>
+        <w:ind w:left="6480" w:hanging="360"/>
+      </w:pPr>
+      <w:rPr>
+        <w:rFonts w:ascii="Wingdings" w:hAnsi="Wingdings" w:hint="default"/>
+        <w:sz w:val="20"/>
+      </w:rPr>
+    </w:lvl>
+  </w:abstractNum>
+  <w:abstractNum w:abstractNumId="23" w15:restartNumberingAfterBreak="0">
     <w:nsid w:val="4CE36F92"/>
     <w:multiLevelType w:val="multilevel"/>
     <w:tmpl w:val="F664F176"/>
@@ -4262,7 +9480,305 @@
       </w:rPr>
     </w:lvl>
   </w:abstractNum>
-  <w:abstractNum w:abstractNumId="13" w15:restartNumberingAfterBreak="0">
+  <w:abstractNum w:abstractNumId="24" w15:restartNumberingAfterBreak="0">
+    <w:nsid w:val="59AF58C0"/>
+    <w:multiLevelType w:val="multilevel"/>
+    <w:tmpl w:val="FD4CD934"/>
+    <w:lvl w:ilvl="0">
+      <w:start w:val="1"/>
+      <w:numFmt w:val="bullet"/>
+      <w:lvlText w:val=""/>
+      <w:lvlJc w:val="left"/>
+      <w:pPr>
+        <w:tabs>
+          <w:tab w:val="num" w:pos="720"/>
+        </w:tabs>
+        <w:ind w:left="720" w:hanging="360"/>
+      </w:pPr>
+      <w:rPr>
+        <w:rFonts w:ascii="Symbol" w:hAnsi="Symbol" w:hint="default"/>
+        <w:sz w:val="20"/>
+      </w:rPr>
+    </w:lvl>
+    <w:lvl w:ilvl="1" w:tentative="1">
+      <w:start w:val="1"/>
+      <w:numFmt w:val="bullet"/>
+      <w:lvlText w:val="o"/>
+      <w:lvlJc w:val="left"/>
+      <w:pPr>
+        <w:tabs>
+          <w:tab w:val="num" w:pos="1440"/>
+        </w:tabs>
+        <w:ind w:left="1440" w:hanging="360"/>
+      </w:pPr>
+      <w:rPr>
+        <w:rFonts w:ascii="Courier New" w:hAnsi="Courier New" w:hint="default"/>
+        <w:sz w:val="20"/>
+      </w:rPr>
+    </w:lvl>
+    <w:lvl w:ilvl="2" w:tentative="1">
+      <w:start w:val="1"/>
+      <w:numFmt w:val="bullet"/>
+      <w:lvlText w:val=""/>
+      <w:lvlJc w:val="left"/>
+      <w:pPr>
+        <w:tabs>
+          <w:tab w:val="num" w:pos="2160"/>
+        </w:tabs>
+        <w:ind w:left="2160" w:hanging="360"/>
+      </w:pPr>
+      <w:rPr>
+        <w:rFonts w:ascii="Wingdings" w:hAnsi="Wingdings" w:hint="default"/>
+        <w:sz w:val="20"/>
+      </w:rPr>
+    </w:lvl>
+    <w:lvl w:ilvl="3" w:tentative="1">
+      <w:start w:val="1"/>
+      <w:numFmt w:val="bullet"/>
+      <w:lvlText w:val=""/>
+      <w:lvlJc w:val="left"/>
+      <w:pPr>
+        <w:tabs>
+          <w:tab w:val="num" w:pos="2880"/>
+        </w:tabs>
+        <w:ind w:left="2880" w:hanging="360"/>
+      </w:pPr>
+      <w:rPr>
+        <w:rFonts w:ascii="Wingdings" w:hAnsi="Wingdings" w:hint="default"/>
+        <w:sz w:val="20"/>
+      </w:rPr>
+    </w:lvl>
+    <w:lvl w:ilvl="4" w:tentative="1">
+      <w:start w:val="1"/>
+      <w:numFmt w:val="bullet"/>
+      <w:lvlText w:val=""/>
+      <w:lvlJc w:val="left"/>
+      <w:pPr>
+        <w:tabs>
+          <w:tab w:val="num" w:pos="3600"/>
+        </w:tabs>
+        <w:ind w:left="3600" w:hanging="360"/>
+      </w:pPr>
+      <w:rPr>
+        <w:rFonts w:ascii="Wingdings" w:hAnsi="Wingdings" w:hint="default"/>
+        <w:sz w:val="20"/>
+      </w:rPr>
+    </w:lvl>
+    <w:lvl w:ilvl="5" w:tentative="1">
+      <w:start w:val="1"/>
+      <w:numFmt w:val="bullet"/>
+      <w:lvlText w:val=""/>
+      <w:lvlJc w:val="left"/>
+      <w:pPr>
+        <w:tabs>
+          <w:tab w:val="num" w:pos="4320"/>
+        </w:tabs>
+        <w:ind w:left="4320" w:hanging="360"/>
+      </w:pPr>
+      <w:rPr>
+        <w:rFonts w:ascii="Wingdings" w:hAnsi="Wingdings" w:hint="default"/>
+        <w:sz w:val="20"/>
+      </w:rPr>
+    </w:lvl>
+    <w:lvl w:ilvl="6" w:tentative="1">
+      <w:start w:val="1"/>
+      <w:numFmt w:val="bullet"/>
+      <w:lvlText w:val=""/>
+      <w:lvlJc w:val="left"/>
+      <w:pPr>
+        <w:tabs>
+          <w:tab w:val="num" w:pos="5040"/>
+        </w:tabs>
+        <w:ind w:left="5040" w:hanging="360"/>
+      </w:pPr>
+      <w:rPr>
+        <w:rFonts w:ascii="Wingdings" w:hAnsi="Wingdings" w:hint="default"/>
+        <w:sz w:val="20"/>
+      </w:rPr>
+    </w:lvl>
+    <w:lvl w:ilvl="7" w:tentative="1">
+      <w:start w:val="1"/>
+      <w:numFmt w:val="bullet"/>
+      <w:lvlText w:val=""/>
+      <w:lvlJc w:val="left"/>
+      <w:pPr>
+        <w:tabs>
+          <w:tab w:val="num" w:pos="5760"/>
+        </w:tabs>
+        <w:ind w:left="5760" w:hanging="360"/>
+      </w:pPr>
+      <w:rPr>
+        <w:rFonts w:ascii="Wingdings" w:hAnsi="Wingdings" w:hint="default"/>
+        <w:sz w:val="20"/>
+      </w:rPr>
+    </w:lvl>
+    <w:lvl w:ilvl="8" w:tentative="1">
+      <w:start w:val="1"/>
+      <w:numFmt w:val="bullet"/>
+      <w:lvlText w:val=""/>
+      <w:lvlJc w:val="left"/>
+      <w:pPr>
+        <w:tabs>
+          <w:tab w:val="num" w:pos="6480"/>
+        </w:tabs>
+        <w:ind w:left="6480" w:hanging="360"/>
+      </w:pPr>
+      <w:rPr>
+        <w:rFonts w:ascii="Wingdings" w:hAnsi="Wingdings" w:hint="default"/>
+        <w:sz w:val="20"/>
+      </w:rPr>
+    </w:lvl>
+  </w:abstractNum>
+  <w:abstractNum w:abstractNumId="25" w15:restartNumberingAfterBreak="0">
+    <w:nsid w:val="5AE01551"/>
+    <w:multiLevelType w:val="multilevel"/>
+    <w:tmpl w:val="16365286"/>
+    <w:lvl w:ilvl="0">
+      <w:start w:val="1"/>
+      <w:numFmt w:val="bullet"/>
+      <w:lvlText w:val=""/>
+      <w:lvlJc w:val="left"/>
+      <w:pPr>
+        <w:tabs>
+          <w:tab w:val="num" w:pos="720"/>
+        </w:tabs>
+        <w:ind w:left="720" w:hanging="360"/>
+      </w:pPr>
+      <w:rPr>
+        <w:rFonts w:ascii="Symbol" w:hAnsi="Symbol" w:hint="default"/>
+        <w:sz w:val="20"/>
+      </w:rPr>
+    </w:lvl>
+    <w:lvl w:ilvl="1" w:tentative="1">
+      <w:start w:val="1"/>
+      <w:numFmt w:val="bullet"/>
+      <w:lvlText w:val="o"/>
+      <w:lvlJc w:val="left"/>
+      <w:pPr>
+        <w:tabs>
+          <w:tab w:val="num" w:pos="1440"/>
+        </w:tabs>
+        <w:ind w:left="1440" w:hanging="360"/>
+      </w:pPr>
+      <w:rPr>
+        <w:rFonts w:ascii="Courier New" w:hAnsi="Courier New" w:hint="default"/>
+        <w:sz w:val="20"/>
+      </w:rPr>
+    </w:lvl>
+    <w:lvl w:ilvl="2" w:tentative="1">
+      <w:start w:val="1"/>
+      <w:numFmt w:val="bullet"/>
+      <w:lvlText w:val=""/>
+      <w:lvlJc w:val="left"/>
+      <w:pPr>
+        <w:tabs>
+          <w:tab w:val="num" w:pos="2160"/>
+        </w:tabs>
+        <w:ind w:left="2160" w:hanging="360"/>
+      </w:pPr>
+      <w:rPr>
+        <w:rFonts w:ascii="Wingdings" w:hAnsi="Wingdings" w:hint="default"/>
+        <w:sz w:val="20"/>
+      </w:rPr>
+    </w:lvl>
+    <w:lvl w:ilvl="3" w:tentative="1">
+      <w:start w:val="1"/>
+      <w:numFmt w:val="bullet"/>
+      <w:lvlText w:val=""/>
+      <w:lvlJc w:val="left"/>
+      <w:pPr>
+        <w:tabs>
+          <w:tab w:val="num" w:pos="2880"/>
+        </w:tabs>
+        <w:ind w:left="2880" w:hanging="360"/>
+      </w:pPr>
+      <w:rPr>
+        <w:rFonts w:ascii="Wingdings" w:hAnsi="Wingdings" w:hint="default"/>
+        <w:sz w:val="20"/>
+      </w:rPr>
+    </w:lvl>
+    <w:lvl w:ilvl="4" w:tentative="1">
+      <w:start w:val="1"/>
+      <w:numFmt w:val="bullet"/>
+      <w:lvlText w:val=""/>
+      <w:lvlJc w:val="left"/>
+      <w:pPr>
+        <w:tabs>
+          <w:tab w:val="num" w:pos="3600"/>
+        </w:tabs>
+        <w:ind w:left="3600" w:hanging="360"/>
+      </w:pPr>
+      <w:rPr>
+        <w:rFonts w:ascii="Wingdings" w:hAnsi="Wingdings" w:hint="default"/>
+        <w:sz w:val="20"/>
+      </w:rPr>
+    </w:lvl>
+    <w:lvl w:ilvl="5" w:tentative="1">
+      <w:start w:val="1"/>
+      <w:numFmt w:val="bullet"/>
+      <w:lvlText w:val=""/>
+      <w:lvlJc w:val="left"/>
+      <w:pPr>
+        <w:tabs>
+          <w:tab w:val="num" w:pos="4320"/>
+        </w:tabs>
+        <w:ind w:left="4320" w:hanging="360"/>
+      </w:pPr>
+      <w:rPr>
+        <w:rFonts w:ascii="Wingdings" w:hAnsi="Wingdings" w:hint="default"/>
+        <w:sz w:val="20"/>
+      </w:rPr>
+    </w:lvl>
+    <w:lvl w:ilvl="6" w:tentative="1">
+      <w:start w:val="1"/>
+      <w:numFmt w:val="bullet"/>
+      <w:lvlText w:val=""/>
+      <w:lvlJc w:val="left"/>
+      <w:pPr>
+        <w:tabs>
+          <w:tab w:val="num" w:pos="5040"/>
+        </w:tabs>
+        <w:ind w:left="5040" w:hanging="360"/>
+      </w:pPr>
+      <w:rPr>
+        <w:rFonts w:ascii="Wingdings" w:hAnsi="Wingdings" w:hint="default"/>
+        <w:sz w:val="20"/>
+      </w:rPr>
+    </w:lvl>
+    <w:lvl w:ilvl="7" w:tentative="1">
+      <w:start w:val="1"/>
+      <w:numFmt w:val="bullet"/>
+      <w:lvlText w:val=""/>
+      <w:lvlJc w:val="left"/>
+      <w:pPr>
+        <w:tabs>
+          <w:tab w:val="num" w:pos="5760"/>
+        </w:tabs>
+        <w:ind w:left="5760" w:hanging="360"/>
+      </w:pPr>
+      <w:rPr>
+        <w:rFonts w:ascii="Wingdings" w:hAnsi="Wingdings" w:hint="default"/>
+        <w:sz w:val="20"/>
+      </w:rPr>
+    </w:lvl>
+    <w:lvl w:ilvl="8" w:tentative="1">
+      <w:start w:val="1"/>
+      <w:numFmt w:val="bullet"/>
+      <w:lvlText w:val=""/>
+      <w:lvlJc w:val="left"/>
+      <w:pPr>
+        <w:tabs>
+          <w:tab w:val="num" w:pos="6480"/>
+        </w:tabs>
+        <w:ind w:left="6480" w:hanging="360"/>
+      </w:pPr>
+      <w:rPr>
+        <w:rFonts w:ascii="Wingdings" w:hAnsi="Wingdings" w:hint="default"/>
+        <w:sz w:val="20"/>
+      </w:rPr>
+    </w:lvl>
+  </w:abstractNum>
+  <w:abstractNum w:abstractNumId="26" w15:restartNumberingAfterBreak="0">
     <w:nsid w:val="62DE1AF4"/>
     <w:multiLevelType w:val="multilevel"/>
     <w:tmpl w:val="615EF198"/>
@@ -4411,10 +9927,308 @@
       </w:rPr>
     </w:lvl>
   </w:abstractNum>
-  <w:abstractNum w:abstractNumId="14" w15:restartNumberingAfterBreak="0">
+  <w:abstractNum w:abstractNumId="27" w15:restartNumberingAfterBreak="0">
+    <w:nsid w:val="651945E7"/>
+    <w:multiLevelType w:val="multilevel"/>
+    <w:tmpl w:val="DD361C32"/>
+    <w:lvl w:ilvl="0">
+      <w:start w:val="1"/>
+      <w:numFmt w:val="bullet"/>
+      <w:lvlText w:val=""/>
+      <w:lvlJc w:val="left"/>
+      <w:pPr>
+        <w:tabs>
+          <w:tab w:val="num" w:pos="720"/>
+        </w:tabs>
+        <w:ind w:left="720" w:hanging="360"/>
+      </w:pPr>
+      <w:rPr>
+        <w:rFonts w:ascii="Symbol" w:hAnsi="Symbol" w:hint="default"/>
+        <w:sz w:val="20"/>
+      </w:rPr>
+    </w:lvl>
+    <w:lvl w:ilvl="1" w:tentative="1">
+      <w:start w:val="1"/>
+      <w:numFmt w:val="bullet"/>
+      <w:lvlText w:val="o"/>
+      <w:lvlJc w:val="left"/>
+      <w:pPr>
+        <w:tabs>
+          <w:tab w:val="num" w:pos="1440"/>
+        </w:tabs>
+        <w:ind w:left="1440" w:hanging="360"/>
+      </w:pPr>
+      <w:rPr>
+        <w:rFonts w:ascii="Courier New" w:hAnsi="Courier New" w:hint="default"/>
+        <w:sz w:val="20"/>
+      </w:rPr>
+    </w:lvl>
+    <w:lvl w:ilvl="2" w:tentative="1">
+      <w:start w:val="1"/>
+      <w:numFmt w:val="bullet"/>
+      <w:lvlText w:val=""/>
+      <w:lvlJc w:val="left"/>
+      <w:pPr>
+        <w:tabs>
+          <w:tab w:val="num" w:pos="2160"/>
+        </w:tabs>
+        <w:ind w:left="2160" w:hanging="360"/>
+      </w:pPr>
+      <w:rPr>
+        <w:rFonts w:ascii="Wingdings" w:hAnsi="Wingdings" w:hint="default"/>
+        <w:sz w:val="20"/>
+      </w:rPr>
+    </w:lvl>
+    <w:lvl w:ilvl="3" w:tentative="1">
+      <w:start w:val="1"/>
+      <w:numFmt w:val="bullet"/>
+      <w:lvlText w:val=""/>
+      <w:lvlJc w:val="left"/>
+      <w:pPr>
+        <w:tabs>
+          <w:tab w:val="num" w:pos="2880"/>
+        </w:tabs>
+        <w:ind w:left="2880" w:hanging="360"/>
+      </w:pPr>
+      <w:rPr>
+        <w:rFonts w:ascii="Wingdings" w:hAnsi="Wingdings" w:hint="default"/>
+        <w:sz w:val="20"/>
+      </w:rPr>
+    </w:lvl>
+    <w:lvl w:ilvl="4" w:tentative="1">
+      <w:start w:val="1"/>
+      <w:numFmt w:val="bullet"/>
+      <w:lvlText w:val=""/>
+      <w:lvlJc w:val="left"/>
+      <w:pPr>
+        <w:tabs>
+          <w:tab w:val="num" w:pos="3600"/>
+        </w:tabs>
+        <w:ind w:left="3600" w:hanging="360"/>
+      </w:pPr>
+      <w:rPr>
+        <w:rFonts w:ascii="Wingdings" w:hAnsi="Wingdings" w:hint="default"/>
+        <w:sz w:val="20"/>
+      </w:rPr>
+    </w:lvl>
+    <w:lvl w:ilvl="5" w:tentative="1">
+      <w:start w:val="1"/>
+      <w:numFmt w:val="bullet"/>
+      <w:lvlText w:val=""/>
+      <w:lvlJc w:val="left"/>
+      <w:pPr>
+        <w:tabs>
+          <w:tab w:val="num" w:pos="4320"/>
+        </w:tabs>
+        <w:ind w:left="4320" w:hanging="360"/>
+      </w:pPr>
+      <w:rPr>
+        <w:rFonts w:ascii="Wingdings" w:hAnsi="Wingdings" w:hint="default"/>
+        <w:sz w:val="20"/>
+      </w:rPr>
+    </w:lvl>
+    <w:lvl w:ilvl="6" w:tentative="1">
+      <w:start w:val="1"/>
+      <w:numFmt w:val="bullet"/>
+      <w:lvlText w:val=""/>
+      <w:lvlJc w:val="left"/>
+      <w:pPr>
+        <w:tabs>
+          <w:tab w:val="num" w:pos="5040"/>
+        </w:tabs>
+        <w:ind w:left="5040" w:hanging="360"/>
+      </w:pPr>
+      <w:rPr>
+        <w:rFonts w:ascii="Wingdings" w:hAnsi="Wingdings" w:hint="default"/>
+        <w:sz w:val="20"/>
+      </w:rPr>
+    </w:lvl>
+    <w:lvl w:ilvl="7" w:tentative="1">
+      <w:start w:val="1"/>
+      <w:numFmt w:val="bullet"/>
+      <w:lvlText w:val=""/>
+      <w:lvlJc w:val="left"/>
+      <w:pPr>
+        <w:tabs>
+          <w:tab w:val="num" w:pos="5760"/>
+        </w:tabs>
+        <w:ind w:left="5760" w:hanging="360"/>
+      </w:pPr>
+      <w:rPr>
+        <w:rFonts w:ascii="Wingdings" w:hAnsi="Wingdings" w:hint="default"/>
+        <w:sz w:val="20"/>
+      </w:rPr>
+    </w:lvl>
+    <w:lvl w:ilvl="8" w:tentative="1">
+      <w:start w:val="1"/>
+      <w:numFmt w:val="bullet"/>
+      <w:lvlText w:val=""/>
+      <w:lvlJc w:val="left"/>
+      <w:pPr>
+        <w:tabs>
+          <w:tab w:val="num" w:pos="6480"/>
+        </w:tabs>
+        <w:ind w:left="6480" w:hanging="360"/>
+      </w:pPr>
+      <w:rPr>
+        <w:rFonts w:ascii="Wingdings" w:hAnsi="Wingdings" w:hint="default"/>
+        <w:sz w:val="20"/>
+      </w:rPr>
+    </w:lvl>
+  </w:abstractNum>
+  <w:abstractNum w:abstractNumId="28" w15:restartNumberingAfterBreak="0">
     <w:nsid w:val="6F670678"/>
     <w:multiLevelType w:val="multilevel"/>
     <w:tmpl w:val="9AECB934"/>
+    <w:lvl w:ilvl="0">
+      <w:start w:val="1"/>
+      <w:numFmt w:val="bullet"/>
+      <w:lvlText w:val=""/>
+      <w:lvlJc w:val="left"/>
+      <w:pPr>
+        <w:tabs>
+          <w:tab w:val="num" w:pos="720"/>
+        </w:tabs>
+        <w:ind w:left="720" w:hanging="360"/>
+      </w:pPr>
+      <w:rPr>
+        <w:rFonts w:ascii="Symbol" w:hAnsi="Symbol" w:hint="default"/>
+        <w:sz w:val="20"/>
+      </w:rPr>
+    </w:lvl>
+    <w:lvl w:ilvl="1" w:tentative="1">
+      <w:start w:val="1"/>
+      <w:numFmt w:val="bullet"/>
+      <w:lvlText w:val="o"/>
+      <w:lvlJc w:val="left"/>
+      <w:pPr>
+        <w:tabs>
+          <w:tab w:val="num" w:pos="1440"/>
+        </w:tabs>
+        <w:ind w:left="1440" w:hanging="360"/>
+      </w:pPr>
+      <w:rPr>
+        <w:rFonts w:ascii="Courier New" w:hAnsi="Courier New" w:hint="default"/>
+        <w:sz w:val="20"/>
+      </w:rPr>
+    </w:lvl>
+    <w:lvl w:ilvl="2" w:tentative="1">
+      <w:start w:val="1"/>
+      <w:numFmt w:val="bullet"/>
+      <w:lvlText w:val=""/>
+      <w:lvlJc w:val="left"/>
+      <w:pPr>
+        <w:tabs>
+          <w:tab w:val="num" w:pos="2160"/>
+        </w:tabs>
+        <w:ind w:left="2160" w:hanging="360"/>
+      </w:pPr>
+      <w:rPr>
+        <w:rFonts w:ascii="Wingdings" w:hAnsi="Wingdings" w:hint="default"/>
+        <w:sz w:val="20"/>
+      </w:rPr>
+    </w:lvl>
+    <w:lvl w:ilvl="3" w:tentative="1">
+      <w:start w:val="1"/>
+      <w:numFmt w:val="bullet"/>
+      <w:lvlText w:val=""/>
+      <w:lvlJc w:val="left"/>
+      <w:pPr>
+        <w:tabs>
+          <w:tab w:val="num" w:pos="2880"/>
+        </w:tabs>
+        <w:ind w:left="2880" w:hanging="360"/>
+      </w:pPr>
+      <w:rPr>
+        <w:rFonts w:ascii="Wingdings" w:hAnsi="Wingdings" w:hint="default"/>
+        <w:sz w:val="20"/>
+      </w:rPr>
+    </w:lvl>
+    <w:lvl w:ilvl="4" w:tentative="1">
+      <w:start w:val="1"/>
+      <w:numFmt w:val="bullet"/>
+      <w:lvlText w:val=""/>
+      <w:lvlJc w:val="left"/>
+      <w:pPr>
+        <w:tabs>
+          <w:tab w:val="num" w:pos="3600"/>
+        </w:tabs>
+        <w:ind w:left="3600" w:hanging="360"/>
+      </w:pPr>
+      <w:rPr>
+        <w:rFonts w:ascii="Wingdings" w:hAnsi="Wingdings" w:hint="default"/>
+        <w:sz w:val="20"/>
+      </w:rPr>
+    </w:lvl>
+    <w:lvl w:ilvl="5" w:tentative="1">
+      <w:start w:val="1"/>
+      <w:numFmt w:val="bullet"/>
+      <w:lvlText w:val=""/>
+      <w:lvlJc w:val="left"/>
+      <w:pPr>
+        <w:tabs>
+          <w:tab w:val="num" w:pos="4320"/>
+        </w:tabs>
+        <w:ind w:left="4320" w:hanging="360"/>
+      </w:pPr>
+      <w:rPr>
+        <w:rFonts w:ascii="Wingdings" w:hAnsi="Wingdings" w:hint="default"/>
+        <w:sz w:val="20"/>
+      </w:rPr>
+    </w:lvl>
+    <w:lvl w:ilvl="6" w:tentative="1">
+      <w:start w:val="1"/>
+      <w:numFmt w:val="bullet"/>
+      <w:lvlText w:val=""/>
+      <w:lvlJc w:val="left"/>
+      <w:pPr>
+        <w:tabs>
+          <w:tab w:val="num" w:pos="5040"/>
+        </w:tabs>
+        <w:ind w:left="5040" w:hanging="360"/>
+      </w:pPr>
+      <w:rPr>
+        <w:rFonts w:ascii="Wingdings" w:hAnsi="Wingdings" w:hint="default"/>
+        <w:sz w:val="20"/>
+      </w:rPr>
+    </w:lvl>
+    <w:lvl w:ilvl="7" w:tentative="1">
+      <w:start w:val="1"/>
+      <w:numFmt w:val="bullet"/>
+      <w:lvlText w:val=""/>
+      <w:lvlJc w:val="left"/>
+      <w:pPr>
+        <w:tabs>
+          <w:tab w:val="num" w:pos="5760"/>
+        </w:tabs>
+        <w:ind w:left="5760" w:hanging="360"/>
+      </w:pPr>
+      <w:rPr>
+        <w:rFonts w:ascii="Wingdings" w:hAnsi="Wingdings" w:hint="default"/>
+        <w:sz w:val="20"/>
+      </w:rPr>
+    </w:lvl>
+    <w:lvl w:ilvl="8" w:tentative="1">
+      <w:start w:val="1"/>
+      <w:numFmt w:val="bullet"/>
+      <w:lvlText w:val=""/>
+      <w:lvlJc w:val="left"/>
+      <w:pPr>
+        <w:tabs>
+          <w:tab w:val="num" w:pos="6480"/>
+        </w:tabs>
+        <w:ind w:left="6480" w:hanging="360"/>
+      </w:pPr>
+      <w:rPr>
+        <w:rFonts w:ascii="Wingdings" w:hAnsi="Wingdings" w:hint="default"/>
+        <w:sz w:val="20"/>
+      </w:rPr>
+    </w:lvl>
+  </w:abstractNum>
+  <w:abstractNum w:abstractNumId="29" w15:restartNumberingAfterBreak="0">
+    <w:nsid w:val="75D071C1"/>
+    <w:multiLevelType w:val="multilevel"/>
+    <w:tmpl w:val="A2AA0294"/>
     <w:lvl w:ilvl="0">
       <w:start w:val="1"/>
       <w:numFmt w:val="bullet"/>
@@ -4588,22 +10402,67 @@
     <w:abstractNumId w:val="0"/>
   </w:num>
   <w:num w:numId="10">
+    <w:abstractNumId w:val="13"/>
+  </w:num>
+  <w:num w:numId="11">
+    <w:abstractNumId w:val="15"/>
+  </w:num>
+  <w:num w:numId="12">
+    <w:abstractNumId w:val="23"/>
+  </w:num>
+  <w:num w:numId="13">
+    <w:abstractNumId w:val="26"/>
+  </w:num>
+  <w:num w:numId="14">
+    <w:abstractNumId w:val="28"/>
+  </w:num>
+  <w:num w:numId="15">
+    <w:abstractNumId w:val="20"/>
+  </w:num>
+  <w:num w:numId="16">
+    <w:abstractNumId w:val="24"/>
+  </w:num>
+  <w:num w:numId="17">
+    <w:abstractNumId w:val="16"/>
+  </w:num>
+  <w:num w:numId="18">
+    <w:abstractNumId w:val="10"/>
+  </w:num>
+  <w:num w:numId="19">
+    <w:abstractNumId w:val="27"/>
+  </w:num>
+  <w:num w:numId="20">
+    <w:abstractNumId w:val="14"/>
+  </w:num>
+  <w:num w:numId="21">
+    <w:abstractNumId w:val="25"/>
+  </w:num>
+  <w:num w:numId="22">
+    <w:abstractNumId w:val="19"/>
+  </w:num>
+  <w:num w:numId="23">
+    <w:abstractNumId w:val="22"/>
+  </w:num>
+  <w:num w:numId="24">
     <w:abstractNumId w:val="9"/>
   </w:num>
-  <w:num w:numId="11">
-    <w:abstractNumId w:val="10"/>
+  <w:num w:numId="25">
+    <w:abstractNumId w:val="11"/>
   </w:num>
-  <w:num w:numId="12">
+  <w:num w:numId="26">
+    <w:abstractNumId w:val="29"/>
+  </w:num>
+  <w:num w:numId="27">
+    <w:abstractNumId w:val="17"/>
+  </w:num>
+  <w:num w:numId="28">
+    <w:abstractNumId w:val="21"/>
+  </w:num>
+  <w:num w:numId="29">
+    <w:abstractNumId w:val="18"/>
+  </w:num>
+  <w:num w:numId="30">
     <w:abstractNumId w:val="12"/>
-  </w:num>
-  <w:num w:numId="13">
-    <w:abstractNumId w:val="13"/>
-  </w:num>
-  <w:num w:numId="14">
-    <w:abstractNumId w:val="14"/>
-  </w:num>
-  <w:num w:numId="15">
-    <w:abstractNumId w:val="11"/>
   </w:num>
 </w:numbering>
 </file>
@@ -16063,6 +21922,95 @@
       <w:szCs w:val="24"/>
     </w:rPr>
   </w:style>
+  <w:style w:type="paragraph" w:styleId="z-TopofForm">
+    <w:name w:val="HTML Top of Form"/>
+    <w:basedOn w:val="Normal"/>
+    <w:next w:val="Normal"/>
+    <w:link w:val="z-TopofFormChar"/>
+    <w:hidden/>
+    <w:uiPriority w:val="99"/>
+    <w:semiHidden/>
+    <w:unhideWhenUsed/>
+    <w:rsid w:val="00FF444C"/>
+    <w:pPr>
+      <w:pBdr>
+        <w:bottom w:val="single" w:sz="6" w:space="1" w:color="auto"/>
+      </w:pBdr>
+      <w:spacing w:after="0" w:line="240" w:lineRule="auto"/>
+      <w:jc w:val="center"/>
+    </w:pPr>
+    <w:rPr>
+      <w:rFonts w:ascii="Arial" w:eastAsia="Times New Roman" w:hAnsi="Arial" w:cs="Arial"/>
+      <w:vanish/>
+      <w:sz w:val="16"/>
+      <w:szCs w:val="16"/>
+    </w:rPr>
+  </w:style>
+  <w:style w:type="character" w:customStyle="1" w:styleId="z-TopofFormChar">
+    <w:name w:val="z-Top of Form Char"/>
+    <w:basedOn w:val="DefaultParagraphFont"/>
+    <w:link w:val="z-TopofForm"/>
+    <w:uiPriority w:val="99"/>
+    <w:semiHidden/>
+    <w:rsid w:val="00FF444C"/>
+    <w:rPr>
+      <w:rFonts w:ascii="Arial" w:eastAsia="Times New Roman" w:hAnsi="Arial" w:cs="Arial"/>
+      <w:vanish/>
+      <w:sz w:val="16"/>
+      <w:szCs w:val="16"/>
+    </w:rPr>
+  </w:style>
+  <w:style w:type="paragraph" w:customStyle="1" w:styleId="placeholder">
+    <w:name w:val="placeholder"/>
+    <w:basedOn w:val="Normal"/>
+    <w:rsid w:val="00FF444C"/>
+    <w:pPr>
+      <w:spacing w:before="100" w:beforeAutospacing="1" w:after="100" w:afterAutospacing="1" w:line="240" w:lineRule="auto"/>
+    </w:pPr>
+    <w:rPr>
+      <w:rFonts w:ascii="Times New Roman" w:eastAsia="Times New Roman" w:hAnsi="Times New Roman" w:cs="Times New Roman"/>
+      <w:sz w:val="24"/>
+      <w:szCs w:val="24"/>
+    </w:rPr>
+  </w:style>
+  <w:style w:type="paragraph" w:styleId="z-BottomofForm">
+    <w:name w:val="HTML Bottom of Form"/>
+    <w:basedOn w:val="Normal"/>
+    <w:next w:val="Normal"/>
+    <w:link w:val="z-BottomofFormChar"/>
+    <w:hidden/>
+    <w:uiPriority w:val="99"/>
+    <w:semiHidden/>
+    <w:unhideWhenUsed/>
+    <w:rsid w:val="00FF444C"/>
+    <w:pPr>
+      <w:pBdr>
+        <w:top w:val="single" w:sz="6" w:space="1" w:color="auto"/>
+      </w:pBdr>
+      <w:spacing w:after="0" w:line="240" w:lineRule="auto"/>
+      <w:jc w:val="center"/>
+    </w:pPr>
+    <w:rPr>
+      <w:rFonts w:ascii="Arial" w:eastAsia="Times New Roman" w:hAnsi="Arial" w:cs="Arial"/>
+      <w:vanish/>
+      <w:sz w:val="16"/>
+      <w:szCs w:val="16"/>
+    </w:rPr>
+  </w:style>
+  <w:style w:type="character" w:customStyle="1" w:styleId="z-BottomofFormChar">
+    <w:name w:val="z-Bottom of Form Char"/>
+    <w:basedOn w:val="DefaultParagraphFont"/>
+    <w:link w:val="z-BottomofForm"/>
+    <w:uiPriority w:val="99"/>
+    <w:semiHidden/>
+    <w:rsid w:val="00FF444C"/>
+    <w:rPr>
+      <w:rFonts w:ascii="Arial" w:eastAsia="Times New Roman" w:hAnsi="Arial" w:cs="Arial"/>
+      <w:vanish/>
+      <w:sz w:val="16"/>
+      <w:szCs w:val="16"/>
+    </w:rPr>
+  </w:style>
 </w:styles>
 </file>
 
@@ -16391,7 +22339,7 @@
 </file>
 
 <file path=customXml/itemProps1.xml><?xml version="1.0" encoding="utf-8"?>
-<ds:datastoreItem xmlns:ds="http://schemas.openxmlformats.org/officeDocument/2006/customXml" ds:itemID="{9C5956D8-EEA4-435D-8276-040C43ECEB65}">
+<ds:datastoreItem xmlns:ds="http://schemas.openxmlformats.org/officeDocument/2006/customXml" ds:itemID="{F464ED53-DE1D-4FA6-B23C-20EF9E279865}">
   <ds:schemaRefs>
     <ds:schemaRef ds:uri="http://schemas.openxmlformats.org/officeDocument/2006/bibliography"/>
   </ds:schemaRefs>
